--- a/Bimbingan/laporan/Laporan TA Firman.docx
+++ b/Bimbingan/laporan/Laporan TA Firman.docx
@@ -337,7 +337,15 @@
         <w:spacing w:after="0" w:line="360" w:lineRule="auto"/>
       </w:pPr>
       <w:r>
-        <w:t>Yang bertandatangan di bawah ini:</w:t>
+        <w:t xml:space="preserve">Yang </w:t>
+      </w:r>
+      <w:proofErr w:type="spellStart"/>
+      <w:r>
+        <w:t>bertandatangan</w:t>
+      </w:r>
+      <w:proofErr w:type="spellEnd"/>
+      <w:r>
+        <w:t xml:space="preserve"> di bawah ini:</w:t>
       </w:r>
     </w:p>
     <w:tbl>
@@ -554,7 +562,23 @@
         <w:t>DETEKSI MAKANAN BERBASIS YOLO DENGAN ESTIMASI BERAT NASI SEBAGAI PENDUKUNG PEMENUHAN NUTRISI</w:t>
       </w:r>
       <w:r>
-        <w:t>” Merupakan hasil pemikiran dan kerjasama secara orisinil dan saya susun secara mandiri dan tidak melanggar kode etika hak karya cipta. Pada laporan Tugas Akhir ini juga bukan merupakan karya yang pernah diajukan untuk memperoleh gelar akademik tertentu di suatu perguruan tinggi, dan sepanjang pengetahuan saya juga tidak terdapat karya atau pendapat yang pernah ditulis atau disebutkan di dalam daftar Pustaka.</w:t>
+        <w:t xml:space="preserve">” Merupakan hasil pemikiran dan </w:t>
+      </w:r>
+      <w:proofErr w:type="spellStart"/>
+      <w:r>
+        <w:t>kerjasama</w:t>
+      </w:r>
+      <w:proofErr w:type="spellEnd"/>
+      <w:r>
+        <w:t xml:space="preserve"> secara </w:t>
+      </w:r>
+      <w:proofErr w:type="spellStart"/>
+      <w:r>
+        <w:t>orisinil</w:t>
+      </w:r>
+      <w:proofErr w:type="spellEnd"/>
+      <w:r>
+        <w:t xml:space="preserve"> dan saya susun secara mandiri dan tidak melanggar kode etika hak karya cipta. Pada laporan Tugas Akhir ini juga bukan merupakan karya yang pernah diajukan untuk memperoleh gelar akademik tertentu di suatu perguruan tinggi, dan sepanjang pengetahuan saya juga tidak terdapat karya atau pendapat yang pernah ditulis atau disebutkan di dalam daftar Pustaka.</w:t>
       </w:r>
     </w:p>
     <w:p>
@@ -657,7 +681,63 @@
         <w:rPr>
           <w:color w:val="000000"/>
         </w:rPr>
-        <w:t>Sebagai civitas akademika Universitas Harkat Negeri, Saya yang bertandatangan dibawah ini:</w:t>
+        <w:t xml:space="preserve">Sebagai </w:t>
+      </w:r>
+      <w:proofErr w:type="spellStart"/>
+      <w:r>
+        <w:rPr>
+          <w:color w:val="000000"/>
+        </w:rPr>
+        <w:t>civitas</w:t>
+      </w:r>
+      <w:proofErr w:type="spellEnd"/>
+      <w:r>
+        <w:rPr>
+          <w:color w:val="000000"/>
+        </w:rPr>
+        <w:t xml:space="preserve"> </w:t>
+      </w:r>
+      <w:proofErr w:type="spellStart"/>
+      <w:r>
+        <w:rPr>
+          <w:color w:val="000000"/>
+        </w:rPr>
+        <w:t>akademika</w:t>
+      </w:r>
+      <w:proofErr w:type="spellEnd"/>
+      <w:r>
+        <w:rPr>
+          <w:color w:val="000000"/>
+        </w:rPr>
+        <w:t xml:space="preserve"> Universitas Harkat Negeri, Saya yang </w:t>
+      </w:r>
+      <w:proofErr w:type="spellStart"/>
+      <w:r>
+        <w:rPr>
+          <w:color w:val="000000"/>
+        </w:rPr>
+        <w:t>bertandatangan</w:t>
+      </w:r>
+      <w:proofErr w:type="spellEnd"/>
+      <w:r>
+        <w:rPr>
+          <w:color w:val="000000"/>
+        </w:rPr>
+        <w:t xml:space="preserve"> </w:t>
+      </w:r>
+      <w:proofErr w:type="spellStart"/>
+      <w:r>
+        <w:rPr>
+          <w:color w:val="000000"/>
+        </w:rPr>
+        <w:t>dibawah</w:t>
+      </w:r>
+      <w:proofErr w:type="spellEnd"/>
+      <w:r>
+        <w:rPr>
+          <w:color w:val="000000"/>
+        </w:rPr>
+        <w:t xml:space="preserve"> ini:</w:t>
       </w:r>
     </w:p>
     <w:p>
@@ -799,6 +879,7 @@
         </w:rPr>
         <w:t xml:space="preserve">Hak Bebas Royalti </w:t>
       </w:r>
+      <w:proofErr w:type="spellStart"/>
       <w:r>
         <w:rPr>
           <w:b/>
@@ -807,22 +888,97 @@
           <w:iCs/>
           <w:color w:val="000000"/>
         </w:rPr>
-        <w:t xml:space="preserve">Noneksklusif </w:t>
-      </w:r>
-      <w:r>
-        <w:rPr>
-          <w:color w:val="000000"/>
-        </w:rPr>
-        <w:t>(</w:t>
-      </w:r>
-      <w:r>
-        <w:rPr>
+        <w:t>Noneksklusif</w:t>
+      </w:r>
+      <w:proofErr w:type="spellEnd"/>
+      <w:r>
+        <w:rPr>
+          <w:b/>
+          <w:bCs/>
           <w:i/>
           <w:iCs/>
           <w:color w:val="000000"/>
         </w:rPr>
-        <w:t>None- exclusive Royalty Free Right</w:t>
-      </w:r>
+        <w:t xml:space="preserve"> </w:t>
+      </w:r>
+      <w:r>
+        <w:rPr>
+          <w:color w:val="000000"/>
+        </w:rPr>
+        <w:t>(</w:t>
+      </w:r>
+      <w:r>
+        <w:rPr>
+          <w:i/>
+          <w:iCs/>
+          <w:color w:val="000000"/>
+        </w:rPr>
+        <w:t xml:space="preserve">None- </w:t>
+      </w:r>
+      <w:proofErr w:type="spellStart"/>
+      <w:r>
+        <w:rPr>
+          <w:i/>
+          <w:iCs/>
+          <w:color w:val="000000"/>
+        </w:rPr>
+        <w:t>exclusive</w:t>
+      </w:r>
+      <w:proofErr w:type="spellEnd"/>
+      <w:r>
+        <w:rPr>
+          <w:i/>
+          <w:iCs/>
+          <w:color w:val="000000"/>
+        </w:rPr>
+        <w:t xml:space="preserve"> </w:t>
+      </w:r>
+      <w:proofErr w:type="spellStart"/>
+      <w:r>
+        <w:rPr>
+          <w:i/>
+          <w:iCs/>
+          <w:color w:val="000000"/>
+        </w:rPr>
+        <w:t>Royalty</w:t>
+      </w:r>
+      <w:proofErr w:type="spellEnd"/>
+      <w:r>
+        <w:rPr>
+          <w:i/>
+          <w:iCs/>
+          <w:color w:val="000000"/>
+        </w:rPr>
+        <w:t xml:space="preserve"> </w:t>
+      </w:r>
+      <w:proofErr w:type="spellStart"/>
+      <w:r>
+        <w:rPr>
+          <w:i/>
+          <w:iCs/>
+          <w:color w:val="000000"/>
+        </w:rPr>
+        <w:t>Free</w:t>
+      </w:r>
+      <w:proofErr w:type="spellEnd"/>
+      <w:r>
+        <w:rPr>
+          <w:i/>
+          <w:iCs/>
+          <w:color w:val="000000"/>
+        </w:rPr>
+        <w:t xml:space="preserve"> </w:t>
+      </w:r>
+      <w:proofErr w:type="spellStart"/>
+      <w:r>
+        <w:rPr>
+          <w:i/>
+          <w:iCs/>
+          <w:color w:val="000000"/>
+        </w:rPr>
+        <w:t>Right</w:t>
+      </w:r>
+      <w:proofErr w:type="spellEnd"/>
       <w:r>
         <w:rPr>
           <w:color w:val="000000"/>
@@ -879,8 +1035,23 @@
         <w:rPr>
           <w:color w:val="000000"/>
         </w:rPr>
-        <w:t>Dengan Hak Bebas Royalti Noneksklusif ini Universitas Harkat Negeri Tegal  berhak menyimpan, mengalih media/formatkan, mengelola dalam bentuk pangkalan data (</w:t>
-      </w:r>
+        <w:t xml:space="preserve">Dengan Hak Bebas Royalti </w:t>
+      </w:r>
+      <w:proofErr w:type="spellStart"/>
+      <w:r>
+        <w:rPr>
+          <w:color w:val="000000"/>
+        </w:rPr>
+        <w:t>Noneksklusif</w:t>
+      </w:r>
+      <w:proofErr w:type="spellEnd"/>
+      <w:r>
+        <w:rPr>
+          <w:color w:val="000000"/>
+        </w:rPr>
+        <w:t xml:space="preserve"> ini Universitas Harkat Negeri Tegal  berhak menyimpan, mengalih media/formatkan, mengelola dalam bentuk pangkalan data (</w:t>
+      </w:r>
+      <w:proofErr w:type="spellStart"/>
       <w:r>
         <w:rPr>
           <w:i/>
@@ -889,6 +1060,7 @@
         </w:rPr>
         <w:t>database</w:t>
       </w:r>
+      <w:proofErr w:type="spellEnd"/>
       <w:r>
         <w:rPr>
           <w:color w:val="000000"/>
@@ -1457,7 +1629,25 @@
                 <w:sz w:val="22"/>
                 <w:szCs w:val="22"/>
               </w:rPr>
-              <w:t>Abdul Basit, S.Kom.,MT.</w:t>
+              <w:t xml:space="preserve">Abdul Basit, </w:t>
+            </w:r>
+            <w:proofErr w:type="spellStart"/>
+            <w:r>
+              <w:rPr>
+                <w:b/>
+                <w:sz w:val="22"/>
+                <w:szCs w:val="22"/>
+              </w:rPr>
+              <w:t>S.Kom.,MT</w:t>
+            </w:r>
+            <w:proofErr w:type="spellEnd"/>
+            <w:r>
+              <w:rPr>
+                <w:b/>
+                <w:sz w:val="22"/>
+                <w:szCs w:val="22"/>
+              </w:rPr>
+              <w:t>.</w:t>
             </w:r>
           </w:p>
           <w:p>
@@ -1586,8 +1776,18 @@
                 <w:sz w:val="22"/>
                 <w:szCs w:val="22"/>
               </w:rPr>
-              <w:t>Very Kurnia Bakti, M.Kom</w:t>
-            </w:r>
+              <w:t xml:space="preserve">Very Kurnia Bakti, </w:t>
+            </w:r>
+            <w:proofErr w:type="spellStart"/>
+            <w:r>
+              <w:rPr>
+                <w:b/>
+                <w:sz w:val="22"/>
+                <w:szCs w:val="22"/>
+              </w:rPr>
+              <w:t>M.Kom</w:t>
+            </w:r>
+            <w:proofErr w:type="spellEnd"/>
           </w:p>
           <w:p>
             <w:pPr>
@@ -1931,7 +2131,23 @@
           <w:color w:val="000000"/>
           <w:u w:val="single"/>
         </w:rPr>
-        <w:t>Abdul Basit S.Kom, M.T.</w:t>
+        <w:t xml:space="preserve">Abdul Basit </w:t>
+      </w:r>
+      <w:proofErr w:type="spellStart"/>
+      <w:r>
+        <w:rPr>
+          <w:color w:val="000000"/>
+          <w:u w:val="single"/>
+        </w:rPr>
+        <w:t>S.Kom</w:t>
+      </w:r>
+      <w:proofErr w:type="spellEnd"/>
+      <w:r>
+        <w:rPr>
+          <w:color w:val="000000"/>
+          <w:u w:val="single"/>
+        </w:rPr>
+        <w:t>, M.T.</w:t>
       </w:r>
       <w:r>
         <w:rPr>
@@ -2054,8 +2270,17 @@
           <w:color w:val="000000"/>
           <w:u w:val="single"/>
         </w:rPr>
-        <w:t>Very Kurniawan Bakti M.Kom</w:t>
-      </w:r>
+        <w:t xml:space="preserve">Very Kurniawan Bakti </w:t>
+      </w:r>
+      <w:proofErr w:type="spellStart"/>
+      <w:r>
+        <w:rPr>
+          <w:color w:val="000000"/>
+          <w:u w:val="single"/>
+        </w:rPr>
+        <w:t>M.Kom</w:t>
+      </w:r>
+      <w:proofErr w:type="spellEnd"/>
       <w:r>
         <w:rPr>
           <w:color w:val="000000"/>
@@ -2128,7 +2353,21 @@
         <w:rPr>
           <w:color w:val="000000"/>
         </w:rPr>
-        <w:t xml:space="preserve">                                                                                       Angota Penguji II</w:t>
+        <w:t xml:space="preserve">                                                                                       </w:t>
+      </w:r>
+      <w:proofErr w:type="spellStart"/>
+      <w:r>
+        <w:rPr>
+          <w:color w:val="000000"/>
+        </w:rPr>
+        <w:t>Angota</w:t>
+      </w:r>
+      <w:proofErr w:type="spellEnd"/>
+      <w:r>
+        <w:rPr>
+          <w:color w:val="000000"/>
+        </w:rPr>
+        <w:t xml:space="preserve"> Penguji II</w:t>
       </w:r>
     </w:p>
     <w:p>
@@ -2383,7 +2622,23 @@
           <w:iCs/>
         </w:rPr>
         <w:br/>
-        <w:t>nanti gak bingung kalo sudah di surga</w:t>
+        <w:t xml:space="preserve">nanti </w:t>
+      </w:r>
+      <w:proofErr w:type="spellStart"/>
+      <w:r>
+        <w:rPr>
+          <w:i/>
+          <w:iCs/>
+        </w:rPr>
+        <w:t>gak</w:t>
+      </w:r>
+      <w:proofErr w:type="spellEnd"/>
+      <w:r>
+        <w:rPr>
+          <w:i/>
+          <w:iCs/>
+        </w:rPr>
+        <w:t xml:space="preserve"> bingung kalo sudah di surga</w:t>
       </w:r>
       <w:r>
         <w:t>”</w:t>
@@ -2485,7 +2740,19 @@
         <w:rPr>
           <w:color w:val="000000"/>
         </w:rPr>
-        <w:t>Ibu tercinta, atas doa, kasih sayang, dukungan, serta pengorbanan yang tiada henti kepada penulis.</w:t>
+        <w:t>Ib</w:t>
+      </w:r>
+      <w:r>
+        <w:rPr>
+          <w:color w:val="000000"/>
+        </w:rPr>
+        <w:t>u dan Ayah</w:t>
+      </w:r>
+      <w:r>
+        <w:rPr>
+          <w:color w:val="000000"/>
+        </w:rPr>
+        <w:t xml:space="preserve"> tercinta, atas doa, kasih sayang, dukungan, serta pengorbanan yang tiada henti kepada penulis.</w:t>
       </w:r>
     </w:p>
     <w:p>
@@ -2514,7 +2781,7 @@
         <w:rPr>
           <w:color w:val="000000"/>
         </w:rPr>
-        <w:t>Almarhum Ayah tercinta, sebagai bentuk penghormatan dan doa atas segala cinta, perjuangan, dan keteladanan yang telah diberikan semasa hidup</w:t>
+        <w:t>Dosen Pembimbing, atas bimbingan, arahan, serta ilmu yang telah diberikan selama proses penyusunan laporan ini.</w:t>
       </w:r>
     </w:p>
     <w:p>
@@ -2543,65 +2810,7 @@
         <w:rPr>
           <w:color w:val="000000"/>
         </w:rPr>
-        <w:t>Dosen Pembimbing Kerja Praktik, atas bimbingan, arahan, serta ilmu yang telah diberikan selama proses penyusunan laporan ini.</w:t>
-      </w:r>
-    </w:p>
-    <w:p>
-      <w:pPr>
-        <w:widowControl w:val="0"/>
-        <w:numPr>
-          <w:ilvl w:val="0"/>
-          <w:numId w:val="33"/>
-        </w:numPr>
-        <w:pBdr>
-          <w:top w:val="nil"/>
-          <w:left w:val="nil"/>
-          <w:bottom w:val="nil"/>
-          <w:right w:val="nil"/>
-          <w:between w:val="nil"/>
-        </w:pBdr>
-        <w:tabs>
-          <w:tab w:val="left" w:pos="2610"/>
-          <w:tab w:val="left" w:pos="3646"/>
-        </w:tabs>
-        <w:spacing w:after="0" w:line="360" w:lineRule="auto"/>
-        <w:ind w:left="425" w:hanging="425"/>
-        <w:jc w:val="both"/>
-      </w:pPr>
-      <w:r>
-        <w:rPr>
-          <w:color w:val="000000"/>
-        </w:rPr>
         <w:t>Rekan – rekan sejawat dan teman – teman yang telah memberikan dukungan moril dan teknis sehingga laporan ini dapat terselesaikan dengan baik,</w:t>
-      </w:r>
-    </w:p>
-    <w:p>
-      <w:pPr>
-        <w:widowControl w:val="0"/>
-        <w:numPr>
-          <w:ilvl w:val="0"/>
-          <w:numId w:val="33"/>
-        </w:numPr>
-        <w:pBdr>
-          <w:top w:val="nil"/>
-          <w:left w:val="nil"/>
-          <w:bottom w:val="nil"/>
-          <w:right w:val="nil"/>
-          <w:between w:val="nil"/>
-        </w:pBdr>
-        <w:tabs>
-          <w:tab w:val="left" w:pos="2610"/>
-          <w:tab w:val="left" w:pos="3646"/>
-        </w:tabs>
-        <w:spacing w:after="0" w:line="360" w:lineRule="auto"/>
-        <w:ind w:left="425" w:hanging="425"/>
-        <w:jc w:val="both"/>
-      </w:pPr>
-      <w:r>
-        <w:rPr>
-          <w:color w:val="000000"/>
-        </w:rPr>
-        <w:t>Serta para pembaca yang telah membaca laporan ini.</w:t>
       </w:r>
     </w:p>
     <w:p/>
@@ -2649,6 +2858,7 @@
         </w:rPr>
         <w:t xml:space="preserve">Permasalahan gizi di Indonesia seperti </w:t>
       </w:r>
+      <w:proofErr w:type="spellStart"/>
       <w:r>
         <w:rPr>
           <w:i/>
@@ -2657,119 +2867,78 @@
         </w:rPr>
         <w:t>stunting</w:t>
       </w:r>
+      <w:proofErr w:type="spellEnd"/>
       <w:r>
         <w:rPr>
           <w:color w:val="000000"/>
         </w:rPr>
         <w:t xml:space="preserve">, obesitas, dan rendahnya pemahaman mengenai pola makan seimbang masih menjadi perhatian, sehingga diperlukan upaya pemantauan gizi yang lebih efektif, khususnya dalam pelaksanaan program Makan Bergizi Gratis (MBG). Proses penilaian menu dan porsi makanan yang masih dilakukan secara manual dinilai kurang praktis dan rentan terhadap kesalahan. Penelitian ini bertujuan merancang sistem deteksi makanan berbasis </w:t>
       </w:r>
+      <w:proofErr w:type="spellStart"/>
       <w:r>
         <w:rPr>
           <w:i/>
           <w:iCs/>
           <w:color w:val="000000"/>
         </w:rPr>
-        <w:t>computer vision</w:t>
-      </w:r>
-      <w:r>
-        <w:rPr>
-          <w:color w:val="000000"/>
-        </w:rPr>
-        <w:t xml:space="preserve"> menggunakan metode YOLO untuk mengenali komponen makanan serta memperkirakan porsi nasi dari citra digital. Metode penelitian yang digunakan adalah </w:t>
-      </w:r>
+        <w:t>computer</w:t>
+      </w:r>
+      <w:proofErr w:type="spellEnd"/>
       <w:r>
         <w:rPr>
           <w:i/>
           <w:iCs/>
           <w:color w:val="000000"/>
         </w:rPr>
-        <w:t>Research</w:t>
-      </w:r>
-      <w:r>
-        <w:rPr>
-          <w:color w:val="000000"/>
-        </w:rPr>
         <w:t xml:space="preserve"> </w:t>
       </w:r>
+      <w:proofErr w:type="spellStart"/>
       <w:r>
         <w:rPr>
           <w:i/>
           <w:iCs/>
           <w:color w:val="000000"/>
         </w:rPr>
-        <w:t>and</w:t>
-      </w:r>
-      <w:r>
-        <w:rPr>
-          <w:color w:val="000000"/>
-        </w:rPr>
-        <w:t xml:space="preserve"> </w:t>
-      </w:r>
+        <w:t>vision</w:t>
+      </w:r>
+      <w:proofErr w:type="spellEnd"/>
+      <w:r>
+        <w:rPr>
+          <w:color w:val="000000"/>
+        </w:rPr>
+        <w:t xml:space="preserve"> menggunakan metode YOLO untuk mengenali komponen makanan serta memperkirakan porsi nasi dari citra digital. Metode penelitian yang digunakan adalah </w:t>
+      </w:r>
+      <w:proofErr w:type="spellStart"/>
       <w:r>
         <w:rPr>
           <w:i/>
           <w:iCs/>
           <w:color w:val="000000"/>
         </w:rPr>
-        <w:t>Development</w:t>
-      </w:r>
-      <w:r>
-        <w:rPr>
-          <w:color w:val="000000"/>
-        </w:rPr>
-        <w:t xml:space="preserve"> (R&amp;D) dengan tahapan analisis kebutuhan, perancangan sistem, pengembangan model, pengujian, dan penerapan sistem. </w:t>
-      </w:r>
+        <w:t>Research</w:t>
+      </w:r>
+      <w:proofErr w:type="spellEnd"/>
+      <w:r>
+        <w:rPr>
+          <w:color w:val="000000"/>
+        </w:rPr>
+        <w:t xml:space="preserve"> </w:t>
+      </w:r>
+      <w:proofErr w:type="spellStart"/>
       <w:r>
         <w:rPr>
           <w:i/>
           <w:iCs/>
           <w:color w:val="000000"/>
         </w:rPr>
-        <w:t>Dataset</w:t>
-      </w:r>
-      <w:r>
-        <w:rPr>
-          <w:color w:val="000000"/>
-        </w:rPr>
-        <w:t xml:space="preserve"> diperoleh dari </w:t>
-      </w:r>
-      <w:r>
-        <w:rPr>
-          <w:color w:val="000000"/>
-        </w:rPr>
-        <w:t>media sosial satuan pelayanan</w:t>
-      </w:r>
-      <w:r>
-        <w:rPr>
-          <w:color w:val="000000"/>
-        </w:rPr>
-        <w:t xml:space="preserve"> pemenuhan</w:t>
-      </w:r>
-      <w:r>
-        <w:rPr>
-          <w:color w:val="000000"/>
-        </w:rPr>
-        <w:t xml:space="preserve"> gizi (SPPG)</w:t>
-      </w:r>
-      <w:r>
-        <w:rPr>
-          <w:color w:val="000000"/>
-        </w:rPr>
-        <w:t>, dan pengambilan gambar menggunakan kamera ponsel. Model YOLO digunakan untuk deteksi dan segmentasi objek makanan, sedangkan hasil segmentasi dimanfaatkan sebagai dasar estimasi porsi makanan. Sistem juga diintegrasikan ke dalam layanan REST API agar dapat digunakan melalui aplikasi klien. Hasil penelitian ini difokuskan pada kemampuan sistem dalam mendeteksi makanan dan mendukung pemantauan porsi secara lebih cepat, praktis, dan objektif, sehingga diharapkan dapat membantu pelaksanaan program MBG secara lebih efektif dan terintegrasi dengan layanan digital.</w:t>
-      </w:r>
-    </w:p>
-    <w:p>
-      <w:pPr>
-        <w:jc w:val="both"/>
-        <w:rPr>
-          <w:color w:val="000000"/>
-        </w:rPr>
-      </w:pPr>
-      <w:r>
-        <w:rPr>
-          <w:color w:val="000000"/>
-        </w:rPr>
-        <w:t xml:space="preserve">Kata kunci: </w:t>
+        <w:t>and</w:t>
+      </w:r>
+      <w:proofErr w:type="spellEnd"/>
+      <w:r>
+        <w:rPr>
+          <w:color w:val="000000"/>
+        </w:rPr>
+        <w:t xml:space="preserve"> </w:t>
       </w:r>
       <w:r>
         <w:rPr>
@@ -2777,7 +2946,85 @@
           <w:iCs/>
           <w:color w:val="000000"/>
         </w:rPr>
-        <w:t>Computer Vision</w:t>
+        <w:t>Development</w:t>
+      </w:r>
+      <w:r>
+        <w:rPr>
+          <w:color w:val="000000"/>
+        </w:rPr>
+        <w:t xml:space="preserve"> (R&amp;D) dengan tahapan analisis kebutuhan, perancangan sistem, pengembangan model, pengujian, dan penerapan sistem. </w:t>
+      </w:r>
+      <w:proofErr w:type="spellStart"/>
+      <w:r>
+        <w:rPr>
+          <w:i/>
+          <w:iCs/>
+          <w:color w:val="000000"/>
+        </w:rPr>
+        <w:t>Dataset</w:t>
+      </w:r>
+      <w:proofErr w:type="spellEnd"/>
+      <w:r>
+        <w:rPr>
+          <w:color w:val="000000"/>
+        </w:rPr>
+        <w:t xml:space="preserve"> diperoleh dari </w:t>
+      </w:r>
+      <w:r>
+        <w:rPr>
+          <w:color w:val="000000"/>
+        </w:rPr>
+        <w:t>media sosial satuan pelayanan</w:t>
+      </w:r>
+      <w:r>
+        <w:rPr>
+          <w:color w:val="000000"/>
+        </w:rPr>
+        <w:t xml:space="preserve"> pemenuhan</w:t>
+      </w:r>
+      <w:r>
+        <w:rPr>
+          <w:color w:val="000000"/>
+        </w:rPr>
+        <w:t xml:space="preserve"> gizi (SPPG)</w:t>
+      </w:r>
+      <w:r>
+        <w:rPr>
+          <w:color w:val="000000"/>
+        </w:rPr>
+        <w:t>, dan pengambilan gambar menggunakan kamera ponsel. Model YOLO digunakan untuk deteksi dan segmentasi objek makanan, sedangkan hasil segmentasi dimanfaatkan sebagai dasar estimasi porsi makanan. Sistem juga diintegrasikan ke dalam layanan REST API agar dapat digunakan melalui aplikasi klien. Hasil penelitian ini difokuskan pada kemampuan sistem dalam mendeteksi makanan dan mendukung pemantauan porsi secara lebih cepat, praktis, dan objektif, sehingga diharapkan dapat membantu pelaksanaan program MBG secara lebih efektif dan terintegrasi dengan layanan digital.</w:t>
+      </w:r>
+    </w:p>
+    <w:p>
+      <w:pPr>
+        <w:jc w:val="both"/>
+        <w:rPr>
+          <w:color w:val="000000"/>
+        </w:rPr>
+      </w:pPr>
+      <w:r>
+        <w:rPr>
+          <w:color w:val="000000"/>
+        </w:rPr>
+        <w:t xml:space="preserve">Kata kunci: </w:t>
+      </w:r>
+      <w:proofErr w:type="spellStart"/>
+      <w:r>
+        <w:rPr>
+          <w:i/>
+          <w:iCs/>
+          <w:color w:val="000000"/>
+        </w:rPr>
+        <w:t>Computer</w:t>
+      </w:r>
+      <w:proofErr w:type="spellEnd"/>
+      <w:r>
+        <w:rPr>
+          <w:i/>
+          <w:iCs/>
+          <w:color w:val="000000"/>
+        </w:rPr>
+        <w:t xml:space="preserve"> Vision</w:t>
       </w:r>
       <w:r>
         <w:rPr>
@@ -2836,7 +3083,31 @@
         </w:rPr>
       </w:pPr>
       <w:r>
-        <w:t>Dengan memanjatkan puji syukur kehadirat Allah SWT, Tuhan Yang Maha Pengasih dan Maha Penyayang yang telah meilmpahkan segala rahmat, hidayah dan inayah-Nya hingga terselesaikannya laporan Tugas Akhir dengan judul</w:t>
+        <w:t xml:space="preserve">Dengan memanjatkan puji syukur </w:t>
+      </w:r>
+      <w:proofErr w:type="spellStart"/>
+      <w:r>
+        <w:t>kehadirat</w:t>
+      </w:r>
+      <w:proofErr w:type="spellEnd"/>
+      <w:r>
+        <w:t xml:space="preserve"> Allah SWT, Tuhan Yang Maha Pengasih dan Maha Penyayang yang telah </w:t>
+      </w:r>
+      <w:proofErr w:type="spellStart"/>
+      <w:r>
+        <w:t>meilmpahkan</w:t>
+      </w:r>
+      <w:proofErr w:type="spellEnd"/>
+      <w:r>
+        <w:t xml:space="preserve"> segala rahmat, hidayah dan </w:t>
+      </w:r>
+      <w:proofErr w:type="spellStart"/>
+      <w:r>
+        <w:t>inayah-Nya</w:t>
+      </w:r>
+      <w:proofErr w:type="spellEnd"/>
+      <w:r>
+        <w:t xml:space="preserve"> hingga terselesaikannya laporan Tugas Akhir dengan judul</w:t>
       </w:r>
       <w:r>
         <w:t xml:space="preserve"> </w:t>
@@ -2945,7 +3216,15 @@
         <w:jc w:val="both"/>
       </w:pPr>
       <w:r>
-        <w:t>Pada Kesempatan ini, tidak lupa diucapkan terima kasih yang sebesar bersarnya kepada :</w:t>
+        <w:t xml:space="preserve">Pada Kesempatan ini, tidak lupa diucapkan terima kasih yang sebesar </w:t>
+      </w:r>
+      <w:proofErr w:type="spellStart"/>
+      <w:r>
+        <w:t>bersarnya</w:t>
+      </w:r>
+      <w:proofErr w:type="spellEnd"/>
+      <w:r>
+        <w:t xml:space="preserve"> kepada :</w:t>
       </w:r>
     </w:p>
     <w:p>
@@ -2969,11 +3248,19 @@
       <w:r>
         <w:t xml:space="preserve">Bapak Sudirman </w:t>
       </w:r>
+      <w:proofErr w:type="spellStart"/>
       <w:r>
         <w:rPr>
           <w:lang w:val="id"/>
         </w:rPr>
-        <w:t>said, Se, MBA selaku rektor Universitas Harkat Negeri</w:t>
+        <w:t>said</w:t>
+      </w:r>
+      <w:proofErr w:type="spellEnd"/>
+      <w:r>
+        <w:rPr>
+          <w:lang w:val="id"/>
+        </w:rPr>
+        <w:t>, Se, MBA selaku rektor Universitas Harkat Negeri</w:t>
       </w:r>
     </w:p>
     <w:p>
@@ -3003,14 +3290,33 @@
         </w:rPr>
         <w:t>Bapak Dr.</w:t>
       </w:r>
-      <w:r>
-        <w:t>apt.</w:t>
+      <w:proofErr w:type="spellStart"/>
+      <w:r>
+        <w:t>apt</w:t>
+      </w:r>
+      <w:proofErr w:type="spellEnd"/>
+      <w:r>
+        <w:t>.</w:t>
       </w:r>
       <w:r>
         <w:rPr>
           <w:lang w:val="id"/>
         </w:rPr>
-        <w:t xml:space="preserve"> Heru Nurcahyo, M.Sc Dekan Sekolah Vokasi</w:t>
+        <w:t xml:space="preserve"> Heru Nurcahyo, </w:t>
+      </w:r>
+      <w:proofErr w:type="spellStart"/>
+      <w:r>
+        <w:rPr>
+          <w:lang w:val="id"/>
+        </w:rPr>
+        <w:t>M.Sc</w:t>
+      </w:r>
+      <w:proofErr w:type="spellEnd"/>
+      <w:r>
+        <w:rPr>
+          <w:lang w:val="id"/>
+        </w:rPr>
+        <w:t xml:space="preserve"> Dekan Sekolah Vokasi</w:t>
       </w:r>
     </w:p>
     <w:p>
@@ -3044,8 +3350,30 @@
         <w:rPr>
           <w:bCs/>
         </w:rPr>
-        <w:t>Arif Rakhman, S.E, S.Pd, M.Kom</w:t>
-      </w:r>
+        <w:t xml:space="preserve">Arif Rakhman, S.E, </w:t>
+      </w:r>
+      <w:proofErr w:type="spellStart"/>
+      <w:r>
+        <w:rPr>
+          <w:bCs/>
+        </w:rPr>
+        <w:t>S.Pd</w:t>
+      </w:r>
+      <w:proofErr w:type="spellEnd"/>
+      <w:r>
+        <w:rPr>
+          <w:bCs/>
+        </w:rPr>
+        <w:t xml:space="preserve">, </w:t>
+      </w:r>
+      <w:proofErr w:type="spellStart"/>
+      <w:r>
+        <w:rPr>
+          <w:bCs/>
+        </w:rPr>
+        <w:t>M.Kom</w:t>
+      </w:r>
+      <w:proofErr w:type="spellEnd"/>
       <w:r>
         <w:rPr>
           <w:lang w:val="id"/>
@@ -3087,7 +3415,15 @@
         <w:t xml:space="preserve">Lukmanul </w:t>
       </w:r>
       <w:r>
-        <w:t>Abdul Basit S.Kom, M.T</w:t>
+        <w:t xml:space="preserve">Abdul Basit </w:t>
+      </w:r>
+      <w:proofErr w:type="spellStart"/>
+      <w:r>
+        <w:t>S.Kom</w:t>
+      </w:r>
+      <w:proofErr w:type="spellEnd"/>
+      <w:r>
+        <w:t>, M.T</w:t>
       </w:r>
       <w:r>
         <w:t>.</w:t>
@@ -3133,8 +3469,13 @@
         <w:t xml:space="preserve">Bapak </w:t>
       </w:r>
       <w:r>
-        <w:t>Very Kurniawan Bakti M.Kom</w:t>
-      </w:r>
+        <w:t xml:space="preserve">Very Kurniawan Bakti </w:t>
+      </w:r>
+      <w:proofErr w:type="spellStart"/>
+      <w:r>
+        <w:t>M.Kom</w:t>
+      </w:r>
+      <w:proofErr w:type="spellEnd"/>
       <w:r>
         <w:t xml:space="preserve"> </w:t>
       </w:r>
@@ -8466,16 +8807,21 @@
           <w:docGrid w:linePitch="326"/>
         </w:sectPr>
       </w:pPr>
-      <w:r>
-        <w:t xml:space="preserve">Lorem </w:t>
+      <w:proofErr w:type="spellStart"/>
+      <w:r>
+        <w:t>Lorem</w:t>
+      </w:r>
+      <w:proofErr w:type="spellEnd"/>
+      <w:r>
+        <w:t xml:space="preserve"> </w:t>
       </w:r>
     </w:p>
     <w:p>
       <w:pPr>
         <w:pStyle w:val="Judul1"/>
       </w:pPr>
-      <w:bookmarkStart w:id="13" w:name="_Toc214874586"/>
-      <w:bookmarkStart w:id="14" w:name="_Toc230210475"/>
+      <w:bookmarkStart w:id="13" w:name="_Toc230210475"/>
+      <w:bookmarkStart w:id="14" w:name="_Toc214874586"/>
       <w:r>
         <w:lastRenderedPageBreak/>
         <w:t>BAB I</w:t>
@@ -8484,24 +8830,24 @@
         <w:br/>
         <w:t>PENDAHULUAN</w:t>
       </w:r>
+      <w:bookmarkEnd w:id="13"/>
+    </w:p>
+    <w:p/>
+    <w:p>
+      <w:pPr>
+        <w:pStyle w:val="Judul2"/>
+      </w:pPr>
+      <w:bookmarkStart w:id="15" w:name="_Toc230210476"/>
+      <w:r>
+        <w:t>L</w:t>
+      </w:r>
+      <w:r>
+        <w:t>atar</w:t>
+      </w:r>
+      <w:r>
+        <w:t xml:space="preserve"> B</w:t>
+      </w:r>
       <w:bookmarkEnd w:id="14"/>
-    </w:p>
-    <w:p/>
-    <w:p>
-      <w:pPr>
-        <w:pStyle w:val="Judul2"/>
-      </w:pPr>
-      <w:bookmarkStart w:id="15" w:name="_Toc230210476"/>
-      <w:r>
-        <w:t>L</w:t>
-      </w:r>
-      <w:r>
-        <w:t>atar</w:t>
-      </w:r>
-      <w:r>
-        <w:t xml:space="preserve"> B</w:t>
-      </w:r>
-      <w:bookmarkEnd w:id="13"/>
       <w:r>
         <w:t>elakang</w:t>
       </w:r>
@@ -8741,6 +9087,7 @@
         </w:rPr>
         <w:t xml:space="preserve">Ketidakseimbangan asupan dapat memicu masalah malnutrisi maupun penyakit tidak menular, misalnya </w:t>
       </w:r>
+      <w:proofErr w:type="spellStart"/>
       <w:r>
         <w:rPr>
           <w:rFonts w:eastAsia="Times New Roman"/>
@@ -8750,6 +9097,7 @@
         </w:rPr>
         <w:t>stunting</w:t>
       </w:r>
+      <w:proofErr w:type="spellEnd"/>
       <w:r>
         <w:rPr>
           <w:rFonts w:eastAsia="Times New Roman"/>
@@ -9069,6 +9417,7 @@
         </w:rPr>
         <w:t xml:space="preserve">Survei SEANUTS II (2019–2020) menunjukkan 20,6% anak di perkotaan dan 33,4% anak di perdesaan di Jawa dan Sumatera mengalami </w:t>
       </w:r>
+      <w:proofErr w:type="spellStart"/>
       <w:r>
         <w:rPr>
           <w:rFonts w:eastAsia="Times New Roman"/>
@@ -9078,6 +9427,7 @@
         </w:rPr>
         <w:t>stunting</w:t>
       </w:r>
+      <w:proofErr w:type="spellEnd"/>
       <w:r>
         <w:rPr>
           <w:rFonts w:eastAsia="Times New Roman"/>
@@ -9432,6 +9782,7 @@
         </w:rPr>
         <w:t xml:space="preserve">. Penelitian lain juga menemukan bahwa kurangnya pengetahuan tentang nutrisi di keluarga sangat berkaitan dengan tingginya angka </w:t>
       </w:r>
+      <w:proofErr w:type="spellStart"/>
       <w:r>
         <w:rPr>
           <w:rFonts w:eastAsia="Times New Roman"/>
@@ -9441,6 +9792,7 @@
         </w:rPr>
         <w:t>stunting</w:t>
       </w:r>
+      <w:proofErr w:type="spellEnd"/>
       <w:r>
         <w:rPr>
           <w:rFonts w:eastAsia="Times New Roman"/>
@@ -10009,6 +10361,7 @@
                 <w:color w:val="000000"/>
               </w:rPr>
             </w:pPr>
+            <w:proofErr w:type="spellStart"/>
             <w:r>
               <w:rPr>
                 <w:rFonts w:eastAsia="Times New Roman"/>
@@ -10016,6 +10369,7 @@
               </w:rPr>
               <w:t>No</w:t>
             </w:r>
+            <w:proofErr w:type="spellEnd"/>
           </w:p>
         </w:tc>
         <w:tc>
@@ -10058,7 +10412,23 @@
                 <w:rFonts w:eastAsia="Times New Roman"/>
                 <w:color w:val="000000"/>
               </w:rPr>
-              <w:t>Energi (kkal)</w:t>
+              <w:t>Energi (</w:t>
+            </w:r>
+            <w:proofErr w:type="spellStart"/>
+            <w:r>
+              <w:rPr>
+                <w:rFonts w:eastAsia="Times New Roman"/>
+                <w:color w:val="000000"/>
+              </w:rPr>
+              <w:t>kkal</w:t>
+            </w:r>
+            <w:proofErr w:type="spellEnd"/>
+            <w:r>
+              <w:rPr>
+                <w:rFonts w:eastAsia="Times New Roman"/>
+                <w:color w:val="000000"/>
+              </w:rPr>
+              <w:t>)</w:t>
             </w:r>
           </w:p>
         </w:tc>
@@ -10975,6 +11345,7 @@
         </w:rPr>
         <w:t xml:space="preserve">Dengan acuan ini, porsi pemberian makan disesuaikan jenjang agar lebih tepat sasaran. Sejumlah kajian </w:t>
       </w:r>
+      <w:proofErr w:type="spellStart"/>
       <w:r>
         <w:rPr>
           <w:rFonts w:eastAsia="Times New Roman"/>
@@ -10984,6 +11355,7 @@
         </w:rPr>
         <w:t>school-feeding</w:t>
       </w:r>
+      <w:proofErr w:type="spellEnd"/>
       <w:r>
         <w:rPr>
           <w:rFonts w:eastAsia="Times New Roman"/>
@@ -10991,6 +11363,7 @@
         </w:rPr>
         <w:t xml:space="preserve"> juga menunjukkan dampak yang cenderung positif pada </w:t>
       </w:r>
+      <w:proofErr w:type="spellStart"/>
       <w:r>
         <w:rPr>
           <w:rFonts w:eastAsia="Times New Roman"/>
@@ -11000,6 +11373,7 @@
         </w:rPr>
         <w:t>antropometri</w:t>
       </w:r>
+      <w:proofErr w:type="spellEnd"/>
       <w:r>
         <w:rPr>
           <w:rFonts w:eastAsia="Times New Roman"/>
@@ -11161,6 +11535,7 @@
         </w:rPr>
         <w:t xml:space="preserve">tidak </w:t>
       </w:r>
+      <w:proofErr w:type="spellStart"/>
       <w:r>
         <w:rPr>
           <w:rFonts w:eastAsia="Times New Roman"/>
@@ -11170,6 +11545,7 @@
         </w:rPr>
         <w:t>konsistenan</w:t>
       </w:r>
+      <w:proofErr w:type="spellEnd"/>
       <w:r>
         <w:rPr>
           <w:rFonts w:eastAsia="Times New Roman"/>
@@ -11234,7 +11610,39 @@
           <w:rFonts w:eastAsia="Times New Roman"/>
           <w:color w:val="000000"/>
         </w:rPr>
-        <w:t>Untuk mendukung pelaksanaan MBG agar lebih mudah dipantau dan tepat sasaran, diperlukan metode yang cepat dan objektif dalam mengenali jenis menu serta porsi makanan di lapangan. Oleh karena itu, penelitian ini memanfaatkan pendekatan computer vision untuk mengidentifikasi komponen makanan secara otomatis sebagai dasar evaluasi program</w:t>
+        <w:t xml:space="preserve">Untuk mendukung pelaksanaan MBG agar lebih mudah dipantau dan tepat sasaran, diperlukan metode yang cepat dan objektif dalam mengenali jenis menu serta porsi makanan di lapangan. Oleh karena itu, penelitian ini memanfaatkan pendekatan </w:t>
+      </w:r>
+      <w:proofErr w:type="spellStart"/>
+      <w:r>
+        <w:rPr>
+          <w:rFonts w:eastAsia="Times New Roman"/>
+          <w:color w:val="000000"/>
+        </w:rPr>
+        <w:t>computer</w:t>
+      </w:r>
+      <w:proofErr w:type="spellEnd"/>
+      <w:r>
+        <w:rPr>
+          <w:rFonts w:eastAsia="Times New Roman"/>
+          <w:color w:val="000000"/>
+        </w:rPr>
+        <w:t xml:space="preserve"> </w:t>
+      </w:r>
+      <w:proofErr w:type="spellStart"/>
+      <w:r>
+        <w:rPr>
+          <w:rFonts w:eastAsia="Times New Roman"/>
+          <w:color w:val="000000"/>
+        </w:rPr>
+        <w:t>vision</w:t>
+      </w:r>
+      <w:proofErr w:type="spellEnd"/>
+      <w:r>
+        <w:rPr>
+          <w:rFonts w:eastAsia="Times New Roman"/>
+          <w:color w:val="000000"/>
+        </w:rPr>
+        <w:t xml:space="preserve"> untuk mengidentifikasi komponen makanan secara otomatis sebagai dasar evaluasi program</w:t>
       </w:r>
       <w:r>
         <w:rPr>
@@ -11268,6 +11676,7 @@
         </w:rPr>
         <w:t xml:space="preserve">Perkembangan teknologi kecerdasan buatan, khususnya </w:t>
       </w:r>
+      <w:proofErr w:type="spellStart"/>
       <w:r>
         <w:rPr>
           <w:rFonts w:eastAsia="Times New Roman"/>
@@ -11275,8 +11684,29 @@
           <w:iCs/>
           <w:color w:val="000000"/>
         </w:rPr>
-        <w:t>computer vision</w:t>
-      </w:r>
+        <w:t>computer</w:t>
+      </w:r>
+      <w:proofErr w:type="spellEnd"/>
+      <w:r>
+        <w:rPr>
+          <w:rFonts w:eastAsia="Times New Roman"/>
+          <w:i/>
+          <w:iCs/>
+          <w:color w:val="000000"/>
+        </w:rPr>
+        <w:t xml:space="preserve"> </w:t>
+      </w:r>
+      <w:proofErr w:type="spellStart"/>
+      <w:r>
+        <w:rPr>
+          <w:rFonts w:eastAsia="Times New Roman"/>
+          <w:i/>
+          <w:iCs/>
+          <w:color w:val="000000"/>
+        </w:rPr>
+        <w:t>vision</w:t>
+      </w:r>
+      <w:proofErr w:type="spellEnd"/>
       <w:r>
         <w:rPr>
           <w:rFonts w:eastAsia="Times New Roman"/>
@@ -11686,7 +12116,23 @@
           <w:rFonts w:eastAsia="Times New Roman"/>
           <w:color w:val="000000"/>
         </w:rPr>
-        <w:t>You Only Look Once</w:t>
+        <w:t xml:space="preserve">You Only </w:t>
+      </w:r>
+      <w:proofErr w:type="spellStart"/>
+      <w:r>
+        <w:rPr>
+          <w:rFonts w:eastAsia="Times New Roman"/>
+          <w:color w:val="000000"/>
+        </w:rPr>
+        <w:t>Look</w:t>
+      </w:r>
+      <w:proofErr w:type="spellEnd"/>
+      <w:r>
+        <w:rPr>
+          <w:rFonts w:eastAsia="Times New Roman"/>
+          <w:color w:val="000000"/>
+        </w:rPr>
+        <w:t xml:space="preserve"> Once</w:t>
       </w:r>
       <w:r>
         <w:rPr>
@@ -11831,6 +12277,7 @@
         </w:rPr>
         <w:t xml:space="preserve">Selain pendekatan deteksi berbasis </w:t>
       </w:r>
+      <w:proofErr w:type="spellStart"/>
       <w:r>
         <w:rPr>
           <w:rFonts w:eastAsia="Times New Roman"/>
@@ -11840,6 +12287,7 @@
         </w:rPr>
         <w:t>bounding</w:t>
       </w:r>
+      <w:proofErr w:type="spellEnd"/>
       <w:r>
         <w:rPr>
           <w:rFonts w:eastAsia="Times New Roman"/>
@@ -11847,6 +12295,7 @@
         </w:rPr>
         <w:t xml:space="preserve"> </w:t>
       </w:r>
+      <w:proofErr w:type="spellStart"/>
       <w:r>
         <w:rPr>
           <w:rFonts w:eastAsia="Times New Roman"/>
@@ -11856,6 +12305,7 @@
         </w:rPr>
         <w:t>box</w:t>
       </w:r>
+      <w:proofErr w:type="spellEnd"/>
       <w:r>
         <w:rPr>
           <w:rFonts w:eastAsia="Times New Roman"/>
@@ -11863,6 +12313,7 @@
         </w:rPr>
         <w:t xml:space="preserve">, pengembangan YOLO juga telah diarahkan pada tugas segmentasi, di mana model tidak hanya memprediksi lokasi dan kelas objek, tetapi juga menghasilkan </w:t>
       </w:r>
+      <w:proofErr w:type="spellStart"/>
       <w:r>
         <w:rPr>
           <w:rFonts w:eastAsia="Times New Roman"/>
@@ -11872,6 +12323,7 @@
         </w:rPr>
         <w:t>mask</w:t>
       </w:r>
+      <w:proofErr w:type="spellEnd"/>
       <w:r>
         <w:rPr>
           <w:rFonts w:eastAsia="Times New Roman"/>
@@ -11879,6 +12331,7 @@
         </w:rPr>
         <w:t xml:space="preserve"> pada tingkat </w:t>
       </w:r>
+      <w:proofErr w:type="spellStart"/>
       <w:r>
         <w:rPr>
           <w:rFonts w:eastAsia="Times New Roman"/>
@@ -11888,6 +12341,7 @@
         </w:rPr>
         <w:t>piksel</w:t>
       </w:r>
+      <w:proofErr w:type="spellEnd"/>
       <w:r>
         <w:rPr>
           <w:rFonts w:eastAsia="Times New Roman"/>
@@ -11951,6 +12405,7 @@
         </w:rPr>
         <w:t xml:space="preserve">Segmentasi tingkat </w:t>
       </w:r>
+      <w:proofErr w:type="spellStart"/>
       <w:r>
         <w:rPr>
           <w:rFonts w:eastAsia="Times New Roman"/>
@@ -11960,6 +12415,7 @@
         </w:rPr>
         <w:t>piksel</w:t>
       </w:r>
+      <w:proofErr w:type="spellEnd"/>
       <w:r>
         <w:rPr>
           <w:rFonts w:eastAsia="Times New Roman"/>
@@ -12023,6 +12479,7 @@
         </w:rPr>
         <w:t xml:space="preserve"> Metode berbasis </w:t>
       </w:r>
+      <w:proofErr w:type="spellStart"/>
       <w:r>
         <w:rPr>
           <w:rFonts w:eastAsia="Times New Roman"/>
@@ -12032,6 +12489,7 @@
         </w:rPr>
         <w:t>mask</w:t>
       </w:r>
+      <w:proofErr w:type="spellEnd"/>
       <w:r>
         <w:rPr>
           <w:rFonts w:eastAsia="Times New Roman"/>
@@ -12218,6 +12676,7 @@
         </w:rPr>
         <w:t xml:space="preserve"> Pada implementasi layanan seperti ini, citra umumnya diunggah melalui </w:t>
       </w:r>
+      <w:proofErr w:type="spellStart"/>
       <w:r>
         <w:rPr>
           <w:rFonts w:eastAsia="Times New Roman"/>
@@ -12227,6 +12686,7 @@
         </w:rPr>
         <w:t>RESTful</w:t>
       </w:r>
+      <w:proofErr w:type="spellEnd"/>
       <w:r>
         <w:rPr>
           <w:rFonts w:eastAsia="Times New Roman"/>
@@ -12312,6 +12772,7 @@
         </w:rPr>
         <w:t xml:space="preserve"> Untuk menekan latensi dan beban jaringan, klien dapat melakukan </w:t>
       </w:r>
+      <w:proofErr w:type="spellStart"/>
       <w:r>
         <w:rPr>
           <w:rFonts w:eastAsia="Times New Roman"/>
@@ -12321,6 +12782,7 @@
         </w:rPr>
         <w:t>praproses</w:t>
       </w:r>
+      <w:proofErr w:type="spellEnd"/>
       <w:r>
         <w:rPr>
           <w:rFonts w:eastAsia="Times New Roman"/>
@@ -12328,6 +12790,7 @@
         </w:rPr>
         <w:t xml:space="preserve"> ringan seperti </w:t>
       </w:r>
+      <w:proofErr w:type="spellStart"/>
       <w:r>
         <w:rPr>
           <w:rFonts w:eastAsia="Times New Roman"/>
@@ -12337,6 +12800,7 @@
         </w:rPr>
         <w:t>resize</w:t>
       </w:r>
+      <w:proofErr w:type="spellEnd"/>
       <w:r>
         <w:rPr>
           <w:rFonts w:eastAsia="Times New Roman"/>
@@ -12358,6 +12822,7 @@
         </w:rPr>
         <w:t xml:space="preserve"> pendekatan serupa juga digunakan pada sistem </w:t>
       </w:r>
+      <w:proofErr w:type="spellStart"/>
       <w:r>
         <w:rPr>
           <w:rFonts w:eastAsia="Times New Roman"/>
@@ -12383,6 +12848,7 @@
         </w:rPr>
         <w:t>assisted</w:t>
       </w:r>
+      <w:proofErr w:type="spellEnd"/>
       <w:r>
         <w:rPr>
           <w:rFonts w:eastAsia="Times New Roman"/>
@@ -12499,6 +12965,7 @@
         </w:rPr>
         <w:t xml:space="preserve">Sejalan dengan itu, tinjauan sistematis melaporkan bahwa </w:t>
       </w:r>
+      <w:proofErr w:type="spellStart"/>
       <w:r>
         <w:rPr>
           <w:rFonts w:eastAsia="Times New Roman"/>
@@ -12506,15 +12973,9 @@
           <w:iCs/>
           <w:color w:val="000000"/>
         </w:rPr>
-        <w:t>image-based food-recognition systems</w:t>
-      </w:r>
-      <w:r>
-        <w:rPr>
-          <w:rFonts w:eastAsia="Times New Roman"/>
-          <w:color w:val="000000"/>
-        </w:rPr>
-        <w:t xml:space="preserve"> (IBFRS) yang memanfaatkan kamera perangkat seluler dan teknik </w:t>
-      </w:r>
+        <w:t>image-based</w:t>
+      </w:r>
+      <w:proofErr w:type="spellEnd"/>
       <w:r>
         <w:rPr>
           <w:rFonts w:eastAsia="Times New Roman"/>
@@ -12522,15 +12983,9 @@
           <w:iCs/>
           <w:color w:val="000000"/>
         </w:rPr>
-        <w:t>computer vision</w:t>
-      </w:r>
-      <w:r>
-        <w:rPr>
-          <w:rFonts w:eastAsia="Times New Roman"/>
-          <w:color w:val="000000"/>
-        </w:rPr>
-        <w:t xml:space="preserve"> dapat menyederhanakan pencatatan konsumsi serta meningkatkan objektivitas pemantauan dibanding metode </w:t>
-      </w:r>
+        <w:t xml:space="preserve"> </w:t>
+      </w:r>
+      <w:proofErr w:type="spellStart"/>
       <w:r>
         <w:rPr>
           <w:rFonts w:eastAsia="Times New Roman"/>
@@ -12538,8 +12993,85 @@
           <w:iCs/>
           <w:color w:val="000000"/>
         </w:rPr>
+        <w:t>food-recognition</w:t>
+      </w:r>
+      <w:proofErr w:type="spellEnd"/>
+      <w:r>
+        <w:rPr>
+          <w:rFonts w:eastAsia="Times New Roman"/>
+          <w:i/>
+          <w:iCs/>
+          <w:color w:val="000000"/>
+        </w:rPr>
+        <w:t xml:space="preserve"> </w:t>
+      </w:r>
+      <w:proofErr w:type="spellStart"/>
+      <w:r>
+        <w:rPr>
+          <w:rFonts w:eastAsia="Times New Roman"/>
+          <w:i/>
+          <w:iCs/>
+          <w:color w:val="000000"/>
+        </w:rPr>
+        <w:t>systems</w:t>
+      </w:r>
+      <w:proofErr w:type="spellEnd"/>
+      <w:r>
+        <w:rPr>
+          <w:rFonts w:eastAsia="Times New Roman"/>
+          <w:color w:val="000000"/>
+        </w:rPr>
+        <w:t xml:space="preserve"> (IBFRS) yang memanfaatkan kamera perangkat seluler dan teknik </w:t>
+      </w:r>
+      <w:proofErr w:type="spellStart"/>
+      <w:r>
+        <w:rPr>
+          <w:rFonts w:eastAsia="Times New Roman"/>
+          <w:i/>
+          <w:iCs/>
+          <w:color w:val="000000"/>
+        </w:rPr>
+        <w:t>computer</w:t>
+      </w:r>
+      <w:proofErr w:type="spellEnd"/>
+      <w:r>
+        <w:rPr>
+          <w:rFonts w:eastAsia="Times New Roman"/>
+          <w:i/>
+          <w:iCs/>
+          <w:color w:val="000000"/>
+        </w:rPr>
+        <w:t xml:space="preserve"> </w:t>
+      </w:r>
+      <w:proofErr w:type="spellStart"/>
+      <w:r>
+        <w:rPr>
+          <w:rFonts w:eastAsia="Times New Roman"/>
+          <w:i/>
+          <w:iCs/>
+          <w:color w:val="000000"/>
+        </w:rPr>
+        <w:t>vision</w:t>
+      </w:r>
+      <w:proofErr w:type="spellEnd"/>
+      <w:r>
+        <w:rPr>
+          <w:rFonts w:eastAsia="Times New Roman"/>
+          <w:color w:val="000000"/>
+        </w:rPr>
+        <w:t xml:space="preserve"> dapat menyederhanakan pencatatan konsumsi serta meningkatkan objektivitas pemantauan dibanding metode </w:t>
+      </w:r>
+      <w:proofErr w:type="spellStart"/>
+      <w:r>
+        <w:rPr>
+          <w:rFonts w:eastAsia="Times New Roman"/>
+          <w:i/>
+          <w:iCs/>
+          <w:color w:val="000000"/>
+        </w:rPr>
         <w:t>recall</w:t>
       </w:r>
+      <w:proofErr w:type="spellEnd"/>
       <w:r>
         <w:rPr>
           <w:rFonts w:eastAsia="Times New Roman"/>
@@ -12621,6 +13153,7 @@
         </w:rPr>
         <w:t xml:space="preserve">Berdasarkan kebutuhan pemantauan pelaksanaan program Makan Bergizi Gratis (MBG) yang cepat dan objektif, penelitian ini akan mengembangkan solusi berbasis </w:t>
       </w:r>
+      <w:proofErr w:type="spellStart"/>
       <w:r>
         <w:rPr>
           <w:rFonts w:eastAsia="Times New Roman"/>
@@ -12630,6 +13163,7 @@
         </w:rPr>
         <w:t>computer</w:t>
       </w:r>
+      <w:proofErr w:type="spellEnd"/>
       <w:r>
         <w:rPr>
           <w:rFonts w:eastAsia="Times New Roman"/>
@@ -12637,6 +13171,7 @@
         </w:rPr>
         <w:t xml:space="preserve"> </w:t>
       </w:r>
+      <w:proofErr w:type="spellStart"/>
       <w:r>
         <w:rPr>
           <w:rFonts w:eastAsia="Times New Roman"/>
@@ -12646,6 +13181,7 @@
         </w:rPr>
         <w:t>vision</w:t>
       </w:r>
+      <w:proofErr w:type="spellEnd"/>
       <w:r>
         <w:rPr>
           <w:rFonts w:eastAsia="Times New Roman"/>
@@ -12653,6 +13189,7 @@
         </w:rPr>
         <w:t xml:space="preserve"> untuk mengenali komponen menu serta memperkirakan porsi nasi dari citra. Riset ini berfokus pada pelatihan model YOLO untuk deteksi dan segmentasi makanan, pemanfaatan keluaran </w:t>
       </w:r>
+      <w:proofErr w:type="spellStart"/>
       <w:r>
         <w:rPr>
           <w:rFonts w:eastAsia="Times New Roman"/>
@@ -12662,6 +13199,7 @@
         </w:rPr>
         <w:t>mask</w:t>
       </w:r>
+      <w:proofErr w:type="spellEnd"/>
       <w:r>
         <w:rPr>
           <w:rFonts w:eastAsia="Times New Roman"/>
@@ -12729,6 +13267,7 @@
         </w:rPr>
         <w:t xml:space="preserve">Berdasarkan latar belakang di atas, pemantauan menu dan porsi pada program Makan Bergizi Gratis (MBG) masih perlu cara yang lebih cepat dan objektif. Metode konvensional cenderung kurang praktis, sehingga dibutuhkan solusi berbasis teknologi. Karena itu, penelitian ini memanfaatkan </w:t>
       </w:r>
+      <w:proofErr w:type="spellStart"/>
       <w:r>
         <w:rPr>
           <w:rFonts w:eastAsia="Times New Roman"/>
@@ -12738,6 +13277,7 @@
         </w:rPr>
         <w:t>computer</w:t>
       </w:r>
+      <w:proofErr w:type="spellEnd"/>
       <w:r>
         <w:rPr>
           <w:rFonts w:eastAsia="Times New Roman"/>
@@ -12745,6 +13285,7 @@
         </w:rPr>
         <w:t xml:space="preserve"> </w:t>
       </w:r>
+      <w:proofErr w:type="spellStart"/>
       <w:r>
         <w:rPr>
           <w:rFonts w:eastAsia="Times New Roman"/>
@@ -12754,6 +13295,7 @@
         </w:rPr>
         <w:t>vision</w:t>
       </w:r>
+      <w:proofErr w:type="spellEnd"/>
       <w:r>
         <w:rPr>
           <w:rFonts w:eastAsia="Times New Roman"/>
@@ -12799,6 +13341,7 @@
         </w:rPr>
         <w:t xml:space="preserve">Bagaimana merancang sistem berbasis </w:t>
       </w:r>
+      <w:proofErr w:type="spellStart"/>
       <w:r>
         <w:rPr>
           <w:rFonts w:eastAsia="Times New Roman"/>
@@ -12808,6 +13351,7 @@
         </w:rPr>
         <w:t>computer</w:t>
       </w:r>
+      <w:proofErr w:type="spellEnd"/>
       <w:r>
         <w:rPr>
           <w:rFonts w:eastAsia="Times New Roman"/>
@@ -12815,6 +13359,7 @@
         </w:rPr>
         <w:t xml:space="preserve"> </w:t>
       </w:r>
+      <w:proofErr w:type="spellStart"/>
       <w:r>
         <w:rPr>
           <w:rFonts w:eastAsia="Times New Roman"/>
@@ -12824,6 +13369,7 @@
         </w:rPr>
         <w:t>vision</w:t>
       </w:r>
+      <w:proofErr w:type="spellEnd"/>
       <w:r>
         <w:rPr>
           <w:rFonts w:eastAsia="Times New Roman"/>
@@ -12949,6 +13495,7 @@
         </w:rPr>
         <w:t xml:space="preserve">Bagaimana pengaruh </w:t>
       </w:r>
+      <w:proofErr w:type="spellStart"/>
       <w:r>
         <w:rPr>
           <w:rFonts w:eastAsia="Times New Roman"/>
@@ -12958,6 +13505,7 @@
         </w:rPr>
         <w:t>praproses</w:t>
       </w:r>
+      <w:proofErr w:type="spellEnd"/>
       <w:r>
         <w:rPr>
           <w:rFonts w:eastAsia="Times New Roman"/>
@@ -12965,6 +13513,7 @@
         </w:rPr>
         <w:t xml:space="preserve"> citra (</w:t>
       </w:r>
+      <w:proofErr w:type="spellStart"/>
       <w:r>
         <w:rPr>
           <w:rFonts w:eastAsia="Times New Roman"/>
@@ -12974,6 +13523,7 @@
         </w:rPr>
         <w:t>resize</w:t>
       </w:r>
+      <w:proofErr w:type="spellEnd"/>
       <w:r>
         <w:rPr>
           <w:rFonts w:eastAsia="Times New Roman"/>
@@ -13011,6 +13561,7 @@
         </w:rPr>
         <w:t>Bagaimana memanfaatkan hasil segmentasi (</w:t>
       </w:r>
+      <w:proofErr w:type="spellStart"/>
       <w:r>
         <w:rPr>
           <w:rFonts w:eastAsia="Times New Roman"/>
@@ -13020,6 +13571,7 @@
         </w:rPr>
         <w:t>mask</w:t>
       </w:r>
+      <w:proofErr w:type="spellEnd"/>
       <w:r>
         <w:rPr>
           <w:rFonts w:eastAsia="Times New Roman"/>
@@ -13133,6 +13685,7 @@
         </w:rPr>
         <w:t xml:space="preserve">Pengenalan jenis makanan hanya dilakukan pada jenis makanan yang tersedia dalam </w:t>
       </w:r>
+      <w:proofErr w:type="spellStart"/>
       <w:r>
         <w:rPr>
           <w:rFonts w:eastAsia="Times New Roman"/>
@@ -13142,6 +13695,7 @@
         </w:rPr>
         <w:t>dataset</w:t>
       </w:r>
+      <w:proofErr w:type="spellEnd"/>
       <w:r>
         <w:rPr>
           <w:rFonts w:eastAsia="Times New Roman"/>
@@ -13186,6 +13740,7 @@
         </w:rPr>
         <w:t xml:space="preserve">Variasi kondisi pencahayaan, latar belakang gambar, serta kualitas kamera tidak dikaji secara mendalam dan bergantung pada karakteristik </w:t>
       </w:r>
+      <w:proofErr w:type="spellStart"/>
       <w:r>
         <w:rPr>
           <w:rFonts w:eastAsia="Times New Roman"/>
@@ -13195,6 +13750,7 @@
         </w:rPr>
         <w:t>dataset</w:t>
       </w:r>
+      <w:proofErr w:type="spellEnd"/>
       <w:r>
         <w:rPr>
           <w:rFonts w:eastAsia="Times New Roman"/>
@@ -13277,6 +13833,7 @@
         <w:lastRenderedPageBreak/>
         <w:t xml:space="preserve">Citra makanan yang digunakan merupakan citra digital dari </w:t>
       </w:r>
+      <w:proofErr w:type="spellStart"/>
       <w:r>
         <w:rPr>
           <w:rFonts w:eastAsia="Times New Roman"/>
@@ -13286,6 +13843,7 @@
         </w:rPr>
         <w:t>dataset</w:t>
       </w:r>
+      <w:proofErr w:type="spellEnd"/>
       <w:r>
         <w:rPr>
           <w:rFonts w:eastAsia="Times New Roman"/>
@@ -13514,6 +14072,7 @@
         </w:rPr>
         <w:t xml:space="preserve">Merancang sistem berbasis </w:t>
       </w:r>
+      <w:proofErr w:type="spellStart"/>
       <w:r>
         <w:rPr>
           <w:rFonts w:eastAsia="Times New Roman"/>
@@ -13523,6 +14082,7 @@
         </w:rPr>
         <w:t>computer</w:t>
       </w:r>
+      <w:proofErr w:type="spellEnd"/>
       <w:r>
         <w:rPr>
           <w:rFonts w:eastAsia="Times New Roman"/>
@@ -13530,6 +14090,7 @@
         </w:rPr>
         <w:t xml:space="preserve"> </w:t>
       </w:r>
+      <w:proofErr w:type="spellStart"/>
       <w:r>
         <w:rPr>
           <w:rFonts w:eastAsia="Times New Roman"/>
@@ -13539,6 +14100,7 @@
         </w:rPr>
         <w:t>vision</w:t>
       </w:r>
+      <w:proofErr w:type="spellEnd"/>
       <w:r>
         <w:rPr>
           <w:rFonts w:eastAsia="Times New Roman"/>
@@ -13633,6 +14195,7 @@
         </w:rPr>
         <w:t xml:space="preserve">Menganalisis pengaruh </w:t>
       </w:r>
+      <w:proofErr w:type="spellStart"/>
       <w:r>
         <w:rPr>
           <w:rFonts w:eastAsia="Times New Roman"/>
@@ -13642,6 +14205,7 @@
         </w:rPr>
         <w:t>praproses</w:t>
       </w:r>
+      <w:proofErr w:type="spellEnd"/>
       <w:r>
         <w:rPr>
           <w:rFonts w:eastAsia="Times New Roman"/>
@@ -13649,6 +14213,7 @@
         </w:rPr>
         <w:t xml:space="preserve"> citra (</w:t>
       </w:r>
+      <w:proofErr w:type="spellStart"/>
       <w:r>
         <w:rPr>
           <w:rFonts w:eastAsia="Times New Roman"/>
@@ -13658,6 +14223,7 @@
         </w:rPr>
         <w:t>resize</w:t>
       </w:r>
+      <w:proofErr w:type="spellEnd"/>
       <w:r>
         <w:rPr>
           <w:rFonts w:eastAsia="Times New Roman"/>
@@ -13694,6 +14260,7 @@
         </w:rPr>
         <w:t>Memanfaatkan hasil segmentasi (</w:t>
       </w:r>
+      <w:proofErr w:type="spellStart"/>
       <w:r>
         <w:rPr>
           <w:rFonts w:eastAsia="Times New Roman"/>
@@ -13703,6 +14270,7 @@
         </w:rPr>
         <w:t>mask</w:t>
       </w:r>
+      <w:proofErr w:type="spellEnd"/>
       <w:r>
         <w:rPr>
           <w:rFonts w:eastAsia="Times New Roman"/>
@@ -13985,23 +14553,50 @@
       <w:r>
         <w:t xml:space="preserve">Memperkenalkan penerapan teknologi </w:t>
       </w:r>
+      <w:proofErr w:type="spellStart"/>
       <w:r>
         <w:rPr>
           <w:i/>
           <w:iCs/>
         </w:rPr>
-        <w:t xml:space="preserve">computer vision </w:t>
-      </w:r>
-      <w:r>
-        <w:t xml:space="preserve">dalam kehidupan sehari-hari sebagai solusi inovatif untuk meningkatkan </w:t>
-      </w:r>
+        <w:t>computer</w:t>
+      </w:r>
+      <w:proofErr w:type="spellEnd"/>
       <w:r>
         <w:rPr>
           <w:i/>
           <w:iCs/>
         </w:rPr>
+        <w:t xml:space="preserve"> </w:t>
+      </w:r>
+      <w:proofErr w:type="spellStart"/>
+      <w:r>
+        <w:rPr>
+          <w:i/>
+          <w:iCs/>
+        </w:rPr>
+        <w:t>vision</w:t>
+      </w:r>
+      <w:proofErr w:type="spellEnd"/>
+      <w:r>
+        <w:rPr>
+          <w:i/>
+          <w:iCs/>
+        </w:rPr>
+        <w:t xml:space="preserve"> </w:t>
+      </w:r>
+      <w:r>
+        <w:t xml:space="preserve">dalam kehidupan sehari-hari sebagai solusi inovatif untuk meningkatkan </w:t>
+      </w:r>
+      <w:proofErr w:type="spellStart"/>
+      <w:r>
+        <w:rPr>
+          <w:i/>
+          <w:iCs/>
+        </w:rPr>
         <w:t>literasi</w:t>
       </w:r>
+      <w:proofErr w:type="spellEnd"/>
       <w:r>
         <w:t xml:space="preserve"> gizi dan kesehatan.</w:t>
       </w:r>
@@ -14089,13 +14684,31 @@
       <w:r>
         <w:t xml:space="preserve">Pada bab ini dibahas permasalahan penelitian secara keseluruhan yang meliputi latar belakang penelitian, perumusan masalah, batasan masalah, tujuan dan manfaat penelitian, serta sistematika penulisan laporan. Selain itu, pada bab ini dijelaskan mengenai pentingnya pemantauan gizi dalam program Makan Bergizi Gratis (MBG) serta pemanfaatan teknologi </w:t>
       </w:r>
+      <w:proofErr w:type="spellStart"/>
       <w:r>
         <w:rPr>
           <w:i/>
           <w:iCs/>
         </w:rPr>
-        <w:t>computer vision</w:t>
-      </w:r>
+        <w:t>computer</w:t>
+      </w:r>
+      <w:proofErr w:type="spellEnd"/>
+      <w:r>
+        <w:rPr>
+          <w:i/>
+          <w:iCs/>
+        </w:rPr>
+        <w:t xml:space="preserve"> </w:t>
+      </w:r>
+      <w:proofErr w:type="spellStart"/>
+      <w:r>
+        <w:rPr>
+          <w:i/>
+          <w:iCs/>
+        </w:rPr>
+        <w:t>vision</w:t>
+      </w:r>
+      <w:proofErr w:type="spellEnd"/>
       <w:r>
         <w:t xml:space="preserve"> dan metode YOLO untuk mendeteksi makanan dan mendukung estimasi porsi nasi secara otomatis</w:t>
       </w:r>
@@ -14149,13 +14762,63 @@
       <w:r>
         <w:t xml:space="preserve">Pada bab ini dibahas kajian pustaka yang mencakup penelitian terdahulu yang relevan serta teori-teori yang menjadi landasan dalam penelitian. Penelitian terdahulu digunakan sebagai bahan perbandingan dan referensi dalam pengembangan sistem. Sementara itu, landasan teori membahas konsep-konsep yang berkaitan dengan </w:t>
       </w:r>
+      <w:proofErr w:type="spellStart"/>
       <w:r>
         <w:rPr>
           <w:i/>
           <w:iCs/>
         </w:rPr>
-        <w:t>computer vision, deep learning</w:t>
-      </w:r>
+        <w:t>computer</w:t>
+      </w:r>
+      <w:proofErr w:type="spellEnd"/>
+      <w:r>
+        <w:rPr>
+          <w:i/>
+          <w:iCs/>
+        </w:rPr>
+        <w:t xml:space="preserve"> </w:t>
+      </w:r>
+      <w:proofErr w:type="spellStart"/>
+      <w:r>
+        <w:rPr>
+          <w:i/>
+          <w:iCs/>
+        </w:rPr>
+        <w:t>vision</w:t>
+      </w:r>
+      <w:proofErr w:type="spellEnd"/>
+      <w:r>
+        <w:rPr>
+          <w:i/>
+          <w:iCs/>
+        </w:rPr>
+        <w:t xml:space="preserve">, </w:t>
+      </w:r>
+      <w:proofErr w:type="spellStart"/>
+      <w:r>
+        <w:rPr>
+          <w:i/>
+          <w:iCs/>
+        </w:rPr>
+        <w:t>deep</w:t>
+      </w:r>
+      <w:proofErr w:type="spellEnd"/>
+      <w:r>
+        <w:rPr>
+          <w:i/>
+          <w:iCs/>
+        </w:rPr>
+        <w:t xml:space="preserve"> </w:t>
+      </w:r>
+      <w:proofErr w:type="spellStart"/>
+      <w:r>
+        <w:rPr>
+          <w:i/>
+          <w:iCs/>
+        </w:rPr>
+        <w:t>learning</w:t>
+      </w:r>
+      <w:proofErr w:type="spellEnd"/>
       <w:r>
         <w:t>, YOLO, segmentasi citra, REST API, serta teknologi pendukung lainnya yang digunakan dalam penelitian</w:t>
       </w:r>
@@ -14195,13 +14858,31 @@
       <w:r>
         <w:t xml:space="preserve">Pada bab ini dibahas tahapan dan metode penelitian yang digunakan dalam pengembangan sistem secara sistematis dan terarah. Pembahasan meliputi metode penelitian, pengumpulan </w:t>
       </w:r>
+      <w:proofErr w:type="spellStart"/>
       <w:r>
         <w:rPr>
           <w:i/>
           <w:iCs/>
         </w:rPr>
-        <w:t>dataset, preprocessing</w:t>
-      </w:r>
+        <w:t>dataset</w:t>
+      </w:r>
+      <w:proofErr w:type="spellEnd"/>
+      <w:r>
+        <w:rPr>
+          <w:i/>
+          <w:iCs/>
+        </w:rPr>
+        <w:t xml:space="preserve">, </w:t>
+      </w:r>
+      <w:proofErr w:type="spellStart"/>
+      <w:r>
+        <w:rPr>
+          <w:i/>
+          <w:iCs/>
+        </w:rPr>
+        <w:t>preprocessing</w:t>
+      </w:r>
+      <w:proofErr w:type="spellEnd"/>
       <w:r>
         <w:t xml:space="preserve"> citra, proses pelatihan model YOLO, pengujian model, hingga penerapan sistem. Selain itu, dijelaskan pula teknik pengumpulan data dan metode evaluasi yang digunakan untuk mengukur performa sistem</w:t>
       </w:r>
@@ -14586,6 +15267,7 @@
             <w:r>
               <w:t xml:space="preserve">Data, </w:t>
             </w:r>
+            <w:proofErr w:type="spellStart"/>
             <w:r>
               <w:rPr>
                 <w:i/>
@@ -14593,6 +15275,7 @@
               </w:rPr>
               <w:t>Dataset</w:t>
             </w:r>
+            <w:proofErr w:type="spellEnd"/>
             <w:r>
               <w:t>, Masukan</w:t>
             </w:r>
@@ -14623,6 +15306,7 @@
             <w:tcW w:w="1247" w:type="dxa"/>
           </w:tcPr>
           <w:p>
+            <w:proofErr w:type="spellStart"/>
             <w:r>
               <w:rPr>
                 <w:i/>
@@ -14630,6 +15314,7 @@
               </w:rPr>
               <w:t>Research</w:t>
             </w:r>
+            <w:proofErr w:type="spellEnd"/>
             <w:r>
               <w:t xml:space="preserve"> Gap</w:t>
             </w:r>
@@ -14652,13 +15337,79 @@
             <w:tcW w:w="1559" w:type="dxa"/>
           </w:tcPr>
           <w:p>
-            <w:r>
-              <w:t>Agarwal, Choudhury, Ahuja, Sarkar</w:t>
-            </w:r>
+            <w:proofErr w:type="spellStart"/>
+            <w:r>
+              <w:t>Agarwal</w:t>
+            </w:r>
+            <w:proofErr w:type="spellEnd"/>
+            <w:r>
+              <w:t xml:space="preserve">, </w:t>
+            </w:r>
+            <w:proofErr w:type="spellStart"/>
+            <w:r>
+              <w:t>Choudhury</w:t>
+            </w:r>
+            <w:proofErr w:type="spellEnd"/>
+            <w:r>
+              <w:t xml:space="preserve">, </w:t>
+            </w:r>
+            <w:proofErr w:type="spellStart"/>
+            <w:r>
+              <w:t>Ahuja</w:t>
+            </w:r>
+            <w:proofErr w:type="spellEnd"/>
+            <w:r>
+              <w:t xml:space="preserve">, </w:t>
+            </w:r>
+            <w:proofErr w:type="spellStart"/>
+            <w:r>
+              <w:t>Sarkar</w:t>
+            </w:r>
+            <w:proofErr w:type="spellEnd"/>
           </w:p>
           <w:p>
             <w:r>
-              <w:t xml:space="preserve">(Journal of Food Processing and Preservation, 2023) </w:t>
+              <w:t>(</w:t>
+            </w:r>
+            <w:proofErr w:type="spellStart"/>
+            <w:r>
+              <w:t>Journal</w:t>
+            </w:r>
+            <w:proofErr w:type="spellEnd"/>
+            <w:r>
+              <w:t xml:space="preserve"> </w:t>
+            </w:r>
+            <w:proofErr w:type="spellStart"/>
+            <w:r>
+              <w:t>of</w:t>
+            </w:r>
+            <w:proofErr w:type="spellEnd"/>
+            <w:r>
+              <w:t xml:space="preserve"> Food </w:t>
+            </w:r>
+            <w:proofErr w:type="spellStart"/>
+            <w:r>
+              <w:t>Processing</w:t>
+            </w:r>
+            <w:proofErr w:type="spellEnd"/>
+            <w:r>
+              <w:t xml:space="preserve"> </w:t>
+            </w:r>
+            <w:proofErr w:type="spellStart"/>
+            <w:r>
+              <w:t>and</w:t>
+            </w:r>
+            <w:proofErr w:type="spellEnd"/>
+            <w:r>
+              <w:t xml:space="preserve"> </w:t>
+            </w:r>
+            <w:proofErr w:type="spellStart"/>
+            <w:r>
+              <w:t>Preservation</w:t>
+            </w:r>
+            <w:proofErr w:type="spellEnd"/>
+            <w:r>
+              <w:t xml:space="preserve">, 2023) </w:t>
             </w:r>
             <w:r>
               <w:fldChar w:fldCharType="begin" w:fldLock="1"/>
@@ -14677,9 +15428,67 @@
             </w:r>
           </w:p>
           <w:p>
-            <w:r>
-              <w:t>Hybrid Deep Learning Algorithm-Based Food Recognition and Calorie Estimation</w:t>
-            </w:r>
+            <w:proofErr w:type="spellStart"/>
+            <w:r>
+              <w:t>Hybrid</w:t>
+            </w:r>
+            <w:proofErr w:type="spellEnd"/>
+            <w:r>
+              <w:t xml:space="preserve"> </w:t>
+            </w:r>
+            <w:proofErr w:type="spellStart"/>
+            <w:r>
+              <w:t>Deep</w:t>
+            </w:r>
+            <w:proofErr w:type="spellEnd"/>
+            <w:r>
+              <w:t xml:space="preserve"> </w:t>
+            </w:r>
+            <w:proofErr w:type="spellStart"/>
+            <w:r>
+              <w:t>Learning</w:t>
+            </w:r>
+            <w:proofErr w:type="spellEnd"/>
+            <w:r>
+              <w:t xml:space="preserve"> </w:t>
+            </w:r>
+            <w:proofErr w:type="spellStart"/>
+            <w:r>
+              <w:t>Algorithm-Based</w:t>
+            </w:r>
+            <w:proofErr w:type="spellEnd"/>
+            <w:r>
+              <w:t xml:space="preserve"> Food </w:t>
+            </w:r>
+            <w:proofErr w:type="spellStart"/>
+            <w:r>
+              <w:t>Recognition</w:t>
+            </w:r>
+            <w:proofErr w:type="spellEnd"/>
+            <w:r>
+              <w:t xml:space="preserve"> </w:t>
+            </w:r>
+            <w:proofErr w:type="spellStart"/>
+            <w:r>
+              <w:t>and</w:t>
+            </w:r>
+            <w:proofErr w:type="spellEnd"/>
+            <w:r>
+              <w:t xml:space="preserve"> </w:t>
+            </w:r>
+            <w:proofErr w:type="spellStart"/>
+            <w:r>
+              <w:t>Calorie</w:t>
+            </w:r>
+            <w:proofErr w:type="spellEnd"/>
+            <w:r>
+              <w:t xml:space="preserve"> </w:t>
+            </w:r>
+            <w:proofErr w:type="spellStart"/>
+            <w:r>
+              <w:t>Estimation</w:t>
+            </w:r>
+            <w:proofErr w:type="spellEnd"/>
             <w:r>
               <w:t>.</w:t>
             </w:r>
@@ -14690,8 +15499,13 @@
             <w:tcW w:w="1418" w:type="dxa"/>
           </w:tcPr>
           <w:p>
-            <w:r>
-              <w:t xml:space="preserve">Dataset: Indian FoodNet-30 (±5.500 </w:t>
+            <w:proofErr w:type="spellStart"/>
+            <w:r>
+              <w:t>Dataset</w:t>
+            </w:r>
+            <w:proofErr w:type="spellEnd"/>
+            <w:r>
+              <w:t xml:space="preserve">: Indian FoodNet-30 (±5.500 </w:t>
             </w:r>
             <w:r>
               <w:t>Citra</w:t>
@@ -14702,7 +15516,31 @@
           </w:p>
           <w:p>
             <w:r>
-              <w:t xml:space="preserve">Citra di-resize menjadi 640×640; split 80% untuk training dan </w:t>
+              <w:t xml:space="preserve">Citra </w:t>
+            </w:r>
+            <w:proofErr w:type="spellStart"/>
+            <w:r>
+              <w:t>di-resize</w:t>
+            </w:r>
+            <w:proofErr w:type="spellEnd"/>
+            <w:r>
+              <w:t xml:space="preserve"> menjadi 640×640; </w:t>
+            </w:r>
+            <w:proofErr w:type="spellStart"/>
+            <w:r>
+              <w:t>split</w:t>
+            </w:r>
+            <w:proofErr w:type="spellEnd"/>
+            <w:r>
+              <w:t xml:space="preserve"> 80% untuk </w:t>
+            </w:r>
+            <w:proofErr w:type="spellStart"/>
+            <w:r>
+              <w:t>training</w:t>
+            </w:r>
+            <w:proofErr w:type="spellEnd"/>
+            <w:r>
+              <w:t xml:space="preserve"> dan </w:t>
             </w:r>
             <w:r>
               <w:t>1</w:t>
@@ -14725,7 +15563,23 @@
           </w:tcPr>
           <w:p>
             <w:r>
-              <w:t>Arsitektur hybrid: Mask R-CNN untuk segmentasi; fitur dari hasil segmentasi</w:t>
+              <w:t xml:space="preserve">Arsitektur </w:t>
+            </w:r>
+            <w:proofErr w:type="spellStart"/>
+            <w:r>
+              <w:t>hybrid</w:t>
+            </w:r>
+            <w:proofErr w:type="spellEnd"/>
+            <w:r>
+              <w:t xml:space="preserve">: </w:t>
+            </w:r>
+            <w:proofErr w:type="spellStart"/>
+            <w:r>
+              <w:t>Mask</w:t>
+            </w:r>
+            <w:proofErr w:type="spellEnd"/>
+            <w:r>
+              <w:t xml:space="preserve"> R-CNN untuk segmentasi; fitur dari hasil segmentasi</w:t>
             </w:r>
             <w:r>
               <w:t xml:space="preserve"> </w:t>
@@ -14742,7 +15596,63 @@
               <w:t>si</w:t>
             </w:r>
             <w:r>
-              <w:t>: batch size 2; learning rate 0,001; optimizer Adam; epochs 25; device CPU.</w:t>
+              <w:t xml:space="preserve">: </w:t>
+            </w:r>
+            <w:proofErr w:type="spellStart"/>
+            <w:r>
+              <w:t>batch</w:t>
+            </w:r>
+            <w:proofErr w:type="spellEnd"/>
+            <w:r>
+              <w:t xml:space="preserve"> </w:t>
+            </w:r>
+            <w:proofErr w:type="spellStart"/>
+            <w:r>
+              <w:t>size</w:t>
+            </w:r>
+            <w:proofErr w:type="spellEnd"/>
+            <w:r>
+              <w:t xml:space="preserve"> 2; </w:t>
+            </w:r>
+            <w:proofErr w:type="spellStart"/>
+            <w:r>
+              <w:t>learning</w:t>
+            </w:r>
+            <w:proofErr w:type="spellEnd"/>
+            <w:r>
+              <w:t xml:space="preserve"> </w:t>
+            </w:r>
+            <w:proofErr w:type="spellStart"/>
+            <w:r>
+              <w:t>rate</w:t>
+            </w:r>
+            <w:proofErr w:type="spellEnd"/>
+            <w:r>
+              <w:t xml:space="preserve"> 0,001; </w:t>
+            </w:r>
+            <w:proofErr w:type="spellStart"/>
+            <w:r>
+              <w:t>optimizer</w:t>
+            </w:r>
+            <w:proofErr w:type="spellEnd"/>
+            <w:r>
+              <w:t xml:space="preserve"> Adam; </w:t>
+            </w:r>
+            <w:proofErr w:type="spellStart"/>
+            <w:r>
+              <w:t>epochs</w:t>
+            </w:r>
+            <w:proofErr w:type="spellEnd"/>
+            <w:r>
+              <w:t xml:space="preserve"> 25; </w:t>
+            </w:r>
+            <w:proofErr w:type="spellStart"/>
+            <w:r>
+              <w:t>device</w:t>
+            </w:r>
+            <w:proofErr w:type="spellEnd"/>
+            <w:r>
+              <w:t xml:space="preserve"> CPU.</w:t>
             </w:r>
           </w:p>
         </w:tc>
@@ -14757,7 +15667,55 @@
           </w:p>
           <w:p>
             <w:r>
-              <w:t>•Performa (Mask R-CNN+YOLOv5): accuracy 0,97125; precision 0,96415; F-score 0,96584; sensitivity 0,96754; specificity 0,96452.</w:t>
+              <w:t>•Performa (</w:t>
+            </w:r>
+            <w:proofErr w:type="spellStart"/>
+            <w:r>
+              <w:t>Mask</w:t>
+            </w:r>
+            <w:proofErr w:type="spellEnd"/>
+            <w:r>
+              <w:t xml:space="preserve"> R-CNN+YOLOv5): </w:t>
+            </w:r>
+            <w:proofErr w:type="spellStart"/>
+            <w:r>
+              <w:t>accuracy</w:t>
+            </w:r>
+            <w:proofErr w:type="spellEnd"/>
+            <w:r>
+              <w:t xml:space="preserve"> 0,97125; </w:t>
+            </w:r>
+            <w:proofErr w:type="spellStart"/>
+            <w:r>
+              <w:t>precision</w:t>
+            </w:r>
+            <w:proofErr w:type="spellEnd"/>
+            <w:r>
+              <w:t xml:space="preserve"> 0,96415; F-</w:t>
+            </w:r>
+            <w:proofErr w:type="spellStart"/>
+            <w:r>
+              <w:t>score</w:t>
+            </w:r>
+            <w:proofErr w:type="spellEnd"/>
+            <w:r>
+              <w:t xml:space="preserve"> 0,96584; </w:t>
+            </w:r>
+            <w:proofErr w:type="spellStart"/>
+            <w:r>
+              <w:t>sensitivity</w:t>
+            </w:r>
+            <w:proofErr w:type="spellEnd"/>
+            <w:r>
+              <w:t xml:space="preserve"> 0,96754; </w:t>
+            </w:r>
+            <w:proofErr w:type="spellStart"/>
+            <w:r>
+              <w:t>specificity</w:t>
+            </w:r>
+            <w:proofErr w:type="spellEnd"/>
+            <w:r>
+              <w:t xml:space="preserve"> 0,96452.</w:t>
             </w:r>
           </w:p>
         </w:tc>
@@ -14767,7 +15725,15 @@
           </w:tcPr>
           <w:p>
             <w:r>
-              <w:t>Estimasi volume bergantung pada objek referensi dan asumsi bentuk “bowl-like”.</w:t>
+              <w:t>Estimasi volume bergantung pada objek referensi dan asumsi bentuk “</w:t>
+            </w:r>
+            <w:proofErr w:type="spellStart"/>
+            <w:r>
+              <w:t>bowl-like</w:t>
+            </w:r>
+            <w:proofErr w:type="spellEnd"/>
+            <w:r>
+              <w:t>”.</w:t>
             </w:r>
           </w:p>
           <w:p>
@@ -14781,8 +15747,13 @@
               <w:t>variasi tipe/bentuk/ukuran/presentasi makanan</w:t>
             </w:r>
             <w:r>
-              <w:t xml:space="preserve"> masih menangtang</w:t>
-            </w:r>
+              <w:t xml:space="preserve"> masih </w:t>
+            </w:r>
+            <w:proofErr w:type="spellStart"/>
+            <w:r>
+              <w:t>menangtang</w:t>
+            </w:r>
+            <w:proofErr w:type="spellEnd"/>
             <w:r>
               <w:t>.</w:t>
             </w:r>
@@ -14806,13 +15777,47 @@
             <w:tcW w:w="1559" w:type="dxa"/>
           </w:tcPr>
           <w:p>
-            <w:r>
-              <w:t>Ferreira, Cerqueira, Ribeiro</w:t>
-            </w:r>
+            <w:proofErr w:type="spellStart"/>
+            <w:r>
+              <w:t>Ferreira</w:t>
+            </w:r>
+            <w:proofErr w:type="spellEnd"/>
+            <w:r>
+              <w:t xml:space="preserve">, </w:t>
+            </w:r>
+            <w:proofErr w:type="spellStart"/>
+            <w:r>
+              <w:t>Cerqueira</w:t>
+            </w:r>
+            <w:proofErr w:type="spellEnd"/>
+            <w:r>
+              <w:t xml:space="preserve">, </w:t>
+            </w:r>
+            <w:proofErr w:type="spellStart"/>
+            <w:r>
+              <w:t>Ribeiro</w:t>
+            </w:r>
+            <w:proofErr w:type="spellEnd"/>
           </w:p>
           <w:p>
             <w:r>
-              <w:t xml:space="preserve">(Applied Sciences, 2025) </w:t>
+              <w:t>(</w:t>
+            </w:r>
+            <w:proofErr w:type="spellStart"/>
+            <w:r>
+              <w:t>Applied</w:t>
+            </w:r>
+            <w:proofErr w:type="spellEnd"/>
+            <w:r>
+              <w:t xml:space="preserve"> </w:t>
+            </w:r>
+            <w:proofErr w:type="spellStart"/>
+            <w:r>
+              <w:t>Sciences</w:t>
+            </w:r>
+            <w:proofErr w:type="spellEnd"/>
+            <w:r>
+              <w:t xml:space="preserve">, 2025) </w:t>
             </w:r>
             <w:r>
               <w:fldChar w:fldCharType="begin" w:fldLock="1"/>
@@ -14833,7 +15838,47 @@
           <w:p>
             <w:r>
               <w:lastRenderedPageBreak/>
-              <w:t>Food Waste Detection in Canteen Plates Using YOLOv1</w:t>
+              <w:t xml:space="preserve">Food </w:t>
+            </w:r>
+            <w:proofErr w:type="spellStart"/>
+            <w:r>
+              <w:t>Waste</w:t>
+            </w:r>
+            <w:proofErr w:type="spellEnd"/>
+            <w:r>
+              <w:t xml:space="preserve"> </w:t>
+            </w:r>
+            <w:proofErr w:type="spellStart"/>
+            <w:r>
+              <w:t>Detection</w:t>
+            </w:r>
+            <w:proofErr w:type="spellEnd"/>
+            <w:r>
+              <w:t xml:space="preserve"> in </w:t>
+            </w:r>
+            <w:proofErr w:type="spellStart"/>
+            <w:r>
+              <w:t>Canteen</w:t>
+            </w:r>
+            <w:proofErr w:type="spellEnd"/>
+            <w:r>
+              <w:t xml:space="preserve"> </w:t>
+            </w:r>
+            <w:proofErr w:type="spellStart"/>
+            <w:r>
+              <w:t>Plates</w:t>
+            </w:r>
+            <w:proofErr w:type="spellEnd"/>
+            <w:r>
+              <w:t xml:space="preserve"> </w:t>
+            </w:r>
+            <w:proofErr w:type="spellStart"/>
+            <w:r>
+              <w:t>Using</w:t>
+            </w:r>
+            <w:proofErr w:type="spellEnd"/>
+            <w:r>
+              <w:t xml:space="preserve"> YOLOv1</w:t>
             </w:r>
             <w:r>
               <w:t>1.</w:t>
@@ -14845,28 +15890,83 @@
             <w:tcW w:w="1418" w:type="dxa"/>
           </w:tcPr>
           <w:p>
+            <w:proofErr w:type="spellStart"/>
             <w:r>
               <w:lastRenderedPageBreak/>
-              <w:t>Dataset: 175 citra dasar piring kantin</w:t>
+              <w:t>Dataset</w:t>
+            </w:r>
+            <w:proofErr w:type="spellEnd"/>
+            <w:r>
+              <w:t>: 175 citra dasar piring kantin</w:t>
             </w:r>
             <w:r>
               <w:t>,</w:t>
             </w:r>
             <w:r>
-              <w:t xml:space="preserve"> 860 citra setelah augmentasi </w:t>
+              <w:t xml:space="preserve"> 860 citra setelah </w:t>
+            </w:r>
+            <w:proofErr w:type="spellStart"/>
+            <w:r>
+              <w:t>augmentasi</w:t>
+            </w:r>
+            <w:proofErr w:type="spellEnd"/>
+            <w:r>
+              <w:t xml:space="preserve"> </w:t>
             </w:r>
             <w:r>
               <w:lastRenderedPageBreak/>
-              <w:t>(zoom/crop/rotate/flip)</w:t>
+              <w:t>(</w:t>
+            </w:r>
+            <w:proofErr w:type="spellStart"/>
+            <w:r>
+              <w:t>zoom</w:t>
+            </w:r>
+            <w:proofErr w:type="spellEnd"/>
+            <w:r>
+              <w:t>/</w:t>
+            </w:r>
+            <w:proofErr w:type="spellStart"/>
+            <w:r>
+              <w:t>crop</w:t>
+            </w:r>
+            <w:proofErr w:type="spellEnd"/>
+            <w:r>
+              <w:t>/</w:t>
+            </w:r>
+            <w:proofErr w:type="spellStart"/>
+            <w:r>
+              <w:t>rotate</w:t>
+            </w:r>
+            <w:proofErr w:type="spellEnd"/>
+            <w:r>
+              <w:t>/</w:t>
+            </w:r>
+            <w:proofErr w:type="spellStart"/>
+            <w:r>
+              <w:t>flip</w:t>
+            </w:r>
+            <w:proofErr w:type="spellEnd"/>
+            <w:r>
+              <w:t>)</w:t>
             </w:r>
             <w:r>
               <w:t>.</w:t>
             </w:r>
           </w:p>
           <w:p>
-            <w:r>
-              <w:t>Labeling memakai Roboflow</w:t>
-            </w:r>
+            <w:proofErr w:type="spellStart"/>
+            <w:r>
+              <w:t>Labeling</w:t>
+            </w:r>
+            <w:proofErr w:type="spellEnd"/>
+            <w:r>
+              <w:t xml:space="preserve"> memakai </w:t>
+            </w:r>
+            <w:proofErr w:type="spellStart"/>
+            <w:r>
+              <w:t>Roboflow</w:t>
+            </w:r>
+            <w:proofErr w:type="spellEnd"/>
             <w:r>
               <w:t>.</w:t>
             </w:r>
@@ -14889,9 +15989,30 @@
             <w:tcW w:w="1156" w:type="dxa"/>
           </w:tcPr>
           <w:p>
+            <w:proofErr w:type="spellStart"/>
             <w:r>
               <w:lastRenderedPageBreak/>
-              <w:t>mAP = 0.343; precision = 0.62; recall = 0.322</w:t>
+              <w:t>mAP</w:t>
+            </w:r>
+            <w:proofErr w:type="spellEnd"/>
+            <w:r>
+              <w:t xml:space="preserve"> = 0.343; </w:t>
+            </w:r>
+            <w:proofErr w:type="spellStart"/>
+            <w:r>
+              <w:t>precision</w:t>
+            </w:r>
+            <w:proofErr w:type="spellEnd"/>
+            <w:r>
+              <w:t xml:space="preserve"> = 0.62; </w:t>
+            </w:r>
+            <w:proofErr w:type="spellStart"/>
+            <w:r>
+              <w:t>recall</w:t>
+            </w:r>
+            <w:proofErr w:type="spellEnd"/>
+            <w:r>
+              <w:t xml:space="preserve"> = 0.322</w:t>
             </w:r>
             <w:r>
               <w:t>.</w:t>
@@ -14919,8 +16040,13 @@
             </w:r>
             <w:r>
               <w:lastRenderedPageBreak/>
-              <w:t>dampak preprocessing</w:t>
-            </w:r>
+              <w:t xml:space="preserve">dampak </w:t>
+            </w:r>
+            <w:proofErr w:type="spellStart"/>
+            <w:r>
+              <w:t>preprocessing</w:t>
+            </w:r>
+            <w:proofErr w:type="spellEnd"/>
             <w:r>
               <w:t xml:space="preserve"> </w:t>
             </w:r>
@@ -14947,13 +16073,47 @@
             <w:tcW w:w="1559" w:type="dxa"/>
           </w:tcPr>
           <w:p>
-            <w:r>
-              <w:t>Chrintz-Gath, Daivadanam, Matta, McKeever</w:t>
-            </w:r>
+            <w:proofErr w:type="spellStart"/>
+            <w:r>
+              <w:t>Chrintz-Gath</w:t>
+            </w:r>
+            <w:proofErr w:type="spellEnd"/>
+            <w:r>
+              <w:t xml:space="preserve">, </w:t>
+            </w:r>
+            <w:proofErr w:type="spellStart"/>
+            <w:r>
+              <w:t>Daivadanam</w:t>
+            </w:r>
+            <w:proofErr w:type="spellEnd"/>
+            <w:r>
+              <w:t xml:space="preserve">, Matta, </w:t>
+            </w:r>
+            <w:proofErr w:type="spellStart"/>
+            <w:r>
+              <w:t>McKeever</w:t>
+            </w:r>
+            <w:proofErr w:type="spellEnd"/>
           </w:p>
           <w:p>
             <w:r>
-              <w:t xml:space="preserve">(JMIR Formative Research, 2025) </w:t>
+              <w:t xml:space="preserve">(JMIR </w:t>
+            </w:r>
+            <w:proofErr w:type="spellStart"/>
+            <w:r>
+              <w:t>Formative</w:t>
+            </w:r>
+            <w:proofErr w:type="spellEnd"/>
+            <w:r>
+              <w:t xml:space="preserve"> </w:t>
+            </w:r>
+            <w:proofErr w:type="spellStart"/>
+            <w:r>
+              <w:t>Research</w:t>
+            </w:r>
+            <w:proofErr w:type="spellEnd"/>
+            <w:r>
+              <w:t xml:space="preserve">, 2025) </w:t>
             </w:r>
             <w:r>
               <w:fldChar w:fldCharType="begin" w:fldLock="1"/>
@@ -14972,9 +16132,115 @@
             </w:r>
           </w:p>
           <w:p>
-            <w:r>
-              <w:t>Image-Based Dietary Assessment Using the Swedish Plate Model: Evaluation of Deep Learning–Based You Only Look Once (YOLO) Models</w:t>
-            </w:r>
+            <w:proofErr w:type="spellStart"/>
+            <w:r>
+              <w:t>Image-Based</w:t>
+            </w:r>
+            <w:proofErr w:type="spellEnd"/>
+            <w:r>
+              <w:t xml:space="preserve"> </w:t>
+            </w:r>
+            <w:proofErr w:type="spellStart"/>
+            <w:r>
+              <w:t>Dietary</w:t>
+            </w:r>
+            <w:proofErr w:type="spellEnd"/>
+            <w:r>
+              <w:t xml:space="preserve"> </w:t>
+            </w:r>
+            <w:proofErr w:type="spellStart"/>
+            <w:r>
+              <w:t>Assessment</w:t>
+            </w:r>
+            <w:proofErr w:type="spellEnd"/>
+            <w:r>
+              <w:t xml:space="preserve"> </w:t>
+            </w:r>
+            <w:proofErr w:type="spellStart"/>
+            <w:r>
+              <w:t>Using</w:t>
+            </w:r>
+            <w:proofErr w:type="spellEnd"/>
+            <w:r>
+              <w:t xml:space="preserve"> </w:t>
+            </w:r>
+            <w:proofErr w:type="spellStart"/>
+            <w:r>
+              <w:t>the</w:t>
+            </w:r>
+            <w:proofErr w:type="spellEnd"/>
+            <w:r>
+              <w:t xml:space="preserve"> </w:t>
+            </w:r>
+            <w:proofErr w:type="spellStart"/>
+            <w:r>
+              <w:t>Swedish</w:t>
+            </w:r>
+            <w:proofErr w:type="spellEnd"/>
+            <w:r>
+              <w:t xml:space="preserve"> </w:t>
+            </w:r>
+            <w:proofErr w:type="spellStart"/>
+            <w:r>
+              <w:t>Plate</w:t>
+            </w:r>
+            <w:proofErr w:type="spellEnd"/>
+            <w:r>
+              <w:t xml:space="preserve"> Model: </w:t>
+            </w:r>
+            <w:proofErr w:type="spellStart"/>
+            <w:r>
+              <w:t>Evaluation</w:t>
+            </w:r>
+            <w:proofErr w:type="spellEnd"/>
+            <w:r>
+              <w:t xml:space="preserve"> </w:t>
+            </w:r>
+            <w:proofErr w:type="spellStart"/>
+            <w:r>
+              <w:t>of</w:t>
+            </w:r>
+            <w:proofErr w:type="spellEnd"/>
+            <w:r>
+              <w:t xml:space="preserve"> </w:t>
+            </w:r>
+            <w:proofErr w:type="spellStart"/>
+            <w:r>
+              <w:t>Deep</w:t>
+            </w:r>
+            <w:proofErr w:type="spellEnd"/>
+            <w:r>
+              <w:t xml:space="preserve"> </w:t>
+            </w:r>
+            <w:proofErr w:type="spellStart"/>
+            <w:r>
+              <w:t>Learning</w:t>
+            </w:r>
+            <w:proofErr w:type="spellEnd"/>
+            <w:r>
+              <w:t>–</w:t>
+            </w:r>
+            <w:proofErr w:type="spellStart"/>
+            <w:r>
+              <w:t>Based</w:t>
+            </w:r>
+            <w:proofErr w:type="spellEnd"/>
+            <w:r>
+              <w:t xml:space="preserve"> You Only </w:t>
+            </w:r>
+            <w:proofErr w:type="spellStart"/>
+            <w:r>
+              <w:t>Look</w:t>
+            </w:r>
+            <w:proofErr w:type="spellEnd"/>
+            <w:r>
+              <w:t xml:space="preserve"> Once (YOLO) </w:t>
+            </w:r>
+            <w:proofErr w:type="spellStart"/>
+            <w:r>
+              <w:t>Models</w:t>
+            </w:r>
+            <w:proofErr w:type="spellEnd"/>
             <w:r>
               <w:t>.</w:t>
             </w:r>
@@ -14985,26 +16251,150 @@
             <w:tcW w:w="1418" w:type="dxa"/>
           </w:tcPr>
           <w:p>
-            <w:r>
-              <w:t>Dataset: 3707 citra berlabel, 42 kelas makanan.</w:t>
+            <w:proofErr w:type="spellStart"/>
+            <w:r>
+              <w:t>Dataset</w:t>
+            </w:r>
+            <w:proofErr w:type="spellEnd"/>
+            <w:r>
+              <w:t>: 3707 citra berlabel, 42 kelas makanan.</w:t>
             </w:r>
           </w:p>
           <w:p>
             <w:r>
-              <w:t>Sumber data: Roboflow Universe dan Kaggle</w:t>
-            </w:r>
+              <w:t xml:space="preserve">Sumber data: </w:t>
+            </w:r>
+            <w:proofErr w:type="spellStart"/>
+            <w:r>
+              <w:t>Roboflow</w:t>
+            </w:r>
+            <w:proofErr w:type="spellEnd"/>
+            <w:r>
+              <w:t xml:space="preserve"> </w:t>
+            </w:r>
+            <w:proofErr w:type="spellStart"/>
+            <w:r>
+              <w:t>Universe</w:t>
+            </w:r>
+            <w:proofErr w:type="spellEnd"/>
+            <w:r>
+              <w:t xml:space="preserve"> dan </w:t>
+            </w:r>
+            <w:proofErr w:type="spellStart"/>
+            <w:r>
+              <w:t>Kaggle</w:t>
+            </w:r>
+            <w:proofErr w:type="spellEnd"/>
             <w:r>
               <w:t>.</w:t>
             </w:r>
           </w:p>
           <w:p>
-            <w:r>
-              <w:t>Split: 3570 train, 131 validation, 6 test.</w:t>
+            <w:proofErr w:type="spellStart"/>
+            <w:r>
+              <w:t>Split</w:t>
+            </w:r>
+            <w:proofErr w:type="spellEnd"/>
+            <w:r>
+              <w:t xml:space="preserve">: 3570 </w:t>
+            </w:r>
+            <w:proofErr w:type="spellStart"/>
+            <w:r>
+              <w:t>train</w:t>
+            </w:r>
+            <w:proofErr w:type="spellEnd"/>
+            <w:r>
+              <w:t xml:space="preserve">, 131 </w:t>
+            </w:r>
+            <w:proofErr w:type="spellStart"/>
+            <w:r>
+              <w:t>validation</w:t>
+            </w:r>
+            <w:proofErr w:type="spellEnd"/>
+            <w:r>
+              <w:t xml:space="preserve">, 6 </w:t>
+            </w:r>
+            <w:proofErr w:type="spellStart"/>
+            <w:r>
+              <w:t>test</w:t>
+            </w:r>
+            <w:proofErr w:type="spellEnd"/>
+            <w:r>
+              <w:t>.</w:t>
             </w:r>
           </w:p>
           <w:p>
-            <w:r>
-              <w:t>Preprocessing: Auto-Orient, Resizing, Auto-Adjust Contrast; augmentasi: Rotation (±15°), Grayscale (10%), Noise.</w:t>
+            <w:proofErr w:type="spellStart"/>
+            <w:r>
+              <w:t>Preprocessing</w:t>
+            </w:r>
+            <w:proofErr w:type="spellEnd"/>
+            <w:r>
+              <w:t>: Auto-</w:t>
+            </w:r>
+            <w:proofErr w:type="spellStart"/>
+            <w:r>
+              <w:t>Orient</w:t>
+            </w:r>
+            <w:proofErr w:type="spellEnd"/>
+            <w:r>
+              <w:t xml:space="preserve">, </w:t>
+            </w:r>
+            <w:proofErr w:type="spellStart"/>
+            <w:r>
+              <w:t>Resizing</w:t>
+            </w:r>
+            <w:proofErr w:type="spellEnd"/>
+            <w:r>
+              <w:t>, Auto-</w:t>
+            </w:r>
+            <w:proofErr w:type="spellStart"/>
+            <w:r>
+              <w:t>Adjust</w:t>
+            </w:r>
+            <w:proofErr w:type="spellEnd"/>
+            <w:r>
+              <w:t xml:space="preserve"> </w:t>
+            </w:r>
+            <w:proofErr w:type="spellStart"/>
+            <w:r>
+              <w:t>Contrast</w:t>
+            </w:r>
+            <w:proofErr w:type="spellEnd"/>
+            <w:r>
+              <w:t xml:space="preserve">; </w:t>
+            </w:r>
+            <w:proofErr w:type="spellStart"/>
+            <w:r>
+              <w:t>augmentasi</w:t>
+            </w:r>
+            <w:proofErr w:type="spellEnd"/>
+            <w:r>
+              <w:t xml:space="preserve">: </w:t>
+            </w:r>
+            <w:proofErr w:type="spellStart"/>
+            <w:r>
+              <w:t>Rotation</w:t>
+            </w:r>
+            <w:proofErr w:type="spellEnd"/>
+            <w:r>
+              <w:t xml:space="preserve"> (±15°), </w:t>
+            </w:r>
+            <w:proofErr w:type="spellStart"/>
+            <w:r>
+              <w:t>Grayscale</w:t>
+            </w:r>
+            <w:proofErr w:type="spellEnd"/>
+            <w:r>
+              <w:t xml:space="preserve"> (10%), </w:t>
+            </w:r>
+            <w:proofErr w:type="spellStart"/>
+            <w:r>
+              <w:t>Noise</w:t>
+            </w:r>
+            <w:proofErr w:type="spellEnd"/>
+            <w:r>
+              <w:t>.</w:t>
             </w:r>
           </w:p>
         </w:tc>
@@ -15019,7 +16409,23 @@
           </w:p>
           <w:p>
             <w:r>
-              <w:t>Metrik evaluasi: precision, recall, mAP@0.5, mAP@0.5:0.95, F1-score.</w:t>
+              <w:t xml:space="preserve">Metrik evaluasi: </w:t>
+            </w:r>
+            <w:proofErr w:type="spellStart"/>
+            <w:r>
+              <w:t>precision</w:t>
+            </w:r>
+            <w:proofErr w:type="spellEnd"/>
+            <w:r>
+              <w:t xml:space="preserve">, </w:t>
+            </w:r>
+            <w:proofErr w:type="spellStart"/>
+            <w:r>
+              <w:t>recall</w:t>
+            </w:r>
+            <w:proofErr w:type="spellEnd"/>
+            <w:r>
+              <w:t>, mAP@0.5, mAP@0.5:0.95, F1-score.</w:t>
             </w:r>
           </w:p>
         </w:tc>
@@ -15029,7 +16435,23 @@
           </w:tcPr>
           <w:p>
             <w:r>
-              <w:t>Hasil terbaik YOLOv8: precision 0.82382; recall 0.67553.</w:t>
+              <w:t xml:space="preserve">Hasil terbaik YOLOv8: </w:t>
+            </w:r>
+            <w:proofErr w:type="spellStart"/>
+            <w:r>
+              <w:t>precision</w:t>
+            </w:r>
+            <w:proofErr w:type="spellEnd"/>
+            <w:r>
+              <w:t xml:space="preserve"> 0.82382; </w:t>
+            </w:r>
+            <w:proofErr w:type="spellStart"/>
+            <w:r>
+              <w:t>recall</w:t>
+            </w:r>
+            <w:proofErr w:type="spellEnd"/>
+            <w:r>
+              <w:t xml:space="preserve"> 0.67553.</w:t>
             </w:r>
           </w:p>
           <w:p>
@@ -15043,8 +16465,13 @@
             <w:tcW w:w="1247" w:type="dxa"/>
           </w:tcPr>
           <w:p>
-            <w:r>
-              <w:t>Test set sangat kecil = 6 citra</w:t>
+            <w:proofErr w:type="spellStart"/>
+            <w:r>
+              <w:t>Test</w:t>
+            </w:r>
+            <w:proofErr w:type="spellEnd"/>
+            <w:r>
+              <w:t xml:space="preserve"> set sangat kecil = 6 citra</w:t>
             </w:r>
           </w:p>
           <w:p>
@@ -15077,13 +16504,55 @@
             <w:tcW w:w="1559" w:type="dxa"/>
           </w:tcPr>
           <w:p>
-            <w:r>
-              <w:t>Gonzalez, Garcia, Velastin, GholamHosseini, Tejeda, Farias</w:t>
-            </w:r>
+            <w:proofErr w:type="spellStart"/>
+            <w:r>
+              <w:t>Gonzalez</w:t>
+            </w:r>
+            <w:proofErr w:type="spellEnd"/>
+            <w:r>
+              <w:t xml:space="preserve">, Garcia, </w:t>
+            </w:r>
+            <w:proofErr w:type="spellStart"/>
+            <w:r>
+              <w:t>Velastin</w:t>
+            </w:r>
+            <w:proofErr w:type="spellEnd"/>
+            <w:r>
+              <w:t xml:space="preserve">, </w:t>
+            </w:r>
+            <w:proofErr w:type="spellStart"/>
+            <w:r>
+              <w:t>GholamHosseini</w:t>
+            </w:r>
+            <w:proofErr w:type="spellEnd"/>
+            <w:r>
+              <w:t xml:space="preserve">, </w:t>
+            </w:r>
+            <w:proofErr w:type="spellStart"/>
+            <w:r>
+              <w:t>Tejeda</w:t>
+            </w:r>
+            <w:proofErr w:type="spellEnd"/>
+            <w:r>
+              <w:t xml:space="preserve">, </w:t>
+            </w:r>
+            <w:proofErr w:type="spellStart"/>
+            <w:r>
+              <w:t>Farias</w:t>
+            </w:r>
+            <w:proofErr w:type="spellEnd"/>
           </w:p>
           <w:p>
             <w:r>
-              <w:t xml:space="preserve">(Sensors, 2024) </w:t>
+              <w:t>(</w:t>
+            </w:r>
+            <w:proofErr w:type="spellStart"/>
+            <w:r>
+              <w:t>Sensors</w:t>
+            </w:r>
+            <w:proofErr w:type="spellEnd"/>
+            <w:r>
+              <w:t xml:space="preserve">, 2024) </w:t>
             </w:r>
             <w:r>
               <w:fldChar w:fldCharType="begin" w:fldLock="1"/>
@@ -15102,13 +16571,76 @@
             </w:r>
           </w:p>
           <w:p>
-            <w:r>
-              <w:t xml:space="preserve">Automated Food Weight and Content Estimation Using </w:t>
-            </w:r>
+            <w:proofErr w:type="spellStart"/>
+            <w:r>
+              <w:t>Automated</w:t>
+            </w:r>
+            <w:proofErr w:type="spellEnd"/>
+            <w:r>
+              <w:t xml:space="preserve"> Food </w:t>
+            </w:r>
+            <w:proofErr w:type="spellStart"/>
+            <w:r>
+              <w:t>Weight</w:t>
+            </w:r>
+            <w:proofErr w:type="spellEnd"/>
+            <w:r>
+              <w:t xml:space="preserve"> </w:t>
+            </w:r>
+            <w:proofErr w:type="spellStart"/>
+            <w:r>
+              <w:t>and</w:t>
+            </w:r>
+            <w:proofErr w:type="spellEnd"/>
+            <w:r>
+              <w:t xml:space="preserve"> </w:t>
+            </w:r>
+            <w:proofErr w:type="spellStart"/>
+            <w:r>
+              <w:t>Content</w:t>
+            </w:r>
+            <w:proofErr w:type="spellEnd"/>
+            <w:r>
+              <w:t xml:space="preserve"> </w:t>
+            </w:r>
+            <w:proofErr w:type="spellStart"/>
+            <w:r>
+              <w:t>Estimation</w:t>
+            </w:r>
+            <w:proofErr w:type="spellEnd"/>
+            <w:r>
+              <w:t xml:space="preserve"> </w:t>
+            </w:r>
+            <w:proofErr w:type="spellStart"/>
+            <w:r>
+              <w:t>Using</w:t>
+            </w:r>
+            <w:proofErr w:type="spellEnd"/>
+            <w:r>
+              <w:t xml:space="preserve"> </w:t>
+            </w:r>
+            <w:proofErr w:type="spellStart"/>
             <w:r>
               <w:lastRenderedPageBreak/>
-              <w:t>Computer Vision and AI Algorithms</w:t>
-            </w:r>
+              <w:t>Computer</w:t>
+            </w:r>
+            <w:proofErr w:type="spellEnd"/>
+            <w:r>
+              <w:t xml:space="preserve"> Vision </w:t>
+            </w:r>
+            <w:proofErr w:type="spellStart"/>
+            <w:r>
+              <w:t>and</w:t>
+            </w:r>
+            <w:proofErr w:type="spellEnd"/>
+            <w:r>
+              <w:t xml:space="preserve"> AI </w:t>
+            </w:r>
+            <w:proofErr w:type="spellStart"/>
+            <w:r>
+              <w:t>Algorithms</w:t>
+            </w:r>
+            <w:proofErr w:type="spellEnd"/>
             <w:r>
               <w:t>.</w:t>
             </w:r>
@@ -15119,9 +16651,14 @@
             <w:tcW w:w="1418" w:type="dxa"/>
           </w:tcPr>
           <w:p>
+            <w:proofErr w:type="spellStart"/>
             <w:r>
               <w:lastRenderedPageBreak/>
-              <w:t>Dataset segmentasi: 1025 citra, 14 kelas</w:t>
+              <w:t>Dataset</w:t>
+            </w:r>
+            <w:proofErr w:type="spellEnd"/>
+            <w:r>
+              <w:t xml:space="preserve"> segmentasi: 1025 citra, 14 kelas</w:t>
             </w:r>
           </w:p>
           <w:p>
@@ -15139,7 +16676,15 @@
           </w:tcPr>
           <w:p>
             <w:r>
-              <w:t>YOLOv8L-Seg untuk segmentasi piksel pada objek makanan.</w:t>
+              <w:t xml:space="preserve">YOLOv8L-Seg untuk segmentasi </w:t>
+            </w:r>
+            <w:proofErr w:type="spellStart"/>
+            <w:r>
+              <w:t>piksel</w:t>
+            </w:r>
+            <w:proofErr w:type="spellEnd"/>
+            <w:r>
+              <w:t xml:space="preserve"> pada objek makanan.</w:t>
             </w:r>
           </w:p>
           <w:p/>
@@ -15171,12 +16716,36 @@
           </w:tcPr>
           <w:p>
             <w:r>
-              <w:t>Pendekatan porsi/berat bergantung pada depth camera.</w:t>
+              <w:t xml:space="preserve">Pendekatan porsi/berat bergantung pada </w:t>
+            </w:r>
+            <w:proofErr w:type="spellStart"/>
+            <w:r>
+              <w:t>depth</w:t>
+            </w:r>
+            <w:proofErr w:type="spellEnd"/>
+            <w:r>
+              <w:t xml:space="preserve"> </w:t>
+            </w:r>
+            <w:proofErr w:type="spellStart"/>
+            <w:r>
+              <w:t>camera</w:t>
+            </w:r>
+            <w:proofErr w:type="spellEnd"/>
+            <w:r>
+              <w:t>.</w:t>
             </w:r>
           </w:p>
           <w:p>
             <w:r>
-              <w:t xml:space="preserve">Belum ada analisis dampak resize/kompresi </w:t>
+              <w:t xml:space="preserve">Belum ada analisis dampak </w:t>
+            </w:r>
+            <w:proofErr w:type="spellStart"/>
+            <w:r>
+              <w:t>resize</w:t>
+            </w:r>
+            <w:proofErr w:type="spellEnd"/>
+            <w:r>
+              <w:t xml:space="preserve">/kompresi </w:t>
             </w:r>
             <w:r>
               <w:lastRenderedPageBreak/>
@@ -15203,12 +16772,52 @@
           </w:tcPr>
           <w:p>
             <w:r>
-              <w:t>S., Rajesh Kumar; Prem Kumar, Josephine</w:t>
+              <w:t xml:space="preserve">S., </w:t>
+            </w:r>
+            <w:proofErr w:type="spellStart"/>
+            <w:r>
+              <w:t>Rajesh</w:t>
+            </w:r>
+            <w:proofErr w:type="spellEnd"/>
+            <w:r>
+              <w:t xml:space="preserve"> Kumar; </w:t>
+            </w:r>
+            <w:proofErr w:type="spellStart"/>
+            <w:r>
+              <w:t>Prem</w:t>
+            </w:r>
+            <w:proofErr w:type="spellEnd"/>
+            <w:r>
+              <w:t xml:space="preserve"> Kumar, Josephine</w:t>
             </w:r>
           </w:p>
           <w:p>
             <w:r>
-              <w:t xml:space="preserve">(Engineering, Technology &amp; Applied Science Research, 2025) </w:t>
+              <w:t xml:space="preserve">(Engineering, Technology &amp; </w:t>
+            </w:r>
+            <w:proofErr w:type="spellStart"/>
+            <w:r>
+              <w:t>Applied</w:t>
+            </w:r>
+            <w:proofErr w:type="spellEnd"/>
+            <w:r>
+              <w:t xml:space="preserve"> </w:t>
+            </w:r>
+            <w:proofErr w:type="spellStart"/>
+            <w:r>
+              <w:t>Science</w:t>
+            </w:r>
+            <w:proofErr w:type="spellEnd"/>
+            <w:r>
+              <w:t xml:space="preserve"> </w:t>
+            </w:r>
+            <w:proofErr w:type="spellStart"/>
+            <w:r>
+              <w:t>Research</w:t>
+            </w:r>
+            <w:proofErr w:type="spellEnd"/>
+            <w:r>
+              <w:t xml:space="preserve">, 2025) </w:t>
             </w:r>
             <w:r>
               <w:fldChar w:fldCharType="begin" w:fldLock="1"/>
@@ -15228,7 +16837,63 @@
           </w:p>
           <w:p>
             <w:r>
-              <w:t>Food Object Detection Using Custom-Trained YOLOv8 with Roboflow Integration.</w:t>
+              <w:t xml:space="preserve">Food </w:t>
+            </w:r>
+            <w:proofErr w:type="spellStart"/>
+            <w:r>
+              <w:t>Object</w:t>
+            </w:r>
+            <w:proofErr w:type="spellEnd"/>
+            <w:r>
+              <w:t xml:space="preserve"> </w:t>
+            </w:r>
+            <w:proofErr w:type="spellStart"/>
+            <w:r>
+              <w:t>Detection</w:t>
+            </w:r>
+            <w:proofErr w:type="spellEnd"/>
+            <w:r>
+              <w:t xml:space="preserve"> </w:t>
+            </w:r>
+            <w:proofErr w:type="spellStart"/>
+            <w:r>
+              <w:t>Using</w:t>
+            </w:r>
+            <w:proofErr w:type="spellEnd"/>
+            <w:r>
+              <w:t xml:space="preserve"> </w:t>
+            </w:r>
+            <w:proofErr w:type="spellStart"/>
+            <w:r>
+              <w:t>Custom-Trained</w:t>
+            </w:r>
+            <w:proofErr w:type="spellEnd"/>
+            <w:r>
+              <w:t xml:space="preserve"> YOLOv8 </w:t>
+            </w:r>
+            <w:proofErr w:type="spellStart"/>
+            <w:r>
+              <w:t>with</w:t>
+            </w:r>
+            <w:proofErr w:type="spellEnd"/>
+            <w:r>
+              <w:t xml:space="preserve"> </w:t>
+            </w:r>
+            <w:proofErr w:type="spellStart"/>
+            <w:r>
+              <w:t>Roboflow</w:t>
+            </w:r>
+            <w:proofErr w:type="spellEnd"/>
+            <w:r>
+              <w:t xml:space="preserve"> </w:t>
+            </w:r>
+            <w:proofErr w:type="spellStart"/>
+            <w:r>
+              <w:t>Integration</w:t>
+            </w:r>
+            <w:proofErr w:type="spellEnd"/>
+            <w:r>
+              <w:t>.</w:t>
             </w:r>
           </w:p>
         </w:tc>
@@ -15237,13 +16902,50 @@
             <w:tcW w:w="1418" w:type="dxa"/>
           </w:tcPr>
           <w:p>
-            <w:r>
-              <w:t>Dataset: 1,800 gambar high-resolution untuk 6 kelas makanan.</w:t>
+            <w:proofErr w:type="spellStart"/>
+            <w:r>
+              <w:t>Dataset</w:t>
+            </w:r>
+            <w:proofErr w:type="spellEnd"/>
+            <w:r>
+              <w:t xml:space="preserve">: 1,800 gambar </w:t>
+            </w:r>
+            <w:proofErr w:type="spellStart"/>
+            <w:r>
+              <w:t>high-resolution</w:t>
+            </w:r>
+            <w:proofErr w:type="spellEnd"/>
+            <w:r>
+              <w:t xml:space="preserve"> untuk 6 kelas makanan.</w:t>
             </w:r>
           </w:p>
           <w:p>
             <w:r>
-              <w:t>Pembagian data: train 70% (1,260), validation 15% (270), test 15% (270).</w:t>
+              <w:t xml:space="preserve">Pembagian data: </w:t>
+            </w:r>
+            <w:proofErr w:type="spellStart"/>
+            <w:r>
+              <w:t>train</w:t>
+            </w:r>
+            <w:proofErr w:type="spellEnd"/>
+            <w:r>
+              <w:t xml:space="preserve"> 70% (1,260), </w:t>
+            </w:r>
+            <w:proofErr w:type="spellStart"/>
+            <w:r>
+              <w:t>validation</w:t>
+            </w:r>
+            <w:proofErr w:type="spellEnd"/>
+            <w:r>
+              <w:t xml:space="preserve"> 15% (270), </w:t>
+            </w:r>
+            <w:proofErr w:type="spellStart"/>
+            <w:r>
+              <w:t>test</w:t>
+            </w:r>
+            <w:proofErr w:type="spellEnd"/>
+            <w:r>
+              <w:t xml:space="preserve"> 15% (270).</w:t>
             </w:r>
           </w:p>
         </w:tc>
@@ -15253,12 +16955,100 @@
           </w:tcPr>
           <w:p>
             <w:r>
-              <w:t>Model: YOLOv8 + Roboflow pipeline.</w:t>
+              <w:t xml:space="preserve">Model: YOLOv8 + </w:t>
+            </w:r>
+            <w:proofErr w:type="spellStart"/>
+            <w:r>
+              <w:t>Roboflow</w:t>
+            </w:r>
+            <w:proofErr w:type="spellEnd"/>
+            <w:r>
+              <w:t xml:space="preserve"> </w:t>
+            </w:r>
+            <w:proofErr w:type="spellStart"/>
+            <w:r>
+              <w:t>pipeline</w:t>
+            </w:r>
+            <w:proofErr w:type="spellEnd"/>
+            <w:r>
+              <w:t>.</w:t>
             </w:r>
           </w:p>
           <w:p>
             <w:r>
-              <w:t>Konfigurasi training: input 416×416; batch size 64, learning rate 0.001, momentum 0.9, max batches 6000, classes = 6.</w:t>
+              <w:t xml:space="preserve">Konfigurasi </w:t>
+            </w:r>
+            <w:proofErr w:type="spellStart"/>
+            <w:r>
+              <w:t>training</w:t>
+            </w:r>
+            <w:proofErr w:type="spellEnd"/>
+            <w:r>
+              <w:t xml:space="preserve">: </w:t>
+            </w:r>
+            <w:proofErr w:type="spellStart"/>
+            <w:r>
+              <w:t>input</w:t>
+            </w:r>
+            <w:proofErr w:type="spellEnd"/>
+            <w:r>
+              <w:t xml:space="preserve"> 416×416; </w:t>
+            </w:r>
+            <w:proofErr w:type="spellStart"/>
+            <w:r>
+              <w:t>batch</w:t>
+            </w:r>
+            <w:proofErr w:type="spellEnd"/>
+            <w:r>
+              <w:t xml:space="preserve"> </w:t>
+            </w:r>
+            <w:proofErr w:type="spellStart"/>
+            <w:r>
+              <w:t>size</w:t>
+            </w:r>
+            <w:proofErr w:type="spellEnd"/>
+            <w:r>
+              <w:t xml:space="preserve"> 64, </w:t>
+            </w:r>
+            <w:proofErr w:type="spellStart"/>
+            <w:r>
+              <w:t>learning</w:t>
+            </w:r>
+            <w:proofErr w:type="spellEnd"/>
+            <w:r>
+              <w:t xml:space="preserve"> </w:t>
+            </w:r>
+            <w:proofErr w:type="spellStart"/>
+            <w:r>
+              <w:t>rate</w:t>
+            </w:r>
+            <w:proofErr w:type="spellEnd"/>
+            <w:r>
+              <w:t xml:space="preserve"> 0.001, momentum 0.9, </w:t>
+            </w:r>
+            <w:proofErr w:type="spellStart"/>
+            <w:r>
+              <w:t>max</w:t>
+            </w:r>
+            <w:proofErr w:type="spellEnd"/>
+            <w:r>
+              <w:t xml:space="preserve"> </w:t>
+            </w:r>
+            <w:proofErr w:type="spellStart"/>
+            <w:r>
+              <w:t>batches</w:t>
+            </w:r>
+            <w:proofErr w:type="spellEnd"/>
+            <w:r>
+              <w:t xml:space="preserve"> 6000, </w:t>
+            </w:r>
+            <w:proofErr w:type="spellStart"/>
+            <w:r>
+              <w:t>classes</w:t>
+            </w:r>
+            <w:proofErr w:type="spellEnd"/>
+            <w:r>
+              <w:t xml:space="preserve"> = 6.</w:t>
             </w:r>
           </w:p>
         </w:tc>
@@ -15283,8 +17073,13 @@
           </w:tcPr>
           <w:p>
             <w:r>
-              <w:t>Fokus hanya deteksi bbox</w:t>
-            </w:r>
+              <w:t xml:space="preserve">Fokus hanya deteksi </w:t>
+            </w:r>
+            <w:proofErr w:type="spellStart"/>
+            <w:r>
+              <w:t>bbox</w:t>
+            </w:r>
+            <w:proofErr w:type="spellEnd"/>
           </w:p>
           <w:p>
             <w:r>
@@ -15373,9 +17168,19 @@
       <w:r>
         <w:t>Pembelajaran Mendalam (</w:t>
       </w:r>
-      <w:r>
-        <w:t>Deep Learning</w:t>
-      </w:r>
+      <w:proofErr w:type="spellStart"/>
+      <w:r>
+        <w:t>Deep</w:t>
+      </w:r>
+      <w:proofErr w:type="spellEnd"/>
+      <w:r>
+        <w:t xml:space="preserve"> </w:t>
+      </w:r>
+      <w:proofErr w:type="spellStart"/>
+      <w:r>
+        <w:t>Learning</w:t>
+      </w:r>
+      <w:proofErr w:type="spellEnd"/>
       <w:r>
         <w:t>)</w:t>
       </w:r>
@@ -15422,6 +17227,7 @@
         </w:rPr>
         <w:t>(</w:t>
       </w:r>
+      <w:proofErr w:type="spellStart"/>
       <w:r>
         <w:rPr>
           <w:rFonts w:eastAsia="Times New Roman"/>
@@ -15431,6 +17237,7 @@
         </w:rPr>
         <w:t>Deep</w:t>
       </w:r>
+      <w:proofErr w:type="spellEnd"/>
       <w:r>
         <w:rPr>
           <w:rFonts w:eastAsia="Times New Roman"/>
@@ -15438,6 +17245,7 @@
         </w:rPr>
         <w:t xml:space="preserve"> </w:t>
       </w:r>
+      <w:proofErr w:type="spellStart"/>
       <w:r>
         <w:rPr>
           <w:rFonts w:eastAsia="Times New Roman"/>
@@ -15447,6 +17255,7 @@
         </w:rPr>
         <w:t>Learning</w:t>
       </w:r>
+      <w:proofErr w:type="spellEnd"/>
       <w:r>
         <w:rPr>
           <w:rFonts w:eastAsia="Times New Roman"/>
@@ -15461,6 +17270,7 @@
         </w:rPr>
         <w:t xml:space="preserve">adalah bagian dari </w:t>
       </w:r>
+      <w:proofErr w:type="spellStart"/>
       <w:r>
         <w:rPr>
           <w:rFonts w:eastAsia="Times New Roman"/>
@@ -15468,15 +17278,9 @@
           <w:iCs/>
           <w:color w:val="000000"/>
         </w:rPr>
-        <w:t>machine learning</w:t>
-      </w:r>
-      <w:r>
-        <w:rPr>
-          <w:rFonts w:eastAsia="Times New Roman"/>
-          <w:color w:val="000000"/>
-        </w:rPr>
-        <w:t xml:space="preserve"> yang memanfaatkan jaringan saraf tiruan berlapis-lapis (</w:t>
-      </w:r>
+        <w:t>machine</w:t>
+      </w:r>
+      <w:proofErr w:type="spellEnd"/>
       <w:r>
         <w:rPr>
           <w:rFonts w:eastAsia="Times New Roman"/>
@@ -15484,15 +17288,9 @@
           <w:iCs/>
           <w:color w:val="000000"/>
         </w:rPr>
-        <w:t>deep</w:t>
-      </w:r>
-      <w:r>
-        <w:rPr>
-          <w:rFonts w:eastAsia="Times New Roman"/>
-          <w:color w:val="000000"/>
-        </w:rPr>
         <w:t xml:space="preserve"> </w:t>
       </w:r>
+      <w:proofErr w:type="spellStart"/>
       <w:r>
         <w:rPr>
           <w:rFonts w:eastAsia="Times New Roman"/>
@@ -15500,15 +17298,17 @@
           <w:iCs/>
           <w:color w:val="000000"/>
         </w:rPr>
-        <w:t>neural</w:t>
-      </w:r>
-      <w:r>
-        <w:rPr>
-          <w:rFonts w:eastAsia="Times New Roman"/>
-          <w:color w:val="000000"/>
-        </w:rPr>
-        <w:t xml:space="preserve"> </w:t>
-      </w:r>
+        <w:t>learning</w:t>
+      </w:r>
+      <w:proofErr w:type="spellEnd"/>
+      <w:r>
+        <w:rPr>
+          <w:rFonts w:eastAsia="Times New Roman"/>
+          <w:color w:val="000000"/>
+        </w:rPr>
+        <w:t xml:space="preserve"> yang memanfaatkan jaringan saraf tiruan berlapis-lapis (</w:t>
+      </w:r>
+      <w:proofErr w:type="spellStart"/>
       <w:r>
         <w:rPr>
           <w:rFonts w:eastAsia="Times New Roman"/>
@@ -15516,63 +17316,15 @@
           <w:iCs/>
           <w:color w:val="000000"/>
         </w:rPr>
-        <w:t>networks</w:t>
-      </w:r>
-      <w:r>
-        <w:rPr>
-          <w:rFonts w:eastAsia="Times New Roman"/>
-          <w:color w:val="000000"/>
-        </w:rPr>
-        <w:t>) untuk mempelajari representasi data secara otomatis</w:t>
-      </w:r>
+        <w:t>deep</w:t>
+      </w:r>
+      <w:proofErr w:type="spellEnd"/>
       <w:r>
         <w:rPr>
           <w:rFonts w:eastAsia="Times New Roman"/>
           <w:color w:val="000000"/>
         </w:rPr>
         <w:t xml:space="preserve"> </w:t>
-      </w:r>
-      <w:r>
-        <w:rPr>
-          <w:rFonts w:eastAsia="Times New Roman"/>
-          <w:color w:val="000000"/>
-        </w:rPr>
-        <w:fldChar w:fldCharType="begin" w:fldLock="1"/>
-      </w:r>
-      <w:r>
-        <w:rPr>
-          <w:rFonts w:eastAsia="Times New Roman"/>
-          <w:color w:val="000000"/>
-        </w:rPr>
-        <w:instrText>ADDIN CSL_CITATION {"citationItems":[{"id":"ITEM-1","itemData":{"DOI":"10.3390/info15120755","ISSN":"2078-2489","abstract":"Deep learning (DL) has become a core component of modern artificial intelligence (AI), driving significant advancements across diverse fields by facilitating the analysis of complex systems, from protein folding in biology to molecular discovery in chemistry and particle interactions in physics. However, the field of deep learning is constantly evolving, with recent innovations in both architectures and applications. Therefore, this paper provides a comprehensive review of recent DL advances, covering the evolution and applications of foundational models like convolutional neural networks (CNNs) and Recurrent Neural Networks (RNNs), as well as recent architectures such as transformers, generative adversarial networks (GANs), capsule networks, and graph neural networks (GNNs). Additionally, the paper discusses novel training techniques, including self-supervised learning, federated learning, and deep reinforcement learning, which further enhance the capabilities of deep learning models. By synthesizing recent developments and identifying current challenges, this paper provides insights into the state of the art and future directions of DL research, offering valuable guidance for both researchers and industry experts.","author":[{"dropping-particle":"","family":"Mienye","given":"Ibomoiye Domor","non-dropping-particle":"","parse-names":false,"suffix":""},{"dropping-particle":"","family":"Swart","given":"Theo G.","non-dropping-particle":"","parse-names":false,"suffix":""}],"container-title":"Information","id":"ITEM-1","issue":"12","issued":{"date-parts":[["2024","11","27"]]},"page":"755","title":"A Comprehensive Review of Deep Learning: Architectures, Recent Advances, and Applications","type":"article-journal","volume":"15"},"uris":["http://www.mendeley.com/documents/?uuid=0a5366e3-155f-490a-88f9-b2cf5f0b59b8"]}],"mendeley":{"formattedCitation":"[50]","plainTextFormattedCitation":"[50]","previouslyFormattedCitation":"[49]"},"properties":{"noteIndex":0},"schema":"https://github.com/citation-style-language/schema/raw/master/csl-citation.json"}</w:instrText>
-      </w:r>
-      <w:r>
-        <w:rPr>
-          <w:rFonts w:eastAsia="Times New Roman"/>
-          <w:color w:val="000000"/>
-        </w:rPr>
-        <w:fldChar w:fldCharType="separate"/>
-      </w:r>
-      <w:r>
-        <w:rPr>
-          <w:rFonts w:eastAsia="Times New Roman"/>
-          <w:color w:val="000000"/>
-        </w:rPr>
-        <w:t>[50]</w:t>
-      </w:r>
-      <w:r>
-        <w:rPr>
-          <w:rFonts w:eastAsia="Times New Roman"/>
-          <w:color w:val="000000"/>
-        </w:rPr>
-        <w:fldChar w:fldCharType="end"/>
-      </w:r>
-      <w:r>
-        <w:rPr>
-          <w:rFonts w:eastAsia="Times New Roman"/>
-          <w:color w:val="000000"/>
-        </w:rPr>
-        <w:t xml:space="preserve">. Menurut LeCun, Bengio, dan Hinton, </w:t>
       </w:r>
       <w:r>
         <w:rPr>
@@ -15581,14 +17333,7 @@
           <w:iCs/>
           <w:color w:val="000000"/>
         </w:rPr>
-        <w:t>deep learning</w:t>
-      </w:r>
-      <w:r>
-        <w:rPr>
-          <w:rFonts w:eastAsia="Times New Roman"/>
-          <w:color w:val="000000"/>
-        </w:rPr>
-        <w:t xml:space="preserve"> mempunyai kemampuan untuk mengekstraksi fitur kompleks dari data visual, audio, dan teks tanpa membutuhkan ekstraksi fitur manual</w:t>
+        <w:t>neural</w:t>
       </w:r>
       <w:r>
         <w:rPr>
@@ -15597,58 +17342,7 @@
         </w:rPr>
         <w:t xml:space="preserve"> </w:t>
       </w:r>
-      <w:r>
-        <w:rPr>
-          <w:rFonts w:eastAsia="Times New Roman"/>
-          <w:color w:val="000000"/>
-        </w:rPr>
-        <w:fldChar w:fldCharType="begin" w:fldLock="1"/>
-      </w:r>
-      <w:r>
-        <w:rPr>
-          <w:rFonts w:eastAsia="Times New Roman"/>
-          <w:color w:val="000000"/>
-        </w:rPr>
-        <w:instrText>ADDIN CSL_CITATION {"citationItems":[{"id":"ITEM-1","itemData":{"DOI":"10.1038/nature14539","ISSN":"0028-0836","abstract":"Deep learning allows computational models composed of multiple processing layers to learn hierarchical representations of data. These methods have dramatically advanced state-of-the-art results in speech recognition, visual object recognition, object detection, and many other domains. Deep learning discovers intricate structure in large datasets by using backpropagation to tune internal parameters across layers. Convolutional nets and recurrent nets are particularly effective for images/video and sequential data respectively. The review summarizes the principles, major architectures, training methods (including SGD and backpropagation), and key applications and challenges.","author":[{"dropping-particle":"","family":"LeCun","given":"Yann","non-dropping-particle":"","parse-names":false,"suffix":""},{"dropping-particle":"","family":"Bengio","given":"Yoshua","non-dropping-particle":"","parse-names":false,"suffix":""},{"dropping-particle":"","family":"Hinton","given":"Geoffrey","non-dropping-particle":"","parse-names":false,"suffix":""}],"container-title":"Nature","id":"ITEM-1","issue":"7553","issued":{"date-parts":[["2015","5","28"]]},"page":"436-444","title":"Deep learning","type":"article-journal","volume":"521"},"uris":["http://www.mendeley.com/documents/?uuid=f12f630f-4572-448f-be71-b13e57d36836"]}],"mendeley":{"formattedCitation":"[51]","plainTextFormattedCitation":"[51]","previouslyFormattedCitation":"[50]"},"properties":{"noteIndex":0},"schema":"https://github.com/citation-style-language/schema/raw/master/csl-citation.json"}</w:instrText>
-      </w:r>
-      <w:r>
-        <w:rPr>
-          <w:rFonts w:eastAsia="Times New Roman"/>
-          <w:color w:val="000000"/>
-        </w:rPr>
-        <w:fldChar w:fldCharType="separate"/>
-      </w:r>
-      <w:r>
-        <w:rPr>
-          <w:rFonts w:eastAsia="Times New Roman"/>
-          <w:color w:val="000000"/>
-        </w:rPr>
-        <w:t>[51]</w:t>
-      </w:r>
-      <w:r>
-        <w:rPr>
-          <w:rFonts w:eastAsia="Times New Roman"/>
-          <w:color w:val="000000"/>
-        </w:rPr>
-        <w:fldChar w:fldCharType="end"/>
-      </w:r>
-      <w:r>
-        <w:rPr>
-          <w:rFonts w:eastAsia="Times New Roman"/>
-          <w:color w:val="000000"/>
-        </w:rPr>
-        <w:t>.</w:t>
-      </w:r>
-      <w:r>
-        <w:t xml:space="preserve"> </w:t>
-      </w:r>
-      <w:r>
-        <w:rPr>
-          <w:rFonts w:eastAsia="Times New Roman"/>
-          <w:color w:val="000000"/>
-        </w:rPr>
-        <w:t xml:space="preserve">Teknologi </w:t>
-      </w:r>
+      <w:proofErr w:type="spellStart"/>
       <w:r>
         <w:rPr>
           <w:rFonts w:eastAsia="Times New Roman"/>
@@ -15656,7 +17350,15 @@
           <w:iCs/>
           <w:color w:val="000000"/>
         </w:rPr>
-        <w:t>deep</w:t>
+        <w:t>networks</w:t>
+      </w:r>
+      <w:proofErr w:type="spellEnd"/>
+      <w:r>
+        <w:rPr>
+          <w:rFonts w:eastAsia="Times New Roman"/>
+          <w:color w:val="000000"/>
+        </w:rPr>
+        <w:t>) untuk mempelajari representasi data secara otomatis</w:t>
       </w:r>
       <w:r>
         <w:rPr>
@@ -15665,6 +17367,97 @@
         </w:rPr>
         <w:t xml:space="preserve"> </w:t>
       </w:r>
+      <w:r>
+        <w:rPr>
+          <w:rFonts w:eastAsia="Times New Roman"/>
+          <w:color w:val="000000"/>
+        </w:rPr>
+        <w:fldChar w:fldCharType="begin" w:fldLock="1"/>
+      </w:r>
+      <w:r>
+        <w:rPr>
+          <w:rFonts w:eastAsia="Times New Roman"/>
+          <w:color w:val="000000"/>
+        </w:rPr>
+        <w:instrText>ADDIN CSL_CITATION {"citationItems":[{"id":"ITEM-1","itemData":{"DOI":"10.3390/info15120755","ISSN":"2078-2489","abstract":"Deep learning (DL) has become a core component of modern artificial intelligence (AI), driving significant advancements across diverse fields by facilitating the analysis of complex systems, from protein folding in biology to molecular discovery in chemistry and particle interactions in physics. However, the field of deep learning is constantly evolving, with recent innovations in both architectures and applications. Therefore, this paper provides a comprehensive review of recent DL advances, covering the evolution and applications of foundational models like convolutional neural networks (CNNs) and Recurrent Neural Networks (RNNs), as well as recent architectures such as transformers, generative adversarial networks (GANs), capsule networks, and graph neural networks (GNNs). Additionally, the paper discusses novel training techniques, including self-supervised learning, federated learning, and deep reinforcement learning, which further enhance the capabilities of deep learning models. By synthesizing recent developments and identifying current challenges, this paper provides insights into the state of the art and future directions of DL research, offering valuable guidance for both researchers and industry experts.","author":[{"dropping-particle":"","family":"Mienye","given":"Ibomoiye Domor","non-dropping-particle":"","parse-names":false,"suffix":""},{"dropping-particle":"","family":"Swart","given":"Theo G.","non-dropping-particle":"","parse-names":false,"suffix":""}],"container-title":"Information","id":"ITEM-1","issue":"12","issued":{"date-parts":[["2024","11","27"]]},"page":"755","title":"A Comprehensive Review of Deep Learning: Architectures, Recent Advances, and Applications","type":"article-journal","volume":"15"},"uris":["http://www.mendeley.com/documents/?uuid=0a5366e3-155f-490a-88f9-b2cf5f0b59b8"]}],"mendeley":{"formattedCitation":"[50]","plainTextFormattedCitation":"[50]","previouslyFormattedCitation":"[49]"},"properties":{"noteIndex":0},"schema":"https://github.com/citation-style-language/schema/raw/master/csl-citation.json"}</w:instrText>
+      </w:r>
+      <w:r>
+        <w:rPr>
+          <w:rFonts w:eastAsia="Times New Roman"/>
+          <w:color w:val="000000"/>
+        </w:rPr>
+        <w:fldChar w:fldCharType="separate"/>
+      </w:r>
+      <w:r>
+        <w:rPr>
+          <w:rFonts w:eastAsia="Times New Roman"/>
+          <w:color w:val="000000"/>
+        </w:rPr>
+        <w:t>[50]</w:t>
+      </w:r>
+      <w:r>
+        <w:rPr>
+          <w:rFonts w:eastAsia="Times New Roman"/>
+          <w:color w:val="000000"/>
+        </w:rPr>
+        <w:fldChar w:fldCharType="end"/>
+      </w:r>
+      <w:r>
+        <w:rPr>
+          <w:rFonts w:eastAsia="Times New Roman"/>
+          <w:color w:val="000000"/>
+        </w:rPr>
+        <w:t xml:space="preserve">. Menurut </w:t>
+      </w:r>
+      <w:proofErr w:type="spellStart"/>
+      <w:r>
+        <w:rPr>
+          <w:rFonts w:eastAsia="Times New Roman"/>
+          <w:color w:val="000000"/>
+        </w:rPr>
+        <w:t>LeCun</w:t>
+      </w:r>
+      <w:proofErr w:type="spellEnd"/>
+      <w:r>
+        <w:rPr>
+          <w:rFonts w:eastAsia="Times New Roman"/>
+          <w:color w:val="000000"/>
+        </w:rPr>
+        <w:t xml:space="preserve">, </w:t>
+      </w:r>
+      <w:proofErr w:type="spellStart"/>
+      <w:r>
+        <w:rPr>
+          <w:rFonts w:eastAsia="Times New Roman"/>
+          <w:color w:val="000000"/>
+        </w:rPr>
+        <w:t>Bengio</w:t>
+      </w:r>
+      <w:proofErr w:type="spellEnd"/>
+      <w:r>
+        <w:rPr>
+          <w:rFonts w:eastAsia="Times New Roman"/>
+          <w:color w:val="000000"/>
+        </w:rPr>
+        <w:t xml:space="preserve">, dan </w:t>
+      </w:r>
+      <w:proofErr w:type="spellStart"/>
+      <w:r>
+        <w:rPr>
+          <w:rFonts w:eastAsia="Times New Roman"/>
+          <w:color w:val="000000"/>
+        </w:rPr>
+        <w:t>Hinton</w:t>
+      </w:r>
+      <w:proofErr w:type="spellEnd"/>
+      <w:r>
+        <w:rPr>
+          <w:rFonts w:eastAsia="Times New Roman"/>
+          <w:color w:val="000000"/>
+        </w:rPr>
+        <w:t xml:space="preserve">, </w:t>
+      </w:r>
+      <w:proofErr w:type="spellStart"/>
       <w:r>
         <w:rPr>
           <w:rFonts w:eastAsia="Times New Roman"/>
@@ -15672,8 +17465,124 @@
           <w:iCs/>
           <w:color w:val="000000"/>
         </w:rPr>
+        <w:t>deep</w:t>
+      </w:r>
+      <w:proofErr w:type="spellEnd"/>
+      <w:r>
+        <w:rPr>
+          <w:rFonts w:eastAsia="Times New Roman"/>
+          <w:i/>
+          <w:iCs/>
+          <w:color w:val="000000"/>
+        </w:rPr>
+        <w:t xml:space="preserve"> </w:t>
+      </w:r>
+      <w:proofErr w:type="spellStart"/>
+      <w:r>
+        <w:rPr>
+          <w:rFonts w:eastAsia="Times New Roman"/>
+          <w:i/>
+          <w:iCs/>
+          <w:color w:val="000000"/>
+        </w:rPr>
         <w:t>learning</w:t>
       </w:r>
+      <w:proofErr w:type="spellEnd"/>
+      <w:r>
+        <w:rPr>
+          <w:rFonts w:eastAsia="Times New Roman"/>
+          <w:color w:val="000000"/>
+        </w:rPr>
+        <w:t xml:space="preserve"> mempunyai kemampuan untuk mengekstraksi fitur kompleks dari data visual, audio, dan teks tanpa membutuhkan ekstraksi fitur manual</w:t>
+      </w:r>
+      <w:r>
+        <w:rPr>
+          <w:rFonts w:eastAsia="Times New Roman"/>
+          <w:color w:val="000000"/>
+        </w:rPr>
+        <w:t xml:space="preserve"> </w:t>
+      </w:r>
+      <w:r>
+        <w:rPr>
+          <w:rFonts w:eastAsia="Times New Roman"/>
+          <w:color w:val="000000"/>
+        </w:rPr>
+        <w:fldChar w:fldCharType="begin" w:fldLock="1"/>
+      </w:r>
+      <w:r>
+        <w:rPr>
+          <w:rFonts w:eastAsia="Times New Roman"/>
+          <w:color w:val="000000"/>
+        </w:rPr>
+        <w:instrText>ADDIN CSL_CITATION {"citationItems":[{"id":"ITEM-1","itemData":{"DOI":"10.1038/nature14539","ISSN":"0028-0836","abstract":"Deep learning allows computational models composed of multiple processing layers to learn hierarchical representations of data. These methods have dramatically advanced state-of-the-art results in speech recognition, visual object recognition, object detection, and many other domains. Deep learning discovers intricate structure in large datasets by using backpropagation to tune internal parameters across layers. Convolutional nets and recurrent nets are particularly effective for images/video and sequential data respectively. The review summarizes the principles, major architectures, training methods (including SGD and backpropagation), and key applications and challenges.","author":[{"dropping-particle":"","family":"LeCun","given":"Yann","non-dropping-particle":"","parse-names":false,"suffix":""},{"dropping-particle":"","family":"Bengio","given":"Yoshua","non-dropping-particle":"","parse-names":false,"suffix":""},{"dropping-particle":"","family":"Hinton","given":"Geoffrey","non-dropping-particle":"","parse-names":false,"suffix":""}],"container-title":"Nature","id":"ITEM-1","issue":"7553","issued":{"date-parts":[["2015","5","28"]]},"page":"436-444","title":"Deep learning","type":"article-journal","volume":"521"},"uris":["http://www.mendeley.com/documents/?uuid=f12f630f-4572-448f-be71-b13e57d36836"]}],"mendeley":{"formattedCitation":"[51]","plainTextFormattedCitation":"[51]","previouslyFormattedCitation":"[50]"},"properties":{"noteIndex":0},"schema":"https://github.com/citation-style-language/schema/raw/master/csl-citation.json"}</w:instrText>
+      </w:r>
+      <w:r>
+        <w:rPr>
+          <w:rFonts w:eastAsia="Times New Roman"/>
+          <w:color w:val="000000"/>
+        </w:rPr>
+        <w:fldChar w:fldCharType="separate"/>
+      </w:r>
+      <w:r>
+        <w:rPr>
+          <w:rFonts w:eastAsia="Times New Roman"/>
+          <w:color w:val="000000"/>
+        </w:rPr>
+        <w:t>[51]</w:t>
+      </w:r>
+      <w:r>
+        <w:rPr>
+          <w:rFonts w:eastAsia="Times New Roman"/>
+          <w:color w:val="000000"/>
+        </w:rPr>
+        <w:fldChar w:fldCharType="end"/>
+      </w:r>
+      <w:r>
+        <w:rPr>
+          <w:rFonts w:eastAsia="Times New Roman"/>
+          <w:color w:val="000000"/>
+        </w:rPr>
+        <w:t>.</w:t>
+      </w:r>
+      <w:r>
+        <w:t xml:space="preserve"> </w:t>
+      </w:r>
+      <w:r>
+        <w:rPr>
+          <w:rFonts w:eastAsia="Times New Roman"/>
+          <w:color w:val="000000"/>
+        </w:rPr>
+        <w:t xml:space="preserve">Teknologi </w:t>
+      </w:r>
+      <w:proofErr w:type="spellStart"/>
+      <w:r>
+        <w:rPr>
+          <w:rFonts w:eastAsia="Times New Roman"/>
+          <w:i/>
+          <w:iCs/>
+          <w:color w:val="000000"/>
+        </w:rPr>
+        <w:t>deep</w:t>
+      </w:r>
+      <w:proofErr w:type="spellEnd"/>
+      <w:r>
+        <w:rPr>
+          <w:rFonts w:eastAsia="Times New Roman"/>
+          <w:color w:val="000000"/>
+        </w:rPr>
+        <w:t xml:space="preserve"> </w:t>
+      </w:r>
+      <w:proofErr w:type="spellStart"/>
+      <w:r>
+        <w:rPr>
+          <w:rFonts w:eastAsia="Times New Roman"/>
+          <w:i/>
+          <w:iCs/>
+          <w:color w:val="000000"/>
+        </w:rPr>
+        <w:t>learning</w:t>
+      </w:r>
+      <w:proofErr w:type="spellEnd"/>
       <w:r>
         <w:rPr>
           <w:rFonts w:eastAsia="Times New Roman"/>
@@ -15769,6 +17678,7 @@
       <w:r>
         <w:t>Komputer Visi (</w:t>
       </w:r>
+      <w:proofErr w:type="spellStart"/>
       <w:r>
         <w:rPr>
           <w:i/>
@@ -15776,6 +17686,7 @@
         </w:rPr>
         <w:t>Computer</w:t>
       </w:r>
+      <w:proofErr w:type="spellEnd"/>
       <w:r>
         <w:t xml:space="preserve"> </w:t>
       </w:r>
@@ -15834,6 +17745,7 @@
         </w:rPr>
         <w:t>(</w:t>
       </w:r>
+      <w:proofErr w:type="spellStart"/>
       <w:r>
         <w:rPr>
           <w:rFonts w:eastAsia="Times New Roman"/>
@@ -15843,6 +17755,7 @@
         </w:rPr>
         <w:t>Computer</w:t>
       </w:r>
+      <w:proofErr w:type="spellEnd"/>
       <w:r>
         <w:rPr>
           <w:rFonts w:eastAsia="Times New Roman"/>
@@ -15929,6 +17842,7 @@
         </w:rPr>
         <w:t xml:space="preserve">. </w:t>
       </w:r>
+      <w:proofErr w:type="spellStart"/>
       <w:r>
         <w:rPr>
           <w:rFonts w:eastAsia="Times New Roman"/>
@@ -15936,106 +17850,9 @@
           <w:iCs/>
           <w:color w:val="000000"/>
         </w:rPr>
-        <w:t>Computer vision</w:t>
-      </w:r>
-      <w:r>
-        <w:rPr>
-          <w:rFonts w:eastAsia="Times New Roman"/>
-          <w:color w:val="000000"/>
-        </w:rPr>
-        <w:t xml:space="preserve"> merupakan ilmu komputer yang bekerja dengan cara meniru kemampuan visual manusia, yaitu mengembangkan sistem yang sangat mirip dengan fungsi umum sistem visual manusia</w:t>
-      </w:r>
-      <w:r>
-        <w:rPr>
-          <w:rFonts w:eastAsia="Times New Roman"/>
-          <w:color w:val="000000"/>
-        </w:rPr>
-        <w:t xml:space="preserve"> </w:t>
-      </w:r>
-      <w:r>
-        <w:rPr>
-          <w:rFonts w:eastAsia="Times New Roman"/>
-          <w:color w:val="000000"/>
-        </w:rPr>
-        <w:fldChar w:fldCharType="begin" w:fldLock="1"/>
-      </w:r>
-      <w:r>
-        <w:rPr>
-          <w:rFonts w:eastAsia="Times New Roman"/>
-          <w:color w:val="000000"/>
-        </w:rPr>
-        <w:instrText>ADDIN CSL_CITATION {"citationItems":[{"id":"ITEM-1","itemData":{"abstract":"Limiting the capacity of visitors to a place is essential in current conditions to prevent crowding and comply with health protocols. This study aims to detect and count humans automatically using computer vision technology. The system implements MobileNet-SSD for object detection and Centroid Tracking for object tracking. Based on evaluations conducted on five test videos, the system achieves a maximum accuracy of 93.75% in detecting and counting humans.","author":[{"dropping-particle":"","family":"Najoan","given":"Tresya Anjali Dompeipen; Sherwin R.U.A Sompie; Meicsy E.I","non-dropping-particle":"","parse-names":false,"suffix":""}],"container-title":"Jurnal Teknik Informatika","id":"ITEM-1","issue":"1","issued":{"date-parts":[["2021"]]},"page":"65-76","title":"Computer Vision Implementation for Detection and Counting the Number of Humans","type":"article-journal","volume":"16"},"uris":["http://www.mendeley.com/documents/?uuid=fb436a12-ced1-437a-9140-d41835c65238"]}],"mendeley":{"formattedCitation":"[54]","plainTextFormattedCitation":"[54]","previouslyFormattedCitation":"[53]"},"properties":{"noteIndex":0},"schema":"https://github.com/citation-style-language/schema/raw/master/csl-citation.json"}</w:instrText>
-      </w:r>
-      <w:r>
-        <w:rPr>
-          <w:rFonts w:eastAsia="Times New Roman"/>
-          <w:color w:val="000000"/>
-        </w:rPr>
-        <w:fldChar w:fldCharType="separate"/>
-      </w:r>
-      <w:r>
-        <w:rPr>
-          <w:rFonts w:eastAsia="Times New Roman"/>
-          <w:color w:val="000000"/>
-        </w:rPr>
-        <w:t>[54]</w:t>
-      </w:r>
-      <w:r>
-        <w:rPr>
-          <w:rFonts w:eastAsia="Times New Roman"/>
-          <w:color w:val="000000"/>
-        </w:rPr>
-        <w:fldChar w:fldCharType="end"/>
-      </w:r>
-      <w:r>
-        <w:rPr>
-          <w:rFonts w:eastAsia="Times New Roman"/>
-          <w:color w:val="000000"/>
-        </w:rPr>
-        <w:t>,</w:t>
-      </w:r>
-      <w:r>
-        <w:rPr>
-          <w:rFonts w:eastAsia="Times New Roman"/>
-          <w:color w:val="000000"/>
-        </w:rPr>
-        <w:fldChar w:fldCharType="begin" w:fldLock="1"/>
-      </w:r>
-      <w:r>
-        <w:rPr>
-          <w:rFonts w:eastAsia="Times New Roman"/>
-          <w:color w:val="000000"/>
-        </w:rPr>
-        <w:instrText>ADDIN CSL_CITATION {"citationItems":[{"id":"ITEM-1","itemData":{"DOI":"10.47709/dsi.v3i2.4006","ISSN":"2809-0721","abstract":"Penelitian ini bertujuan untuk mengembangkan sebuah sistem klasifikasi buah guava menggunakan teknologi computer vision. Klasifikasi buah guava yang akurat dan otomatis dapat membantu dalam proses identifikasi buah guava yang baik kualitasnya dan dapat digunakan dalam industri pertanian, perdagangan buah-buahan, serta penelitian lanjutan. Metode yang digunakan dalam penelitian ini melibatkan beberapa langkah. Pertama, dilakukan pengumpulan data citra buah guava yang meliputi variasi jenis guava yang berbeda serta berbagai kondisi pencahayaan dan latar belakang. Data citra tersebut kemudian diolah dan dipreproses untuk mengurangi derau dan meningkatkan kualitas citra. Setelah proses ekstraksi fitur selesai, dilakukan pelatihan model klasifikasi menggunakan data citra buah guava yang telah diklasifikasikan secara manual oleh ahli. Model klasifikasi yang terlatih kemudian diuji menggunakan data citra buah guava yang belum pernah dilihat sebelumnya untuk mengukur tingkat akurasi dan performa sistem. Hasil penelitian ini diharapkan dapat menghasilkan sistem klasifikasi buah guava yang akurat dan dapat diandalkan. Dengan menggunakan teknologi computer vision, proses identifikasi buah guava dapat dilakukan secara cepat dan otomatis. Keberhasilan penelitian ini dapat memberikan kontribusi dalam meningkatkan efisiensi industri pertanian dan perdagangan buah-buahan, serta memberikan landasan bagi penelitian lebih lanjut dalam bidang pengolahan citra dan pengenalan pola.","author":[{"dropping-particle":"","family":"Zizwan Putra","given":"Adya","non-dropping-particle":"","parse-names":false,"suffix":""},{"dropping-particle":"","family":"Harahap","given":"Mawaddah","non-dropping-particle":"","parse-names":false,"suffix":""},{"dropping-particle":"","family":"Husein","given":"Amir","non-dropping-particle":"","parse-names":false,"suffix":""},{"dropping-particle":"","family":"Simarmata","given":"Allwin","non-dropping-particle":"","parse-names":false,"suffix":""}],"container-title":"Data Sciences Indonesia (DSI)","id":"ITEM-1","issue":"2","issued":{"date-parts":[["2024","6","12"]]},"page":"102-107","title":"Klasifikasi Buah Guava Menggunakan Computer Vision","type":"article-journal","volume":"3"},"uris":["http://www.mendeley.com/documents/?uuid=fb516e4c-ed25-4e0b-b414-ef9c3de5376b"]}],"mendeley":{"formattedCitation":"[55]","plainTextFormattedCitation":"[55]","previouslyFormattedCitation":"[54]"},"properties":{"noteIndex":0},"schema":"https://github.com/citation-style-language/schema/raw/master/csl-citation.json"}</w:instrText>
-      </w:r>
-      <w:r>
-        <w:rPr>
-          <w:rFonts w:eastAsia="Times New Roman"/>
-          <w:color w:val="000000"/>
-        </w:rPr>
-        <w:fldChar w:fldCharType="separate"/>
-      </w:r>
-      <w:r>
-        <w:rPr>
-          <w:rFonts w:eastAsia="Times New Roman"/>
-          <w:color w:val="000000"/>
-        </w:rPr>
-        <w:t>[55]</w:t>
-      </w:r>
-      <w:r>
-        <w:rPr>
-          <w:rFonts w:eastAsia="Times New Roman"/>
-          <w:color w:val="000000"/>
-        </w:rPr>
-        <w:fldChar w:fldCharType="end"/>
-      </w:r>
-      <w:r>
-        <w:rPr>
-          <w:rFonts w:eastAsia="Times New Roman"/>
-          <w:color w:val="000000"/>
-        </w:rPr>
-        <w:t xml:space="preserve">. Pengolahan citra adalah metode untuk mengatasi kesulitan dalam pemrosesan gambar, sementara </w:t>
-      </w:r>
+        <w:t>Computer</w:t>
+      </w:r>
+      <w:proofErr w:type="spellEnd"/>
       <w:r>
         <w:rPr>
           <w:rFonts w:eastAsia="Times New Roman"/>
@@ -16043,74 +17860,9 @@
           <w:iCs/>
           <w:color w:val="000000"/>
         </w:rPr>
-        <w:t>computer vision</w:t>
-      </w:r>
-      <w:r>
-        <w:rPr>
-          <w:rFonts w:eastAsia="Times New Roman"/>
-          <w:color w:val="000000"/>
-        </w:rPr>
-        <w:t xml:space="preserve"> bertugas membuat penilaian terhadap objek fisik berdasarkan informasi visual yang diterima</w:t>
-      </w:r>
-      <w:r>
-        <w:rPr>
-          <w:rFonts w:eastAsia="Times New Roman"/>
-          <w:color w:val="000000"/>
-        </w:rPr>
         <w:t xml:space="preserve"> </w:t>
       </w:r>
-      <w:r>
-        <w:rPr>
-          <w:rFonts w:eastAsia="Times New Roman"/>
-          <w:color w:val="000000"/>
-        </w:rPr>
-        <w:fldChar w:fldCharType="begin" w:fldLock="1"/>
-      </w:r>
-      <w:r>
-        <w:rPr>
-          <w:rFonts w:eastAsia="Times New Roman"/>
-          <w:color w:val="000000"/>
-        </w:rPr>
-        <w:instrText>ADDIN CSL_CITATION {"citationItems":[{"id":"ITEM-1","itemData":{"abstract":"Computer Vision adalah salah satu parameter penting untuk menghasilkan suatu sistem yang hampir mendekati sistem visual manusia. Penelitian ini bertujuan mengkaji literatur terkait penerapan metode Position Averaging Point pada Computer Vision menggunakan pendekatan Systematic Literature Review (SLR) dari jurnal tahun 2016–2022. Data dikumpulkan dari tiga jurnal sejenis yang diperoleh melalui Google Scholar. Hasil penelitian menunjukkan bahwa penerapan metode Position Averaging Point dalam Computer Vision umumnya digunakan untuk pengukuran panjang dengan akurasi rata-rata pada objek ikan lele.","author":[{"dropping-particle":"","family":"Syefudin","given":"Rizki Ariyani; Zaenul Arif;","non-dropping-particle":"","parse-names":false,"suffix":""}],"container-title":"Journal Automation Computer Information System","id":"ITEM-1","issue":"02","issued":{"date-parts":[["2022"]]},"page":"108-115","title":"Tinjauan Pustaka Sistematic: Penerapan Metode Position Averaging Point Pada Computer Vision","type":"article-journal","volume":"2"},"uris":["http://www.mendeley.com/documents/?uuid=5c96e305-d8e1-451d-9556-95b5a7642c19"]}],"mendeley":{"formattedCitation":"[56]","plainTextFormattedCitation":"[56]","previouslyFormattedCitation":"[55]"},"properties":{"noteIndex":0},"schema":"https://github.com/citation-style-language/schema/raw/master/csl-citation.json"}</w:instrText>
-      </w:r>
-      <w:r>
-        <w:rPr>
-          <w:rFonts w:eastAsia="Times New Roman"/>
-          <w:color w:val="000000"/>
-        </w:rPr>
-        <w:fldChar w:fldCharType="separate"/>
-      </w:r>
-      <w:r>
-        <w:rPr>
-          <w:rFonts w:eastAsia="Times New Roman"/>
-          <w:color w:val="000000"/>
-        </w:rPr>
-        <w:t>[56]</w:t>
-      </w:r>
-      <w:r>
-        <w:rPr>
-          <w:rFonts w:eastAsia="Times New Roman"/>
-          <w:color w:val="000000"/>
-        </w:rPr>
-        <w:fldChar w:fldCharType="end"/>
-      </w:r>
-      <w:r>
-        <w:rPr>
-          <w:rFonts w:eastAsia="Times New Roman"/>
-          <w:color w:val="000000"/>
-        </w:rPr>
-        <w:t>.</w:t>
-      </w:r>
-      <w:r>
-        <w:t xml:space="preserve"> </w:t>
-      </w:r>
-      <w:r>
-        <w:rPr>
-          <w:rFonts w:eastAsia="Times New Roman"/>
-          <w:color w:val="000000"/>
-        </w:rPr>
-        <w:t xml:space="preserve">Bidang ini menggabungkan teknik pengolahan citra digital (PCD), pembelajaran mesin, dan kecerdasan buatan (AI) untuk memungkinkan komputer memahami dan mengenali objek visual, seperti pada tugas klasifikasi gambar, deteksi, segmentasi objek, dan pelacakan. Perkembangan </w:t>
-      </w:r>
+      <w:proofErr w:type="spellStart"/>
       <w:r>
         <w:rPr>
           <w:rFonts w:eastAsia="Times New Roman"/>
@@ -16118,7 +17870,15 @@
           <w:iCs/>
           <w:color w:val="000000"/>
         </w:rPr>
-        <w:t>computer</w:t>
+        <w:t>vision</w:t>
+      </w:r>
+      <w:proofErr w:type="spellEnd"/>
+      <w:r>
+        <w:rPr>
+          <w:rFonts w:eastAsia="Times New Roman"/>
+          <w:color w:val="000000"/>
+        </w:rPr>
+        <w:t xml:space="preserve"> merupakan ilmu komputer yang bekerja dengan cara meniru kemampuan visual manusia, yaitu mengembangkan sistem yang sangat mirip dengan fungsi umum sistem visual manusia</w:t>
       </w:r>
       <w:r>
         <w:rPr>
@@ -16127,6 +17887,91 @@
         </w:rPr>
         <w:t xml:space="preserve"> </w:t>
       </w:r>
+      <w:r>
+        <w:rPr>
+          <w:rFonts w:eastAsia="Times New Roman"/>
+          <w:color w:val="000000"/>
+        </w:rPr>
+        <w:fldChar w:fldCharType="begin" w:fldLock="1"/>
+      </w:r>
+      <w:r>
+        <w:rPr>
+          <w:rFonts w:eastAsia="Times New Roman"/>
+          <w:color w:val="000000"/>
+        </w:rPr>
+        <w:instrText>ADDIN CSL_CITATION {"citationItems":[{"id":"ITEM-1","itemData":{"abstract":"Limiting the capacity of visitors to a place is essential in current conditions to prevent crowding and comply with health protocols. This study aims to detect and count humans automatically using computer vision technology. The system implements MobileNet-SSD for object detection and Centroid Tracking for object tracking. Based on evaluations conducted on five test videos, the system achieves a maximum accuracy of 93.75% in detecting and counting humans.","author":[{"dropping-particle":"","family":"Najoan","given":"Tresya Anjali Dompeipen; Sherwin R.U.A Sompie; Meicsy E.I","non-dropping-particle":"","parse-names":false,"suffix":""}],"container-title":"Jurnal Teknik Informatika","id":"ITEM-1","issue":"1","issued":{"date-parts":[["2021"]]},"page":"65-76","title":"Computer Vision Implementation for Detection and Counting the Number of Humans","type":"article-journal","volume":"16"},"uris":["http://www.mendeley.com/documents/?uuid=fb436a12-ced1-437a-9140-d41835c65238"]}],"mendeley":{"formattedCitation":"[54]","plainTextFormattedCitation":"[54]","previouslyFormattedCitation":"[53]"},"properties":{"noteIndex":0},"schema":"https://github.com/citation-style-language/schema/raw/master/csl-citation.json"}</w:instrText>
+      </w:r>
+      <w:r>
+        <w:rPr>
+          <w:rFonts w:eastAsia="Times New Roman"/>
+          <w:color w:val="000000"/>
+        </w:rPr>
+        <w:fldChar w:fldCharType="separate"/>
+      </w:r>
+      <w:r>
+        <w:rPr>
+          <w:rFonts w:eastAsia="Times New Roman"/>
+          <w:color w:val="000000"/>
+        </w:rPr>
+        <w:t>[54]</w:t>
+      </w:r>
+      <w:r>
+        <w:rPr>
+          <w:rFonts w:eastAsia="Times New Roman"/>
+          <w:color w:val="000000"/>
+        </w:rPr>
+        <w:fldChar w:fldCharType="end"/>
+      </w:r>
+      <w:r>
+        <w:rPr>
+          <w:rFonts w:eastAsia="Times New Roman"/>
+          <w:color w:val="000000"/>
+        </w:rPr>
+        <w:t>,</w:t>
+      </w:r>
+      <w:r>
+        <w:rPr>
+          <w:rFonts w:eastAsia="Times New Roman"/>
+          <w:color w:val="000000"/>
+        </w:rPr>
+        <w:fldChar w:fldCharType="begin" w:fldLock="1"/>
+      </w:r>
+      <w:r>
+        <w:rPr>
+          <w:rFonts w:eastAsia="Times New Roman"/>
+          <w:color w:val="000000"/>
+        </w:rPr>
+        <w:instrText>ADDIN CSL_CITATION {"citationItems":[{"id":"ITEM-1","itemData":{"DOI":"10.47709/dsi.v3i2.4006","ISSN":"2809-0721","abstract":"Penelitian ini bertujuan untuk mengembangkan sebuah sistem klasifikasi buah guava menggunakan teknologi computer vision. Klasifikasi buah guava yang akurat dan otomatis dapat membantu dalam proses identifikasi buah guava yang baik kualitasnya dan dapat digunakan dalam industri pertanian, perdagangan buah-buahan, serta penelitian lanjutan. Metode yang digunakan dalam penelitian ini melibatkan beberapa langkah. Pertama, dilakukan pengumpulan data citra buah guava yang meliputi variasi jenis guava yang berbeda serta berbagai kondisi pencahayaan dan latar belakang. Data citra tersebut kemudian diolah dan dipreproses untuk mengurangi derau dan meningkatkan kualitas citra. Setelah proses ekstraksi fitur selesai, dilakukan pelatihan model klasifikasi menggunakan data citra buah guava yang telah diklasifikasikan secara manual oleh ahli. Model klasifikasi yang terlatih kemudian diuji menggunakan data citra buah guava yang belum pernah dilihat sebelumnya untuk mengukur tingkat akurasi dan performa sistem. Hasil penelitian ini diharapkan dapat menghasilkan sistem klasifikasi buah guava yang akurat dan dapat diandalkan. Dengan menggunakan teknologi computer vision, proses identifikasi buah guava dapat dilakukan secara cepat dan otomatis. Keberhasilan penelitian ini dapat memberikan kontribusi dalam meningkatkan efisiensi industri pertanian dan perdagangan buah-buahan, serta memberikan landasan bagi penelitian lebih lanjut dalam bidang pengolahan citra dan pengenalan pola.","author":[{"dropping-particle":"","family":"Zizwan Putra","given":"Adya","non-dropping-particle":"","parse-names":false,"suffix":""},{"dropping-particle":"","family":"Harahap","given":"Mawaddah","non-dropping-particle":"","parse-names":false,"suffix":""},{"dropping-particle":"","family":"Husein","given":"Amir","non-dropping-particle":"","parse-names":false,"suffix":""},{"dropping-particle":"","family":"Simarmata","given":"Allwin","non-dropping-particle":"","parse-names":false,"suffix":""}],"container-title":"Data Sciences Indonesia (DSI)","id":"ITEM-1","issue":"2","issued":{"date-parts":[["2024","6","12"]]},"page":"102-107","title":"Klasifikasi Buah Guava Menggunakan Computer Vision","type":"article-journal","volume":"3"},"uris":["http://www.mendeley.com/documents/?uuid=fb516e4c-ed25-4e0b-b414-ef9c3de5376b"]}],"mendeley":{"formattedCitation":"[55]","plainTextFormattedCitation":"[55]","previouslyFormattedCitation":"[54]"},"properties":{"noteIndex":0},"schema":"https://github.com/citation-style-language/schema/raw/master/csl-citation.json"}</w:instrText>
+      </w:r>
+      <w:r>
+        <w:rPr>
+          <w:rFonts w:eastAsia="Times New Roman"/>
+          <w:color w:val="000000"/>
+        </w:rPr>
+        <w:fldChar w:fldCharType="separate"/>
+      </w:r>
+      <w:r>
+        <w:rPr>
+          <w:rFonts w:eastAsia="Times New Roman"/>
+          <w:color w:val="000000"/>
+        </w:rPr>
+        <w:t>[55]</w:t>
+      </w:r>
+      <w:r>
+        <w:rPr>
+          <w:rFonts w:eastAsia="Times New Roman"/>
+          <w:color w:val="000000"/>
+        </w:rPr>
+        <w:fldChar w:fldCharType="end"/>
+      </w:r>
+      <w:r>
+        <w:rPr>
+          <w:rFonts w:eastAsia="Times New Roman"/>
+          <w:color w:val="000000"/>
+        </w:rPr>
+        <w:t xml:space="preserve">. Pengolahan citra adalah metode untuk mengatasi kesulitan dalam pemrosesan gambar, sementara </w:t>
+      </w:r>
+      <w:proofErr w:type="spellStart"/>
       <w:r>
         <w:rPr>
           <w:rFonts w:eastAsia="Times New Roman"/>
@@ -16134,15 +17979,9 @@
           <w:iCs/>
           <w:color w:val="000000"/>
         </w:rPr>
-        <w:t>vision</w:t>
-      </w:r>
-      <w:r>
-        <w:rPr>
-          <w:rFonts w:eastAsia="Times New Roman"/>
-          <w:color w:val="000000"/>
-        </w:rPr>
-        <w:t xml:space="preserve"> didukung oleh arsitektur jaringan saraf seperti CNN dan model </w:t>
-      </w:r>
+        <w:t>computer</w:t>
+      </w:r>
+      <w:proofErr w:type="spellEnd"/>
       <w:r>
         <w:rPr>
           <w:rFonts w:eastAsia="Times New Roman"/>
@@ -16150,15 +17989,9 @@
           <w:iCs/>
           <w:color w:val="000000"/>
         </w:rPr>
-        <w:t>multimodal</w:t>
-      </w:r>
-      <w:r>
-        <w:rPr>
-          <w:rFonts w:eastAsia="Times New Roman"/>
-          <w:color w:val="000000"/>
-        </w:rPr>
-        <w:t xml:space="preserve"> berskala besar, namun tantangan terkait efisiensi komputasi, </w:t>
-      </w:r>
+        <w:t xml:space="preserve"> </w:t>
+      </w:r>
+      <w:proofErr w:type="spellStart"/>
       <w:r>
         <w:rPr>
           <w:rFonts w:eastAsia="Times New Roman"/>
@@ -16166,8 +17999,140 @@
           <w:iCs/>
           <w:color w:val="000000"/>
         </w:rPr>
+        <w:t>vision</w:t>
+      </w:r>
+      <w:proofErr w:type="spellEnd"/>
+      <w:r>
+        <w:rPr>
+          <w:rFonts w:eastAsia="Times New Roman"/>
+          <w:color w:val="000000"/>
+        </w:rPr>
+        <w:t xml:space="preserve"> bertugas membuat penilaian terhadap objek fisik berdasarkan informasi visual yang diterima</w:t>
+      </w:r>
+      <w:r>
+        <w:rPr>
+          <w:rFonts w:eastAsia="Times New Roman"/>
+          <w:color w:val="000000"/>
+        </w:rPr>
+        <w:t xml:space="preserve"> </w:t>
+      </w:r>
+      <w:r>
+        <w:rPr>
+          <w:rFonts w:eastAsia="Times New Roman"/>
+          <w:color w:val="000000"/>
+        </w:rPr>
+        <w:fldChar w:fldCharType="begin" w:fldLock="1"/>
+      </w:r>
+      <w:r>
+        <w:rPr>
+          <w:rFonts w:eastAsia="Times New Roman"/>
+          <w:color w:val="000000"/>
+        </w:rPr>
+        <w:instrText>ADDIN CSL_CITATION {"citationItems":[{"id":"ITEM-1","itemData":{"abstract":"Computer Vision adalah salah satu parameter penting untuk menghasilkan suatu sistem yang hampir mendekati sistem visual manusia. Penelitian ini bertujuan mengkaji literatur terkait penerapan metode Position Averaging Point pada Computer Vision menggunakan pendekatan Systematic Literature Review (SLR) dari jurnal tahun 2016–2022. Data dikumpulkan dari tiga jurnal sejenis yang diperoleh melalui Google Scholar. Hasil penelitian menunjukkan bahwa penerapan metode Position Averaging Point dalam Computer Vision umumnya digunakan untuk pengukuran panjang dengan akurasi rata-rata pada objek ikan lele.","author":[{"dropping-particle":"","family":"Syefudin","given":"Rizki Ariyani; Zaenul Arif;","non-dropping-particle":"","parse-names":false,"suffix":""}],"container-title":"Journal Automation Computer Information System","id":"ITEM-1","issue":"02","issued":{"date-parts":[["2022"]]},"page":"108-115","title":"Tinjauan Pustaka Sistematic: Penerapan Metode Position Averaging Point Pada Computer Vision","type":"article-journal","volume":"2"},"uris":["http://www.mendeley.com/documents/?uuid=5c96e305-d8e1-451d-9556-95b5a7642c19"]}],"mendeley":{"formattedCitation":"[56]","plainTextFormattedCitation":"[56]","previouslyFormattedCitation":"[55]"},"properties":{"noteIndex":0},"schema":"https://github.com/citation-style-language/schema/raw/master/csl-citation.json"}</w:instrText>
+      </w:r>
+      <w:r>
+        <w:rPr>
+          <w:rFonts w:eastAsia="Times New Roman"/>
+          <w:color w:val="000000"/>
+        </w:rPr>
+        <w:fldChar w:fldCharType="separate"/>
+      </w:r>
+      <w:r>
+        <w:rPr>
+          <w:rFonts w:eastAsia="Times New Roman"/>
+          <w:color w:val="000000"/>
+        </w:rPr>
+        <w:t>[56]</w:t>
+      </w:r>
+      <w:r>
+        <w:rPr>
+          <w:rFonts w:eastAsia="Times New Roman"/>
+          <w:color w:val="000000"/>
+        </w:rPr>
+        <w:fldChar w:fldCharType="end"/>
+      </w:r>
+      <w:r>
+        <w:rPr>
+          <w:rFonts w:eastAsia="Times New Roman"/>
+          <w:color w:val="000000"/>
+        </w:rPr>
+        <w:t>.</w:t>
+      </w:r>
+      <w:r>
+        <w:t xml:space="preserve"> </w:t>
+      </w:r>
+      <w:r>
+        <w:rPr>
+          <w:rFonts w:eastAsia="Times New Roman"/>
+          <w:color w:val="000000"/>
+        </w:rPr>
+        <w:t xml:space="preserve">Bidang ini menggabungkan teknik pengolahan citra digital (PCD), pembelajaran mesin, dan kecerdasan buatan (AI) untuk memungkinkan komputer memahami dan mengenali objek visual, seperti pada tugas klasifikasi gambar, deteksi, segmentasi objek, dan pelacakan. Perkembangan </w:t>
+      </w:r>
+      <w:proofErr w:type="spellStart"/>
+      <w:r>
+        <w:rPr>
+          <w:rFonts w:eastAsia="Times New Roman"/>
+          <w:i/>
+          <w:iCs/>
+          <w:color w:val="000000"/>
+        </w:rPr>
+        <w:t>computer</w:t>
+      </w:r>
+      <w:proofErr w:type="spellEnd"/>
+      <w:r>
+        <w:rPr>
+          <w:rFonts w:eastAsia="Times New Roman"/>
+          <w:color w:val="000000"/>
+        </w:rPr>
+        <w:t xml:space="preserve"> </w:t>
+      </w:r>
+      <w:proofErr w:type="spellStart"/>
+      <w:r>
+        <w:rPr>
+          <w:rFonts w:eastAsia="Times New Roman"/>
+          <w:i/>
+          <w:iCs/>
+          <w:color w:val="000000"/>
+        </w:rPr>
+        <w:t>vision</w:t>
+      </w:r>
+      <w:proofErr w:type="spellEnd"/>
+      <w:r>
+        <w:rPr>
+          <w:rFonts w:eastAsia="Times New Roman"/>
+          <w:color w:val="000000"/>
+        </w:rPr>
+        <w:t xml:space="preserve"> didukung oleh arsitektur jaringan saraf seperti CNN dan model </w:t>
+      </w:r>
+      <w:proofErr w:type="spellStart"/>
+      <w:r>
+        <w:rPr>
+          <w:rFonts w:eastAsia="Times New Roman"/>
+          <w:i/>
+          <w:iCs/>
+          <w:color w:val="000000"/>
+        </w:rPr>
+        <w:t>multimodal</w:t>
+      </w:r>
+      <w:proofErr w:type="spellEnd"/>
+      <w:r>
+        <w:rPr>
+          <w:rFonts w:eastAsia="Times New Roman"/>
+          <w:color w:val="000000"/>
+        </w:rPr>
+        <w:t xml:space="preserve"> berskala besar, namun tantangan terkait efisiensi komputasi, </w:t>
+      </w:r>
+      <w:proofErr w:type="spellStart"/>
+      <w:r>
+        <w:rPr>
+          <w:rFonts w:eastAsia="Times New Roman"/>
+          <w:i/>
+          <w:iCs/>
+          <w:color w:val="000000"/>
+        </w:rPr>
         <w:t>interpretabilitas</w:t>
       </w:r>
+      <w:proofErr w:type="spellEnd"/>
       <w:r>
         <w:rPr>
           <w:rFonts w:eastAsia="Times New Roman"/>
@@ -16452,6 +18417,7 @@
         </w:rPr>
         <w:t xml:space="preserve">. Citra digital dapat dihasilkan melalui kamera, </w:t>
       </w:r>
+      <w:proofErr w:type="spellStart"/>
       <w:r>
         <w:rPr>
           <w:rFonts w:eastAsia="Times New Roman"/>
@@ -16461,6 +18427,7 @@
         </w:rPr>
         <w:t>scanner</w:t>
       </w:r>
+      <w:proofErr w:type="spellEnd"/>
       <w:r>
         <w:rPr>
           <w:rFonts w:eastAsia="Times New Roman"/>
@@ -16468,6 +18435,7 @@
         </w:rPr>
         <w:t xml:space="preserve">, sensor, atau sistem pencitraan medis dan digunakan secara luas dalam fotografi, kedokteran, keamanan, serta bidang </w:t>
       </w:r>
+      <w:proofErr w:type="spellStart"/>
       <w:r>
         <w:rPr>
           <w:rFonts w:eastAsia="Times New Roman"/>
@@ -16475,15 +18443,9 @@
           <w:iCs/>
           <w:color w:val="000000"/>
         </w:rPr>
-        <w:t>computer vision</w:t>
-      </w:r>
-      <w:r>
-        <w:rPr>
-          <w:rFonts w:eastAsia="Times New Roman"/>
-          <w:color w:val="000000"/>
-        </w:rPr>
-        <w:t>. Pada proses pengolahan citra, citra digital dapat mengalami beberapa tahapan seperti peningkatan kualitas (</w:t>
-      </w:r>
+        <w:t>computer</w:t>
+      </w:r>
+      <w:proofErr w:type="spellEnd"/>
       <w:r>
         <w:rPr>
           <w:rFonts w:eastAsia="Times New Roman"/>
@@ -16491,15 +18453,9 @@
           <w:iCs/>
           <w:color w:val="000000"/>
         </w:rPr>
-        <w:t>image enhancement</w:t>
-      </w:r>
-      <w:r>
-        <w:rPr>
-          <w:rFonts w:eastAsia="Times New Roman"/>
-          <w:color w:val="000000"/>
-        </w:rPr>
-        <w:t xml:space="preserve">), reduksi </w:t>
-      </w:r>
+        <w:t xml:space="preserve"> </w:t>
+      </w:r>
+      <w:proofErr w:type="spellStart"/>
       <w:r>
         <w:rPr>
           <w:rFonts w:eastAsia="Times New Roman"/>
@@ -16507,8 +18463,65 @@
           <w:iCs/>
           <w:color w:val="000000"/>
         </w:rPr>
+        <w:t>vision</w:t>
+      </w:r>
+      <w:proofErr w:type="spellEnd"/>
+      <w:r>
+        <w:rPr>
+          <w:rFonts w:eastAsia="Times New Roman"/>
+          <w:color w:val="000000"/>
+        </w:rPr>
+        <w:t>. Pada proses pengolahan citra, citra digital dapat mengalami beberapa tahapan seperti peningkatan kualitas (</w:t>
+      </w:r>
+      <w:proofErr w:type="spellStart"/>
+      <w:r>
+        <w:rPr>
+          <w:rFonts w:eastAsia="Times New Roman"/>
+          <w:i/>
+          <w:iCs/>
+          <w:color w:val="000000"/>
+        </w:rPr>
+        <w:t>image</w:t>
+      </w:r>
+      <w:proofErr w:type="spellEnd"/>
+      <w:r>
+        <w:rPr>
+          <w:rFonts w:eastAsia="Times New Roman"/>
+          <w:i/>
+          <w:iCs/>
+          <w:color w:val="000000"/>
+        </w:rPr>
+        <w:t xml:space="preserve"> </w:t>
+      </w:r>
+      <w:proofErr w:type="spellStart"/>
+      <w:r>
+        <w:rPr>
+          <w:rFonts w:eastAsia="Times New Roman"/>
+          <w:i/>
+          <w:iCs/>
+          <w:color w:val="000000"/>
+        </w:rPr>
+        <w:t>enhancement</w:t>
+      </w:r>
+      <w:proofErr w:type="spellEnd"/>
+      <w:r>
+        <w:rPr>
+          <w:rFonts w:eastAsia="Times New Roman"/>
+          <w:color w:val="000000"/>
+        </w:rPr>
+        <w:t xml:space="preserve">), reduksi </w:t>
+      </w:r>
+      <w:proofErr w:type="spellStart"/>
+      <w:r>
+        <w:rPr>
+          <w:rFonts w:eastAsia="Times New Roman"/>
+          <w:i/>
+          <w:iCs/>
+          <w:color w:val="000000"/>
+        </w:rPr>
         <w:t>noise</w:t>
       </w:r>
+      <w:proofErr w:type="spellEnd"/>
       <w:r>
         <w:rPr>
           <w:rFonts w:eastAsia="Times New Roman"/>
@@ -16638,12 +18651,21 @@
         </w:rPr>
         <w:t xml:space="preserve">visi </w:t>
       </w:r>
-      <w:r>
-        <w:rPr>
-          <w:rFonts w:eastAsia="Times New Roman"/>
-          <w:color w:val="000000"/>
-        </w:rPr>
-        <w:t>OpenCV (Open</w:t>
+      <w:proofErr w:type="spellStart"/>
+      <w:r>
+        <w:rPr>
+          <w:rFonts w:eastAsia="Times New Roman"/>
+          <w:color w:val="000000"/>
+        </w:rPr>
+        <w:t>OpenCV</w:t>
+      </w:r>
+      <w:proofErr w:type="spellEnd"/>
+      <w:r>
+        <w:rPr>
+          <w:rFonts w:eastAsia="Times New Roman"/>
+          <w:color w:val="000000"/>
+        </w:rPr>
+        <w:t xml:space="preserve"> (Open</w:t>
       </w:r>
       <w:r>
         <w:rPr>
@@ -16652,13 +18674,71 @@
         </w:rPr>
         <w:t xml:space="preserve"> </w:t>
       </w:r>
-      <w:r>
-        <w:rPr>
-          <w:rFonts w:eastAsia="Times New Roman"/>
-          <w:color w:val="000000"/>
-        </w:rPr>
-        <w:t xml:space="preserve">Source Computer Vision Library) adalah perpustakaan perangkat lunak sumber terbuka yang menyediakan lebih dari ribuan fungsi untuk pengolahan citra dan visi komputer, termasuk operasi dasar seperti membaca dan menulis gambar, konversi warna, pemfilteran, transformasi geometris, deteksi fitur, pelacakan objek, kalibrasi kamera, serta antarmuka untuk menjalankan model </w:t>
-      </w:r>
+      <w:proofErr w:type="spellStart"/>
+      <w:r>
+        <w:rPr>
+          <w:rFonts w:eastAsia="Times New Roman"/>
+          <w:color w:val="000000"/>
+        </w:rPr>
+        <w:t>Source</w:t>
+      </w:r>
+      <w:proofErr w:type="spellEnd"/>
+      <w:r>
+        <w:rPr>
+          <w:rFonts w:eastAsia="Times New Roman"/>
+          <w:color w:val="000000"/>
+        </w:rPr>
+        <w:t xml:space="preserve"> </w:t>
+      </w:r>
+      <w:proofErr w:type="spellStart"/>
+      <w:r>
+        <w:rPr>
+          <w:rFonts w:eastAsia="Times New Roman"/>
+          <w:color w:val="000000"/>
+        </w:rPr>
+        <w:t>Computer</w:t>
+      </w:r>
+      <w:proofErr w:type="spellEnd"/>
+      <w:r>
+        <w:rPr>
+          <w:rFonts w:eastAsia="Times New Roman"/>
+          <w:color w:val="000000"/>
+        </w:rPr>
+        <w:t xml:space="preserve"> Vision </w:t>
+      </w:r>
+      <w:proofErr w:type="spellStart"/>
+      <w:r>
+        <w:rPr>
+          <w:rFonts w:eastAsia="Times New Roman"/>
+          <w:color w:val="000000"/>
+        </w:rPr>
+        <w:t>Library</w:t>
+      </w:r>
+      <w:proofErr w:type="spellEnd"/>
+      <w:r>
+        <w:rPr>
+          <w:rFonts w:eastAsia="Times New Roman"/>
+          <w:color w:val="000000"/>
+        </w:rPr>
+        <w:t xml:space="preserve">) adalah perpustakaan perangkat lunak sumber terbuka yang menyediakan lebih dari ribuan fungsi untuk pengolahan citra dan visi komputer, termasuk operasi dasar seperti membaca dan menulis gambar, konversi warna, </w:t>
+      </w:r>
+      <w:proofErr w:type="spellStart"/>
+      <w:r>
+        <w:rPr>
+          <w:rFonts w:eastAsia="Times New Roman"/>
+          <w:color w:val="000000"/>
+        </w:rPr>
+        <w:t>pemfilteran</w:t>
+      </w:r>
+      <w:proofErr w:type="spellEnd"/>
+      <w:r>
+        <w:rPr>
+          <w:rFonts w:eastAsia="Times New Roman"/>
+          <w:color w:val="000000"/>
+        </w:rPr>
+        <w:t xml:space="preserve">, transformasi geometris, deteksi fitur, pelacakan objek, kalibrasi kamera, serta antarmuka untuk menjalankan model </w:t>
+      </w:r>
+      <w:proofErr w:type="spellStart"/>
       <w:r>
         <w:rPr>
           <w:rFonts w:eastAsia="Times New Roman"/>
@@ -16666,15 +18746,9 @@
           <w:iCs/>
           <w:color w:val="000000"/>
         </w:rPr>
-        <w:t>machine learning</w:t>
-      </w:r>
-      <w:r>
-        <w:rPr>
-          <w:rFonts w:eastAsia="Times New Roman"/>
-          <w:color w:val="000000"/>
-        </w:rPr>
-        <w:t xml:space="preserve"> dan </w:t>
-      </w:r>
+        <w:t>machine</w:t>
+      </w:r>
+      <w:proofErr w:type="spellEnd"/>
       <w:r>
         <w:rPr>
           <w:rFonts w:eastAsia="Times New Roman"/>
@@ -16682,8 +18756,9 @@
           <w:iCs/>
           <w:color w:val="000000"/>
         </w:rPr>
-        <w:t>deep learning</w:t>
-      </w:r>
+        <w:t xml:space="preserve"> </w:t>
+      </w:r>
+      <w:proofErr w:type="spellStart"/>
       <w:r>
         <w:rPr>
           <w:rFonts w:eastAsia="Times New Roman"/>
@@ -16691,8 +18766,17 @@
           <w:iCs/>
           <w:color w:val="000000"/>
         </w:rPr>
-        <w:t xml:space="preserve"> </w:t>
-      </w:r>
+        <w:t>learning</w:t>
+      </w:r>
+      <w:proofErr w:type="spellEnd"/>
+      <w:r>
+        <w:rPr>
+          <w:rFonts w:eastAsia="Times New Roman"/>
+          <w:color w:val="000000"/>
+        </w:rPr>
+        <w:t xml:space="preserve"> dan </w:t>
+      </w:r>
+      <w:proofErr w:type="spellStart"/>
       <w:r>
         <w:rPr>
           <w:rFonts w:eastAsia="Times New Roman"/>
@@ -16700,8 +18784,9 @@
           <w:iCs/>
           <w:color w:val="000000"/>
         </w:rPr>
-        <w:fldChar w:fldCharType="begin" w:fldLock="1"/>
-      </w:r>
+        <w:t>deep</w:t>
+      </w:r>
+      <w:proofErr w:type="spellEnd"/>
       <w:r>
         <w:rPr>
           <w:rFonts w:eastAsia="Times New Roman"/>
@@ -16709,8 +18794,9 @@
           <w:iCs/>
           <w:color w:val="000000"/>
         </w:rPr>
-        <w:instrText>ADDIN CSL_CITATION {"citationItems":[{"id":"ITEM-1","itemData":{"DOI":"10.57152/malcom.v5i3.2130","ISSN":"2775-8575","abstract":"Bahasa isyarat adalah alat komunikasi utama bagi para penyandang tunarungu dan tunawicara. Namun, terbatasnya pemahaman bahasa isyarat oleh masyarakat umum sering kali menjadi kendala dalam berkomunikasi. Penelitian ini bertujuan untuk merancang program pengenalan frasa bahasa isyarat tangan BISINDO secara real-time dengan menggunakan algoritma YOLO11 dan library OpenCV. YOLO11 digunakan sebagai metode deep learning untuk mengenali isyarat tangan, sedangkan OpenCV digunakan untuk pemrosesan video real-time dan visualisasi hasil deteksi. Model ini dilatih menggunakan lebih dari 3.000 gambar yang mewakili enam class frasa BISINDO: “saya”, “kamu”, “senang”, “bingung”, “marah”, dan “apa kabar”, sebanyak 263 epoch. Hasil pengujian model menunjukkan rata-rata nilai precision dan recall di atas 0,9; F1-Score sebesar 0,982; mAP50 sebesar 0,993; dan mAP50-95 sebesar 0,938. Pada pengujian real-time, model menunjukkan latency rata-rata stabil di kisaran 80-90ms, frame rate 11-12FPS, dan confidence score rata-rata 0,9 untuk semua class. Berdasarkan Penelitian yang telah dilakukan, disimpulkan bahwa integrasi YOLO11 dan OpenCV berhasil digunakan sebagai algoritma dalam mengenali frasa bahasa isyarat tangan BISINDO secara real-time.","author":[{"dropping-particle":"","family":"Swasono","given":"Henoch Yanuar Ari","non-dropping-particle":"","parse-names":false,"suffix":""},{"dropping-particle":"","family":"Himamunanto","given":"Agustinus Rudatyo","non-dropping-particle":"","parse-names":false,"suffix":""},{"dropping-particle":"","family":"Maedjaja","given":"Febe","non-dropping-particle":"","parse-names":false,"suffix":""}],"container-title":"MALCOM: Indonesian Journal of Machine Learning and Computer Science","id":"ITEM-1","issue":"3","issued":{"date-parts":[["2025","7","31"]]},"page":"1061-1073","title":"Implementasi YOLO11 dan OpenCV untuk Pengenalan Frasa dalam Video Real-Time Bahasa Isyarat Tangan","type":"article-journal","volume":"5"},"uris":["http://www.mendeley.com/documents/?uuid=451e4f62-af1b-4605-84ad-61beb972e0be"]}],"mendeley":{"formattedCitation":"[62]","plainTextFormattedCitation":"[62]","previouslyFormattedCitation":"[61]"},"properties":{"noteIndex":0},"schema":"https://github.com/citation-style-language/schema/raw/master/csl-citation.json"}</w:instrText>
-      </w:r>
+        <w:t xml:space="preserve"> </w:t>
+      </w:r>
+      <w:proofErr w:type="spellStart"/>
       <w:r>
         <w:rPr>
           <w:rFonts w:eastAsia="Times New Roman"/>
@@ -16718,16 +18804,9 @@
           <w:iCs/>
           <w:color w:val="000000"/>
         </w:rPr>
-        <w:fldChar w:fldCharType="separate"/>
-      </w:r>
-      <w:r>
-        <w:rPr>
-          <w:rFonts w:eastAsia="Times New Roman"/>
-          <w:iCs/>
-          <w:color w:val="000000"/>
-        </w:rPr>
-        <w:t>[62]</w:t>
-      </w:r>
+        <w:t>learning</w:t>
+      </w:r>
+      <w:proofErr w:type="spellEnd"/>
       <w:r>
         <w:rPr>
           <w:rFonts w:eastAsia="Times New Roman"/>
@@ -16735,7 +18814,7 @@
           <w:iCs/>
           <w:color w:val="000000"/>
         </w:rPr>
-        <w:fldChar w:fldCharType="end"/>
+        <w:t xml:space="preserve"> </w:t>
       </w:r>
       <w:r>
         <w:rPr>
@@ -16744,14 +18823,7 @@
           <w:iCs/>
           <w:color w:val="000000"/>
         </w:rPr>
-        <w:t>.</w:t>
-      </w:r>
-      <w:r>
-        <w:rPr>
-          <w:rFonts w:eastAsia="Times New Roman"/>
-          <w:color w:val="000000"/>
-        </w:rPr>
-        <w:t xml:space="preserve"> OpenCV adalah </w:t>
+        <w:fldChar w:fldCharType="begin" w:fldLock="1"/>
       </w:r>
       <w:r>
         <w:rPr>
@@ -16760,70 +18832,7 @@
           <w:iCs/>
           <w:color w:val="000000"/>
         </w:rPr>
-        <w:t>library</w:t>
-      </w:r>
-      <w:r>
-        <w:rPr>
-          <w:rFonts w:eastAsia="Times New Roman"/>
-          <w:color w:val="000000"/>
-        </w:rPr>
-        <w:t xml:space="preserve"> fungsi pemrograman yang terutama digunakan untuk pengolahan citra dan tersedia secara bebas melalui lisensi sumber terbuka Berkeley Software Distribution (BSD)</w:t>
-      </w:r>
-      <w:r>
-        <w:rPr>
-          <w:rFonts w:eastAsia="Times New Roman"/>
-          <w:color w:val="000000"/>
-        </w:rPr>
-        <w:t xml:space="preserve"> </w:t>
-      </w:r>
-      <w:r>
-        <w:rPr>
-          <w:rFonts w:eastAsia="Times New Roman"/>
-          <w:color w:val="000000"/>
-        </w:rPr>
-        <w:fldChar w:fldCharType="begin" w:fldLock="1"/>
-      </w:r>
-      <w:r>
-        <w:rPr>
-          <w:rFonts w:eastAsia="Times New Roman"/>
-          <w:color w:val="000000"/>
-        </w:rPr>
-        <w:instrText>ADDIN CSL_CITATION {"citationItems":[{"id":"ITEM-1","itemData":{"DOI":"10.47065/bulletincsr.v3i1.193","ISSN":"2774-3659","abstract":"The use of computers as producers of technology-based products is hugely impressive. Computer vision technology, which is a branch of artificial intelligence, is developing very quickly. This is what underlies the need for this research to be done to detect the number of green plants (Viridiplantae) that are located on critical post-mining land, where it is known that the area is land that has been damaged with the condition of the soil being shallow and a layer of remaining tailings until a layer of rock is visible that can inhibit plant growth. Thus developed an application for detecting green plants using computer vision as modern ways to improve the recognition of objects in images. Computer vision applications are implemented on desktop applications created with the Python aiming to balance modern technology with the concept of preserving the environment. The development method used Cross Industry Standard Process for Data Mining which is the most representative method for planning overall data extraction, the design of the experiment and evaluation. The results of the research proved that only a few green plants were detected on post-mining land, so it is necessary to increase public awareness that environmental preservation and maintenance is very important.","author":[{"dropping-particle":"","family":"Yudistira Bagus Pratama","given":"","non-dropping-particle":"","parse-names":false,"suffix":""},{"dropping-particle":"","family":"Nurzaidah Putri Dalimunthe","given":"","non-dropping-particle":"","parse-names":false,"suffix":""}],"container-title":"Bulletin of Computer Science Research","id":"ITEM-1","issue":"1","issued":{"date-parts":[["2022","12","31"]]},"page":"64-72","title":"Implementasi Teknik Computer Vision Untuk Deteksi Viridiplantae Pada Lahan Pasca Tambang","type":"article-journal","volume":"3"},"uris":["http://www.mendeley.com/documents/?uuid=b8377393-c307-4fc6-8b66-f82c29bcf46a"]}],"mendeley":{"formattedCitation":"[63]","plainTextFormattedCitation":"[63]","previouslyFormattedCitation":"[62]"},"properties":{"noteIndex":0},"schema":"https://github.com/citation-style-language/schema/raw/master/csl-citation.json"}</w:instrText>
-      </w:r>
-      <w:r>
-        <w:rPr>
-          <w:rFonts w:eastAsia="Times New Roman"/>
-          <w:color w:val="000000"/>
-        </w:rPr>
-        <w:fldChar w:fldCharType="separate"/>
-      </w:r>
-      <w:r>
-        <w:rPr>
-          <w:rFonts w:eastAsia="Times New Roman"/>
-          <w:color w:val="000000"/>
-        </w:rPr>
-        <w:t>[63]</w:t>
-      </w:r>
-      <w:r>
-        <w:rPr>
-          <w:rFonts w:eastAsia="Times New Roman"/>
-          <w:color w:val="000000"/>
-        </w:rPr>
-        <w:fldChar w:fldCharType="end"/>
-      </w:r>
-      <w:r>
-        <w:rPr>
-          <w:rFonts w:eastAsia="Times New Roman"/>
-          <w:color w:val="000000"/>
-        </w:rPr>
-        <w:t xml:space="preserve">. </w:t>
-      </w:r>
-      <w:r>
-        <w:rPr>
-          <w:rFonts w:eastAsia="Times New Roman"/>
-          <w:color w:val="000000"/>
-        </w:rPr>
-        <w:t xml:space="preserve">OpenCV dirancang agar efisien dan mampu beroperasi secara </w:t>
+        <w:instrText>ADDIN CSL_CITATION {"citationItems":[{"id":"ITEM-1","itemData":{"DOI":"10.57152/malcom.v5i3.2130","ISSN":"2775-8575","abstract":"Bahasa isyarat adalah alat komunikasi utama bagi para penyandang tunarungu dan tunawicara. Namun, terbatasnya pemahaman bahasa isyarat oleh masyarakat umum sering kali menjadi kendala dalam berkomunikasi. Penelitian ini bertujuan untuk merancang program pengenalan frasa bahasa isyarat tangan BISINDO secara real-time dengan menggunakan algoritma YOLO11 dan library OpenCV. YOLO11 digunakan sebagai metode deep learning untuk mengenali isyarat tangan, sedangkan OpenCV digunakan untuk pemrosesan video real-time dan visualisasi hasil deteksi. Model ini dilatih menggunakan lebih dari 3.000 gambar yang mewakili enam class frasa BISINDO: “saya”, “kamu”, “senang”, “bingung”, “marah”, dan “apa kabar”, sebanyak 263 epoch. Hasil pengujian model menunjukkan rata-rata nilai precision dan recall di atas 0,9; F1-Score sebesar 0,982; mAP50 sebesar 0,993; dan mAP50-95 sebesar 0,938. Pada pengujian real-time, model menunjukkan latency rata-rata stabil di kisaran 80-90ms, frame rate 11-12FPS, dan confidence score rata-rata 0,9 untuk semua class. Berdasarkan Penelitian yang telah dilakukan, disimpulkan bahwa integrasi YOLO11 dan OpenCV berhasil digunakan sebagai algoritma dalam mengenali frasa bahasa isyarat tangan BISINDO secara real-time.","author":[{"dropping-particle":"","family":"Swasono","given":"Henoch Yanuar Ari","non-dropping-particle":"","parse-names":false,"suffix":""},{"dropping-particle":"","family":"Himamunanto","given":"Agustinus Rudatyo","non-dropping-particle":"","parse-names":false,"suffix":""},{"dropping-particle":"","family":"Maedjaja","given":"Febe","non-dropping-particle":"","parse-names":false,"suffix":""}],"container-title":"MALCOM: Indonesian Journal of Machine Learning and Computer Science","id":"ITEM-1","issue":"3","issued":{"date-parts":[["2025","7","31"]]},"page":"1061-1073","title":"Implementasi YOLO11 dan OpenCV untuk Pengenalan Frasa dalam Video Real-Time Bahasa Isyarat Tangan","type":"article-journal","volume":"5"},"uris":["http://www.mendeley.com/documents/?uuid=451e4f62-af1b-4605-84ad-61beb972e0be"]}],"mendeley":{"formattedCitation":"[62]","plainTextFormattedCitation":"[62]","previouslyFormattedCitation":"[61]"},"properties":{"noteIndex":0},"schema":"https://github.com/citation-style-language/schema/raw/master/csl-citation.json"}</w:instrText>
       </w:r>
       <w:r>
         <w:rPr>
@@ -16832,14 +18841,15 @@
           <w:iCs/>
           <w:color w:val="000000"/>
         </w:rPr>
-        <w:t>real</w:t>
-      </w:r>
-      <w:r>
-        <w:rPr>
-          <w:rFonts w:eastAsia="Times New Roman"/>
-          <w:color w:val="000000"/>
-        </w:rPr>
-        <w:t>-</w:t>
+        <w:fldChar w:fldCharType="separate"/>
+      </w:r>
+      <w:r>
+        <w:rPr>
+          <w:rFonts w:eastAsia="Times New Roman"/>
+          <w:iCs/>
+          <w:color w:val="000000"/>
+        </w:rPr>
+        <w:t>[62]</w:t>
       </w:r>
       <w:r>
         <w:rPr>
@@ -16848,8 +18858,198 @@
           <w:iCs/>
           <w:color w:val="000000"/>
         </w:rPr>
+        <w:fldChar w:fldCharType="end"/>
+      </w:r>
+      <w:r>
+        <w:rPr>
+          <w:rFonts w:eastAsia="Times New Roman"/>
+          <w:i/>
+          <w:iCs/>
+          <w:color w:val="000000"/>
+        </w:rPr>
+        <w:t>.</w:t>
+      </w:r>
+      <w:r>
+        <w:rPr>
+          <w:rFonts w:eastAsia="Times New Roman"/>
+          <w:color w:val="000000"/>
+        </w:rPr>
+        <w:t xml:space="preserve"> </w:t>
+      </w:r>
+      <w:proofErr w:type="spellStart"/>
+      <w:r>
+        <w:rPr>
+          <w:rFonts w:eastAsia="Times New Roman"/>
+          <w:color w:val="000000"/>
+        </w:rPr>
+        <w:t>OpenCV</w:t>
+      </w:r>
+      <w:proofErr w:type="spellEnd"/>
+      <w:r>
+        <w:rPr>
+          <w:rFonts w:eastAsia="Times New Roman"/>
+          <w:color w:val="000000"/>
+        </w:rPr>
+        <w:t xml:space="preserve"> adalah </w:t>
+      </w:r>
+      <w:proofErr w:type="spellStart"/>
+      <w:r>
+        <w:rPr>
+          <w:rFonts w:eastAsia="Times New Roman"/>
+          <w:i/>
+          <w:iCs/>
+          <w:color w:val="000000"/>
+        </w:rPr>
+        <w:t>library</w:t>
+      </w:r>
+      <w:proofErr w:type="spellEnd"/>
+      <w:r>
+        <w:rPr>
+          <w:rFonts w:eastAsia="Times New Roman"/>
+          <w:color w:val="000000"/>
+        </w:rPr>
+        <w:t xml:space="preserve"> fungsi pemrograman yang terutama digunakan untuk pengolahan citra dan tersedia secara bebas melalui lisensi sumber terbuka </w:t>
+      </w:r>
+      <w:proofErr w:type="spellStart"/>
+      <w:r>
+        <w:rPr>
+          <w:rFonts w:eastAsia="Times New Roman"/>
+          <w:color w:val="000000"/>
+        </w:rPr>
+        <w:t>Berkeley</w:t>
+      </w:r>
+      <w:proofErr w:type="spellEnd"/>
+      <w:r>
+        <w:rPr>
+          <w:rFonts w:eastAsia="Times New Roman"/>
+          <w:color w:val="000000"/>
+        </w:rPr>
+        <w:t xml:space="preserve"> </w:t>
+      </w:r>
+      <w:proofErr w:type="spellStart"/>
+      <w:r>
+        <w:rPr>
+          <w:rFonts w:eastAsia="Times New Roman"/>
+          <w:color w:val="000000"/>
+        </w:rPr>
+        <w:t>Software</w:t>
+      </w:r>
+      <w:proofErr w:type="spellEnd"/>
+      <w:r>
+        <w:rPr>
+          <w:rFonts w:eastAsia="Times New Roman"/>
+          <w:color w:val="000000"/>
+        </w:rPr>
+        <w:t xml:space="preserve"> </w:t>
+      </w:r>
+      <w:proofErr w:type="spellStart"/>
+      <w:r>
+        <w:rPr>
+          <w:rFonts w:eastAsia="Times New Roman"/>
+          <w:color w:val="000000"/>
+        </w:rPr>
+        <w:t>Distribution</w:t>
+      </w:r>
+      <w:proofErr w:type="spellEnd"/>
+      <w:r>
+        <w:rPr>
+          <w:rFonts w:eastAsia="Times New Roman"/>
+          <w:color w:val="000000"/>
+        </w:rPr>
+        <w:t xml:space="preserve"> (BSD)</w:t>
+      </w:r>
+      <w:r>
+        <w:rPr>
+          <w:rFonts w:eastAsia="Times New Roman"/>
+          <w:color w:val="000000"/>
+        </w:rPr>
+        <w:t xml:space="preserve"> </w:t>
+      </w:r>
+      <w:r>
+        <w:rPr>
+          <w:rFonts w:eastAsia="Times New Roman"/>
+          <w:color w:val="000000"/>
+        </w:rPr>
+        <w:fldChar w:fldCharType="begin" w:fldLock="1"/>
+      </w:r>
+      <w:r>
+        <w:rPr>
+          <w:rFonts w:eastAsia="Times New Roman"/>
+          <w:color w:val="000000"/>
+        </w:rPr>
+        <w:instrText>ADDIN CSL_CITATION {"citationItems":[{"id":"ITEM-1","itemData":{"DOI":"10.47065/bulletincsr.v3i1.193","ISSN":"2774-3659","abstract":"The use of computers as producers of technology-based products is hugely impressive. Computer vision technology, which is a branch of artificial intelligence, is developing very quickly. This is what underlies the need for this research to be done to detect the number of green plants (Viridiplantae) that are located on critical post-mining land, where it is known that the area is land that has been damaged with the condition of the soil being shallow and a layer of remaining tailings until a layer of rock is visible that can inhibit plant growth. Thus developed an application for detecting green plants using computer vision as modern ways to improve the recognition of objects in images. Computer vision applications are implemented on desktop applications created with the Python aiming to balance modern technology with the concept of preserving the environment. The development method used Cross Industry Standard Process for Data Mining which is the most representative method for planning overall data extraction, the design of the experiment and evaluation. The results of the research proved that only a few green plants were detected on post-mining land, so it is necessary to increase public awareness that environmental preservation and maintenance is very important.","author":[{"dropping-particle":"","family":"Yudistira Bagus Pratama","given":"","non-dropping-particle":"","parse-names":false,"suffix":""},{"dropping-particle":"","family":"Nurzaidah Putri Dalimunthe","given":"","non-dropping-particle":"","parse-names":false,"suffix":""}],"container-title":"Bulletin of Computer Science Research","id":"ITEM-1","issue":"1","issued":{"date-parts":[["2022","12","31"]]},"page":"64-72","title":"Implementasi Teknik Computer Vision Untuk Deteksi Viridiplantae Pada Lahan Pasca Tambang","type":"article-journal","volume":"3"},"uris":["http://www.mendeley.com/documents/?uuid=b8377393-c307-4fc6-8b66-f82c29bcf46a"]}],"mendeley":{"formattedCitation":"[63]","plainTextFormattedCitation":"[63]","previouslyFormattedCitation":"[62]"},"properties":{"noteIndex":0},"schema":"https://github.com/citation-style-language/schema/raw/master/csl-citation.json"}</w:instrText>
+      </w:r>
+      <w:r>
+        <w:rPr>
+          <w:rFonts w:eastAsia="Times New Roman"/>
+          <w:color w:val="000000"/>
+        </w:rPr>
+        <w:fldChar w:fldCharType="separate"/>
+      </w:r>
+      <w:r>
+        <w:rPr>
+          <w:rFonts w:eastAsia="Times New Roman"/>
+          <w:color w:val="000000"/>
+        </w:rPr>
+        <w:t>[63]</w:t>
+      </w:r>
+      <w:r>
+        <w:rPr>
+          <w:rFonts w:eastAsia="Times New Roman"/>
+          <w:color w:val="000000"/>
+        </w:rPr>
+        <w:fldChar w:fldCharType="end"/>
+      </w:r>
+      <w:r>
+        <w:rPr>
+          <w:rFonts w:eastAsia="Times New Roman"/>
+          <w:color w:val="000000"/>
+        </w:rPr>
+        <w:t xml:space="preserve">. </w:t>
+      </w:r>
+      <w:proofErr w:type="spellStart"/>
+      <w:r>
+        <w:rPr>
+          <w:rFonts w:eastAsia="Times New Roman"/>
+          <w:color w:val="000000"/>
+        </w:rPr>
+        <w:t>OpenCV</w:t>
+      </w:r>
+      <w:proofErr w:type="spellEnd"/>
+      <w:r>
+        <w:rPr>
+          <w:rFonts w:eastAsia="Times New Roman"/>
+          <w:color w:val="000000"/>
+        </w:rPr>
+        <w:t xml:space="preserve"> dirancang agar efisien dan mampu beroperasi secara </w:t>
+      </w:r>
+      <w:r>
+        <w:rPr>
+          <w:rFonts w:eastAsia="Times New Roman"/>
+          <w:i/>
+          <w:iCs/>
+          <w:color w:val="000000"/>
+        </w:rPr>
+        <w:t>real</w:t>
+      </w:r>
+      <w:r>
+        <w:rPr>
+          <w:rFonts w:eastAsia="Times New Roman"/>
+          <w:color w:val="000000"/>
+        </w:rPr>
+        <w:t>-</w:t>
+      </w:r>
+      <w:proofErr w:type="spellStart"/>
+      <w:r>
+        <w:rPr>
+          <w:rFonts w:eastAsia="Times New Roman"/>
+          <w:i/>
+          <w:iCs/>
+          <w:color w:val="000000"/>
+        </w:rPr>
         <w:t>time</w:t>
       </w:r>
+      <w:proofErr w:type="spellEnd"/>
       <w:r>
         <w:rPr>
           <w:rFonts w:eastAsia="Times New Roman"/>
@@ -16931,10 +19131,12 @@
         <w:t xml:space="preserve"> </w:t>
       </w:r>
       <w:bookmarkStart w:id="43" w:name="_Toc230210491"/>
+      <w:proofErr w:type="spellStart"/>
       <w:r>
         <w:t>Python</w:t>
       </w:r>
       <w:bookmarkEnd w:id="43"/>
+      <w:proofErr w:type="spellEnd"/>
     </w:p>
     <w:p>
       <w:pPr>
@@ -16964,7 +19166,23 @@
           <w:rFonts w:eastAsia="Times New Roman"/>
           <w:color w:val="000000"/>
         </w:rPr>
-        <w:t>Bahasa pemrograman Python adalah</w:t>
+        <w:t xml:space="preserve">Bahasa pemrograman </w:t>
+      </w:r>
+      <w:proofErr w:type="spellStart"/>
+      <w:r>
+        <w:rPr>
+          <w:rFonts w:eastAsia="Times New Roman"/>
+          <w:color w:val="000000"/>
+        </w:rPr>
+        <w:t>Python</w:t>
+      </w:r>
+      <w:proofErr w:type="spellEnd"/>
+      <w:r>
+        <w:rPr>
+          <w:rFonts w:eastAsia="Times New Roman"/>
+          <w:color w:val="000000"/>
+        </w:rPr>
+        <w:t xml:space="preserve"> adalah</w:t>
       </w:r>
       <w:r>
         <w:rPr>
@@ -17069,8 +19287,17 @@
           <w:rFonts w:eastAsia="Times New Roman"/>
           <w:color w:val="000000"/>
         </w:rPr>
-        <w:t xml:space="preserve"> oleh Guido van Rossum di Stichting Mathematisch Centrum (CWI), Amsterdam pada tahun 1991</w:t>
-      </w:r>
+        <w:t xml:space="preserve"> oleh </w:t>
+      </w:r>
+      <w:proofErr w:type="spellStart"/>
+      <w:r>
+        <w:rPr>
+          <w:rFonts w:eastAsia="Times New Roman"/>
+          <w:color w:val="000000"/>
+        </w:rPr>
+        <w:t>Guido</w:t>
+      </w:r>
+      <w:proofErr w:type="spellEnd"/>
       <w:r>
         <w:rPr>
           <w:rFonts w:eastAsia="Times New Roman"/>
@@ -17078,6 +19305,93 @@
         </w:rPr>
         <w:t xml:space="preserve"> </w:t>
       </w:r>
+      <w:proofErr w:type="spellStart"/>
+      <w:r>
+        <w:rPr>
+          <w:rFonts w:eastAsia="Times New Roman"/>
+          <w:color w:val="000000"/>
+        </w:rPr>
+        <w:t>van</w:t>
+      </w:r>
+      <w:proofErr w:type="spellEnd"/>
+      <w:r>
+        <w:rPr>
+          <w:rFonts w:eastAsia="Times New Roman"/>
+          <w:color w:val="000000"/>
+        </w:rPr>
+        <w:t xml:space="preserve"> </w:t>
+      </w:r>
+      <w:proofErr w:type="spellStart"/>
+      <w:r>
+        <w:rPr>
+          <w:rFonts w:eastAsia="Times New Roman"/>
+          <w:color w:val="000000"/>
+        </w:rPr>
+        <w:t>Rossum</w:t>
+      </w:r>
+      <w:proofErr w:type="spellEnd"/>
+      <w:r>
+        <w:rPr>
+          <w:rFonts w:eastAsia="Times New Roman"/>
+          <w:color w:val="000000"/>
+        </w:rPr>
+        <w:t xml:space="preserve"> di </w:t>
+      </w:r>
+      <w:proofErr w:type="spellStart"/>
+      <w:r>
+        <w:rPr>
+          <w:rFonts w:eastAsia="Times New Roman"/>
+          <w:color w:val="000000"/>
+        </w:rPr>
+        <w:t>Stichting</w:t>
+      </w:r>
+      <w:proofErr w:type="spellEnd"/>
+      <w:r>
+        <w:rPr>
+          <w:rFonts w:eastAsia="Times New Roman"/>
+          <w:color w:val="000000"/>
+        </w:rPr>
+        <w:t xml:space="preserve"> </w:t>
+      </w:r>
+      <w:proofErr w:type="spellStart"/>
+      <w:r>
+        <w:rPr>
+          <w:rFonts w:eastAsia="Times New Roman"/>
+          <w:color w:val="000000"/>
+        </w:rPr>
+        <w:t>Mathematisch</w:t>
+      </w:r>
+      <w:proofErr w:type="spellEnd"/>
+      <w:r>
+        <w:rPr>
+          <w:rFonts w:eastAsia="Times New Roman"/>
+          <w:color w:val="000000"/>
+        </w:rPr>
+        <w:t xml:space="preserve"> </w:t>
+      </w:r>
+      <w:proofErr w:type="spellStart"/>
+      <w:r>
+        <w:rPr>
+          <w:rFonts w:eastAsia="Times New Roman"/>
+          <w:color w:val="000000"/>
+        </w:rPr>
+        <w:t>Centrum</w:t>
+      </w:r>
+      <w:proofErr w:type="spellEnd"/>
+      <w:r>
+        <w:rPr>
+          <w:rFonts w:eastAsia="Times New Roman"/>
+          <w:color w:val="000000"/>
+        </w:rPr>
+        <w:t xml:space="preserve"> (CWI), Amsterdam pada tahun 1991</w:t>
+      </w:r>
+      <w:r>
+        <w:rPr>
+          <w:rFonts w:eastAsia="Times New Roman"/>
+          <w:color w:val="000000"/>
+        </w:rPr>
+        <w:t xml:space="preserve"> </w:t>
+      </w:r>
       <w:r>
         <w:rPr>
           <w:rFonts w:eastAsia="Times New Roman"/>
@@ -17132,8 +19446,25 @@
           <w:rFonts w:eastAsia="Times New Roman"/>
           <w:color w:val="000000"/>
         </w:rPr>
-        <w:t xml:space="preserve">Salah satu perbedaan utama Python dengan bahasa pemrograman lainnya adalah pengembangannya melibatkan jutaan </w:t>
-      </w:r>
+        <w:t xml:space="preserve">Salah satu perbedaan utama </w:t>
+      </w:r>
+      <w:proofErr w:type="spellStart"/>
+      <w:r>
+        <w:rPr>
+          <w:rFonts w:eastAsia="Times New Roman"/>
+          <w:color w:val="000000"/>
+        </w:rPr>
+        <w:t>Python</w:t>
+      </w:r>
+      <w:proofErr w:type="spellEnd"/>
+      <w:r>
+        <w:rPr>
+          <w:rFonts w:eastAsia="Times New Roman"/>
+          <w:color w:val="000000"/>
+        </w:rPr>
+        <w:t xml:space="preserve"> dengan bahasa pemrograman lainnya adalah pengembangannya melibatkan jutaan </w:t>
+      </w:r>
+      <w:proofErr w:type="spellStart"/>
       <w:r>
         <w:rPr>
           <w:rFonts w:eastAsia="Times New Roman"/>
@@ -17143,12 +19474,29 @@
         </w:rPr>
         <w:t>programmer</w:t>
       </w:r>
-      <w:r>
-        <w:rPr>
-          <w:rFonts w:eastAsia="Times New Roman"/>
-          <w:color w:val="000000"/>
-        </w:rPr>
-        <w:t xml:space="preserve">, peneliti, dan pengguna dari berbagai latar belakang, tidak hanya dari kalangan IT karena python bersifat </w:t>
+      <w:proofErr w:type="spellEnd"/>
+      <w:r>
+        <w:rPr>
+          <w:rFonts w:eastAsia="Times New Roman"/>
+          <w:color w:val="000000"/>
+        </w:rPr>
+        <w:t xml:space="preserve">, peneliti, dan pengguna dari berbagai latar belakang, tidak hanya dari kalangan IT karena </w:t>
+      </w:r>
+      <w:proofErr w:type="spellStart"/>
+      <w:r>
+        <w:rPr>
+          <w:rFonts w:eastAsia="Times New Roman"/>
+          <w:color w:val="000000"/>
+        </w:rPr>
+        <w:t>python</w:t>
+      </w:r>
+      <w:proofErr w:type="spellEnd"/>
+      <w:r>
+        <w:rPr>
+          <w:rFonts w:eastAsia="Times New Roman"/>
+          <w:color w:val="000000"/>
+        </w:rPr>
+        <w:t xml:space="preserve"> bersifat </w:t>
       </w:r>
       <w:r>
         <w:rPr>
@@ -17166,6 +19514,7 @@
         </w:rPr>
         <w:t xml:space="preserve"> </w:t>
       </w:r>
+      <w:proofErr w:type="spellStart"/>
       <w:r>
         <w:rPr>
           <w:rFonts w:eastAsia="Times New Roman"/>
@@ -17175,6 +19524,7 @@
         </w:rPr>
         <w:t>source</w:t>
       </w:r>
+      <w:proofErr w:type="spellEnd"/>
       <w:r>
         <w:rPr>
           <w:rFonts w:eastAsia="Times New Roman"/>
@@ -17233,10 +19583,12 @@
         <w:t xml:space="preserve"> </w:t>
       </w:r>
       <w:bookmarkStart w:id="44" w:name="_Toc230210492"/>
+      <w:proofErr w:type="spellStart"/>
       <w:r>
         <w:t>Flask</w:t>
       </w:r>
       <w:bookmarkEnd w:id="44"/>
+      <w:proofErr w:type="spellEnd"/>
     </w:p>
     <w:p>
       <w:pPr>
@@ -17267,6 +19619,7 @@
         </w:rPr>
         <w:t xml:space="preserve">Dalam pengembangan aplikasi, pemilihan </w:t>
       </w:r>
+      <w:proofErr w:type="spellStart"/>
       <w:r>
         <w:rPr>
           <w:rFonts w:eastAsia="Times New Roman"/>
@@ -17276,6 +19629,7 @@
         </w:rPr>
         <w:t>framework</w:t>
       </w:r>
+      <w:proofErr w:type="spellEnd"/>
       <w:r>
         <w:rPr>
           <w:rFonts w:eastAsia="Times New Roman"/>
@@ -17283,13 +19637,23 @@
         </w:rPr>
         <w:t xml:space="preserve"> yang ringan dan fleksibel menjadi salah satu pertimbangan penting. </w:t>
       </w:r>
-      <w:r>
-        <w:rPr>
-          <w:rFonts w:eastAsia="Times New Roman"/>
-          <w:color w:val="000000"/>
-        </w:rPr>
-        <w:t xml:space="preserve">Flask adalah salah satu </w:t>
-      </w:r>
+      <w:proofErr w:type="spellStart"/>
+      <w:r>
+        <w:rPr>
+          <w:rFonts w:eastAsia="Times New Roman"/>
+          <w:color w:val="000000"/>
+        </w:rPr>
+        <w:t>Flask</w:t>
+      </w:r>
+      <w:proofErr w:type="spellEnd"/>
+      <w:r>
+        <w:rPr>
+          <w:rFonts w:eastAsia="Times New Roman"/>
+          <w:color w:val="000000"/>
+        </w:rPr>
+        <w:t xml:space="preserve"> adalah salah satu </w:t>
+      </w:r>
+      <w:proofErr w:type="spellStart"/>
       <w:r>
         <w:rPr>
           <w:rFonts w:eastAsia="Times New Roman"/>
@@ -17299,12 +19663,29 @@
         </w:rPr>
         <w:t>microframework</w:t>
       </w:r>
-      <w:r>
-        <w:rPr>
-          <w:rFonts w:eastAsia="Times New Roman"/>
-          <w:color w:val="000000"/>
-        </w:rPr>
-        <w:t xml:space="preserve"> berbasis Python yang digunakan untuk membangun aplikasi web secara sederhana, fleksibel, dan modular</w:t>
+      <w:proofErr w:type="spellEnd"/>
+      <w:r>
+        <w:rPr>
+          <w:rFonts w:eastAsia="Times New Roman"/>
+          <w:color w:val="000000"/>
+        </w:rPr>
+        <w:t xml:space="preserve"> berbasis </w:t>
+      </w:r>
+      <w:proofErr w:type="spellStart"/>
+      <w:r>
+        <w:rPr>
+          <w:rFonts w:eastAsia="Times New Roman"/>
+          <w:color w:val="000000"/>
+        </w:rPr>
+        <w:t>Python</w:t>
+      </w:r>
+      <w:proofErr w:type="spellEnd"/>
+      <w:r>
+        <w:rPr>
+          <w:rFonts w:eastAsia="Times New Roman"/>
+          <w:color w:val="000000"/>
+        </w:rPr>
+        <w:t xml:space="preserve"> yang digunakan untuk membangun aplikasi web secara sederhana, fleksibel, dan modular</w:t>
       </w:r>
       <w:r>
         <w:rPr>
@@ -17355,6 +19736,7 @@
         </w:rPr>
         <w:t xml:space="preserve">. </w:t>
       </w:r>
+      <w:proofErr w:type="spellStart"/>
       <w:r>
         <w:rPr>
           <w:rFonts w:eastAsia="Times New Roman"/>
@@ -17364,6 +19746,7 @@
         </w:rPr>
         <w:t>Framework</w:t>
       </w:r>
+      <w:proofErr w:type="spellEnd"/>
       <w:r>
         <w:rPr>
           <w:rFonts w:eastAsia="Times New Roman"/>
@@ -17436,6 +19819,7 @@
         </w:rPr>
         <w:t xml:space="preserve">Berbeda dengan </w:t>
       </w:r>
+      <w:proofErr w:type="spellStart"/>
       <w:r>
         <w:rPr>
           <w:rFonts w:eastAsia="Times New Roman"/>
@@ -17445,13 +19829,47 @@
         </w:rPr>
         <w:t>framework</w:t>
       </w:r>
-      <w:r>
-        <w:rPr>
-          <w:rFonts w:eastAsia="Times New Roman"/>
-          <w:color w:val="000000"/>
-        </w:rPr>
-        <w:t xml:space="preserve"> yang lebih besar seperti Django, Flask tidak menyediakan struktur baku untuk </w:t>
-      </w:r>
+      <w:proofErr w:type="spellEnd"/>
+      <w:r>
+        <w:rPr>
+          <w:rFonts w:eastAsia="Times New Roman"/>
+          <w:color w:val="000000"/>
+        </w:rPr>
+        <w:t xml:space="preserve"> yang lebih besar seperti </w:t>
+      </w:r>
+      <w:proofErr w:type="spellStart"/>
+      <w:r>
+        <w:rPr>
+          <w:rFonts w:eastAsia="Times New Roman"/>
+          <w:color w:val="000000"/>
+        </w:rPr>
+        <w:t>Django</w:t>
+      </w:r>
+      <w:proofErr w:type="spellEnd"/>
+      <w:r>
+        <w:rPr>
+          <w:rFonts w:eastAsia="Times New Roman"/>
+          <w:color w:val="000000"/>
+        </w:rPr>
+        <w:t xml:space="preserve">, </w:t>
+      </w:r>
+      <w:proofErr w:type="spellStart"/>
+      <w:r>
+        <w:rPr>
+          <w:rFonts w:eastAsia="Times New Roman"/>
+          <w:color w:val="000000"/>
+        </w:rPr>
+        <w:t>Flask</w:t>
+      </w:r>
+      <w:proofErr w:type="spellEnd"/>
+      <w:r>
+        <w:rPr>
+          <w:rFonts w:eastAsia="Times New Roman"/>
+          <w:color w:val="000000"/>
+        </w:rPr>
+        <w:t xml:space="preserve"> tidak menyediakan struktur baku untuk </w:t>
+      </w:r>
+      <w:proofErr w:type="spellStart"/>
       <w:r>
         <w:rPr>
           <w:rFonts w:eastAsia="Times New Roman"/>
@@ -17461,6 +19879,7 @@
         </w:rPr>
         <w:t>autentikasi</w:t>
       </w:r>
+      <w:proofErr w:type="spellEnd"/>
       <w:r>
         <w:rPr>
           <w:rFonts w:eastAsia="Times New Roman"/>
@@ -17515,8 +19934,25 @@
           <w:rFonts w:eastAsia="Times New Roman"/>
           <w:color w:val="000000"/>
         </w:rPr>
-        <w:t xml:space="preserve">. Flask jauh lebih ringan dan cepat karena dibuat dengan ide menyederhanakan </w:t>
-      </w:r>
+        <w:t xml:space="preserve">. </w:t>
+      </w:r>
+      <w:proofErr w:type="spellStart"/>
+      <w:r>
+        <w:rPr>
+          <w:rFonts w:eastAsia="Times New Roman"/>
+          <w:color w:val="000000"/>
+        </w:rPr>
+        <w:t>Flask</w:t>
+      </w:r>
+      <w:proofErr w:type="spellEnd"/>
+      <w:r>
+        <w:rPr>
+          <w:rFonts w:eastAsia="Times New Roman"/>
+          <w:color w:val="000000"/>
+        </w:rPr>
+        <w:t xml:space="preserve"> jauh lebih ringan dan cepat karena dibuat dengan ide menyederhanakan </w:t>
+      </w:r>
+      <w:proofErr w:type="spellStart"/>
       <w:r>
         <w:rPr>
           <w:rFonts w:eastAsia="Times New Roman"/>
@@ -17542,6 +19978,7 @@
         </w:rPr>
         <w:t>nya</w:t>
       </w:r>
+      <w:proofErr w:type="spellEnd"/>
       <w:r>
         <w:rPr>
           <w:rFonts w:eastAsia="Times New Roman"/>
@@ -17549,6 +19986,7 @@
         </w:rPr>
         <w:t xml:space="preserve"> seminimal mungkin. Dengan </w:t>
       </w:r>
+      <w:proofErr w:type="spellStart"/>
       <w:r>
         <w:rPr>
           <w:rFonts w:eastAsia="Times New Roman"/>
@@ -17558,6 +19996,7 @@
         </w:rPr>
         <w:t>tagline</w:t>
       </w:r>
+      <w:proofErr w:type="spellEnd"/>
       <w:r>
         <w:rPr>
           <w:rFonts w:eastAsia="Times New Roman"/>
@@ -17572,14 +20011,101 @@
           <w:iCs/>
           <w:color w:val="000000"/>
         </w:rPr>
-        <w:t>web development, one drop at a time</w:t>
-      </w:r>
-      <w:r>
-        <w:rPr>
-          <w:rFonts w:eastAsia="Times New Roman"/>
-          <w:color w:val="000000"/>
-        </w:rPr>
-        <w:t>”, Flask mampu membantu pengembang membangun situs dengan sangat cepat meskipun hanya menggunakan pustaka yang sederhana</w:t>
+        <w:t xml:space="preserve">web </w:t>
+      </w:r>
+      <w:proofErr w:type="spellStart"/>
+      <w:r>
+        <w:rPr>
+          <w:rFonts w:eastAsia="Times New Roman"/>
+          <w:i/>
+          <w:iCs/>
+          <w:color w:val="000000"/>
+        </w:rPr>
+        <w:t>development</w:t>
+      </w:r>
+      <w:proofErr w:type="spellEnd"/>
+      <w:r>
+        <w:rPr>
+          <w:rFonts w:eastAsia="Times New Roman"/>
+          <w:i/>
+          <w:iCs/>
+          <w:color w:val="000000"/>
+        </w:rPr>
+        <w:t xml:space="preserve">, </w:t>
+      </w:r>
+      <w:proofErr w:type="spellStart"/>
+      <w:r>
+        <w:rPr>
+          <w:rFonts w:eastAsia="Times New Roman"/>
+          <w:i/>
+          <w:iCs/>
+          <w:color w:val="000000"/>
+        </w:rPr>
+        <w:t>one</w:t>
+      </w:r>
+      <w:proofErr w:type="spellEnd"/>
+      <w:r>
+        <w:rPr>
+          <w:rFonts w:eastAsia="Times New Roman"/>
+          <w:i/>
+          <w:iCs/>
+          <w:color w:val="000000"/>
+        </w:rPr>
+        <w:t xml:space="preserve"> drop </w:t>
+      </w:r>
+      <w:proofErr w:type="spellStart"/>
+      <w:r>
+        <w:rPr>
+          <w:rFonts w:eastAsia="Times New Roman"/>
+          <w:i/>
+          <w:iCs/>
+          <w:color w:val="000000"/>
+        </w:rPr>
+        <w:t>at</w:t>
+      </w:r>
+      <w:proofErr w:type="spellEnd"/>
+      <w:r>
+        <w:rPr>
+          <w:rFonts w:eastAsia="Times New Roman"/>
+          <w:i/>
+          <w:iCs/>
+          <w:color w:val="000000"/>
+        </w:rPr>
+        <w:t xml:space="preserve"> a </w:t>
+      </w:r>
+      <w:proofErr w:type="spellStart"/>
+      <w:r>
+        <w:rPr>
+          <w:rFonts w:eastAsia="Times New Roman"/>
+          <w:i/>
+          <w:iCs/>
+          <w:color w:val="000000"/>
+        </w:rPr>
+        <w:t>time</w:t>
+      </w:r>
+      <w:proofErr w:type="spellEnd"/>
+      <w:r>
+        <w:rPr>
+          <w:rFonts w:eastAsia="Times New Roman"/>
+          <w:color w:val="000000"/>
+        </w:rPr>
+        <w:t xml:space="preserve">”, </w:t>
+      </w:r>
+      <w:proofErr w:type="spellStart"/>
+      <w:r>
+        <w:rPr>
+          <w:rFonts w:eastAsia="Times New Roman"/>
+          <w:color w:val="000000"/>
+        </w:rPr>
+        <w:t>Flask</w:t>
+      </w:r>
+      <w:proofErr w:type="spellEnd"/>
+      <w:r>
+        <w:rPr>
+          <w:rFonts w:eastAsia="Times New Roman"/>
+          <w:color w:val="000000"/>
+        </w:rPr>
+        <w:t xml:space="preserve"> mampu membantu pengembang membangun situs dengan sangat cepat meskipun hanya menggunakan pustaka yang sederhana</w:t>
       </w:r>
       <w:r>
         <w:rPr>
@@ -17672,10 +20198,12 @@
       <w:r>
         <w:t xml:space="preserve">Google </w:t>
       </w:r>
+      <w:proofErr w:type="spellStart"/>
       <w:r>
         <w:t>Collaboratory</w:t>
       </w:r>
       <w:bookmarkEnd w:id="45"/>
+      <w:proofErr w:type="spellEnd"/>
       <w:r>
         <w:t xml:space="preserve"> </w:t>
       </w:r>
@@ -17716,12 +20244,21 @@
         </w:rPr>
         <w:t xml:space="preserve">Google </w:t>
       </w:r>
-      <w:r>
-        <w:rPr>
-          <w:rFonts w:eastAsia="Times New Roman"/>
-          <w:color w:val="000000"/>
-        </w:rPr>
-        <w:t xml:space="preserve">Collaboratory </w:t>
+      <w:proofErr w:type="spellStart"/>
+      <w:r>
+        <w:rPr>
+          <w:rFonts w:eastAsia="Times New Roman"/>
+          <w:color w:val="000000"/>
+        </w:rPr>
+        <w:t>Collaboratory</w:t>
+      </w:r>
+      <w:proofErr w:type="spellEnd"/>
+      <w:r>
+        <w:rPr>
+          <w:rFonts w:eastAsia="Times New Roman"/>
+          <w:color w:val="000000"/>
+        </w:rPr>
+        <w:t xml:space="preserve"> </w:t>
       </w:r>
       <w:r>
         <w:rPr>
@@ -17730,6 +20267,7 @@
         </w:rPr>
         <w:t xml:space="preserve">(Google </w:t>
       </w:r>
+      <w:proofErr w:type="spellStart"/>
       <w:r>
         <w:rPr>
           <w:rFonts w:eastAsia="Times New Roman"/>
@@ -17737,6 +20275,7 @@
         </w:rPr>
         <w:t>Colab</w:t>
       </w:r>
+      <w:proofErr w:type="spellEnd"/>
       <w:r>
         <w:rPr>
           <w:rFonts w:eastAsia="Times New Roman"/>
@@ -17750,8 +20289,25 @@
           <w:color w:val="000000"/>
         </w:rPr>
         <w:lastRenderedPageBreak/>
-        <w:t xml:space="preserve">pengguna untuk menulis, menjalankan, serta membagikan kode Python secara interaktif melalui antarmuka </w:t>
-      </w:r>
+        <w:t xml:space="preserve">pengguna untuk menulis, menjalankan, serta membagikan kode </w:t>
+      </w:r>
+      <w:proofErr w:type="spellStart"/>
+      <w:r>
+        <w:rPr>
+          <w:rFonts w:eastAsia="Times New Roman"/>
+          <w:color w:val="000000"/>
+        </w:rPr>
+        <w:t>Python</w:t>
+      </w:r>
+      <w:proofErr w:type="spellEnd"/>
+      <w:r>
+        <w:rPr>
+          <w:rFonts w:eastAsia="Times New Roman"/>
+          <w:color w:val="000000"/>
+        </w:rPr>
+        <w:t xml:space="preserve"> secara interaktif melalui antarmuka </w:t>
+      </w:r>
+      <w:proofErr w:type="spellStart"/>
       <w:r>
         <w:rPr>
           <w:rFonts w:eastAsia="Times New Roman"/>
@@ -17761,6 +20317,7 @@
         </w:rPr>
         <w:t>notebook</w:t>
       </w:r>
+      <w:proofErr w:type="spellEnd"/>
       <w:r>
         <w:rPr>
           <w:rFonts w:eastAsia="Times New Roman"/>
@@ -17819,8 +20376,25 @@
           <w:rFonts w:eastAsia="Times New Roman"/>
           <w:color w:val="000000"/>
         </w:rPr>
-        <w:t xml:space="preserve">. Google Colab menyediakan lingkungan komputasi berbasis </w:t>
-      </w:r>
+        <w:t xml:space="preserve">. Google </w:t>
+      </w:r>
+      <w:proofErr w:type="spellStart"/>
+      <w:r>
+        <w:rPr>
+          <w:rFonts w:eastAsia="Times New Roman"/>
+          <w:color w:val="000000"/>
+        </w:rPr>
+        <w:t>Colab</w:t>
+      </w:r>
+      <w:proofErr w:type="spellEnd"/>
+      <w:r>
+        <w:rPr>
+          <w:rFonts w:eastAsia="Times New Roman"/>
+          <w:color w:val="000000"/>
+        </w:rPr>
+        <w:t xml:space="preserve"> menyediakan lingkungan komputasi berbasis </w:t>
+      </w:r>
+      <w:proofErr w:type="spellStart"/>
       <w:r>
         <w:rPr>
           <w:rFonts w:eastAsia="Times New Roman"/>
@@ -17830,6 +20404,7 @@
         </w:rPr>
         <w:t>cloud</w:t>
       </w:r>
+      <w:proofErr w:type="spellEnd"/>
       <w:r>
         <w:rPr>
           <w:rFonts w:eastAsia="Times New Roman"/>
@@ -17886,6 +20461,7 @@
         </w:rPr>
         <w:t xml:space="preserve">. Platform ini sangat mendukung berbagai aktivitas seperti pemrosesan data, eksperimen </w:t>
       </w:r>
+      <w:proofErr w:type="spellStart"/>
       <w:r>
         <w:rPr>
           <w:rFonts w:eastAsia="Times New Roman"/>
@@ -17893,64 +20469,9 @@
           <w:iCs/>
           <w:color w:val="000000"/>
         </w:rPr>
-        <w:t>machine learning</w:t>
-      </w:r>
-      <w:r>
-        <w:rPr>
-          <w:rFonts w:eastAsia="Times New Roman"/>
-          <w:color w:val="000000"/>
-        </w:rPr>
-        <w:t>, visualisasi, serta penelitian akademik karena menyediakan akses gratis ke GPU dan TPU untuk mempercepat komputasi</w:t>
-      </w:r>
-      <w:r>
-        <w:rPr>
-          <w:rFonts w:eastAsia="Times New Roman"/>
-          <w:color w:val="000000"/>
-        </w:rPr>
-        <w:t xml:space="preserve"> </w:t>
-      </w:r>
-      <w:r>
-        <w:rPr>
-          <w:rFonts w:eastAsia="Times New Roman"/>
-          <w:color w:val="000000"/>
-        </w:rPr>
-        <w:fldChar w:fldCharType="begin" w:fldLock="1"/>
-      </w:r>
-      <w:r>
-        <w:rPr>
-          <w:rFonts w:eastAsia="Times New Roman"/>
-          <w:color w:val="000000"/>
-        </w:rPr>
-        <w:instrText>ADDIN CSL_CITATION {"citationItems":[{"id":"ITEM-1","itemData":{"DOI":"10.1109/ACCESS.2018.2874767","ISSN":"2169-3536","abstract":"Google Colaboratory (a.k.a. Colab) is a cloud service based on Jupyter Notebooks for disseminating machine learning education and research. It provides a runtime fully configured for deep learning and free-of-charge access to a robust GPU. This work presents a detailed analysis of Colaboratory regarding hardware resources, performance, and limitations. The analysis is performed through the use of Colaboratory for accelerating deep learning for computer vision and other GPU-centric applications. Results show that the performance reached using this cloud service is equivalent to the performance of dedicated testbeds given similar resources. However, limitations such as lack of CPU cores and non-scalability are discussed.","author":[{"dropping-particle":"","family":"Carneiro","given":"Tiago","non-dropping-particle":"","parse-names":false,"suffix":""},{"dropping-particle":"","family":"Medeiros Da Nobrega","given":"Raul Victor","non-dropping-particle":"","parse-names":false,"suffix":""},{"dropping-particle":"","family":"Nepomuceno","given":"Thiago","non-dropping-particle":"","parse-names":false,"suffix":""},{"dropping-particle":"","family":"Bian","given":"Gui-Bin","non-dropping-particle":"","parse-names":false,"suffix":""},{"dropping-particle":"","family":"Albuquerque","given":"Victor Hugo C.","non-dropping-particle":"De","parse-names":false,"suffix":""},{"dropping-particle":"","family":"Filho","given":"Pedro Pedrosa Reboucas","non-dropping-particle":"","parse-names":false,"suffix":""}],"container-title":"IEEE Access","id":"ITEM-1","issued":{"date-parts":[["2018"]]},"page":"61677-61685","title":"Performance Analysis of Google Colaboratory as a Tool for Accelerating Deep Learning Applications","type":"article-journal","volume":"6"},"uris":["http://www.mendeley.com/documents/?uuid=30202106-bf1a-42ae-83ab-9d666f59117b"]}],"mendeley":{"formattedCitation":"[74]","plainTextFormattedCitation":"[74]","previouslyFormattedCitation":"[73]"},"properties":{"noteIndex":0},"schema":"https://github.com/citation-style-language/schema/raw/master/csl-citation.json"}</w:instrText>
-      </w:r>
-      <w:r>
-        <w:rPr>
-          <w:rFonts w:eastAsia="Times New Roman"/>
-          <w:color w:val="000000"/>
-        </w:rPr>
-        <w:fldChar w:fldCharType="separate"/>
-      </w:r>
-      <w:r>
-        <w:rPr>
-          <w:rFonts w:eastAsia="Times New Roman"/>
-          <w:color w:val="000000"/>
-        </w:rPr>
-        <w:t>[74]</w:t>
-      </w:r>
-      <w:r>
-        <w:rPr>
-          <w:rFonts w:eastAsia="Times New Roman"/>
-          <w:color w:val="000000"/>
-        </w:rPr>
-        <w:fldChar w:fldCharType="end"/>
-      </w:r>
-      <w:r>
-        <w:rPr>
-          <w:rFonts w:eastAsia="Times New Roman"/>
-          <w:color w:val="000000"/>
-        </w:rPr>
-        <w:t xml:space="preserve">. Google Colab sangat menarik perhatian karena memberikan pengguna akses gratis ke layanan GPU sebagai </w:t>
-      </w:r>
+        <w:t>machine</w:t>
+      </w:r>
+      <w:proofErr w:type="spellEnd"/>
       <w:r>
         <w:rPr>
           <w:rFonts w:eastAsia="Times New Roman"/>
@@ -17958,15 +20479,9 @@
           <w:iCs/>
           <w:color w:val="000000"/>
         </w:rPr>
-        <w:t>backend</w:t>
-      </w:r>
-      <w:r>
-        <w:rPr>
-          <w:rFonts w:eastAsia="Times New Roman"/>
-          <w:color w:val="000000"/>
-        </w:rPr>
-        <w:t xml:space="preserve"> komputasi yang dapat digunakan hingga 12 jam sekaligus, sehingga bagi pengguna yang ingin belajar Python dan </w:t>
-      </w:r>
+        <w:t xml:space="preserve"> </w:t>
+      </w:r>
+      <w:proofErr w:type="spellStart"/>
       <w:r>
         <w:rPr>
           <w:rFonts w:eastAsia="Times New Roman"/>
@@ -17974,14 +20489,15 @@
           <w:iCs/>
           <w:color w:val="000000"/>
         </w:rPr>
-        <w:t>machine learning</w:t>
-      </w:r>
-      <w:r>
-        <w:rPr>
-          <w:rFonts w:eastAsia="Times New Roman"/>
-          <w:color w:val="000000"/>
-        </w:rPr>
-        <w:t xml:space="preserve"> tidak perlu membeli komputer dengan GPU tambahan</w:t>
+        <w:t>learning</w:t>
+      </w:r>
+      <w:proofErr w:type="spellEnd"/>
+      <w:r>
+        <w:rPr>
+          <w:rFonts w:eastAsia="Times New Roman"/>
+          <w:color w:val="000000"/>
+        </w:rPr>
+        <w:t>, visualisasi, serta penelitian akademik karena menyediakan akses gratis ke GPU dan TPU untuk mempercepat komputasi</w:t>
       </w:r>
       <w:r>
         <w:rPr>
@@ -18002,7 +20518,7 @@
           <w:rFonts w:eastAsia="Times New Roman"/>
           <w:color w:val="000000"/>
         </w:rPr>
-        <w:instrText>ADDIN CSL_CITATION {"citationItems":[{"id":"ITEM-1","itemData":{"DOI":"10.29303/pepadu.v6i1.6457","ISSN":"2715-9574","abstract":"Pembelajaran dan penelitian di perguruan tinggi mengalami banyak tantangan dan masalah, terutama di masa setelah pandemi Covid-19. Namun, seiring berjalannya waktu, tantangan ini dapat diatasi dengan menggunakan platform pembelajaran online seperti Moodle University, Zoom, Google Meeting, dan Microsoft Teams. Akan tetapi, di bidang penelitian, hal ini belum sepenuhnya diselesaikan. Terkadang sulit bagi tim peneliti untuk bekerja sama dalam penelitian. Catatan penelitian atau logbook penelitian tidak mudah dikirim melalui email. Selain itu, catatan penelitian seperti pemrograman komputer, membutuhkan penanganan langsung pada program yang telah dibuat tanpa melakukan copy paste. Penelitian Matematika juga membutuhkan akses cepat dan dinamis. Google Colab adalah kolaborasi Google yang menyediakan alat gratis dan berbasis cloud untuk pendidikan dan penelitian. Google Colab sangat menarik perhatian karena memberi pengguna akses gratis ke layanan GPU sebagai backend komputasi yang dapat digunakan selama 12 jam sekaligus. Jika ingin belajar Python dan machine learning, maka tidak perlu membeli komputer dengan GPU tambahan. Pada praktiknya, proses pelatihan (training) pada kedua bidang ini cukup sulit, terutama jika perangkat yang dimiliki tidak memadai. Sangat penting bagi dosen Matematika di Palembang untuk mendapatkan pendampingan karena pengetahuan dosen tentang Google Colab masih sangat rendah. Tim pelaksana melakukan kegiatan pendampingan penggunaan Google Colab untuk pembelajaran mesin dan Python melalui platform Zoom. Kegiatan terdiri dari beberapa tahapan dengan penjelasan, tutorial, dan praktek.","author":[{"dropping-particle":"","family":"Octarina","given":"Sisca","non-dropping-particle":"","parse-names":false,"suffix":""},{"dropping-particle":"","family":"Puspita","given":"Fitri Maya","non-dropping-particle":"","parse-names":false,"suffix":""},{"dropping-particle":"","family":"Yuliza","given":"Evi","non-dropping-particle":"","parse-names":false,"suffix":""},{"dropping-particle":"","family":"Indrawati","given":"Indrawati","non-dropping-particle":"","parse-names":false,"suffix":""}],"container-title":"Jurnal Pepadu","id":"ITEM-1","issue":"1","issued":{"date-parts":[["2025","3","20"]]},"page":"56-66","title":"PENDAMPINGAN PENGGUNAAN GOOGLE COLAB PADA PEMBELAJARAN PYTHON DAN MACHINE LEARNING BAGI DOSEN MATEMATIKA DI PALEMBANG","type":"article-journal","volume":"6"},"uris":["http://www.mendeley.com/documents/?uuid=e840dcfd-10b7-4a0b-9dbd-2bf82e7d2a6b"]}],"mendeley":{"formattedCitation":"[75]","plainTextFormattedCitation":"[75]","previouslyFormattedCitation":"[74]"},"properties":{"noteIndex":0},"schema":"https://github.com/citation-style-language/schema/raw/master/csl-citation.json"}</w:instrText>
+        <w:instrText>ADDIN CSL_CITATION {"citationItems":[{"id":"ITEM-1","itemData":{"DOI":"10.1109/ACCESS.2018.2874767","ISSN":"2169-3536","abstract":"Google Colaboratory (a.k.a. Colab) is a cloud service based on Jupyter Notebooks for disseminating machine learning education and research. It provides a runtime fully configured for deep learning and free-of-charge access to a robust GPU. This work presents a detailed analysis of Colaboratory regarding hardware resources, performance, and limitations. The analysis is performed through the use of Colaboratory for accelerating deep learning for computer vision and other GPU-centric applications. Results show that the performance reached using this cloud service is equivalent to the performance of dedicated testbeds given similar resources. However, limitations such as lack of CPU cores and non-scalability are discussed.","author":[{"dropping-particle":"","family":"Carneiro","given":"Tiago","non-dropping-particle":"","parse-names":false,"suffix":""},{"dropping-particle":"","family":"Medeiros Da Nobrega","given":"Raul Victor","non-dropping-particle":"","parse-names":false,"suffix":""},{"dropping-particle":"","family":"Nepomuceno","given":"Thiago","non-dropping-particle":"","parse-names":false,"suffix":""},{"dropping-particle":"","family":"Bian","given":"Gui-Bin","non-dropping-particle":"","parse-names":false,"suffix":""},{"dropping-particle":"","family":"Albuquerque","given":"Victor Hugo C.","non-dropping-particle":"De","parse-names":false,"suffix":""},{"dropping-particle":"","family":"Filho","given":"Pedro Pedrosa Reboucas","non-dropping-particle":"","parse-names":false,"suffix":""}],"container-title":"IEEE Access","id":"ITEM-1","issued":{"date-parts":[["2018"]]},"page":"61677-61685","title":"Performance Analysis of Google Colaboratory as a Tool for Accelerating Deep Learning Applications","type":"article-journal","volume":"6"},"uris":["http://www.mendeley.com/documents/?uuid=30202106-bf1a-42ae-83ab-9d666f59117b"]}],"mendeley":{"formattedCitation":"[74]","plainTextFormattedCitation":"[74]","previouslyFormattedCitation":"[73]"},"properties":{"noteIndex":0},"schema":"https://github.com/citation-style-language/schema/raw/master/csl-citation.json"}</w:instrText>
       </w:r>
       <w:r>
         <w:rPr>
@@ -18016,7 +20532,7 @@
           <w:rFonts w:eastAsia="Times New Roman"/>
           <w:color w:val="000000"/>
         </w:rPr>
-        <w:t>[75]</w:t>
+        <w:t>[74]</w:t>
       </w:r>
       <w:r>
         <w:rPr>
@@ -18030,8 +20546,25 @@
           <w:rFonts w:eastAsia="Times New Roman"/>
           <w:color w:val="000000"/>
         </w:rPr>
-        <w:t xml:space="preserve">. Selain itu, Google Colab memudahkan kolaborasi karena </w:t>
-      </w:r>
+        <w:t xml:space="preserve">. Google </w:t>
+      </w:r>
+      <w:proofErr w:type="spellStart"/>
+      <w:r>
+        <w:rPr>
+          <w:rFonts w:eastAsia="Times New Roman"/>
+          <w:color w:val="000000"/>
+        </w:rPr>
+        <w:t>Colab</w:t>
+      </w:r>
+      <w:proofErr w:type="spellEnd"/>
+      <w:r>
+        <w:rPr>
+          <w:rFonts w:eastAsia="Times New Roman"/>
+          <w:color w:val="000000"/>
+        </w:rPr>
+        <w:t xml:space="preserve"> sangat menarik perhatian karena memberikan pengguna akses gratis ke layanan GPU sebagai </w:t>
+      </w:r>
+      <w:proofErr w:type="spellStart"/>
       <w:r>
         <w:rPr>
           <w:rFonts w:eastAsia="Times New Roman"/>
@@ -18039,15 +20572,33 @@
           <w:iCs/>
           <w:color w:val="000000"/>
         </w:rPr>
-        <w:t>notebook</w:t>
-      </w:r>
-      <w:r>
-        <w:rPr>
-          <w:rFonts w:eastAsia="Times New Roman"/>
-          <w:color w:val="000000"/>
-        </w:rPr>
-        <w:t xml:space="preserve"> dapat dibagikan dan disunting bersama secara </w:t>
-      </w:r>
+        <w:t>backend</w:t>
+      </w:r>
+      <w:proofErr w:type="spellEnd"/>
+      <w:r>
+        <w:rPr>
+          <w:rFonts w:eastAsia="Times New Roman"/>
+          <w:color w:val="000000"/>
+        </w:rPr>
+        <w:t xml:space="preserve"> komputasi yang dapat digunakan hingga 12 jam sekaligus, sehingga bagi pengguna yang ingin belajar </w:t>
+      </w:r>
+      <w:proofErr w:type="spellStart"/>
+      <w:r>
+        <w:rPr>
+          <w:rFonts w:eastAsia="Times New Roman"/>
+          <w:color w:val="000000"/>
+        </w:rPr>
+        <w:t>Python</w:t>
+      </w:r>
+      <w:proofErr w:type="spellEnd"/>
+      <w:r>
+        <w:rPr>
+          <w:rFonts w:eastAsia="Times New Roman"/>
+          <w:color w:val="000000"/>
+        </w:rPr>
+        <w:t xml:space="preserve"> dan </w:t>
+      </w:r>
+      <w:proofErr w:type="spellStart"/>
       <w:r>
         <w:rPr>
           <w:rFonts w:eastAsia="Times New Roman"/>
@@ -18055,15 +20606,9 @@
           <w:iCs/>
           <w:color w:val="000000"/>
         </w:rPr>
-        <w:t>real-time</w:t>
-      </w:r>
-      <w:r>
-        <w:rPr>
-          <w:rFonts w:eastAsia="Times New Roman"/>
-          <w:color w:val="000000"/>
-        </w:rPr>
-        <w:t xml:space="preserve"> melalui integrasi dengan Google Drive. Google Colab juga menawarkan fleksibilitas dan </w:t>
-      </w:r>
+        <w:t>machine</w:t>
+      </w:r>
+      <w:proofErr w:type="spellEnd"/>
       <w:r>
         <w:rPr>
           <w:rFonts w:eastAsia="Times New Roman"/>
@@ -18071,8 +20616,179 @@
           <w:iCs/>
           <w:color w:val="000000"/>
         </w:rPr>
+        <w:t xml:space="preserve"> </w:t>
+      </w:r>
+      <w:proofErr w:type="spellStart"/>
+      <w:r>
+        <w:rPr>
+          <w:rFonts w:eastAsia="Times New Roman"/>
+          <w:i/>
+          <w:iCs/>
+          <w:color w:val="000000"/>
+        </w:rPr>
+        <w:t>learning</w:t>
+      </w:r>
+      <w:proofErr w:type="spellEnd"/>
+      <w:r>
+        <w:rPr>
+          <w:rFonts w:eastAsia="Times New Roman"/>
+          <w:color w:val="000000"/>
+        </w:rPr>
+        <w:t xml:space="preserve"> tidak perlu membeli komputer dengan GPU tambahan</w:t>
+      </w:r>
+      <w:r>
+        <w:rPr>
+          <w:rFonts w:eastAsia="Times New Roman"/>
+          <w:color w:val="000000"/>
+        </w:rPr>
+        <w:t xml:space="preserve"> </w:t>
+      </w:r>
+      <w:r>
+        <w:rPr>
+          <w:rFonts w:eastAsia="Times New Roman"/>
+          <w:color w:val="000000"/>
+        </w:rPr>
+        <w:fldChar w:fldCharType="begin" w:fldLock="1"/>
+      </w:r>
+      <w:r>
+        <w:rPr>
+          <w:rFonts w:eastAsia="Times New Roman"/>
+          <w:color w:val="000000"/>
+        </w:rPr>
+        <w:instrText>ADDIN CSL_CITATION {"citationItems":[{"id":"ITEM-1","itemData":{"DOI":"10.29303/pepadu.v6i1.6457","ISSN":"2715-9574","abstract":"Pembelajaran dan penelitian di perguruan tinggi mengalami banyak tantangan dan masalah, terutama di masa setelah pandemi Covid-19. Namun, seiring berjalannya waktu, tantangan ini dapat diatasi dengan menggunakan platform pembelajaran online seperti Moodle University, Zoom, Google Meeting, dan Microsoft Teams. Akan tetapi, di bidang penelitian, hal ini belum sepenuhnya diselesaikan. Terkadang sulit bagi tim peneliti untuk bekerja sama dalam penelitian. Catatan penelitian atau logbook penelitian tidak mudah dikirim melalui email. Selain itu, catatan penelitian seperti pemrograman komputer, membutuhkan penanganan langsung pada program yang telah dibuat tanpa melakukan copy paste. Penelitian Matematika juga membutuhkan akses cepat dan dinamis. Google Colab adalah kolaborasi Google yang menyediakan alat gratis dan berbasis cloud untuk pendidikan dan penelitian. Google Colab sangat menarik perhatian karena memberi pengguna akses gratis ke layanan GPU sebagai backend komputasi yang dapat digunakan selama 12 jam sekaligus. Jika ingin belajar Python dan machine learning, maka tidak perlu membeli komputer dengan GPU tambahan. Pada praktiknya, proses pelatihan (training) pada kedua bidang ini cukup sulit, terutama jika perangkat yang dimiliki tidak memadai. Sangat penting bagi dosen Matematika di Palembang untuk mendapatkan pendampingan karena pengetahuan dosen tentang Google Colab masih sangat rendah. Tim pelaksana melakukan kegiatan pendampingan penggunaan Google Colab untuk pembelajaran mesin dan Python melalui platform Zoom. Kegiatan terdiri dari beberapa tahapan dengan penjelasan, tutorial, dan praktek.","author":[{"dropping-particle":"","family":"Octarina","given":"Sisca","non-dropping-particle":"","parse-names":false,"suffix":""},{"dropping-particle":"","family":"Puspita","given":"Fitri Maya","non-dropping-particle":"","parse-names":false,"suffix":""},{"dropping-particle":"","family":"Yuliza","given":"Evi","non-dropping-particle":"","parse-names":false,"suffix":""},{"dropping-particle":"","family":"Indrawati","given":"Indrawati","non-dropping-particle":"","parse-names":false,"suffix":""}],"container-title":"Jurnal Pepadu","id":"ITEM-1","issue":"1","issued":{"date-parts":[["2025","3","20"]]},"page":"56-66","title":"PENDAMPINGAN PENGGUNAAN GOOGLE COLAB PADA PEMBELAJARAN PYTHON DAN MACHINE LEARNING BAGI DOSEN MATEMATIKA DI PALEMBANG","type":"article-journal","volume":"6"},"uris":["http://www.mendeley.com/documents/?uuid=e840dcfd-10b7-4a0b-9dbd-2bf82e7d2a6b"]}],"mendeley":{"formattedCitation":"[75]","plainTextFormattedCitation":"[75]","previouslyFormattedCitation":"[74]"},"properties":{"noteIndex":0},"schema":"https://github.com/citation-style-language/schema/raw/master/csl-citation.json"}</w:instrText>
+      </w:r>
+      <w:r>
+        <w:rPr>
+          <w:rFonts w:eastAsia="Times New Roman"/>
+          <w:color w:val="000000"/>
+        </w:rPr>
+        <w:fldChar w:fldCharType="separate"/>
+      </w:r>
+      <w:r>
+        <w:rPr>
+          <w:rFonts w:eastAsia="Times New Roman"/>
+          <w:color w:val="000000"/>
+        </w:rPr>
+        <w:t>[75]</w:t>
+      </w:r>
+      <w:r>
+        <w:rPr>
+          <w:rFonts w:eastAsia="Times New Roman"/>
+          <w:color w:val="000000"/>
+        </w:rPr>
+        <w:fldChar w:fldCharType="end"/>
+      </w:r>
+      <w:r>
+        <w:rPr>
+          <w:rFonts w:eastAsia="Times New Roman"/>
+          <w:color w:val="000000"/>
+        </w:rPr>
+        <w:t xml:space="preserve">. Selain itu, Google </w:t>
+      </w:r>
+      <w:proofErr w:type="spellStart"/>
+      <w:r>
+        <w:rPr>
+          <w:rFonts w:eastAsia="Times New Roman"/>
+          <w:color w:val="000000"/>
+        </w:rPr>
+        <w:t>Colab</w:t>
+      </w:r>
+      <w:proofErr w:type="spellEnd"/>
+      <w:r>
+        <w:rPr>
+          <w:rFonts w:eastAsia="Times New Roman"/>
+          <w:color w:val="000000"/>
+        </w:rPr>
+        <w:t xml:space="preserve"> memudahkan kolaborasi karena </w:t>
+      </w:r>
+      <w:proofErr w:type="spellStart"/>
+      <w:r>
+        <w:rPr>
+          <w:rFonts w:eastAsia="Times New Roman"/>
+          <w:i/>
+          <w:iCs/>
+          <w:color w:val="000000"/>
+        </w:rPr>
+        <w:t>notebook</w:t>
+      </w:r>
+      <w:proofErr w:type="spellEnd"/>
+      <w:r>
+        <w:rPr>
+          <w:rFonts w:eastAsia="Times New Roman"/>
+          <w:color w:val="000000"/>
+        </w:rPr>
+        <w:t xml:space="preserve"> dapat dibagikan dan disunting bersama secara </w:t>
+      </w:r>
+      <w:r>
+        <w:rPr>
+          <w:rFonts w:eastAsia="Times New Roman"/>
+          <w:i/>
+          <w:iCs/>
+          <w:color w:val="000000"/>
+        </w:rPr>
+        <w:t>real-</w:t>
+      </w:r>
+      <w:proofErr w:type="spellStart"/>
+      <w:r>
+        <w:rPr>
+          <w:rFonts w:eastAsia="Times New Roman"/>
+          <w:i/>
+          <w:iCs/>
+          <w:color w:val="000000"/>
+        </w:rPr>
+        <w:t>time</w:t>
+      </w:r>
+      <w:proofErr w:type="spellEnd"/>
+      <w:r>
+        <w:rPr>
+          <w:rFonts w:eastAsia="Times New Roman"/>
+          <w:color w:val="000000"/>
+        </w:rPr>
+        <w:t xml:space="preserve"> melalui integrasi dengan Google </w:t>
+      </w:r>
+      <w:proofErr w:type="spellStart"/>
+      <w:r>
+        <w:rPr>
+          <w:rFonts w:eastAsia="Times New Roman"/>
+          <w:color w:val="000000"/>
+        </w:rPr>
+        <w:t>Drive</w:t>
+      </w:r>
+      <w:proofErr w:type="spellEnd"/>
+      <w:r>
+        <w:rPr>
+          <w:rFonts w:eastAsia="Times New Roman"/>
+          <w:color w:val="000000"/>
+        </w:rPr>
+        <w:t xml:space="preserve">. Google </w:t>
+      </w:r>
+      <w:proofErr w:type="spellStart"/>
+      <w:r>
+        <w:rPr>
+          <w:rFonts w:eastAsia="Times New Roman"/>
+          <w:color w:val="000000"/>
+        </w:rPr>
+        <w:t>Colab</w:t>
+      </w:r>
+      <w:proofErr w:type="spellEnd"/>
+      <w:r>
+        <w:rPr>
+          <w:rFonts w:eastAsia="Times New Roman"/>
+          <w:color w:val="000000"/>
+        </w:rPr>
+        <w:t xml:space="preserve"> juga menawarkan fleksibilitas dan </w:t>
+      </w:r>
+      <w:proofErr w:type="spellStart"/>
+      <w:r>
+        <w:rPr>
+          <w:rFonts w:eastAsia="Times New Roman"/>
+          <w:i/>
+          <w:iCs/>
+          <w:color w:val="000000"/>
+        </w:rPr>
         <w:t>skalabilitas</w:t>
       </w:r>
+      <w:proofErr w:type="spellEnd"/>
       <w:r>
         <w:rPr>
           <w:rFonts w:eastAsia="Times New Roman"/>
@@ -18162,10 +20878,12 @@
         <w:t xml:space="preserve"> </w:t>
       </w:r>
       <w:bookmarkStart w:id="46" w:name="_Toc230210494"/>
+      <w:proofErr w:type="spellStart"/>
       <w:r>
         <w:t>Roboflow</w:t>
       </w:r>
       <w:bookmarkEnd w:id="46"/>
+      <w:proofErr w:type="spellEnd"/>
       <w:r>
         <w:t xml:space="preserve"> </w:t>
       </w:r>
@@ -18199,12 +20917,21 @@
         </w:rPr>
         <w:t xml:space="preserve">Platform </w:t>
       </w:r>
-      <w:r>
-        <w:rPr>
-          <w:rFonts w:eastAsia="Times New Roman"/>
-          <w:color w:val="000000"/>
-        </w:rPr>
-        <w:t xml:space="preserve">Roboflow </w:t>
+      <w:proofErr w:type="spellStart"/>
+      <w:r>
+        <w:rPr>
+          <w:rFonts w:eastAsia="Times New Roman"/>
+          <w:color w:val="000000"/>
+        </w:rPr>
+        <w:t>Roboflow</w:t>
+      </w:r>
+      <w:proofErr w:type="spellEnd"/>
+      <w:r>
+        <w:rPr>
+          <w:rFonts w:eastAsia="Times New Roman"/>
+          <w:color w:val="000000"/>
+        </w:rPr>
+        <w:t xml:space="preserve"> </w:t>
       </w:r>
       <w:r>
         <w:rPr>
@@ -18227,6 +20954,7 @@
         </w:rPr>
         <w:t xml:space="preserve">berbasis web yang menyediakan alat untuk mengelola, memproses, dan mempersiapkan </w:t>
       </w:r>
+      <w:proofErr w:type="spellStart"/>
       <w:r>
         <w:rPr>
           <w:rFonts w:eastAsia="Times New Roman"/>
@@ -18236,6 +20964,7 @@
         </w:rPr>
         <w:t>dataset</w:t>
       </w:r>
+      <w:proofErr w:type="spellEnd"/>
       <w:r>
         <w:rPr>
           <w:rFonts w:eastAsia="Times New Roman"/>
@@ -18243,6 +20972,7 @@
         </w:rPr>
         <w:t xml:space="preserve"> gambar yang digunakan dalam pelatihan model </w:t>
       </w:r>
+      <w:proofErr w:type="spellStart"/>
       <w:r>
         <w:rPr>
           <w:rFonts w:eastAsia="Times New Roman"/>
@@ -18250,8 +20980,9 @@
           <w:iCs/>
           <w:color w:val="000000"/>
         </w:rPr>
-        <w:t>computer vision</w:t>
-      </w:r>
+        <w:t>computer</w:t>
+      </w:r>
+      <w:proofErr w:type="spellEnd"/>
       <w:r>
         <w:rPr>
           <w:rFonts w:eastAsia="Times New Roman"/>
@@ -18261,6 +20992,7 @@
         </w:rPr>
         <w:t xml:space="preserve"> </w:t>
       </w:r>
+      <w:proofErr w:type="spellStart"/>
       <w:r>
         <w:rPr>
           <w:rFonts w:eastAsia="Times New Roman"/>
@@ -18268,8 +21000,9 @@
           <w:iCs/>
           <w:color w:val="000000"/>
         </w:rPr>
-        <w:fldChar w:fldCharType="begin" w:fldLock="1"/>
-      </w:r>
+        <w:t>vision</w:t>
+      </w:r>
+      <w:proofErr w:type="spellEnd"/>
       <w:r>
         <w:rPr>
           <w:rFonts w:eastAsia="Times New Roman"/>
@@ -18277,7 +21010,7 @@
           <w:iCs/>
           <w:color w:val="000000"/>
         </w:rPr>
-        <w:instrText>ADDIN CSL_CITATION {"citationItems":[{"id":"ITEM-1","itemData":{"abstract":"Object tracking dilakukan menggunakan algoritma You Only Look Once (YOLO)v8 untuk mendeteksi jenis dan menghitung jumlah kendaraan secara otomatis. Metodologi penelitian menggunakan tahapan AI Project Cycle yaitu problem scoping, data acquisition, data exploration, modelling, dan evaluation dengan confusion matrix. Hasil evaluasi menunjukkan accuracy 89%, precision 89%, recall 90%, dan F1-Score 89%, sehingga algoritma YOLOv8 dinilai cukup akurat untuk menghitung kendaraan.","author":[{"dropping-particle":"","family":"Hayati","given":"Nurhaliza Juliyani","non-dropping-particle":"","parse-names":false,"suffix":""},{"dropping-particle":"","family":"Singasatia","given":"Dayan","non-dropping-particle":"","parse-names":false,"suffix":""},{"dropping-particle":"","family":"Muttaqin","given":"Muhamad Rafi","non-dropping-particle":"","parse-names":false,"suffix":""}],"container-title":"KOMPUTA: Jurnal Ilmiah Komputer dan Informatika","id":"ITEM-1","issue":"2","issued":{"date-parts":[["2023"]]},"page":"91-99","title":"Object Tracking Menggunakan Algoritma You Only Look Once (YOLO)v8 untuk Menghitung Kendaraan","type":"article-journal","volume":"12"},"uris":["http://www.mendeley.com/documents/?uuid=dfe86e3b-5cc2-46da-b9fe-289aa5b050a4"]}],"mendeley":{"formattedCitation":"[77]","plainTextFormattedCitation":"[77]","previouslyFormattedCitation":"[76]"},"properties":{"noteIndex":0},"schema":"https://github.com/citation-style-language/schema/raw/master/csl-citation.json"}</w:instrText>
+        <w:t xml:space="preserve"> </w:t>
       </w:r>
       <w:r>
         <w:rPr>
@@ -18286,15 +21019,7 @@
           <w:iCs/>
           <w:color w:val="000000"/>
         </w:rPr>
-        <w:fldChar w:fldCharType="separate"/>
-      </w:r>
-      <w:r>
-        <w:rPr>
-          <w:rFonts w:eastAsia="Times New Roman"/>
-          <w:iCs/>
-          <w:color w:val="000000"/>
-        </w:rPr>
-        <w:t>[77]</w:t>
+        <w:fldChar w:fldCharType="begin" w:fldLock="1"/>
       </w:r>
       <w:r>
         <w:rPr>
@@ -18303,14 +21028,7 @@
           <w:iCs/>
           <w:color w:val="000000"/>
         </w:rPr>
-        <w:fldChar w:fldCharType="end"/>
-      </w:r>
-      <w:r>
-        <w:rPr>
-          <w:rFonts w:eastAsia="Times New Roman"/>
-          <w:color w:val="000000"/>
-        </w:rPr>
-        <w:t xml:space="preserve">. Roboflow merupakan platform yang dirancang khusus untuk membantu pengelolaan </w:t>
+        <w:instrText>ADDIN CSL_CITATION {"citationItems":[{"id":"ITEM-1","itemData":{"abstract":"Object tracking dilakukan menggunakan algoritma You Only Look Once (YOLO)v8 untuk mendeteksi jenis dan menghitung jumlah kendaraan secara otomatis. Metodologi penelitian menggunakan tahapan AI Project Cycle yaitu problem scoping, data acquisition, data exploration, modelling, dan evaluation dengan confusion matrix. Hasil evaluasi menunjukkan accuracy 89%, precision 89%, recall 90%, dan F1-Score 89%, sehingga algoritma YOLOv8 dinilai cukup akurat untuk menghitung kendaraan.","author":[{"dropping-particle":"","family":"Hayati","given":"Nurhaliza Juliyani","non-dropping-particle":"","parse-names":false,"suffix":""},{"dropping-particle":"","family":"Singasatia","given":"Dayan","non-dropping-particle":"","parse-names":false,"suffix":""},{"dropping-particle":"","family":"Muttaqin","given":"Muhamad Rafi","non-dropping-particle":"","parse-names":false,"suffix":""}],"container-title":"KOMPUTA: Jurnal Ilmiah Komputer dan Informatika","id":"ITEM-1","issue":"2","issued":{"date-parts":[["2023"]]},"page":"91-99","title":"Object Tracking Menggunakan Algoritma You Only Look Once (YOLO)v8 untuk Menghitung Kendaraan","type":"article-journal","volume":"12"},"uris":["http://www.mendeley.com/documents/?uuid=dfe86e3b-5cc2-46da-b9fe-289aa5b050a4"]}],"mendeley":{"formattedCitation":"[77]","plainTextFormattedCitation":"[77]","previouslyFormattedCitation":"[76]"},"properties":{"noteIndex":0},"schema":"https://github.com/citation-style-language/schema/raw/master/csl-citation.json"}</w:instrText>
       </w:r>
       <w:r>
         <w:rPr>
@@ -18319,73 +21037,15 @@
           <w:iCs/>
           <w:color w:val="000000"/>
         </w:rPr>
-        <w:t>dataset</w:t>
-      </w:r>
-      <w:r>
-        <w:rPr>
-          <w:rFonts w:eastAsia="Times New Roman"/>
-          <w:color w:val="000000"/>
-        </w:rPr>
-        <w:t xml:space="preserve"> dan berperan penting dalam tahap persiapan data sebelum proses pelatihan model</w:t>
-      </w:r>
-      <w:r>
-        <w:rPr>
-          <w:rFonts w:eastAsia="Times New Roman"/>
-          <w:color w:val="000000"/>
-        </w:rPr>
-        <w:t xml:space="preserve"> </w:t>
-      </w:r>
-      <w:r>
-        <w:rPr>
-          <w:rFonts w:eastAsia="Times New Roman"/>
-          <w:color w:val="000000"/>
-        </w:rPr>
-        <w:fldChar w:fldCharType="begin" w:fldLock="1"/>
-      </w:r>
-      <w:r>
-        <w:rPr>
-          <w:rFonts w:eastAsia="Times New Roman"/>
-          <w:color w:val="000000"/>
-        </w:rPr>
-        <w:instrText>ADDIN CSL_CITATION {"citationItems":[{"id":"ITEM-1","itemData":{"DOI":"10.47002/metik.v9i2.1121","abstract":"Manual detection of grape ripeness is inefficient and prone to subjective errors. This study developed a web-based automatic classification system using the YOLOv11 algorithm with the YOLO11s.pt model and the Roboflow platform. A deep learning approach was applied to automate the classification of grapes into four ripeness categories: unripe, semi-ripe, ripe, and rotten. The dataset consisted of 897 images obtained directly from the vineyard and expanded to 6,135 images through preprocessing and augmentation. Training was conducted for 200 epochs on Google Colab. The results show high performance with recall 0.95, precision 0.98, and mAP 0.84. The system distinguishes multi-class objects with an average detection time of 1.02 seconds, supporting semi real-time operation. Challenges remain in the semi-ripe class due to visual similarity. The system has been integrated into a web application and shows potential for digital agriculture. Future work includes improving dataset balance and developing a mobile version for better accessibility.","author":[{"dropping-particle":"","family":"Sary","given":"Nofita","non-dropping-particle":"","parse-names":false,"suffix":""},{"dropping-particle":"","family":"Pasaribu","given":"Hendra Handoko Syahputra","non-dropping-particle":"","parse-names":false,"suffix":""},{"dropping-particle":"","family":"Situmeang","given":"Rahel Juliana","non-dropping-particle":"","parse-names":false,"suffix":""},{"dropping-particle":"","family":"Darus","given":"Rizky Darmawan","non-dropping-particle":"","parse-names":false,"suffix":""}],"container-title":"METIK Jurnal","id":"ITEM-1","issue":"2","issued":{"date-parts":[["2025"]]},"page":"264-274","title":"Implementasi Algoritma YOLOv11 dan Roboflow untuk Deteksi Tingkat Kematangan Anggur Berbasis Web","type":"article-journal","volume":"9"},"uris":["http://www.mendeley.com/documents/?uuid=5a20ce9a-736c-4cea-96af-cafc0cf9d955"]}],"mendeley":{"formattedCitation":"[78]","plainTextFormattedCitation":"[78]","previouslyFormattedCitation":"[77]"},"properties":{"noteIndex":0},"schema":"https://github.com/citation-style-language/schema/raw/master/csl-citation.json"}</w:instrText>
-      </w:r>
-      <w:r>
-        <w:rPr>
-          <w:rFonts w:eastAsia="Times New Roman"/>
-          <w:color w:val="000000"/>
-        </w:rPr>
         <w:fldChar w:fldCharType="separate"/>
       </w:r>
       <w:r>
         <w:rPr>
           <w:rFonts w:eastAsia="Times New Roman"/>
-          <w:color w:val="000000"/>
-        </w:rPr>
-        <w:t>[78]</w:t>
-      </w:r>
-      <w:r>
-        <w:rPr>
-          <w:rFonts w:eastAsia="Times New Roman"/>
-          <w:color w:val="000000"/>
-        </w:rPr>
-        <w:fldChar w:fldCharType="end"/>
-      </w:r>
-      <w:r>
-        <w:rPr>
-          <w:rFonts w:eastAsia="Times New Roman"/>
-          <w:color w:val="000000"/>
-        </w:rPr>
-        <w:t>.</w:t>
-      </w:r>
-      <w:r>
-        <w:t xml:space="preserve"> </w:t>
-      </w:r>
-      <w:r>
-        <w:rPr>
-          <w:rFonts w:eastAsia="Times New Roman"/>
-          <w:color w:val="000000"/>
-        </w:rPr>
-        <w:t xml:space="preserve">Roboflow memungkinkan pengguna membagikan dan mengelola </w:t>
+          <w:iCs/>
+          <w:color w:val="000000"/>
+        </w:rPr>
+        <w:t>[77]</w:t>
       </w:r>
       <w:r>
         <w:rPr>
@@ -18394,15 +21054,32 @@
           <w:iCs/>
           <w:color w:val="000000"/>
         </w:rPr>
-        <w:t>dataset</w:t>
-      </w:r>
-      <w:r>
-        <w:rPr>
-          <w:rFonts w:eastAsia="Times New Roman"/>
-          <w:color w:val="000000"/>
-        </w:rPr>
-        <w:t xml:space="preserve">, melakukan proses </w:t>
-      </w:r>
+        <w:fldChar w:fldCharType="end"/>
+      </w:r>
+      <w:r>
+        <w:rPr>
+          <w:rFonts w:eastAsia="Times New Roman"/>
+          <w:color w:val="000000"/>
+        </w:rPr>
+        <w:t xml:space="preserve">. </w:t>
+      </w:r>
+      <w:proofErr w:type="spellStart"/>
+      <w:r>
+        <w:rPr>
+          <w:rFonts w:eastAsia="Times New Roman"/>
+          <w:color w:val="000000"/>
+        </w:rPr>
+        <w:t>Roboflow</w:t>
+      </w:r>
+      <w:proofErr w:type="spellEnd"/>
+      <w:r>
+        <w:rPr>
+          <w:rFonts w:eastAsia="Times New Roman"/>
+          <w:color w:val="000000"/>
+        </w:rPr>
+        <w:t xml:space="preserve"> merupakan platform yang dirancang khusus untuk membantu pengelolaan </w:t>
+      </w:r>
+      <w:proofErr w:type="spellStart"/>
       <w:r>
         <w:rPr>
           <w:rFonts w:eastAsia="Times New Roman"/>
@@ -18410,15 +21087,85 @@
           <w:iCs/>
           <w:color w:val="000000"/>
         </w:rPr>
-        <w:t>annotate</w:t>
-      </w:r>
-      <w:r>
-        <w:rPr>
-          <w:rFonts w:eastAsia="Times New Roman"/>
-          <w:color w:val="000000"/>
-        </w:rPr>
-        <w:t xml:space="preserve"> atau penandaan objek menggunakan </w:t>
-      </w:r>
+        <w:t>dataset</w:t>
+      </w:r>
+      <w:proofErr w:type="spellEnd"/>
+      <w:r>
+        <w:rPr>
+          <w:rFonts w:eastAsia="Times New Roman"/>
+          <w:color w:val="000000"/>
+        </w:rPr>
+        <w:t xml:space="preserve"> dan berperan penting dalam tahap persiapan data sebelum proses pelatihan model</w:t>
+      </w:r>
+      <w:r>
+        <w:rPr>
+          <w:rFonts w:eastAsia="Times New Roman"/>
+          <w:color w:val="000000"/>
+        </w:rPr>
+        <w:t xml:space="preserve"> </w:t>
+      </w:r>
+      <w:r>
+        <w:rPr>
+          <w:rFonts w:eastAsia="Times New Roman"/>
+          <w:color w:val="000000"/>
+        </w:rPr>
+        <w:fldChar w:fldCharType="begin" w:fldLock="1"/>
+      </w:r>
+      <w:r>
+        <w:rPr>
+          <w:rFonts w:eastAsia="Times New Roman"/>
+          <w:color w:val="000000"/>
+        </w:rPr>
+        <w:instrText>ADDIN CSL_CITATION {"citationItems":[{"id":"ITEM-1","itemData":{"DOI":"10.47002/metik.v9i2.1121","abstract":"Manual detection of grape ripeness is inefficient and prone to subjective errors. This study developed a web-based automatic classification system using the YOLOv11 algorithm with the YOLO11s.pt model and the Roboflow platform. A deep learning approach was applied to automate the classification of grapes into four ripeness categories: unripe, semi-ripe, ripe, and rotten. The dataset consisted of 897 images obtained directly from the vineyard and expanded to 6,135 images through preprocessing and augmentation. Training was conducted for 200 epochs on Google Colab. The results show high performance with recall 0.95, precision 0.98, and mAP 0.84. The system distinguishes multi-class objects with an average detection time of 1.02 seconds, supporting semi real-time operation. Challenges remain in the semi-ripe class due to visual similarity. The system has been integrated into a web application and shows potential for digital agriculture. Future work includes improving dataset balance and developing a mobile version for better accessibility.","author":[{"dropping-particle":"","family":"Sary","given":"Nofita","non-dropping-particle":"","parse-names":false,"suffix":""},{"dropping-particle":"","family":"Pasaribu","given":"Hendra Handoko Syahputra","non-dropping-particle":"","parse-names":false,"suffix":""},{"dropping-particle":"","family":"Situmeang","given":"Rahel Juliana","non-dropping-particle":"","parse-names":false,"suffix":""},{"dropping-particle":"","family":"Darus","given":"Rizky Darmawan","non-dropping-particle":"","parse-names":false,"suffix":""}],"container-title":"METIK Jurnal","id":"ITEM-1","issue":"2","issued":{"date-parts":[["2025"]]},"page":"264-274","title":"Implementasi Algoritma YOLOv11 dan Roboflow untuk Deteksi Tingkat Kematangan Anggur Berbasis Web","type":"article-journal","volume":"9"},"uris":["http://www.mendeley.com/documents/?uuid=5a20ce9a-736c-4cea-96af-cafc0cf9d955"]}],"mendeley":{"formattedCitation":"[78]","plainTextFormattedCitation":"[78]","previouslyFormattedCitation":"[77]"},"properties":{"noteIndex":0},"schema":"https://github.com/citation-style-language/schema/raw/master/csl-citation.json"}</w:instrText>
+      </w:r>
+      <w:r>
+        <w:rPr>
+          <w:rFonts w:eastAsia="Times New Roman"/>
+          <w:color w:val="000000"/>
+        </w:rPr>
+        <w:fldChar w:fldCharType="separate"/>
+      </w:r>
+      <w:r>
+        <w:rPr>
+          <w:rFonts w:eastAsia="Times New Roman"/>
+          <w:color w:val="000000"/>
+        </w:rPr>
+        <w:t>[78]</w:t>
+      </w:r>
+      <w:r>
+        <w:rPr>
+          <w:rFonts w:eastAsia="Times New Roman"/>
+          <w:color w:val="000000"/>
+        </w:rPr>
+        <w:fldChar w:fldCharType="end"/>
+      </w:r>
+      <w:r>
+        <w:rPr>
+          <w:rFonts w:eastAsia="Times New Roman"/>
+          <w:color w:val="000000"/>
+        </w:rPr>
+        <w:t>.</w:t>
+      </w:r>
+      <w:r>
+        <w:t xml:space="preserve"> </w:t>
+      </w:r>
+      <w:proofErr w:type="spellStart"/>
+      <w:r>
+        <w:rPr>
+          <w:rFonts w:eastAsia="Times New Roman"/>
+          <w:color w:val="000000"/>
+        </w:rPr>
+        <w:t>Roboflow</w:t>
+      </w:r>
+      <w:proofErr w:type="spellEnd"/>
+      <w:r>
+        <w:rPr>
+          <w:rFonts w:eastAsia="Times New Roman"/>
+          <w:color w:val="000000"/>
+        </w:rPr>
+        <w:t xml:space="preserve"> memungkinkan pengguna membagikan dan mengelola </w:t>
+      </w:r>
+      <w:proofErr w:type="spellStart"/>
       <w:r>
         <w:rPr>
           <w:rFonts w:eastAsia="Times New Roman"/>
@@ -18426,15 +21173,17 @@
           <w:iCs/>
           <w:color w:val="000000"/>
         </w:rPr>
-        <w:t>bounding</w:t>
-      </w:r>
-      <w:r>
-        <w:rPr>
-          <w:rFonts w:eastAsia="Times New Roman"/>
-          <w:color w:val="000000"/>
-        </w:rPr>
-        <w:t xml:space="preserve"> </w:t>
-      </w:r>
+        <w:t>dataset</w:t>
+      </w:r>
+      <w:proofErr w:type="spellEnd"/>
+      <w:r>
+        <w:rPr>
+          <w:rFonts w:eastAsia="Times New Roman"/>
+          <w:color w:val="000000"/>
+        </w:rPr>
+        <w:t xml:space="preserve">, melakukan proses </w:t>
+      </w:r>
+      <w:proofErr w:type="spellStart"/>
       <w:r>
         <w:rPr>
           <w:rFonts w:eastAsia="Times New Roman"/>
@@ -18442,15 +21191,17 @@
           <w:iCs/>
           <w:color w:val="000000"/>
         </w:rPr>
-        <w:t>box</w:t>
-      </w:r>
-      <w:r>
-        <w:rPr>
-          <w:rFonts w:eastAsia="Times New Roman"/>
-          <w:color w:val="000000"/>
-        </w:rPr>
-        <w:t xml:space="preserve">, serta menerapkan </w:t>
-      </w:r>
+        <w:t>annotate</w:t>
+      </w:r>
+      <w:proofErr w:type="spellEnd"/>
+      <w:r>
+        <w:rPr>
+          <w:rFonts w:eastAsia="Times New Roman"/>
+          <w:color w:val="000000"/>
+        </w:rPr>
+        <w:t xml:space="preserve"> atau penandaan objek menggunakan </w:t>
+      </w:r>
+      <w:proofErr w:type="spellStart"/>
       <w:r>
         <w:rPr>
           <w:rFonts w:eastAsia="Times New Roman"/>
@@ -18458,15 +21209,17 @@
           <w:iCs/>
           <w:color w:val="000000"/>
         </w:rPr>
-        <w:t>pre</w:t>
-      </w:r>
-      <w:r>
-        <w:rPr>
-          <w:rFonts w:eastAsia="Times New Roman"/>
-          <w:color w:val="000000"/>
-        </w:rPr>
-        <w:t>-</w:t>
-      </w:r>
+        <w:t>bounding</w:t>
+      </w:r>
+      <w:proofErr w:type="spellEnd"/>
+      <w:r>
+        <w:rPr>
+          <w:rFonts w:eastAsia="Times New Roman"/>
+          <w:color w:val="000000"/>
+        </w:rPr>
+        <w:t xml:space="preserve"> </w:t>
+      </w:r>
+      <w:proofErr w:type="spellStart"/>
       <w:r>
         <w:rPr>
           <w:rFonts w:eastAsia="Times New Roman"/>
@@ -18474,15 +21227,17 @@
           <w:iCs/>
           <w:color w:val="000000"/>
         </w:rPr>
-        <w:t>processing</w:t>
-      </w:r>
-      <w:r>
-        <w:rPr>
-          <w:rFonts w:eastAsia="Times New Roman"/>
-          <w:color w:val="000000"/>
-        </w:rPr>
-        <w:t xml:space="preserve"> pada </w:t>
-      </w:r>
+        <w:t>box</w:t>
+      </w:r>
+      <w:proofErr w:type="spellEnd"/>
+      <w:r>
+        <w:rPr>
+          <w:rFonts w:eastAsia="Times New Roman"/>
+          <w:color w:val="000000"/>
+        </w:rPr>
+        <w:t xml:space="preserve">, serta menerapkan </w:t>
+      </w:r>
+      <w:proofErr w:type="spellStart"/>
       <w:r>
         <w:rPr>
           <w:rFonts w:eastAsia="Times New Roman"/>
@@ -18490,63 +21245,14 @@
           <w:iCs/>
           <w:color w:val="000000"/>
         </w:rPr>
-        <w:t>dataset</w:t>
-      </w:r>
-      <w:r>
-        <w:rPr>
-          <w:rFonts w:eastAsia="Times New Roman"/>
-          <w:color w:val="000000"/>
-        </w:rPr>
-        <w:t xml:space="preserve"> sebagai bagian dari pengolahan data</w:t>
-      </w:r>
-      <w:r>
-        <w:rPr>
-          <w:rFonts w:eastAsia="Times New Roman"/>
-          <w:color w:val="000000"/>
-        </w:rPr>
-        <w:t xml:space="preserve"> </w:t>
-      </w:r>
-      <w:r>
-        <w:rPr>
-          <w:rFonts w:eastAsia="Times New Roman"/>
-          <w:color w:val="000000"/>
-        </w:rPr>
-        <w:fldChar w:fldCharType="begin" w:fldLock="1"/>
-      </w:r>
-      <w:r>
-        <w:rPr>
-          <w:rFonts w:eastAsia="Times New Roman"/>
-          <w:color w:val="000000"/>
-        </w:rPr>
-        <w:instrText>ADDIN CSL_CITATION {"citationItems":[{"id":"ITEM-1","itemData":{"DOI":"10.33998/processor.2025.20.2.2529","ISSN":"1907-6738","abstract":"Microsleep merupakan kondisi tidur singkat yang terjadi secara tiba-tiba dan tanpa disadari, terutama saat mengemudi, yang merupakan salah satu penyebab utama tingginya angka kecelakaan di jalan raya. Penelitian ini bertujuan mengembangkan sistem deteksi dini microsleep pada pengemudi kendaraan roda empat menggunakan algoritma YOLO v8. Sistem bekerja dengan mendeteksi citra mata secara real-time melalui kamera, dan memberikan peringatan berupa suara dan visual jika mata tertutup selama lebih dari 3 detik. Dataset yang digunakan adalah SleepyDetect dari Roboflow Universe, yang terdiri dari dua kelas sesuai kebutuhan sistem yaitu Open-eye dan Closed-eye. Model dibor menggunakan YOLO v8n. Evaluasi menunjukkan hasil yang sangat baik dengan presisi 97,2%, recall 96,7%, F1-score 0,97, dan mAP@0.5 sebesar 97,9%. Sistem juga berhasil diimplementasikan dan diuji dalam berbagai kondisi pencahayaan, serta menunjukkan respons deteksi yang cepat dan akurat. Penelitian ini menunjukkan bahwa kombinasi computer vision dan YOLO v8 dapat diterapkan secara efektif untuk meningkatkan keselamatan pengemudi melalui deteksi dini microsleep.","author":[{"dropping-particle":"","family":"Saputri","given":"Rhadis Steffani","non-dropping-particle":"","parse-names":false,"suffix":""},{"dropping-particle":"","family":"Apriliani","given":"Aulia","non-dropping-particle":"","parse-names":false,"suffix":""},{"dropping-particle":"","family":"Amar","given":"Rizky Syahrul","non-dropping-particle":"","parse-names":false,"suffix":""},{"dropping-particle":"","family":"Astri","given":"Lola Yorita","non-dropping-particle":"","parse-names":false,"suffix":""}],"container-title":"Jurnal PROCESSOR","id":"ITEM-1","issue":"2","issued":{"date-parts":[["2025","10","30"]]},"page":"165-179","title":"Deteksi Dini Microsleep Pada Pengemudi Kendaraan Roda Empat Melalui Citra Mata Menggunakan Algoritma YOLOv8","type":"article-journal","volume":"20"},"uris":["http://www.mendeley.com/documents/?uuid=f03a0b82-0e13-465d-bd32-ba087c261262"]}],"mendeley":{"formattedCitation":"[79]","plainTextFormattedCitation":"[79]","previouslyFormattedCitation":"[78]"},"properties":{"noteIndex":0},"schema":"https://github.com/citation-style-language/schema/raw/master/csl-citation.json"}</w:instrText>
-      </w:r>
-      <w:r>
-        <w:rPr>
-          <w:rFonts w:eastAsia="Times New Roman"/>
-          <w:color w:val="000000"/>
-        </w:rPr>
-        <w:fldChar w:fldCharType="separate"/>
-      </w:r>
-      <w:r>
-        <w:rPr>
-          <w:rFonts w:eastAsia="Times New Roman"/>
-          <w:color w:val="000000"/>
-        </w:rPr>
-        <w:t>[79]</w:t>
-      </w:r>
-      <w:r>
-        <w:rPr>
-          <w:rFonts w:eastAsia="Times New Roman"/>
-          <w:color w:val="000000"/>
-        </w:rPr>
-        <w:fldChar w:fldCharType="end"/>
-      </w:r>
-      <w:r>
-        <w:rPr>
-          <w:rFonts w:eastAsia="Times New Roman"/>
-          <w:color w:val="000000"/>
-        </w:rPr>
-        <w:t xml:space="preserve">. Dengan menggunakan antarmuka yang intuitif dan otomatisasi berbasis </w:t>
+        <w:t>pre</w:t>
+      </w:r>
+      <w:r>
+        <w:rPr>
+          <w:rFonts w:eastAsia="Times New Roman"/>
+          <w:color w:val="000000"/>
+        </w:rPr>
+        <w:t>-</w:t>
       </w:r>
       <w:r>
         <w:rPr>
@@ -18555,14 +21261,116 @@
           <w:iCs/>
           <w:color w:val="000000"/>
         </w:rPr>
+        <w:t>processing</w:t>
+      </w:r>
+      <w:proofErr w:type="spellEnd"/>
+      <w:r>
+        <w:rPr>
+          <w:rFonts w:eastAsia="Times New Roman"/>
+          <w:color w:val="000000"/>
+        </w:rPr>
+        <w:t xml:space="preserve"> pada </w:t>
+      </w:r>
+      <w:proofErr w:type="spellStart"/>
+      <w:r>
+        <w:rPr>
+          <w:rFonts w:eastAsia="Times New Roman"/>
+          <w:i/>
+          <w:iCs/>
+          <w:color w:val="000000"/>
+        </w:rPr>
+        <w:t>dataset</w:t>
+      </w:r>
+      <w:proofErr w:type="spellEnd"/>
+      <w:r>
+        <w:rPr>
+          <w:rFonts w:eastAsia="Times New Roman"/>
+          <w:color w:val="000000"/>
+        </w:rPr>
+        <w:t xml:space="preserve"> sebagai bagian dari pengolahan data</w:t>
+      </w:r>
+      <w:r>
+        <w:rPr>
+          <w:rFonts w:eastAsia="Times New Roman"/>
+          <w:color w:val="000000"/>
+        </w:rPr>
+        <w:t xml:space="preserve"> </w:t>
+      </w:r>
+      <w:r>
+        <w:rPr>
+          <w:rFonts w:eastAsia="Times New Roman"/>
+          <w:color w:val="000000"/>
+        </w:rPr>
+        <w:fldChar w:fldCharType="begin" w:fldLock="1"/>
+      </w:r>
+      <w:r>
+        <w:rPr>
+          <w:rFonts w:eastAsia="Times New Roman"/>
+          <w:color w:val="000000"/>
+        </w:rPr>
+        <w:instrText>ADDIN CSL_CITATION {"citationItems":[{"id":"ITEM-1","itemData":{"DOI":"10.33998/processor.2025.20.2.2529","ISSN":"1907-6738","abstract":"Microsleep merupakan kondisi tidur singkat yang terjadi secara tiba-tiba dan tanpa disadari, terutama saat mengemudi, yang merupakan salah satu penyebab utama tingginya angka kecelakaan di jalan raya. Penelitian ini bertujuan mengembangkan sistem deteksi dini microsleep pada pengemudi kendaraan roda empat menggunakan algoritma YOLO v8. Sistem bekerja dengan mendeteksi citra mata secara real-time melalui kamera, dan memberikan peringatan berupa suara dan visual jika mata tertutup selama lebih dari 3 detik. Dataset yang digunakan adalah SleepyDetect dari Roboflow Universe, yang terdiri dari dua kelas sesuai kebutuhan sistem yaitu Open-eye dan Closed-eye. Model dibor menggunakan YOLO v8n. Evaluasi menunjukkan hasil yang sangat baik dengan presisi 97,2%, recall 96,7%, F1-score 0,97, dan mAP@0.5 sebesar 97,9%. Sistem juga berhasil diimplementasikan dan diuji dalam berbagai kondisi pencahayaan, serta menunjukkan respons deteksi yang cepat dan akurat. Penelitian ini menunjukkan bahwa kombinasi computer vision dan YOLO v8 dapat diterapkan secara efektif untuk meningkatkan keselamatan pengemudi melalui deteksi dini microsleep.","author":[{"dropping-particle":"","family":"Saputri","given":"Rhadis Steffani","non-dropping-particle":"","parse-names":false,"suffix":""},{"dropping-particle":"","family":"Apriliani","given":"Aulia","non-dropping-particle":"","parse-names":false,"suffix":""},{"dropping-particle":"","family":"Amar","given":"Rizky Syahrul","non-dropping-particle":"","parse-names":false,"suffix":""},{"dropping-particle":"","family":"Astri","given":"Lola Yorita","non-dropping-particle":"","parse-names":false,"suffix":""}],"container-title":"Jurnal PROCESSOR","id":"ITEM-1","issue":"2","issued":{"date-parts":[["2025","10","30"]]},"page":"165-179","title":"Deteksi Dini Microsleep Pada Pengemudi Kendaraan Roda Empat Melalui Citra Mata Menggunakan Algoritma YOLOv8","type":"article-journal","volume":"20"},"uris":["http://www.mendeley.com/documents/?uuid=f03a0b82-0e13-465d-bd32-ba087c261262"]}],"mendeley":{"formattedCitation":"[79]","plainTextFormattedCitation":"[79]","previouslyFormattedCitation":"[78]"},"properties":{"noteIndex":0},"schema":"https://github.com/citation-style-language/schema/raw/master/csl-citation.json"}</w:instrText>
+      </w:r>
+      <w:r>
+        <w:rPr>
+          <w:rFonts w:eastAsia="Times New Roman"/>
+          <w:color w:val="000000"/>
+        </w:rPr>
+        <w:fldChar w:fldCharType="separate"/>
+      </w:r>
+      <w:r>
+        <w:rPr>
+          <w:rFonts w:eastAsia="Times New Roman"/>
+          <w:color w:val="000000"/>
+        </w:rPr>
+        <w:t>[79]</w:t>
+      </w:r>
+      <w:r>
+        <w:rPr>
+          <w:rFonts w:eastAsia="Times New Roman"/>
+          <w:color w:val="000000"/>
+        </w:rPr>
+        <w:fldChar w:fldCharType="end"/>
+      </w:r>
+      <w:r>
+        <w:rPr>
+          <w:rFonts w:eastAsia="Times New Roman"/>
+          <w:color w:val="000000"/>
+        </w:rPr>
+        <w:t xml:space="preserve">. Dengan menggunakan antarmuka yang intuitif dan otomatisasi berbasis </w:t>
+      </w:r>
+      <w:proofErr w:type="spellStart"/>
+      <w:r>
+        <w:rPr>
+          <w:rFonts w:eastAsia="Times New Roman"/>
+          <w:i/>
+          <w:iCs/>
+          <w:color w:val="000000"/>
+        </w:rPr>
         <w:t>cloud</w:t>
       </w:r>
-      <w:r>
-        <w:rPr>
-          <w:rFonts w:eastAsia="Times New Roman"/>
-          <w:color w:val="000000"/>
-        </w:rPr>
-        <w:t xml:space="preserve">, Roboflow memungkinkan pengguna mengelola ribuan gambar tanpa </w:t>
+      <w:proofErr w:type="spellEnd"/>
+      <w:r>
+        <w:rPr>
+          <w:rFonts w:eastAsia="Times New Roman"/>
+          <w:color w:val="000000"/>
+        </w:rPr>
+        <w:t xml:space="preserve">, </w:t>
+      </w:r>
+      <w:proofErr w:type="spellStart"/>
+      <w:r>
+        <w:rPr>
+          <w:rFonts w:eastAsia="Times New Roman"/>
+          <w:color w:val="000000"/>
+        </w:rPr>
+        <w:t>Roboflow</w:t>
+      </w:r>
+      <w:proofErr w:type="spellEnd"/>
+      <w:r>
+        <w:rPr>
+          <w:rFonts w:eastAsia="Times New Roman"/>
+          <w:color w:val="000000"/>
+        </w:rPr>
+        <w:t xml:space="preserve"> memungkinkan pengguna mengelola ribuan gambar tanpa </w:t>
       </w:r>
       <w:r>
         <w:rPr>
@@ -18629,8 +21437,25 @@
           <w:rFonts w:eastAsia="Times New Roman"/>
           <w:color w:val="000000"/>
         </w:rPr>
-        <w:t xml:space="preserve">Selain itu, Roboflow menyediakan alat pendukung pengembangan model serta API untuk integrasi aplikasi dan banyak digunakan karena mampu menyederhanakan alur kerja pengembangan model hingga </w:t>
-      </w:r>
+        <w:t xml:space="preserve">Selain itu, </w:t>
+      </w:r>
+      <w:proofErr w:type="spellStart"/>
+      <w:r>
+        <w:rPr>
+          <w:rFonts w:eastAsia="Times New Roman"/>
+          <w:color w:val="000000"/>
+        </w:rPr>
+        <w:t>Roboflow</w:t>
+      </w:r>
+      <w:proofErr w:type="spellEnd"/>
+      <w:r>
+        <w:rPr>
+          <w:rFonts w:eastAsia="Times New Roman"/>
+          <w:color w:val="000000"/>
+        </w:rPr>
+        <w:t xml:space="preserve"> menyediakan alat pendukung pengembangan model serta API untuk integrasi aplikasi dan banyak digunakan karena mampu menyederhanakan alur kerja pengembangan model hingga </w:t>
+      </w:r>
+      <w:proofErr w:type="spellStart"/>
       <w:r>
         <w:rPr>
           <w:rFonts w:eastAsia="Times New Roman"/>
@@ -18640,6 +21465,7 @@
         </w:rPr>
         <w:t>deployment</w:t>
       </w:r>
+      <w:proofErr w:type="spellEnd"/>
       <w:r>
         <w:rPr>
           <w:rFonts w:eastAsia="Times New Roman"/>
@@ -18818,6 +21644,7 @@
         </w:rPr>
         <w:t xml:space="preserve">menggunakan metode </w:t>
       </w:r>
+      <w:proofErr w:type="spellStart"/>
       <w:r>
         <w:rPr>
           <w:rFonts w:eastAsia="Times New Roman"/>
@@ -18827,6 +21654,7 @@
         </w:rPr>
         <w:t>Research</w:t>
       </w:r>
+      <w:proofErr w:type="spellEnd"/>
       <w:r>
         <w:rPr>
           <w:rFonts w:eastAsia="Times New Roman"/>
@@ -18834,6 +21662,7 @@
         </w:rPr>
         <w:t xml:space="preserve"> </w:t>
       </w:r>
+      <w:proofErr w:type="spellStart"/>
       <w:r>
         <w:rPr>
           <w:rFonts w:eastAsia="Times New Roman"/>
@@ -18843,6 +21672,7 @@
         </w:rPr>
         <w:t>and</w:t>
       </w:r>
+      <w:proofErr w:type="spellEnd"/>
       <w:r>
         <w:rPr>
           <w:rFonts w:eastAsia="Times New Roman"/>
@@ -18971,7 +21801,7 @@
           <w:color w:val="000000"/>
         </w:rPr>
         <w:drawing>
-          <wp:anchor distT="0" distB="0" distL="114300" distR="114300" simplePos="0" relativeHeight="251663360" behindDoc="0" locked="0" layoutInCell="1" allowOverlap="1" wp14:anchorId="03E19F49" wp14:editId="6CBC8445">
+          <wp:anchor distT="0" distB="0" distL="114300" distR="114300" simplePos="0" relativeHeight="251663360" behindDoc="0" locked="0" layoutInCell="1" allowOverlap="1" wp14:anchorId="03E19F49" wp14:editId="3578246A">
             <wp:simplePos x="0" y="0"/>
             <wp:positionH relativeFrom="column">
               <wp:posOffset>594360</wp:posOffset>
@@ -19319,6 +22149,7 @@
         </w:rPr>
         <w:t xml:space="preserve">Tahap analisis kebutuhan bertujuan untuk mengidentifikasi kebutuhan penelitian yang berkaitan dengan pengembangan model deteksi makanan. Pada tahap ini dilakukan analisis terhadap kebutuhan </w:t>
       </w:r>
+      <w:proofErr w:type="spellStart"/>
       <w:r>
         <w:rPr>
           <w:rFonts w:eastAsia="DejaVu Sans"/>
@@ -19329,6 +22160,7 @@
         </w:rPr>
         <w:t>dataset</w:t>
       </w:r>
+      <w:proofErr w:type="spellEnd"/>
       <w:r>
         <w:rPr>
           <w:rFonts w:eastAsia="DejaVu Sans"/>
@@ -19403,6 +22235,7 @@
         </w:rPr>
         <w:t xml:space="preserve">Tahap perancangan sistem dilakukan untuk merancang alur kerja sistem deteksi makanan berbasis YOLO. Perancangan meliputi alur </w:t>
       </w:r>
+      <w:proofErr w:type="spellStart"/>
       <w:r>
         <w:rPr>
           <w:rFonts w:eastAsia="DejaVu Sans"/>
@@ -19413,6 +22246,7 @@
         </w:rPr>
         <w:t>input</w:t>
       </w:r>
+      <w:proofErr w:type="spellEnd"/>
       <w:r>
         <w:rPr>
           <w:rFonts w:eastAsia="DejaVu Sans"/>
@@ -19455,7 +22289,7 @@
           <w:noProof/>
         </w:rPr>
         <w:drawing>
-          <wp:inline distT="0" distB="0" distL="0" distR="0" wp14:anchorId="28A5A121" wp14:editId="6781EC97">
+          <wp:inline distT="0" distB="0" distL="0" distR="0" wp14:anchorId="28A5A121" wp14:editId="426846FD">
             <wp:extent cx="3960468" cy="2227580"/>
             <wp:effectExtent l="0" t="0" r="2540" b="1270"/>
             <wp:docPr id="1971309721" name="Picture 1"/>
@@ -19671,6 +22505,7 @@
         </w:rPr>
         <w:t xml:space="preserve">Tahap pengembangan model merupakan tahap inti dalam penelitian ini. Pada tahap ini dilakukan proses pengumpulan data citra makanan, </w:t>
       </w:r>
+      <w:proofErr w:type="spellStart"/>
       <w:r>
         <w:rPr>
           <w:rFonts w:eastAsia="DejaVu Sans"/>
@@ -19681,6 +22516,7 @@
         </w:rPr>
         <w:t>preprocessing</w:t>
       </w:r>
+      <w:proofErr w:type="spellEnd"/>
       <w:r>
         <w:rPr>
           <w:rFonts w:eastAsia="DejaVu Sans"/>
@@ -19689,6 +22525,7 @@
         </w:rPr>
         <w:t xml:space="preserve"> data, serta pelabelan objek makanan menggunakan anotasi </w:t>
       </w:r>
+      <w:proofErr w:type="spellStart"/>
       <w:r>
         <w:rPr>
           <w:rFonts w:eastAsia="DejaVu Sans"/>
@@ -19699,6 +22536,7 @@
         </w:rPr>
         <w:t>bounding</w:t>
       </w:r>
+      <w:proofErr w:type="spellEnd"/>
       <w:r>
         <w:rPr>
           <w:rFonts w:eastAsia="DejaVu Sans"/>
@@ -19707,6 +22545,7 @@
         </w:rPr>
         <w:t xml:space="preserve"> </w:t>
       </w:r>
+      <w:proofErr w:type="spellStart"/>
       <w:r>
         <w:rPr>
           <w:rFonts w:eastAsia="DejaVu Sans"/>
@@ -19717,6 +22556,7 @@
         </w:rPr>
         <w:t>box</w:t>
       </w:r>
+      <w:proofErr w:type="spellEnd"/>
       <w:r>
         <w:rPr>
           <w:rFonts w:eastAsia="DejaVu Sans"/>
@@ -19725,6 +22565,7 @@
         </w:rPr>
         <w:t xml:space="preserve">. Selanjutnya, model YOLO dilatih menggunakan </w:t>
       </w:r>
+      <w:proofErr w:type="spellStart"/>
       <w:r>
         <w:rPr>
           <w:rFonts w:eastAsia="DejaVu Sans"/>
@@ -19735,6 +22576,7 @@
         </w:rPr>
         <w:t>dataset</w:t>
       </w:r>
+      <w:proofErr w:type="spellEnd"/>
       <w:r>
         <w:rPr>
           <w:rFonts w:eastAsia="DejaVu Sans"/>
@@ -19775,6 +22617,7 @@
         </w:rPr>
         <w:t xml:space="preserve">yang optimal. </w:t>
       </w:r>
+      <w:proofErr w:type="spellStart"/>
       <w:r>
         <w:rPr>
           <w:rFonts w:eastAsia="DejaVu Sans"/>
@@ -19785,6 +22628,7 @@
         </w:rPr>
         <w:t>Flowchart</w:t>
       </w:r>
+      <w:proofErr w:type="spellEnd"/>
       <w:r>
         <w:rPr>
           <w:rFonts w:eastAsia="DejaVu Sans"/>
@@ -20003,7 +22847,33 @@
           <w:sz w:val="24"/>
           <w:szCs w:val="24"/>
         </w:rPr>
-        <w:t xml:space="preserve"> Flowchat </w:t>
+        <w:t xml:space="preserve"> </w:t>
+      </w:r>
+      <w:proofErr w:type="spellStart"/>
+      <w:r>
+        <w:rPr>
+          <w:rFonts w:eastAsia="DejaVu Sans"/>
+          <w:i w:val="0"/>
+          <w:iCs w:val="0"/>
+          <w:color w:val="000000" w:themeColor="text1"/>
+          <w:kern w:val="1"/>
+          <w:sz w:val="24"/>
+          <w:szCs w:val="24"/>
+        </w:rPr>
+        <w:t>Flowchat</w:t>
+      </w:r>
+      <w:proofErr w:type="spellEnd"/>
+      <w:r>
+        <w:rPr>
+          <w:rFonts w:eastAsia="DejaVu Sans"/>
+          <w:i w:val="0"/>
+          <w:iCs w:val="0"/>
+          <w:color w:val="000000" w:themeColor="text1"/>
+          <w:kern w:val="1"/>
+          <w:sz w:val="24"/>
+          <w:szCs w:val="24"/>
+        </w:rPr>
+        <w:t xml:space="preserve"> </w:t>
       </w:r>
       <w:r>
         <w:rPr>
@@ -20060,6 +22930,7 @@
         </w:rPr>
         <w:t xml:space="preserve">Tahap pengujian model bertujuan untuk mengevaluasi performa model YOLO yang telah dibangun. Pengujian dilakukan dengan memanfaatkan data uji untuk melihat kemampuan model dalam mendeteksi jenis makanan. Hasil pengujian digunakan sebagai dasar untuk menentukan kelayakan model sebelum diterapkan pada sistem berdasarkan nilai </w:t>
       </w:r>
+      <w:proofErr w:type="spellStart"/>
       <w:r>
         <w:rPr>
           <w:rFonts w:eastAsia="DejaVu Sans"/>
@@ -20070,6 +22941,7 @@
         </w:rPr>
         <w:t>precision</w:t>
       </w:r>
+      <w:proofErr w:type="spellEnd"/>
       <w:r>
         <w:rPr>
           <w:rFonts w:eastAsia="DejaVu Sans"/>
@@ -20078,6 +22950,7 @@
         </w:rPr>
         <w:t xml:space="preserve">, </w:t>
       </w:r>
+      <w:proofErr w:type="spellStart"/>
       <w:r>
         <w:rPr>
           <w:rFonts w:eastAsia="DejaVu Sans"/>
@@ -20088,6 +22961,7 @@
         </w:rPr>
         <w:t>recall</w:t>
       </w:r>
+      <w:proofErr w:type="spellEnd"/>
       <w:r>
         <w:rPr>
           <w:rFonts w:eastAsia="DejaVu Sans"/>
@@ -20096,6 +22970,7 @@
         </w:rPr>
         <w:t xml:space="preserve">, F1-score, dan </w:t>
       </w:r>
+      <w:proofErr w:type="spellStart"/>
       <w:r>
         <w:rPr>
           <w:rFonts w:eastAsia="DejaVu Sans"/>
@@ -20106,6 +22981,7 @@
         </w:rPr>
         <w:t>mAP</w:t>
       </w:r>
+      <w:proofErr w:type="spellEnd"/>
       <w:r>
         <w:rPr>
           <w:rFonts w:eastAsia="DejaVu Sans"/>
@@ -20122,6 +22998,7 @@
         </w:rPr>
         <w:t xml:space="preserve"> untuk menilai akurasi deteksi, serta untuk objek nasi ditambahkan evaluasi estimasi berat terhadap nilai </w:t>
       </w:r>
+      <w:proofErr w:type="spellStart"/>
       <w:r>
         <w:rPr>
           <w:rFonts w:eastAsia="DejaVu Sans"/>
@@ -20132,6 +23009,7 @@
         </w:rPr>
         <w:t>ground</w:t>
       </w:r>
+      <w:proofErr w:type="spellEnd"/>
       <w:r>
         <w:rPr>
           <w:rFonts w:eastAsia="DejaVu Sans"/>
@@ -20140,6 +23018,7 @@
         </w:rPr>
         <w:t xml:space="preserve"> </w:t>
       </w:r>
+      <w:proofErr w:type="spellStart"/>
       <w:r>
         <w:rPr>
           <w:rFonts w:eastAsia="DejaVu Sans"/>
@@ -20150,6 +23029,7 @@
         </w:rPr>
         <w:t>truth</w:t>
       </w:r>
+      <w:proofErr w:type="spellEnd"/>
       <w:r>
         <w:rPr>
           <w:rFonts w:eastAsia="DejaVu Sans"/>
@@ -20253,6 +23133,7 @@
       <w:r>
         <w:t xml:space="preserve">Metode pengumpulan data meliputi pengumpulan </w:t>
       </w:r>
+      <w:proofErr w:type="spellStart"/>
       <w:r>
         <w:rPr>
           <w:i/>
@@ -20260,6 +23141,7 @@
         </w:rPr>
         <w:t>dataset</w:t>
       </w:r>
+      <w:proofErr w:type="spellEnd"/>
       <w:r>
         <w:t xml:space="preserve"> citra makanan serta studi literatur yang relevan dengan penelitian.</w:t>
       </w:r>
@@ -20302,9 +23184,14 @@
       </w:pPr>
       <w:bookmarkStart w:id="65" w:name="_Toc230210504"/>
       <w:r>
-        <w:t>Pengumpulan Dataset</w:t>
+        <w:t xml:space="preserve">Pengumpulan </w:t>
+      </w:r>
+      <w:proofErr w:type="spellStart"/>
+      <w:r>
+        <w:t>Dataset</w:t>
       </w:r>
       <w:bookmarkEnd w:id="65"/>
+      <w:proofErr w:type="spellEnd"/>
     </w:p>
     <w:p>
       <w:pPr>
@@ -20320,6 +23207,7 @@
       <w:r>
         <w:t xml:space="preserve">Metode pengumpulan data dalam penelitian ini dilakukan dengan mengumpulkan </w:t>
       </w:r>
+      <w:proofErr w:type="spellStart"/>
       <w:r>
         <w:rPr>
           <w:i/>
@@ -20327,9 +23215,11 @@
         </w:rPr>
         <w:t>dataset</w:t>
       </w:r>
+      <w:proofErr w:type="spellEnd"/>
       <w:r>
         <w:t xml:space="preserve"> citra makanan yang digunakan sebagai data pelatihan dan pengujian model. Data diperoleh melalui penelusuran </w:t>
       </w:r>
+      <w:proofErr w:type="spellStart"/>
       <w:r>
         <w:rPr>
           <w:i/>
@@ -20337,6 +23227,7 @@
         </w:rPr>
         <w:t>dataset</w:t>
       </w:r>
+      <w:proofErr w:type="spellEnd"/>
       <w:r>
         <w:t xml:space="preserve"> citra makanan dari </w:t>
       </w:r>
@@ -20352,6 +23243,7 @@
       <w:r>
         <w:t xml:space="preserve">, serta pengambilan citra secara mandiri menggunakan kamera ponsel. </w:t>
       </w:r>
+      <w:proofErr w:type="spellStart"/>
       <w:r>
         <w:rPr>
           <w:i/>
@@ -20359,6 +23251,7 @@
         </w:rPr>
         <w:t>Dataset</w:t>
       </w:r>
+      <w:proofErr w:type="spellEnd"/>
       <w:r>
         <w:t xml:space="preserve"> yang digunakan berupa citra digital makanan yang telah diberi label dan anotasi objek sesuai dengan kebutuhan model YOLO. Seluruh data yang telah dikumpulkan kemudian diseleksi dan disesuaikan dengan ruang lingkup penelitian sebelum digunakan pada tahap pelatihan dan evaluasi model.</w:t>
       </w:r>
@@ -20406,6 +23299,7 @@
       <w:r>
         <w:t xml:space="preserve">Studi literatur dilakukan dengan mengkaji buku, jurnal ilmiah, dan artikel penelitian yang berkaitan dengan gizi seimbang, </w:t>
       </w:r>
+      <w:proofErr w:type="spellStart"/>
       <w:r>
         <w:rPr>
           <w:i/>
@@ -20413,9 +23307,11 @@
         </w:rPr>
         <w:t>computer</w:t>
       </w:r>
+      <w:proofErr w:type="spellEnd"/>
       <w:r>
         <w:t xml:space="preserve"> </w:t>
       </w:r>
+      <w:proofErr w:type="spellStart"/>
       <w:r>
         <w:rPr>
           <w:i/>
@@ -20423,9 +23319,11 @@
         </w:rPr>
         <w:t>vision</w:t>
       </w:r>
+      <w:proofErr w:type="spellEnd"/>
       <w:r>
         <w:t xml:space="preserve">, </w:t>
       </w:r>
+      <w:proofErr w:type="spellStart"/>
       <w:r>
         <w:rPr>
           <w:i/>
@@ -20433,9 +23331,11 @@
         </w:rPr>
         <w:t>deep</w:t>
       </w:r>
+      <w:proofErr w:type="spellEnd"/>
       <w:r>
         <w:t xml:space="preserve"> </w:t>
       </w:r>
+      <w:proofErr w:type="spellStart"/>
       <w:r>
         <w:rPr>
           <w:i/>
@@ -20443,6 +23343,7 @@
         </w:rPr>
         <w:t>learning</w:t>
       </w:r>
+      <w:proofErr w:type="spellEnd"/>
       <w:r>
         <w:t xml:space="preserve">, serta penerapan metode YOLO dalam pengenalan makanan. Studi ini bertujuan untuk memperoleh landasan </w:t>
       </w:r>
@@ -20604,9 +23505,22 @@
       </w:pPr>
       <w:bookmarkStart w:id="72" w:name="_Toc230210511"/>
       <w:r>
-        <w:t>Desain Input/Output</w:t>
+        <w:t xml:space="preserve">Desain </w:t>
+      </w:r>
+      <w:proofErr w:type="spellStart"/>
+      <w:r>
+        <w:t>Input</w:t>
+      </w:r>
+      <w:proofErr w:type="spellEnd"/>
+      <w:r>
+        <w:t>/</w:t>
+      </w:r>
+      <w:proofErr w:type="spellStart"/>
+      <w:r>
+        <w:t>Output</w:t>
       </w:r>
       <w:bookmarkEnd w:id="72"/>
+      <w:proofErr w:type="spellEnd"/>
     </w:p>
     <w:p/>
     <w:p/>
@@ -28957,28 +31871,28 @@
 </file>
 
 <file path=customXml/item1.xml><?xml version="1.0" encoding="utf-8"?>
-<b:Sources xmlns:b="http://schemas.openxmlformats.org/officeDocument/2006/bibliography" xmlns="http://schemas.openxmlformats.org/officeDocument/2006/bibliography" SelectedStyle="\APASixthEditionOfficeOnline.xsl" StyleName="APA" Version="6"/>
-</file>
-
-<file path=customXml/item2.xml><?xml version="1.0" encoding="utf-8"?>
 <go:gDocsCustomXmlDataStorage xmlns:go="http://customooxmlschemas.google.com/" xmlns:r="http://schemas.openxmlformats.org/officeDocument/2006/relationships" uri="GoogleDocsCustomDataVersion2">
   <go:docsCustomData xmlns:go="http://customooxmlschemas.google.com/" roundtripDataSignature="AMtx7mjc0oDXsqUbQ5Asma13N2qEM/4tLA==">CgMxLjAyDmguY3l1aWFoYWNqZ3Y1OAByITFTYUoxdHJUdDl0OFRhVWZtcDZhcEhrSUhsblFFcDh5RQ==</go:docsCustomData>
 </go:gDocsCustomXmlDataStorage>
 </file>
 
-<file path=customXml/itemProps1.xml><?xml version="1.0" encoding="utf-8"?>
-<ds:datastoreItem xmlns:ds="http://schemas.openxmlformats.org/officeDocument/2006/customXml" ds:itemID="{41B3B545-6D3A-4D7B-922A-A90F0B4F9459}">
-  <ds:schemaRefs>
-    <ds:schemaRef ds:uri="http://schemas.openxmlformats.org/officeDocument/2006/bibliography"/>
-  </ds:schemaRefs>
-</ds:datastoreItem>
+<file path=customXml/item2.xml><?xml version="1.0" encoding="utf-8"?>
+<b:Sources xmlns:b="http://schemas.openxmlformats.org/officeDocument/2006/bibliography" xmlns="http://schemas.openxmlformats.org/officeDocument/2006/bibliography" SelectedStyle="\APASixthEditionOfficeOnline.xsl" StyleName="APA" Version="6"/>
 </file>
 
-<file path=customXml/itemProps2.xml><?xml version="1.0" encoding="utf-8"?>
+<file path=customXml/itemProps1.xml><?xml version="1.0" encoding="utf-8"?>
 <ds:datastoreItem xmlns:ds="http://schemas.openxmlformats.org/officeDocument/2006/customXml" ds:itemID="{11111111-1234-1234-1234-123412341234}">
   <ds:schemaRefs>
     <ds:schemaRef ds:uri="http://customooxmlschemas.google.com/"/>
     <ds:schemaRef ds:uri="http://schemas.openxmlformats.org/officeDocument/2006/relationships"/>
   </ds:schemaRefs>
 </ds:datastoreItem>
+</file>
+
+<file path=customXml/itemProps2.xml><?xml version="1.0" encoding="utf-8"?>
+<ds:datastoreItem xmlns:ds="http://schemas.openxmlformats.org/officeDocument/2006/customXml" ds:itemID="{41B3B545-6D3A-4D7B-922A-A90F0B4F9459}">
+  <ds:schemaRefs>
+    <ds:schemaRef ds:uri="http://schemas.openxmlformats.org/officeDocument/2006/bibliography"/>
+  </ds:schemaRefs>
+</ds:datastoreItem>
 </file>
--- a/Bimbingan/laporan/Laporan TA Firman.docx
+++ b/Bimbingan/laporan/Laporan TA Firman.docx
@@ -723,21 +723,7 @@
         <w:rPr>
           <w:color w:val="000000"/>
         </w:rPr>
-        <w:t xml:space="preserve"> </w:t>
-      </w:r>
-      <w:proofErr w:type="spellStart"/>
-      <w:r>
-        <w:rPr>
-          <w:color w:val="000000"/>
-        </w:rPr>
-        <w:t>dibawah</w:t>
-      </w:r>
-      <w:proofErr w:type="spellEnd"/>
-      <w:r>
-        <w:rPr>
-          <w:color w:val="000000"/>
-        </w:rPr>
-        <w:t xml:space="preserve"> ini:</w:t>
+        <w:t xml:space="preserve"> dibawah ini:</w:t>
       </w:r>
     </w:p>
     <w:p>
@@ -21801,7 +21787,7 @@
           <w:color w:val="000000"/>
         </w:rPr>
         <w:drawing>
-          <wp:anchor distT="0" distB="0" distL="114300" distR="114300" simplePos="0" relativeHeight="251663360" behindDoc="0" locked="0" layoutInCell="1" allowOverlap="1" wp14:anchorId="03E19F49" wp14:editId="3578246A">
+          <wp:anchor distT="0" distB="0" distL="114300" distR="114300" simplePos="0" relativeHeight="251663360" behindDoc="0" locked="0" layoutInCell="1" allowOverlap="1" wp14:anchorId="03E19F49" wp14:editId="55104607">
             <wp:simplePos x="0" y="0"/>
             <wp:positionH relativeFrom="column">
               <wp:posOffset>594360</wp:posOffset>
@@ -22289,7 +22275,7 @@
           <w:noProof/>
         </w:rPr>
         <w:drawing>
-          <wp:inline distT="0" distB="0" distL="0" distR="0" wp14:anchorId="28A5A121" wp14:editId="426846FD">
+          <wp:inline distT="0" distB="0" distL="0" distR="0" wp14:anchorId="28A5A121" wp14:editId="5AE317AE">
             <wp:extent cx="3960468" cy="2227580"/>
             <wp:effectExtent l="0" t="0" r="2540" b="1270"/>
             <wp:docPr id="1971309721" name="Picture 1"/>
@@ -23481,6 +23467,71 @@
     </w:p>
     <w:p>
       <w:pPr>
+        <w:spacing w:after="0" w:line="360" w:lineRule="auto"/>
+        <w:ind w:left="567" w:firstLine="567"/>
+        <w:jc w:val="both"/>
+      </w:pPr>
+      <w:r>
+        <w:t>Permasalahan yang diangkat dalam penelitian ini berkaitan dengan proses pemantauan menu dan porsi makanan pada Program Makan Bergizi Gratis (MBG) yang masih dilakukan secara manual. Proses identifikasi jenis makanan dan penilaian porsi umumnya bergantung pada pengamatan petugas sehingga membutuhkan waktu yang cukup lama serta berpotensi menimbulkan kesalahan dalam pencatatan. Selain itu, metode manual juga kurang efektif apabila diterapkan pada jumlah data yang besar karena sulit dilakukan secara konsisten dan objektif.</w:t>
+      </w:r>
+    </w:p>
+    <w:p>
+      <w:pPr>
+        <w:spacing w:after="0" w:line="360" w:lineRule="auto"/>
+        <w:ind w:left="567" w:firstLine="567"/>
+        <w:jc w:val="both"/>
+      </w:pPr>
+      <w:r>
+        <w:t xml:space="preserve">Di sisi lain, perkembangan teknologi </w:t>
+      </w:r>
+      <w:proofErr w:type="spellStart"/>
+      <w:r>
+        <w:rPr>
+          <w:i/>
+          <w:iCs/>
+        </w:rPr>
+        <w:t>computer</w:t>
+      </w:r>
+      <w:proofErr w:type="spellEnd"/>
+      <w:r>
+        <w:rPr>
+          <w:i/>
+          <w:iCs/>
+        </w:rPr>
+        <w:t xml:space="preserve"> </w:t>
+      </w:r>
+      <w:proofErr w:type="spellStart"/>
+      <w:r>
+        <w:rPr>
+          <w:i/>
+          <w:iCs/>
+        </w:rPr>
+        <w:t>vision</w:t>
+      </w:r>
+      <w:proofErr w:type="spellEnd"/>
+      <w:r>
+        <w:t xml:space="preserve"> memungkinkan proses identifikasi objek pada citra digital dilakukan secara otomatis. Namun, implementasi teknologi tersebut pada pemantauan menu makanan masih menghadapi beberapa tantangan, seperti variasi pencahayaan, perbedaan sudut pengambilan gambar, latar belakang yang beragam, serta bentuk makanan yang tidak selalu sama. Kondisi tersebut dapat mempengaruhi kemampuan sistem dalam mengenali objek makanan secara akurat.</w:t>
+      </w:r>
+    </w:p>
+    <w:p>
+      <w:pPr>
+        <w:spacing w:after="0" w:line="360" w:lineRule="auto"/>
+        <w:ind w:left="567" w:firstLine="567"/>
+        <w:jc w:val="both"/>
+      </w:pPr>
+      <w:r>
+        <w:t>Selain proses identifikasi makanan, diperlukan juga metode yang mampu memberikan informasi mengenai porsi makanan, khususnya nasi sebagai sumber karbohidrat utama dalam menu MBG. Oleh karena itu, dibutuhkan suatu sistem yang mampu melakukan deteksi dan segmentasi makanan secara otomatis menggunakan metode YOLO serta memanfaatkan hasil segmentasi untuk mendukung estimasi berat nasi. Sistem yang dikembangkan juga diharapkan dapat diintegrasikan dalam bentuk REST API sehingga mudah digunakan oleh aplikasi lain dan mendukung proses pemantauan gizi secara lebih cepat, objektif, dan efisien.</w:t>
+      </w:r>
+    </w:p>
+    <w:p>
+      <w:pPr>
+        <w:spacing w:after="0" w:line="360" w:lineRule="auto"/>
+        <w:ind w:left="567" w:firstLine="567"/>
+        <w:jc w:val="both"/>
+      </w:pPr>
+    </w:p>
+    <w:p>
+      <w:pPr>
         <w:pStyle w:val="Judul2"/>
       </w:pPr>
       <w:bookmarkStart w:id="70" w:name="_Toc230210509"/>
@@ -23491,6 +23542,320 @@
     </w:p>
     <w:p>
       <w:pPr>
+        <w:spacing w:after="0" w:line="360" w:lineRule="auto"/>
+        <w:ind w:left="567" w:firstLine="567"/>
+        <w:jc w:val="both"/>
+      </w:pPr>
+      <w:r>
+        <w:lastRenderedPageBreak/>
+        <w:t>Analisa kebutuhan sistem dilakukan untuk mengidentifikasi kebutuhan yang diperlukan dalam pengembangan sistem deteksi makanan berbasis YOLO. Kebutuhan tersebut meliputi perangkat keras dan perangkat lunak yang digunakan selama proses pengembangan, pelatihan model, dan pengujian sistem.</w:t>
+      </w:r>
+    </w:p>
+    <w:p>
+      <w:pPr>
+        <w:spacing w:after="0" w:line="360" w:lineRule="auto"/>
+        <w:ind w:left="567" w:firstLine="567"/>
+        <w:jc w:val="both"/>
+      </w:pPr>
+    </w:p>
+    <w:p>
+      <w:pPr>
+        <w:pStyle w:val="DaftarParagraf"/>
+        <w:rPr>
+          <w:vanish/>
+        </w:rPr>
+      </w:pPr>
+    </w:p>
+    <w:p>
+      <w:pPr>
+        <w:pStyle w:val="DaftarParagraf"/>
+        <w:numPr>
+          <w:ilvl w:val="1"/>
+          <w:numId w:val="40"/>
+        </w:numPr>
+        <w:contextualSpacing w:val="0"/>
+        <w:rPr>
+          <w:vanish/>
+        </w:rPr>
+      </w:pPr>
+    </w:p>
+    <w:p>
+      <w:pPr>
+        <w:pStyle w:val="DaftarParagraf"/>
+        <w:numPr>
+          <w:ilvl w:val="1"/>
+          <w:numId w:val="40"/>
+        </w:numPr>
+        <w:contextualSpacing w:val="0"/>
+        <w:rPr>
+          <w:vanish/>
+        </w:rPr>
+      </w:pPr>
+    </w:p>
+    <w:p>
+      <w:pPr>
+        <w:pStyle w:val="Judul3"/>
+      </w:pPr>
+      <w:r>
+        <w:t>Kebutuhan Perangkat Keras</w:t>
+      </w:r>
+    </w:p>
+    <w:p>
+      <w:pPr>
+        <w:spacing w:after="0" w:line="360" w:lineRule="auto"/>
+        <w:ind w:left="1276" w:firstLine="567"/>
+        <w:jc w:val="both"/>
+      </w:pPr>
+      <w:r>
+        <w:t>Perangkat keras digunakan untuk mendukung proses pengembangan sistem dan pengambilan data. Adapun perangkat keras yang digunakan adalah sebagai berikut</w:t>
+      </w:r>
+      <w:r>
+        <w:t>:</w:t>
+      </w:r>
+    </w:p>
+    <w:p>
+      <w:pPr>
+        <w:pStyle w:val="DaftarParagraf"/>
+        <w:numPr>
+          <w:ilvl w:val="0"/>
+          <w:numId w:val="43"/>
+        </w:numPr>
+        <w:spacing w:after="0" w:line="360" w:lineRule="auto"/>
+        <w:ind w:left="1701" w:hanging="425"/>
+      </w:pPr>
+      <w:r>
+        <w:t xml:space="preserve">Komputer </w:t>
+      </w:r>
+      <w:r>
+        <w:t>dengan spesifikasi:</w:t>
+      </w:r>
+    </w:p>
+    <w:p>
+      <w:pPr>
+        <w:pStyle w:val="DaftarParagraf"/>
+        <w:numPr>
+          <w:ilvl w:val="7"/>
+          <w:numId w:val="33"/>
+        </w:numPr>
+        <w:spacing w:after="0" w:line="360" w:lineRule="auto"/>
+        <w:ind w:left="2126" w:hanging="425"/>
+      </w:pPr>
+      <w:proofErr w:type="spellStart"/>
+      <w:r>
+        <w:t>Processor</w:t>
+      </w:r>
+      <w:proofErr w:type="spellEnd"/>
+      <w:r>
+        <w:t xml:space="preserve"> </w:t>
+      </w:r>
+      <w:r>
+        <w:t xml:space="preserve">AMD </w:t>
+      </w:r>
+      <w:proofErr w:type="spellStart"/>
+      <w:r>
+        <w:t>Ryzen</w:t>
+      </w:r>
+      <w:proofErr w:type="spellEnd"/>
+      <w:r>
+        <w:t xml:space="preserve"> 5 4600G</w:t>
+      </w:r>
+    </w:p>
+    <w:p>
+      <w:pPr>
+        <w:pStyle w:val="DaftarParagraf"/>
+        <w:numPr>
+          <w:ilvl w:val="7"/>
+          <w:numId w:val="33"/>
+        </w:numPr>
+        <w:spacing w:after="0" w:line="360" w:lineRule="auto"/>
+        <w:ind w:left="2126" w:hanging="425"/>
+      </w:pPr>
+      <w:r>
+        <w:t>RAM 24 GB</w:t>
+      </w:r>
+    </w:p>
+    <w:p>
+      <w:pPr>
+        <w:pStyle w:val="DaftarParagraf"/>
+        <w:numPr>
+          <w:ilvl w:val="0"/>
+          <w:numId w:val="43"/>
+        </w:numPr>
+        <w:spacing w:after="0" w:line="360" w:lineRule="auto"/>
+        <w:ind w:left="1701" w:hanging="425"/>
+      </w:pPr>
+      <w:proofErr w:type="spellStart"/>
+      <w:r>
+        <w:rPr>
+          <w:i/>
+          <w:iCs/>
+        </w:rPr>
+        <w:t>Smartphone</w:t>
+      </w:r>
+      <w:proofErr w:type="spellEnd"/>
+      <w:r>
+        <w:t xml:space="preserve"> Android</w:t>
+      </w:r>
+    </w:p>
+    <w:p>
+      <w:pPr>
+        <w:pStyle w:val="DaftarParagraf"/>
+        <w:numPr>
+          <w:ilvl w:val="0"/>
+          <w:numId w:val="44"/>
+        </w:numPr>
+        <w:spacing w:after="0" w:line="360" w:lineRule="auto"/>
+        <w:ind w:left="2126" w:hanging="425"/>
+      </w:pPr>
+      <w:r>
+        <w:t>Kamera 50 MP</w:t>
+      </w:r>
+    </w:p>
+    <w:p>
+      <w:pPr>
+        <w:pStyle w:val="Judul3"/>
+      </w:pPr>
+      <w:r>
+        <w:t>Kebutuhan Perangkat Lunak</w:t>
+      </w:r>
+    </w:p>
+    <w:p>
+      <w:pPr>
+        <w:spacing w:after="0" w:line="360" w:lineRule="auto"/>
+        <w:ind w:left="1276" w:firstLine="567"/>
+        <w:jc w:val="both"/>
+      </w:pPr>
+      <w:r>
+        <w:t>Perangkat lunak yang digunakan dalam penelitian ini adalah sebagai berikut:</w:t>
+      </w:r>
+    </w:p>
+    <w:p>
+      <w:pPr>
+        <w:pStyle w:val="DaftarParagraf"/>
+        <w:numPr>
+          <w:ilvl w:val="0"/>
+          <w:numId w:val="45"/>
+        </w:numPr>
+        <w:spacing w:after="0" w:line="360" w:lineRule="auto"/>
+        <w:ind w:left="1701" w:hanging="425"/>
+      </w:pPr>
+      <w:r>
+        <w:t xml:space="preserve">Google </w:t>
+      </w:r>
+      <w:proofErr w:type="spellStart"/>
+      <w:r>
+        <w:t>Colaboratory</w:t>
+      </w:r>
+      <w:proofErr w:type="spellEnd"/>
+    </w:p>
+    <w:p>
+      <w:pPr>
+        <w:pStyle w:val="DaftarParagraf"/>
+        <w:numPr>
+          <w:ilvl w:val="0"/>
+          <w:numId w:val="45"/>
+        </w:numPr>
+        <w:spacing w:after="0" w:line="360" w:lineRule="auto"/>
+        <w:ind w:left="1701" w:hanging="425"/>
+      </w:pPr>
+      <w:proofErr w:type="spellStart"/>
+      <w:r>
+        <w:t>Roboflow</w:t>
+      </w:r>
+      <w:proofErr w:type="spellEnd"/>
+    </w:p>
+    <w:p>
+      <w:pPr>
+        <w:pStyle w:val="DaftarParagraf"/>
+        <w:numPr>
+          <w:ilvl w:val="0"/>
+          <w:numId w:val="45"/>
+        </w:numPr>
+        <w:spacing w:after="0" w:line="360" w:lineRule="auto"/>
+        <w:ind w:left="1701" w:hanging="425"/>
+      </w:pPr>
+      <w:r>
+        <w:t>Visual Studio Code</w:t>
+      </w:r>
+    </w:p>
+    <w:p>
+      <w:pPr>
+        <w:pStyle w:val="DaftarParagraf"/>
+        <w:numPr>
+          <w:ilvl w:val="0"/>
+          <w:numId w:val="45"/>
+        </w:numPr>
+        <w:spacing w:after="0" w:line="360" w:lineRule="auto"/>
+        <w:ind w:left="1701" w:hanging="425"/>
+      </w:pPr>
+      <w:proofErr w:type="spellStart"/>
+      <w:r>
+        <w:t>Postman</w:t>
+      </w:r>
+      <w:proofErr w:type="spellEnd"/>
+    </w:p>
+    <w:p>
+      <w:pPr>
+        <w:pStyle w:val="DaftarParagraf"/>
+        <w:numPr>
+          <w:ilvl w:val="0"/>
+          <w:numId w:val="45"/>
+        </w:numPr>
+        <w:spacing w:after="0" w:line="360" w:lineRule="auto"/>
+        <w:ind w:left="1701" w:hanging="425"/>
+      </w:pPr>
+      <w:r>
+        <w:t xml:space="preserve">Google </w:t>
+      </w:r>
+      <w:proofErr w:type="spellStart"/>
+      <w:r>
+        <w:t>Chrome</w:t>
+      </w:r>
+      <w:proofErr w:type="spellEnd"/>
+    </w:p>
+    <w:p>
+      <w:pPr>
+        <w:pStyle w:val="Judul3"/>
+      </w:pPr>
+      <w:r>
+        <w:t>Kebutuhan Data</w:t>
+      </w:r>
+    </w:p>
+    <w:p>
+      <w:pPr>
+        <w:spacing w:after="0" w:line="360" w:lineRule="auto"/>
+        <w:ind w:left="1276" w:firstLine="567"/>
+      </w:pPr>
+      <w:r>
+        <w:t xml:space="preserve">Data yang digunakan dalam penelitian ini berupa </w:t>
+      </w:r>
+      <w:proofErr w:type="spellStart"/>
+      <w:r>
+        <w:rPr>
+          <w:i/>
+          <w:iCs/>
+        </w:rPr>
+        <w:t>dataset</w:t>
+      </w:r>
+      <w:proofErr w:type="spellEnd"/>
+      <w:r>
+        <w:t xml:space="preserve"> citra makanan yang mencakup gambar menu makanan yang diperoleh dari media sosial Satuan Pelayanan Pemenuhan Gizi (SPPG) dan citra nasi yang diambil menggunakan kamera </w:t>
+      </w:r>
+      <w:proofErr w:type="spellStart"/>
+      <w:r>
+        <w:rPr>
+          <w:i/>
+          <w:iCs/>
+        </w:rPr>
+        <w:t>smartphone</w:t>
+      </w:r>
+      <w:proofErr w:type="spellEnd"/>
+      <w:r>
+        <w:t xml:space="preserve"> secara mandiri sebagai data untuk proses estimasi berat makanan.</w:t>
+      </w:r>
+    </w:p>
+    <w:p>
+      <w:pPr>
         <w:pStyle w:val="Judul2"/>
       </w:pPr>
       <w:bookmarkStart w:id="71" w:name="_Toc230210510"/>
@@ -23498,6 +23863,259 @@
         <w:t>Perancangan Sistem</w:t>
       </w:r>
       <w:bookmarkEnd w:id="71"/>
+    </w:p>
+    <w:p>
+      <w:pPr>
+        <w:spacing w:after="0" w:line="360" w:lineRule="auto"/>
+        <w:ind w:left="567" w:firstLine="567"/>
+        <w:jc w:val="both"/>
+      </w:pPr>
+      <w:r>
+        <w:lastRenderedPageBreak/>
+        <w:t xml:space="preserve">Perancangan sistem dilakukan untuk menggambarkan alur kerja sistem deteksi makanan berbasis YOLO yang dikembangkan pada penelitian ini. Perancangan meliputi diagram blok sistem, </w:t>
+      </w:r>
+      <w:proofErr w:type="spellStart"/>
+      <w:r>
+        <w:rPr>
+          <w:i/>
+          <w:iCs/>
+        </w:rPr>
+        <w:t>flowchart</w:t>
+      </w:r>
+      <w:proofErr w:type="spellEnd"/>
+      <w:r>
+        <w:t xml:space="preserve"> proses deteksi makanan, serta arsitektur layanan REST API yang digunakan untuk menghubungkan model dengan aplikasi klien.</w:t>
+      </w:r>
+    </w:p>
+    <w:p>
+      <w:pPr>
+        <w:pStyle w:val="DaftarParagraf"/>
+        <w:numPr>
+          <w:ilvl w:val="1"/>
+          <w:numId w:val="40"/>
+        </w:numPr>
+        <w:contextualSpacing w:val="0"/>
+        <w:rPr>
+          <w:vanish/>
+        </w:rPr>
+      </w:pPr>
+    </w:p>
+    <w:p>
+      <w:pPr>
+        <w:pStyle w:val="Judul3"/>
+      </w:pPr>
+      <w:r>
+        <w:t>Perancangan Diagram Blok</w:t>
+      </w:r>
+    </w:p>
+    <w:p>
+      <w:pPr>
+        <w:spacing w:after="0" w:line="360" w:lineRule="auto"/>
+        <w:ind w:left="1276" w:firstLine="567"/>
+      </w:pPr>
+      <w:r>
+        <w:t xml:space="preserve">Perancangan diagram blok digunakan untuk memberikan gambaran umum mengenai alur kerja sistem mulai dari proses </w:t>
+      </w:r>
+      <w:proofErr w:type="spellStart"/>
+      <w:r>
+        <w:t>input</w:t>
+      </w:r>
+      <w:proofErr w:type="spellEnd"/>
+      <w:r>
+        <w:t xml:space="preserve"> citra hingga menghasilkan keluaran berupa hasil deteksi makanan dan estimasi berat nasi. Diagram blok membantu menjelaskan hubungan antar komponen yang terlibat dalam sistem sehingga memudahkan pemahaman terhadap proses yang berlangsung. Diagram blok sistem dapat dilihat pada Gambar</w:t>
+      </w:r>
+    </w:p>
+    <w:p>
+      <w:pPr>
+        <w:spacing w:after="0" w:line="360" w:lineRule="auto"/>
+        <w:ind w:left="1276" w:firstLine="567"/>
+      </w:pPr>
+    </w:p>
+    <w:p>
+      <w:pPr>
+        <w:spacing w:after="0" w:line="360" w:lineRule="auto"/>
+        <w:ind w:left="1276" w:firstLine="567"/>
+      </w:pPr>
+      <w:proofErr w:type="spellStart"/>
+      <w:r>
+        <w:t>Gambanaasa</w:t>
+      </w:r>
+      <w:proofErr w:type="spellEnd"/>
+    </w:p>
+    <w:p>
+      <w:pPr>
+        <w:spacing w:after="0" w:line="360" w:lineRule="auto"/>
+        <w:ind w:left="1276" w:firstLine="567"/>
+      </w:pPr>
+    </w:p>
+    <w:p>
+      <w:pPr>
+        <w:spacing w:after="0" w:line="360" w:lineRule="auto"/>
+        <w:ind w:left="1276" w:firstLine="567"/>
+      </w:pPr>
+      <w:r>
+        <w:t>Berdasarkan Gambar 4</w:t>
+      </w:r>
+      <w:r>
+        <w:t>98u</w:t>
+      </w:r>
+      <w:r>
+        <w:t>, pengguna mengunggah citra makanan melalui aplikasi klien. Citra kemudian dikirim ke server melalui layanan REST API untuk diproses menggunakan model YOLO26. Hasil deteksi dan segmentasi digunakan untuk mengidentifikasi jenis makanan dan menghitung luas area objek nasi. Selanjutnya sistem melakukan estimasi berat nasi berdasarkan luas area hasil segmentasi dan mengembalikan hasil dalam bentuk data JSON serta visualisasi deteksi.</w:t>
+      </w:r>
+    </w:p>
+    <w:p>
+      <w:pPr>
+        <w:spacing w:after="0" w:line="360" w:lineRule="auto"/>
+        <w:ind w:left="1276" w:firstLine="567"/>
+      </w:pPr>
+    </w:p>
+    <w:p>
+      <w:pPr>
+        <w:pStyle w:val="Judul3"/>
+      </w:pPr>
+      <w:r>
+        <w:t xml:space="preserve">Perancangan </w:t>
+      </w:r>
+      <w:proofErr w:type="spellStart"/>
+      <w:r>
+        <w:t>Flowchart</w:t>
+      </w:r>
+      <w:proofErr w:type="spellEnd"/>
+    </w:p>
+    <w:p>
+      <w:pPr>
+        <w:spacing w:after="0" w:line="360" w:lineRule="auto"/>
+        <w:ind w:left="1276" w:firstLine="567"/>
+      </w:pPr>
+      <w:proofErr w:type="spellStart"/>
+      <w:r>
+        <w:t>Flowchart</w:t>
+      </w:r>
+      <w:proofErr w:type="spellEnd"/>
+      <w:r>
+        <w:t xml:space="preserve"> digunakan untuk menggambarkan urutan proses yang dilakukan sistem secara sistematis mulai dari penerimaan citra hingga menghasilkan hasil prediksi.</w:t>
+      </w:r>
+    </w:p>
+    <w:p>
+      <w:pPr>
+        <w:spacing w:after="0" w:line="360" w:lineRule="auto"/>
+        <w:ind w:left="1276" w:firstLine="567"/>
+      </w:pPr>
+    </w:p>
+    <w:p>
+      <w:pPr>
+        <w:pStyle w:val="DaftarParagraf"/>
+        <w:numPr>
+          <w:ilvl w:val="0"/>
+          <w:numId w:val="46"/>
+        </w:numPr>
+        <w:spacing w:after="0" w:line="360" w:lineRule="auto"/>
+      </w:pPr>
+      <w:proofErr w:type="spellStart"/>
+      <w:r>
+        <w:t>Flowchart</w:t>
+      </w:r>
+      <w:proofErr w:type="spellEnd"/>
+      <w:r>
+        <w:t xml:space="preserve"> Proses Deteksi Makana</w:t>
+      </w:r>
+      <w:r>
+        <w:t>n</w:t>
+      </w:r>
+    </w:p>
+    <w:p>
+      <w:pPr>
+        <w:pStyle w:val="DaftarParagraf"/>
+        <w:numPr>
+          <w:ilvl w:val="0"/>
+          <w:numId w:val="0"/>
+        </w:numPr>
+        <w:spacing w:after="0" w:line="360" w:lineRule="auto"/>
+        <w:ind w:left="1701" w:firstLine="567"/>
+      </w:pPr>
+      <w:proofErr w:type="spellStart"/>
+      <w:r>
+        <w:lastRenderedPageBreak/>
+        <w:t>Flowchart</w:t>
+      </w:r>
+      <w:proofErr w:type="spellEnd"/>
+      <w:r>
+        <w:t xml:space="preserve"> deteksi makanan menggambarkan proses identifikasi objek makanan menggunakan model YOLO26. Proses dimulai dari </w:t>
+      </w:r>
+      <w:proofErr w:type="spellStart"/>
+      <w:r>
+        <w:t>input</w:t>
+      </w:r>
+      <w:proofErr w:type="spellEnd"/>
+      <w:r>
+        <w:t xml:space="preserve"> citra, dilanjutkan dengan </w:t>
+      </w:r>
+      <w:proofErr w:type="spellStart"/>
+      <w:r>
+        <w:t>preprocessing</w:t>
+      </w:r>
+      <w:proofErr w:type="spellEnd"/>
+      <w:r>
+        <w:t xml:space="preserve">, inferensi model, dan menampilkan hasil deteksi objek makanan. </w:t>
+      </w:r>
+      <w:proofErr w:type="spellStart"/>
+      <w:r>
+        <w:t>Flowchart</w:t>
+      </w:r>
+      <w:proofErr w:type="spellEnd"/>
+      <w:r>
+        <w:t xml:space="preserve"> dapat dilihat pada Gambar 4.2.</w:t>
+      </w:r>
+    </w:p>
+    <w:p>
+      <w:pPr>
+        <w:pStyle w:val="DaftarParagraf"/>
+        <w:numPr>
+          <w:ilvl w:val="0"/>
+          <w:numId w:val="46"/>
+        </w:numPr>
+        <w:spacing w:after="0" w:line="360" w:lineRule="auto"/>
+      </w:pPr>
+      <w:proofErr w:type="spellStart"/>
+      <w:r>
+        <w:t>Flowchart</w:t>
+      </w:r>
+      <w:proofErr w:type="spellEnd"/>
+      <w:r>
+        <w:t xml:space="preserve"> Estimasi Berat Nasi</w:t>
+      </w:r>
+    </w:p>
+    <w:p>
+      <w:pPr>
+        <w:pStyle w:val="DaftarParagraf"/>
+        <w:numPr>
+          <w:ilvl w:val="0"/>
+          <w:numId w:val="0"/>
+        </w:numPr>
+        <w:spacing w:after="0" w:line="360" w:lineRule="auto"/>
+        <w:ind w:left="1701" w:firstLine="567"/>
+      </w:pPr>
+      <w:proofErr w:type="spellStart"/>
+      <w:r>
+        <w:t>Flowchart</w:t>
+      </w:r>
+      <w:proofErr w:type="spellEnd"/>
+      <w:r>
+        <w:t xml:space="preserve"> estimasi berat nasi menggambarkan proses perhitungan berat nasi berdasarkan luas area hasil segmentasi. Proses dimulai setelah objek nasi berhasil terdeteksi oleh model. Luas area segmentasi dihitung dan dikonversikan menjadi estimasi berat nasi menggunakan faktor skala yang telah ditentukan. </w:t>
+      </w:r>
+      <w:proofErr w:type="spellStart"/>
+      <w:r>
+        <w:t>Flowchart</w:t>
+      </w:r>
+      <w:proofErr w:type="spellEnd"/>
+      <w:r>
+        <w:t xml:space="preserve"> dapat dilihat pada Gambar 4.3.</w:t>
+      </w:r>
+    </w:p>
+    <w:p>
+      <w:pPr>
+        <w:spacing w:after="0" w:line="360" w:lineRule="auto"/>
+      </w:pPr>
     </w:p>
     <w:p>
       <w:pPr>
@@ -26344,6 +26962,95 @@
 <file path=word/numbering.xml><?xml version="1.0" encoding="utf-8"?>
 <w:numbering xmlns:wpc="http://schemas.microsoft.com/office/word/2010/wordprocessingCanvas" xmlns:cx="http://schemas.microsoft.com/office/drawing/2014/chartex" xmlns:cx1="http://schemas.microsoft.com/office/drawing/2015/9/8/chartex" xmlns:cx2="http://schemas.microsoft.com/office/drawing/2015/10/21/chartex" xmlns:cx3="http://schemas.microsoft.com/office/drawing/2016/5/9/chartex" xmlns:cx4="http://schemas.microsoft.com/office/drawing/2016/5/10/chartex" xmlns:cx5="http://schemas.microsoft.com/office/drawing/2016/5/11/chartex" xmlns:cx6="http://schemas.microsoft.com/office/drawing/2016/5/12/chartex" xmlns:cx7="http://schemas.microsoft.com/office/drawing/2016/5/13/chartex" xmlns:cx8="http://schemas.microsoft.com/office/drawing/2016/5/14/chartex" xmlns:mc="http://schemas.openxmlformats.org/markup-compatibility/2006" xmlns:aink="http://schemas.microsoft.com/office/drawing/2016/ink" xmlns:am3d="http://schemas.microsoft.com/office/drawing/2017/model3d" xmlns:o="urn:schemas-microsoft-com:office:office" xmlns:oel="http://schemas.microsoft.com/office/2019/extlst" xmlns:r="http://schemas.openxmlformats.org/officeDocument/2006/relationships" xmlns:m="http://schemas.openxmlformats.org/officeDocument/2006/math" xmlns:v="urn:schemas-microsoft-com:vml" xmlns:wp14="http://schemas.microsoft.com/office/word/2010/wordprocessingDrawing" xmlns:wp="http://schemas.openxmlformats.org/drawingml/2006/wordprocessingDrawing" xmlns:w10="urn:schemas-microsoft-com:office:word" xmlns:w="http://schemas.openxmlformats.org/wordprocessingml/2006/main" xmlns:w14="http://schemas.microsoft.com/office/word/2010/wordml" xmlns:w15="http://schemas.microsoft.com/office/word/2012/wordml" xmlns:w16cex="http://schemas.microsoft.com/office/word/2018/wordml/cex" xmlns:w16cid="http://schemas.microsoft.com/office/word/2016/wordml/cid" xmlns:w16="http://schemas.microsoft.com/office/word/2018/wordml" xmlns:w16du="http://schemas.microsoft.com/office/word/2023/wordml/word16du" xmlns:w16sdtdh="http://schemas.microsoft.com/office/word/2020/wordml/sdtdatahash" xmlns:w16sdtfl="http://schemas.microsoft.com/office/word/2024/wordml/sdtformatlock" xmlns:w16se="http://schemas.microsoft.com/office/word/2015/wordml/symex" xmlns:wpg="http://schemas.microsoft.com/office/word/2010/wordprocessingGroup" xmlns:wpi="http://schemas.microsoft.com/office/word/2010/wordprocessingInk" xmlns:wne="http://schemas.microsoft.com/office/word/2006/wordml" xmlns:wps="http://schemas.microsoft.com/office/word/2010/wordprocessingShape" mc:Ignorable="w14 w15 w16se w16cid w16 w16cex w16sdtdh w16sdtfl w16du wp14">
   <w:abstractNum w:abstractNumId="0" w15:restartNumberingAfterBreak="0">
+    <w:nsid w:val="01EA0D48"/>
+    <w:multiLevelType w:val="hybridMultilevel"/>
+    <w:tmpl w:val="F84E57F4"/>
+    <w:lvl w:ilvl="0" w:tplc="4168A2AA">
+      <w:start w:val="1"/>
+      <w:numFmt w:val="decimal"/>
+      <w:lvlText w:val="%1."/>
+      <w:lvlJc w:val="left"/>
+      <w:pPr>
+        <w:ind w:left="1636" w:hanging="360"/>
+      </w:pPr>
+      <w:rPr>
+        <w:rFonts w:hint="default"/>
+      </w:rPr>
+    </w:lvl>
+    <w:lvl w:ilvl="1" w:tplc="04210019" w:tentative="1">
+      <w:start w:val="1"/>
+      <w:numFmt w:val="lowerLetter"/>
+      <w:lvlText w:val="%2."/>
+      <w:lvlJc w:val="left"/>
+      <w:pPr>
+        <w:ind w:left="2356" w:hanging="360"/>
+      </w:pPr>
+    </w:lvl>
+    <w:lvl w:ilvl="2" w:tplc="0421001B" w:tentative="1">
+      <w:start w:val="1"/>
+      <w:numFmt w:val="lowerRoman"/>
+      <w:lvlText w:val="%3."/>
+      <w:lvlJc w:val="right"/>
+      <w:pPr>
+        <w:ind w:left="3076" w:hanging="180"/>
+      </w:pPr>
+    </w:lvl>
+    <w:lvl w:ilvl="3" w:tplc="0421000F" w:tentative="1">
+      <w:start w:val="1"/>
+      <w:numFmt w:val="decimal"/>
+      <w:lvlText w:val="%4."/>
+      <w:lvlJc w:val="left"/>
+      <w:pPr>
+        <w:ind w:left="3796" w:hanging="360"/>
+      </w:pPr>
+    </w:lvl>
+    <w:lvl w:ilvl="4" w:tplc="04210019" w:tentative="1">
+      <w:start w:val="1"/>
+      <w:numFmt w:val="lowerLetter"/>
+      <w:lvlText w:val="%5."/>
+      <w:lvlJc w:val="left"/>
+      <w:pPr>
+        <w:ind w:left="4516" w:hanging="360"/>
+      </w:pPr>
+    </w:lvl>
+    <w:lvl w:ilvl="5" w:tplc="0421001B" w:tentative="1">
+      <w:start w:val="1"/>
+      <w:numFmt w:val="lowerRoman"/>
+      <w:lvlText w:val="%6."/>
+      <w:lvlJc w:val="right"/>
+      <w:pPr>
+        <w:ind w:left="5236" w:hanging="180"/>
+      </w:pPr>
+    </w:lvl>
+    <w:lvl w:ilvl="6" w:tplc="0421000F" w:tentative="1">
+      <w:start w:val="1"/>
+      <w:numFmt w:val="decimal"/>
+      <w:lvlText w:val="%7."/>
+      <w:lvlJc w:val="left"/>
+      <w:pPr>
+        <w:ind w:left="5956" w:hanging="360"/>
+      </w:pPr>
+    </w:lvl>
+    <w:lvl w:ilvl="7" w:tplc="04210019" w:tentative="1">
+      <w:start w:val="1"/>
+      <w:numFmt w:val="lowerLetter"/>
+      <w:lvlText w:val="%8."/>
+      <w:lvlJc w:val="left"/>
+      <w:pPr>
+        <w:ind w:left="6676" w:hanging="360"/>
+      </w:pPr>
+    </w:lvl>
+    <w:lvl w:ilvl="8" w:tplc="0421001B" w:tentative="1">
+      <w:start w:val="1"/>
+      <w:numFmt w:val="lowerRoman"/>
+      <w:lvlText w:val="%9."/>
+      <w:lvlJc w:val="right"/>
+      <w:pPr>
+        <w:ind w:left="7396" w:hanging="180"/>
+      </w:pPr>
+    </w:lvl>
+  </w:abstractNum>
+  <w:abstractNum w:abstractNumId="1" w15:restartNumberingAfterBreak="0">
     <w:nsid w:val="031F7B52"/>
     <w:multiLevelType w:val="hybridMultilevel"/>
     <w:tmpl w:val="FF089A24"/>
@@ -26432,7 +27139,7 @@
       </w:pPr>
     </w:lvl>
   </w:abstractNum>
-  <w:abstractNum w:abstractNumId="1" w15:restartNumberingAfterBreak="0">
+  <w:abstractNum w:abstractNumId="2" w15:restartNumberingAfterBreak="0">
     <w:nsid w:val="033664E0"/>
     <w:multiLevelType w:val="hybridMultilevel"/>
     <w:tmpl w:val="540E07A4"/>
@@ -26521,7 +27228,7 @@
       </w:pPr>
     </w:lvl>
   </w:abstractNum>
-  <w:abstractNum w:abstractNumId="2" w15:restartNumberingAfterBreak="0">
+  <w:abstractNum w:abstractNumId="3" w15:restartNumberingAfterBreak="0">
     <w:nsid w:val="048752CF"/>
     <w:multiLevelType w:val="multilevel"/>
     <w:tmpl w:val="BF5CD2FA"/>
@@ -26607,7 +27314,7 @@
       </w:pPr>
     </w:lvl>
   </w:abstractNum>
-  <w:abstractNum w:abstractNumId="3" w15:restartNumberingAfterBreak="0">
+  <w:abstractNum w:abstractNumId="4" w15:restartNumberingAfterBreak="0">
     <w:nsid w:val="0B097B27"/>
     <w:multiLevelType w:val="hybridMultilevel"/>
     <w:tmpl w:val="B08EE55C"/>
@@ -26696,7 +27403,7 @@
       </w:pPr>
     </w:lvl>
   </w:abstractNum>
-  <w:abstractNum w:abstractNumId="4" w15:restartNumberingAfterBreak="0">
+  <w:abstractNum w:abstractNumId="5" w15:restartNumberingAfterBreak="0">
     <w:nsid w:val="0BC07F83"/>
     <w:multiLevelType w:val="hybridMultilevel"/>
     <w:tmpl w:val="11BEEF84"/>
@@ -26785,7 +27492,7 @@
       </w:pPr>
     </w:lvl>
   </w:abstractNum>
-  <w:abstractNum w:abstractNumId="5" w15:restartNumberingAfterBreak="0">
+  <w:abstractNum w:abstractNumId="6" w15:restartNumberingAfterBreak="0">
     <w:nsid w:val="0C652FC4"/>
     <w:multiLevelType w:val="hybridMultilevel"/>
     <w:tmpl w:val="8090ACA4"/>
@@ -26874,7 +27581,7 @@
       </w:pPr>
     </w:lvl>
   </w:abstractNum>
-  <w:abstractNum w:abstractNumId="6" w15:restartNumberingAfterBreak="0">
+  <w:abstractNum w:abstractNumId="7" w15:restartNumberingAfterBreak="0">
     <w:nsid w:val="0C705F94"/>
     <w:multiLevelType w:val="hybridMultilevel"/>
     <w:tmpl w:val="D0A270AC"/>
@@ -26963,7 +27670,7 @@
       </w:pPr>
     </w:lvl>
   </w:abstractNum>
-  <w:abstractNum w:abstractNumId="7" w15:restartNumberingAfterBreak="0">
+  <w:abstractNum w:abstractNumId="8" w15:restartNumberingAfterBreak="0">
     <w:nsid w:val="0D425F36"/>
     <w:multiLevelType w:val="hybridMultilevel"/>
     <w:tmpl w:val="DACE8BFE"/>
@@ -27052,7 +27759,7 @@
       </w:pPr>
     </w:lvl>
   </w:abstractNum>
-  <w:abstractNum w:abstractNumId="8" w15:restartNumberingAfterBreak="0">
+  <w:abstractNum w:abstractNumId="9" w15:restartNumberingAfterBreak="0">
     <w:nsid w:val="0DEB120F"/>
     <w:multiLevelType w:val="hybridMultilevel"/>
     <w:tmpl w:val="67ACBBDA"/>
@@ -27141,7 +27848,7 @@
       </w:pPr>
     </w:lvl>
   </w:abstractNum>
-  <w:abstractNum w:abstractNumId="9" w15:restartNumberingAfterBreak="0">
+  <w:abstractNum w:abstractNumId="10" w15:restartNumberingAfterBreak="0">
     <w:nsid w:val="10C1603C"/>
     <w:multiLevelType w:val="hybridMultilevel"/>
     <w:tmpl w:val="2F2E751C"/>
@@ -27254,7 +27961,7 @@
       </w:pPr>
     </w:lvl>
   </w:abstractNum>
-  <w:abstractNum w:abstractNumId="10" w15:restartNumberingAfterBreak="0">
+  <w:abstractNum w:abstractNumId="11" w15:restartNumberingAfterBreak="0">
     <w:nsid w:val="14D14455"/>
     <w:multiLevelType w:val="hybridMultilevel"/>
     <w:tmpl w:val="979A857C"/>
@@ -27343,10 +28050,10 @@
       </w:pPr>
     </w:lvl>
   </w:abstractNum>
-  <w:abstractNum w:abstractNumId="11" w15:restartNumberingAfterBreak="0">
+  <w:abstractNum w:abstractNumId="12" w15:restartNumberingAfterBreak="0">
     <w:nsid w:val="15E23DE4"/>
     <w:multiLevelType w:val="multilevel"/>
-    <w:tmpl w:val="D95E9CCE"/>
+    <w:tmpl w:val="54024E32"/>
     <w:lvl w:ilvl="0">
       <w:start w:val="1"/>
       <w:numFmt w:val="decimal"/>
@@ -27462,7 +28169,7 @@
       </w:rPr>
     </w:lvl>
   </w:abstractNum>
-  <w:abstractNum w:abstractNumId="12" w15:restartNumberingAfterBreak="0">
+  <w:abstractNum w:abstractNumId="13" w15:restartNumberingAfterBreak="0">
     <w:nsid w:val="194B164B"/>
     <w:multiLevelType w:val="hybridMultilevel"/>
     <w:tmpl w:val="C52CA29C"/>
@@ -27551,7 +28258,7 @@
       </w:pPr>
     </w:lvl>
   </w:abstractNum>
-  <w:abstractNum w:abstractNumId="13" w15:restartNumberingAfterBreak="0">
+  <w:abstractNum w:abstractNumId="14" w15:restartNumberingAfterBreak="0">
     <w:nsid w:val="1E710D81"/>
     <w:multiLevelType w:val="hybridMultilevel"/>
     <w:tmpl w:val="489CD5D0"/>
@@ -27640,7 +28347,96 @@
       </w:pPr>
     </w:lvl>
   </w:abstractNum>
-  <w:abstractNum w:abstractNumId="14" w15:restartNumberingAfterBreak="0">
+  <w:abstractNum w:abstractNumId="15" w15:restartNumberingAfterBreak="0">
+    <w:nsid w:val="20F91C08"/>
+    <w:multiLevelType w:val="hybridMultilevel"/>
+    <w:tmpl w:val="77C07E5A"/>
+    <w:lvl w:ilvl="0" w:tplc="8A8EFB98">
+      <w:start w:val="1"/>
+      <w:numFmt w:val="decimal"/>
+      <w:lvlText w:val="%1."/>
+      <w:lvlJc w:val="left"/>
+      <w:pPr>
+        <w:ind w:left="2203" w:hanging="360"/>
+      </w:pPr>
+      <w:rPr>
+        <w:rFonts w:hint="default"/>
+      </w:rPr>
+    </w:lvl>
+    <w:lvl w:ilvl="1" w:tplc="04210019" w:tentative="1">
+      <w:start w:val="1"/>
+      <w:numFmt w:val="lowerLetter"/>
+      <w:lvlText w:val="%2."/>
+      <w:lvlJc w:val="left"/>
+      <w:pPr>
+        <w:ind w:left="2923" w:hanging="360"/>
+      </w:pPr>
+    </w:lvl>
+    <w:lvl w:ilvl="2" w:tplc="0421001B" w:tentative="1">
+      <w:start w:val="1"/>
+      <w:numFmt w:val="lowerRoman"/>
+      <w:lvlText w:val="%3."/>
+      <w:lvlJc w:val="right"/>
+      <w:pPr>
+        <w:ind w:left="3643" w:hanging="180"/>
+      </w:pPr>
+    </w:lvl>
+    <w:lvl w:ilvl="3" w:tplc="0421000F" w:tentative="1">
+      <w:start w:val="1"/>
+      <w:numFmt w:val="decimal"/>
+      <w:lvlText w:val="%4."/>
+      <w:lvlJc w:val="left"/>
+      <w:pPr>
+        <w:ind w:left="4363" w:hanging="360"/>
+      </w:pPr>
+    </w:lvl>
+    <w:lvl w:ilvl="4" w:tplc="04210019" w:tentative="1">
+      <w:start w:val="1"/>
+      <w:numFmt w:val="lowerLetter"/>
+      <w:lvlText w:val="%5."/>
+      <w:lvlJc w:val="left"/>
+      <w:pPr>
+        <w:ind w:left="5083" w:hanging="360"/>
+      </w:pPr>
+    </w:lvl>
+    <w:lvl w:ilvl="5" w:tplc="0421001B" w:tentative="1">
+      <w:start w:val="1"/>
+      <w:numFmt w:val="lowerRoman"/>
+      <w:lvlText w:val="%6."/>
+      <w:lvlJc w:val="right"/>
+      <w:pPr>
+        <w:ind w:left="5803" w:hanging="180"/>
+      </w:pPr>
+    </w:lvl>
+    <w:lvl w:ilvl="6" w:tplc="0421000F" w:tentative="1">
+      <w:start w:val="1"/>
+      <w:numFmt w:val="decimal"/>
+      <w:lvlText w:val="%7."/>
+      <w:lvlJc w:val="left"/>
+      <w:pPr>
+        <w:ind w:left="6523" w:hanging="360"/>
+      </w:pPr>
+    </w:lvl>
+    <w:lvl w:ilvl="7" w:tplc="04210019" w:tentative="1">
+      <w:start w:val="1"/>
+      <w:numFmt w:val="lowerLetter"/>
+      <w:lvlText w:val="%8."/>
+      <w:lvlJc w:val="left"/>
+      <w:pPr>
+        <w:ind w:left="7243" w:hanging="360"/>
+      </w:pPr>
+    </w:lvl>
+    <w:lvl w:ilvl="8" w:tplc="0421001B" w:tentative="1">
+      <w:start w:val="1"/>
+      <w:numFmt w:val="lowerRoman"/>
+      <w:lvlText w:val="%9."/>
+      <w:lvlJc w:val="right"/>
+      <w:pPr>
+        <w:ind w:left="7963" w:hanging="180"/>
+      </w:pPr>
+    </w:lvl>
+  </w:abstractNum>
+  <w:abstractNum w:abstractNumId="16" w15:restartNumberingAfterBreak="0">
     <w:nsid w:val="212F4DEB"/>
     <w:multiLevelType w:val="hybridMultilevel"/>
     <w:tmpl w:val="F7147E50"/>
@@ -27729,7 +28525,7 @@
       </w:pPr>
     </w:lvl>
   </w:abstractNum>
-  <w:abstractNum w:abstractNumId="15" w15:restartNumberingAfterBreak="0">
+  <w:abstractNum w:abstractNumId="17" w15:restartNumberingAfterBreak="0">
     <w:nsid w:val="25E27E2F"/>
     <w:multiLevelType w:val="hybridMultilevel"/>
     <w:tmpl w:val="38628460"/>
@@ -27815,7 +28611,7 @@
       </w:pPr>
     </w:lvl>
   </w:abstractNum>
-  <w:abstractNum w:abstractNumId="16" w15:restartNumberingAfterBreak="0">
+  <w:abstractNum w:abstractNumId="18" w15:restartNumberingAfterBreak="0">
     <w:nsid w:val="2B907D35"/>
     <w:multiLevelType w:val="hybridMultilevel"/>
     <w:tmpl w:val="6C12897E"/>
@@ -27904,7 +28700,7 @@
       </w:pPr>
     </w:lvl>
   </w:abstractNum>
-  <w:abstractNum w:abstractNumId="17" w15:restartNumberingAfterBreak="0">
+  <w:abstractNum w:abstractNumId="19" w15:restartNumberingAfterBreak="0">
     <w:nsid w:val="315D7CAF"/>
     <w:multiLevelType w:val="hybridMultilevel"/>
     <w:tmpl w:val="13EA4F54"/>
@@ -27993,7 +28789,7 @@
       </w:pPr>
     </w:lvl>
   </w:abstractNum>
-  <w:abstractNum w:abstractNumId="18" w15:restartNumberingAfterBreak="0">
+  <w:abstractNum w:abstractNumId="20" w15:restartNumberingAfterBreak="0">
     <w:nsid w:val="32DE3516"/>
     <w:multiLevelType w:val="hybridMultilevel"/>
     <w:tmpl w:val="87F2B324"/>
@@ -28079,7 +28875,7 @@
       </w:pPr>
     </w:lvl>
   </w:abstractNum>
-  <w:abstractNum w:abstractNumId="19" w15:restartNumberingAfterBreak="0">
+  <w:abstractNum w:abstractNumId="21" w15:restartNumberingAfterBreak="0">
     <w:nsid w:val="34AA091A"/>
     <w:multiLevelType w:val="hybridMultilevel"/>
     <w:tmpl w:val="962EF786"/>
@@ -28219,7 +29015,7 @@
       </w:rPr>
     </w:lvl>
   </w:abstractNum>
-  <w:abstractNum w:abstractNumId="20" w15:restartNumberingAfterBreak="0">
+  <w:abstractNum w:abstractNumId="22" w15:restartNumberingAfterBreak="0">
     <w:nsid w:val="3CB5353F"/>
     <w:multiLevelType w:val="hybridMultilevel"/>
     <w:tmpl w:val="5D70203C"/>
@@ -28305,7 +29101,7 @@
       </w:pPr>
     </w:lvl>
   </w:abstractNum>
-  <w:abstractNum w:abstractNumId="21" w15:restartNumberingAfterBreak="0">
+  <w:abstractNum w:abstractNumId="23" w15:restartNumberingAfterBreak="0">
     <w:nsid w:val="3F265A1C"/>
     <w:multiLevelType w:val="hybridMultilevel"/>
     <w:tmpl w:val="03BC8BC8"/>
@@ -28394,7 +29190,7 @@
       </w:pPr>
     </w:lvl>
   </w:abstractNum>
-  <w:abstractNum w:abstractNumId="22" w15:restartNumberingAfterBreak="0">
+  <w:abstractNum w:abstractNumId="24" w15:restartNumberingAfterBreak="0">
     <w:nsid w:val="40663C27"/>
     <w:multiLevelType w:val="multilevel"/>
     <w:tmpl w:val="28BC211A"/>
@@ -28514,7 +29310,7 @@
       </w:rPr>
     </w:lvl>
   </w:abstractNum>
-  <w:abstractNum w:abstractNumId="23" w15:restartNumberingAfterBreak="0">
+  <w:abstractNum w:abstractNumId="25" w15:restartNumberingAfterBreak="0">
     <w:nsid w:val="485772BE"/>
     <w:multiLevelType w:val="multilevel"/>
     <w:tmpl w:val="485772BE"/>
@@ -28604,7 +29400,7 @@
       </w:pPr>
     </w:lvl>
   </w:abstractNum>
-  <w:abstractNum w:abstractNumId="24" w15:restartNumberingAfterBreak="0">
+  <w:abstractNum w:abstractNumId="26" w15:restartNumberingAfterBreak="0">
     <w:nsid w:val="49C84FCC"/>
     <w:multiLevelType w:val="hybridMultilevel"/>
     <w:tmpl w:val="01489BBE"/>
@@ -28693,7 +29489,7 @@
       </w:pPr>
     </w:lvl>
   </w:abstractNum>
-  <w:abstractNum w:abstractNumId="25" w15:restartNumberingAfterBreak="0">
+  <w:abstractNum w:abstractNumId="27" w15:restartNumberingAfterBreak="0">
     <w:nsid w:val="4CBB5EFB"/>
     <w:multiLevelType w:val="hybridMultilevel"/>
     <w:tmpl w:val="7956516E"/>
@@ -28782,7 +29578,7 @@
       </w:pPr>
     </w:lvl>
   </w:abstractNum>
-  <w:abstractNum w:abstractNumId="26" w15:restartNumberingAfterBreak="0">
+  <w:abstractNum w:abstractNumId="28" w15:restartNumberingAfterBreak="0">
     <w:nsid w:val="5A9F5EA5"/>
     <w:multiLevelType w:val="hybridMultilevel"/>
     <w:tmpl w:val="70A848B6"/>
@@ -28922,7 +29718,7 @@
       </w:rPr>
     </w:lvl>
   </w:abstractNum>
-  <w:abstractNum w:abstractNumId="27" w15:restartNumberingAfterBreak="0">
+  <w:abstractNum w:abstractNumId="29" w15:restartNumberingAfterBreak="0">
     <w:nsid w:val="5B046576"/>
     <w:multiLevelType w:val="hybridMultilevel"/>
     <w:tmpl w:val="39E46C96"/>
@@ -29011,7 +29807,7 @@
       </w:pPr>
     </w:lvl>
   </w:abstractNum>
-  <w:abstractNum w:abstractNumId="28" w15:restartNumberingAfterBreak="0">
+  <w:abstractNum w:abstractNumId="30" w15:restartNumberingAfterBreak="0">
     <w:nsid w:val="5B296B28"/>
     <w:multiLevelType w:val="multilevel"/>
     <w:tmpl w:val="4C18AD0E"/>
@@ -29125,7 +29921,7 @@
       </w:rPr>
     </w:lvl>
   </w:abstractNum>
-  <w:abstractNum w:abstractNumId="29" w15:restartNumberingAfterBreak="0">
+  <w:abstractNum w:abstractNumId="31" w15:restartNumberingAfterBreak="0">
     <w:nsid w:val="5F2B3F0A"/>
     <w:multiLevelType w:val="hybridMultilevel"/>
     <w:tmpl w:val="475ABFB6"/>
@@ -29214,7 +30010,7 @@
       </w:pPr>
     </w:lvl>
   </w:abstractNum>
-  <w:abstractNum w:abstractNumId="30" w15:restartNumberingAfterBreak="0">
+  <w:abstractNum w:abstractNumId="32" w15:restartNumberingAfterBreak="0">
     <w:nsid w:val="658C7CBD"/>
     <w:multiLevelType w:val="multilevel"/>
     <w:tmpl w:val="68AE71F0"/>
@@ -29327,7 +30123,7 @@
       </w:rPr>
     </w:lvl>
   </w:abstractNum>
-  <w:abstractNum w:abstractNumId="31" w15:restartNumberingAfterBreak="0">
+  <w:abstractNum w:abstractNumId="33" w15:restartNumberingAfterBreak="0">
     <w:nsid w:val="67085B3B"/>
     <w:multiLevelType w:val="hybridMultilevel"/>
     <w:tmpl w:val="85FA69EC"/>
@@ -29416,7 +30212,7 @@
       </w:pPr>
     </w:lvl>
   </w:abstractNum>
-  <w:abstractNum w:abstractNumId="32" w15:restartNumberingAfterBreak="0">
+  <w:abstractNum w:abstractNumId="34" w15:restartNumberingAfterBreak="0">
     <w:nsid w:val="6C775147"/>
     <w:multiLevelType w:val="hybridMultilevel"/>
     <w:tmpl w:val="9138BB52"/>
@@ -29502,7 +30298,7 @@
       </w:pPr>
     </w:lvl>
   </w:abstractNum>
-  <w:abstractNum w:abstractNumId="33" w15:restartNumberingAfterBreak="0">
+  <w:abstractNum w:abstractNumId="35" w15:restartNumberingAfterBreak="0">
     <w:nsid w:val="6D9A7468"/>
     <w:multiLevelType w:val="hybridMultilevel"/>
     <w:tmpl w:val="B05AFAD0"/>
@@ -29591,7 +30387,7 @@
       </w:pPr>
     </w:lvl>
   </w:abstractNum>
-  <w:abstractNum w:abstractNumId="34" w15:restartNumberingAfterBreak="0">
+  <w:abstractNum w:abstractNumId="36" w15:restartNumberingAfterBreak="0">
     <w:nsid w:val="71174279"/>
     <w:multiLevelType w:val="hybridMultilevel"/>
     <w:tmpl w:val="B914C1DC"/>
@@ -29680,7 +30476,96 @@
       </w:pPr>
     </w:lvl>
   </w:abstractNum>
-  <w:abstractNum w:abstractNumId="35" w15:restartNumberingAfterBreak="0">
+  <w:abstractNum w:abstractNumId="37" w15:restartNumberingAfterBreak="0">
+    <w:nsid w:val="750B7369"/>
+    <w:multiLevelType w:val="hybridMultilevel"/>
+    <w:tmpl w:val="F904B282"/>
+    <w:lvl w:ilvl="0" w:tplc="93C8E6DA">
+      <w:start w:val="1"/>
+      <w:numFmt w:val="decimal"/>
+      <w:lvlText w:val="%1."/>
+      <w:lvlJc w:val="left"/>
+      <w:pPr>
+        <w:ind w:left="1636" w:hanging="360"/>
+      </w:pPr>
+      <w:rPr>
+        <w:rFonts w:hint="default"/>
+      </w:rPr>
+    </w:lvl>
+    <w:lvl w:ilvl="1" w:tplc="04210019" w:tentative="1">
+      <w:start w:val="1"/>
+      <w:numFmt w:val="lowerLetter"/>
+      <w:lvlText w:val="%2."/>
+      <w:lvlJc w:val="left"/>
+      <w:pPr>
+        <w:ind w:left="2356" w:hanging="360"/>
+      </w:pPr>
+    </w:lvl>
+    <w:lvl w:ilvl="2" w:tplc="0421001B" w:tentative="1">
+      <w:start w:val="1"/>
+      <w:numFmt w:val="lowerRoman"/>
+      <w:lvlText w:val="%3."/>
+      <w:lvlJc w:val="right"/>
+      <w:pPr>
+        <w:ind w:left="3076" w:hanging="180"/>
+      </w:pPr>
+    </w:lvl>
+    <w:lvl w:ilvl="3" w:tplc="0421000F" w:tentative="1">
+      <w:start w:val="1"/>
+      <w:numFmt w:val="decimal"/>
+      <w:lvlText w:val="%4."/>
+      <w:lvlJc w:val="left"/>
+      <w:pPr>
+        <w:ind w:left="3796" w:hanging="360"/>
+      </w:pPr>
+    </w:lvl>
+    <w:lvl w:ilvl="4" w:tplc="04210019" w:tentative="1">
+      <w:start w:val="1"/>
+      <w:numFmt w:val="lowerLetter"/>
+      <w:lvlText w:val="%5."/>
+      <w:lvlJc w:val="left"/>
+      <w:pPr>
+        <w:ind w:left="4516" w:hanging="360"/>
+      </w:pPr>
+    </w:lvl>
+    <w:lvl w:ilvl="5" w:tplc="0421001B" w:tentative="1">
+      <w:start w:val="1"/>
+      <w:numFmt w:val="lowerRoman"/>
+      <w:lvlText w:val="%6."/>
+      <w:lvlJc w:val="right"/>
+      <w:pPr>
+        <w:ind w:left="5236" w:hanging="180"/>
+      </w:pPr>
+    </w:lvl>
+    <w:lvl w:ilvl="6" w:tplc="0421000F" w:tentative="1">
+      <w:start w:val="1"/>
+      <w:numFmt w:val="decimal"/>
+      <w:lvlText w:val="%7."/>
+      <w:lvlJc w:val="left"/>
+      <w:pPr>
+        <w:ind w:left="5956" w:hanging="360"/>
+      </w:pPr>
+    </w:lvl>
+    <w:lvl w:ilvl="7" w:tplc="04210019" w:tentative="1">
+      <w:start w:val="1"/>
+      <w:numFmt w:val="lowerLetter"/>
+      <w:lvlText w:val="%8."/>
+      <w:lvlJc w:val="left"/>
+      <w:pPr>
+        <w:ind w:left="6676" w:hanging="360"/>
+      </w:pPr>
+    </w:lvl>
+    <w:lvl w:ilvl="8" w:tplc="0421001B" w:tentative="1">
+      <w:start w:val="1"/>
+      <w:numFmt w:val="lowerRoman"/>
+      <w:lvlText w:val="%9."/>
+      <w:lvlJc w:val="right"/>
+      <w:pPr>
+        <w:ind w:left="7396" w:hanging="180"/>
+      </w:pPr>
+    </w:lvl>
+  </w:abstractNum>
+  <w:abstractNum w:abstractNumId="38" w15:restartNumberingAfterBreak="0">
     <w:nsid w:val="7512761C"/>
     <w:multiLevelType w:val="multilevel"/>
     <w:tmpl w:val="35ECF59C"/>
@@ -29794,7 +30679,96 @@
       </w:rPr>
     </w:lvl>
   </w:abstractNum>
-  <w:abstractNum w:abstractNumId="36" w15:restartNumberingAfterBreak="0">
+  <w:abstractNum w:abstractNumId="39" w15:restartNumberingAfterBreak="0">
+    <w:nsid w:val="7B8A373D"/>
+    <w:multiLevelType w:val="hybridMultilevel"/>
+    <w:tmpl w:val="6D6A08F8"/>
+    <w:lvl w:ilvl="0" w:tplc="1A04684A">
+      <w:start w:val="1"/>
+      <w:numFmt w:val="lowerLetter"/>
+      <w:lvlText w:val="%1."/>
+      <w:lvlJc w:val="left"/>
+      <w:pPr>
+        <w:ind w:left="1996" w:hanging="360"/>
+      </w:pPr>
+      <w:rPr>
+        <w:rFonts w:hint="default"/>
+      </w:rPr>
+    </w:lvl>
+    <w:lvl w:ilvl="1" w:tplc="04210019" w:tentative="1">
+      <w:start w:val="1"/>
+      <w:numFmt w:val="lowerLetter"/>
+      <w:lvlText w:val="%2."/>
+      <w:lvlJc w:val="left"/>
+      <w:pPr>
+        <w:ind w:left="2716" w:hanging="360"/>
+      </w:pPr>
+    </w:lvl>
+    <w:lvl w:ilvl="2" w:tplc="0421001B" w:tentative="1">
+      <w:start w:val="1"/>
+      <w:numFmt w:val="lowerRoman"/>
+      <w:lvlText w:val="%3."/>
+      <w:lvlJc w:val="right"/>
+      <w:pPr>
+        <w:ind w:left="3436" w:hanging="180"/>
+      </w:pPr>
+    </w:lvl>
+    <w:lvl w:ilvl="3" w:tplc="0421000F" w:tentative="1">
+      <w:start w:val="1"/>
+      <w:numFmt w:val="decimal"/>
+      <w:lvlText w:val="%4."/>
+      <w:lvlJc w:val="left"/>
+      <w:pPr>
+        <w:ind w:left="4156" w:hanging="360"/>
+      </w:pPr>
+    </w:lvl>
+    <w:lvl w:ilvl="4" w:tplc="04210019" w:tentative="1">
+      <w:start w:val="1"/>
+      <w:numFmt w:val="lowerLetter"/>
+      <w:lvlText w:val="%5."/>
+      <w:lvlJc w:val="left"/>
+      <w:pPr>
+        <w:ind w:left="4876" w:hanging="360"/>
+      </w:pPr>
+    </w:lvl>
+    <w:lvl w:ilvl="5" w:tplc="0421001B" w:tentative="1">
+      <w:start w:val="1"/>
+      <w:numFmt w:val="lowerRoman"/>
+      <w:lvlText w:val="%6."/>
+      <w:lvlJc w:val="right"/>
+      <w:pPr>
+        <w:ind w:left="5596" w:hanging="180"/>
+      </w:pPr>
+    </w:lvl>
+    <w:lvl w:ilvl="6" w:tplc="0421000F" w:tentative="1">
+      <w:start w:val="1"/>
+      <w:numFmt w:val="decimal"/>
+      <w:lvlText w:val="%7."/>
+      <w:lvlJc w:val="left"/>
+      <w:pPr>
+        <w:ind w:left="6316" w:hanging="360"/>
+      </w:pPr>
+    </w:lvl>
+    <w:lvl w:ilvl="7" w:tplc="04210019" w:tentative="1">
+      <w:start w:val="1"/>
+      <w:numFmt w:val="lowerLetter"/>
+      <w:lvlText w:val="%8."/>
+      <w:lvlJc w:val="left"/>
+      <w:pPr>
+        <w:ind w:left="7036" w:hanging="360"/>
+      </w:pPr>
+    </w:lvl>
+    <w:lvl w:ilvl="8" w:tplc="0421001B" w:tentative="1">
+      <w:start w:val="1"/>
+      <w:numFmt w:val="lowerRoman"/>
+      <w:lvlText w:val="%9."/>
+      <w:lvlJc w:val="right"/>
+      <w:pPr>
+        <w:ind w:left="7756" w:hanging="180"/>
+      </w:pPr>
+    </w:lvl>
+  </w:abstractNum>
+  <w:abstractNum w:abstractNumId="40" w15:restartNumberingAfterBreak="0">
     <w:nsid w:val="7C1D4A5F"/>
     <w:multiLevelType w:val="hybridMultilevel"/>
     <w:tmpl w:val="A740DB6C"/>
@@ -29883,7 +30857,7 @@
       </w:pPr>
     </w:lvl>
   </w:abstractNum>
-  <w:abstractNum w:abstractNumId="37" w15:restartNumberingAfterBreak="0">
+  <w:abstractNum w:abstractNumId="41" w15:restartNumberingAfterBreak="0">
     <w:nsid w:val="7E194C1B"/>
     <w:multiLevelType w:val="hybridMultilevel"/>
     <w:tmpl w:val="1066716A"/>
@@ -29972,7 +30946,7 @@
       </w:pPr>
     </w:lvl>
   </w:abstractNum>
-  <w:abstractNum w:abstractNumId="38" w15:restartNumberingAfterBreak="0">
+  <w:abstractNum w:abstractNumId="42" w15:restartNumberingAfterBreak="0">
     <w:nsid w:val="7F7B5551"/>
     <w:multiLevelType w:val="multilevel"/>
     <w:tmpl w:val="AF5272E2"/>
@@ -30063,109 +31037,109 @@
     </w:lvl>
   </w:abstractNum>
   <w:num w:numId="1" w16cid:durableId="1509250654">
-    <w:abstractNumId w:val="15"/>
+    <w:abstractNumId w:val="17"/>
   </w:num>
   <w:num w:numId="2" w16cid:durableId="1527475047">
+    <w:abstractNumId w:val="34"/>
+  </w:num>
+  <w:num w:numId="3" w16cid:durableId="859662372">
+    <w:abstractNumId w:val="2"/>
+  </w:num>
+  <w:num w:numId="4" w16cid:durableId="1308439228">
+    <w:abstractNumId w:val="6"/>
+  </w:num>
+  <w:num w:numId="5" w16cid:durableId="2138792482">
+    <w:abstractNumId w:val="5"/>
+  </w:num>
+  <w:num w:numId="6" w16cid:durableId="1936327704">
+    <w:abstractNumId w:val="27"/>
+  </w:num>
+  <w:num w:numId="7" w16cid:durableId="61146061">
+    <w:abstractNumId w:val="35"/>
+  </w:num>
+  <w:num w:numId="8" w16cid:durableId="98184114">
+    <w:abstractNumId w:val="7"/>
+  </w:num>
+  <w:num w:numId="9" w16cid:durableId="1189029596">
+    <w:abstractNumId w:val="36"/>
+  </w:num>
+  <w:num w:numId="10" w16cid:durableId="1816676792">
+    <w:abstractNumId w:val="29"/>
+  </w:num>
+  <w:num w:numId="11" w16cid:durableId="1826625696">
+    <w:abstractNumId w:val="33"/>
+  </w:num>
+  <w:num w:numId="12" w16cid:durableId="1221751266">
+    <w:abstractNumId w:val="22"/>
+  </w:num>
+  <w:num w:numId="13" w16cid:durableId="1996760018">
+    <w:abstractNumId w:val="25"/>
+  </w:num>
+  <w:num w:numId="14" w16cid:durableId="626546377">
+    <w:abstractNumId w:val="20"/>
+  </w:num>
+  <w:num w:numId="15" w16cid:durableId="135756055">
+    <w:abstractNumId w:val="21"/>
+  </w:num>
+  <w:num w:numId="16" w16cid:durableId="1446195860">
+    <w:abstractNumId w:val="28"/>
+  </w:num>
+  <w:num w:numId="17" w16cid:durableId="1058824418">
+    <w:abstractNumId w:val="24"/>
+  </w:num>
+  <w:num w:numId="18" w16cid:durableId="464466753">
+    <w:abstractNumId w:val="4"/>
+  </w:num>
+  <w:num w:numId="19" w16cid:durableId="1937860038">
+    <w:abstractNumId w:val="9"/>
+  </w:num>
+  <w:num w:numId="20" w16cid:durableId="1517619322">
+    <w:abstractNumId w:val="40"/>
+  </w:num>
+  <w:num w:numId="21" w16cid:durableId="791630195">
+    <w:abstractNumId w:val="31"/>
+  </w:num>
+  <w:num w:numId="22" w16cid:durableId="1199246771">
+    <w:abstractNumId w:val="18"/>
+  </w:num>
+  <w:num w:numId="23" w16cid:durableId="1659073991">
+    <w:abstractNumId w:val="10"/>
+  </w:num>
+  <w:num w:numId="24" w16cid:durableId="1621909315">
+    <w:abstractNumId w:val="14"/>
+  </w:num>
+  <w:num w:numId="25" w16cid:durableId="1056857320">
+    <w:abstractNumId w:val="8"/>
+  </w:num>
+  <w:num w:numId="26" w16cid:durableId="1339698021">
+    <w:abstractNumId w:val="23"/>
+  </w:num>
+  <w:num w:numId="27" w16cid:durableId="1359892158">
+    <w:abstractNumId w:val="19"/>
+  </w:num>
+  <w:num w:numId="28" w16cid:durableId="312682566">
+    <w:abstractNumId w:val="16"/>
+  </w:num>
+  <w:num w:numId="29" w16cid:durableId="1197540967">
     <w:abstractNumId w:val="32"/>
   </w:num>
-  <w:num w:numId="3" w16cid:durableId="859662372">
+  <w:num w:numId="30" w16cid:durableId="1600524497">
+    <w:abstractNumId w:val="11"/>
+  </w:num>
+  <w:num w:numId="31" w16cid:durableId="1716467153">
+    <w:abstractNumId w:val="13"/>
+  </w:num>
+  <w:num w:numId="32" w16cid:durableId="1120025748">
     <w:abstractNumId w:val="1"/>
   </w:num>
-  <w:num w:numId="4" w16cid:durableId="1308439228">
-    <w:abstractNumId w:val="5"/>
+  <w:num w:numId="33" w16cid:durableId="723216559">
+    <w:abstractNumId w:val="42"/>
   </w:num>
-  <w:num w:numId="5" w16cid:durableId="2138792482">
-    <w:abstractNumId w:val="4"/>
-  </w:num>
-  <w:num w:numId="6" w16cid:durableId="1936327704">
-    <w:abstractNumId w:val="25"/>
-  </w:num>
-  <w:num w:numId="7" w16cid:durableId="61146061">
-    <w:abstractNumId w:val="33"/>
-  </w:num>
-  <w:num w:numId="8" w16cid:durableId="98184114">
-    <w:abstractNumId w:val="6"/>
-  </w:num>
-  <w:num w:numId="9" w16cid:durableId="1189029596">
-    <w:abstractNumId w:val="34"/>
-  </w:num>
-  <w:num w:numId="10" w16cid:durableId="1816676792">
-    <w:abstractNumId w:val="27"/>
-  </w:num>
-  <w:num w:numId="11" w16cid:durableId="1826625696">
-    <w:abstractNumId w:val="31"/>
-  </w:num>
-  <w:num w:numId="12" w16cid:durableId="1221751266">
-    <w:abstractNumId w:val="20"/>
-  </w:num>
-  <w:num w:numId="13" w16cid:durableId="1996760018">
-    <w:abstractNumId w:val="23"/>
-  </w:num>
-  <w:num w:numId="14" w16cid:durableId="626546377">
-    <w:abstractNumId w:val="18"/>
-  </w:num>
-  <w:num w:numId="15" w16cid:durableId="135756055">
-    <w:abstractNumId w:val="19"/>
-  </w:num>
-  <w:num w:numId="16" w16cid:durableId="1446195860">
-    <w:abstractNumId w:val="26"/>
-  </w:num>
-  <w:num w:numId="17" w16cid:durableId="1058824418">
-    <w:abstractNumId w:val="22"/>
-  </w:num>
-  <w:num w:numId="18" w16cid:durableId="464466753">
-    <w:abstractNumId w:val="3"/>
-  </w:num>
-  <w:num w:numId="19" w16cid:durableId="1937860038">
-    <w:abstractNumId w:val="8"/>
-  </w:num>
-  <w:num w:numId="20" w16cid:durableId="1517619322">
-    <w:abstractNumId w:val="36"/>
-  </w:num>
-  <w:num w:numId="21" w16cid:durableId="791630195">
-    <w:abstractNumId w:val="29"/>
-  </w:num>
-  <w:num w:numId="22" w16cid:durableId="1199246771">
-    <w:abstractNumId w:val="16"/>
-  </w:num>
-  <w:num w:numId="23" w16cid:durableId="1659073991">
-    <w:abstractNumId w:val="9"/>
-  </w:num>
-  <w:num w:numId="24" w16cid:durableId="1621909315">
-    <w:abstractNumId w:val="13"/>
-  </w:num>
-  <w:num w:numId="25" w16cid:durableId="1056857320">
-    <w:abstractNumId w:val="7"/>
-  </w:num>
-  <w:num w:numId="26" w16cid:durableId="1339698021">
-    <w:abstractNumId w:val="21"/>
-  </w:num>
-  <w:num w:numId="27" w16cid:durableId="1359892158">
-    <w:abstractNumId w:val="17"/>
-  </w:num>
-  <w:num w:numId="28" w16cid:durableId="312682566">
-    <w:abstractNumId w:val="14"/>
-  </w:num>
-  <w:num w:numId="29" w16cid:durableId="1197540967">
+  <w:num w:numId="34" w16cid:durableId="424157204">
     <w:abstractNumId w:val="30"/>
   </w:num>
-  <w:num w:numId="30" w16cid:durableId="1600524497">
-    <w:abstractNumId w:val="10"/>
-  </w:num>
-  <w:num w:numId="31" w16cid:durableId="1716467153">
-    <w:abstractNumId w:val="12"/>
-  </w:num>
-  <w:num w:numId="32" w16cid:durableId="1120025748">
-    <w:abstractNumId w:val="0"/>
-  </w:num>
-  <w:num w:numId="33" w16cid:durableId="723216559">
-    <w:abstractNumId w:val="38"/>
-  </w:num>
-  <w:num w:numId="34" w16cid:durableId="424157204">
-    <w:abstractNumId w:val="28"/>
-  </w:num>
   <w:num w:numId="35" w16cid:durableId="57830814">
-    <w:abstractNumId w:val="28"/>
+    <w:abstractNumId w:val="30"/>
     <w:lvlOverride w:ilvl="0">
       <w:startOverride w:val="1"/>
     </w:lvlOverride>
@@ -30195,25 +31169,25 @@
     </w:lvlOverride>
   </w:num>
   <w:num w:numId="36" w16cid:durableId="2091460446">
-    <w:abstractNumId w:val="2"/>
+    <w:abstractNumId w:val="3"/>
   </w:num>
   <w:num w:numId="37" w16cid:durableId="96023401">
-    <w:abstractNumId w:val="37"/>
+    <w:abstractNumId w:val="41"/>
   </w:num>
   <w:num w:numId="38" w16cid:durableId="1153982287">
-    <w:abstractNumId w:val="37"/>
+    <w:abstractNumId w:val="41"/>
     <w:lvlOverride w:ilvl="0">
       <w:startOverride w:val="1"/>
     </w:lvlOverride>
   </w:num>
   <w:num w:numId="39" w16cid:durableId="1094210294">
-    <w:abstractNumId w:val="35"/>
+    <w:abstractNumId w:val="38"/>
   </w:num>
   <w:num w:numId="40" w16cid:durableId="716662300">
-    <w:abstractNumId w:val="11"/>
+    <w:abstractNumId w:val="12"/>
   </w:num>
   <w:num w:numId="41" w16cid:durableId="2032105093">
-    <w:abstractNumId w:val="11"/>
+    <w:abstractNumId w:val="12"/>
     <w:lvlOverride w:ilvl="0">
       <w:startOverride w:val="1"/>
     </w:lvlOverride>
@@ -30243,7 +31217,19 @@
     </w:lvlOverride>
   </w:num>
   <w:num w:numId="42" w16cid:durableId="736366162">
-    <w:abstractNumId w:val="24"/>
+    <w:abstractNumId w:val="26"/>
+  </w:num>
+  <w:num w:numId="43" w16cid:durableId="1186089722">
+    <w:abstractNumId w:val="0"/>
+  </w:num>
+  <w:num w:numId="44" w16cid:durableId="238490424">
+    <w:abstractNumId w:val="39"/>
+  </w:num>
+  <w:num w:numId="45" w16cid:durableId="2070955651">
+    <w:abstractNumId w:val="15"/>
+  </w:num>
+  <w:num w:numId="46" w16cid:durableId="391003772">
+    <w:abstractNumId w:val="37"/>
   </w:num>
 </w:numbering>
 </file>
@@ -31871,28 +32857,28 @@
 </file>
 
 <file path=customXml/item1.xml><?xml version="1.0" encoding="utf-8"?>
+<b:Sources xmlns:b="http://schemas.openxmlformats.org/officeDocument/2006/bibliography" xmlns="http://schemas.openxmlformats.org/officeDocument/2006/bibliography" SelectedStyle="\APASixthEditionOfficeOnline.xsl" StyleName="APA" Version="6"/>
+</file>
+
+<file path=customXml/item2.xml><?xml version="1.0" encoding="utf-8"?>
 <go:gDocsCustomXmlDataStorage xmlns:go="http://customooxmlschemas.google.com/" xmlns:r="http://schemas.openxmlformats.org/officeDocument/2006/relationships" uri="GoogleDocsCustomDataVersion2">
   <go:docsCustomData xmlns:go="http://customooxmlschemas.google.com/" roundtripDataSignature="AMtx7mjc0oDXsqUbQ5Asma13N2qEM/4tLA==">CgMxLjAyDmguY3l1aWFoYWNqZ3Y1OAByITFTYUoxdHJUdDl0OFRhVWZtcDZhcEhrSUhsblFFcDh5RQ==</go:docsCustomData>
 </go:gDocsCustomXmlDataStorage>
 </file>
 
-<file path=customXml/item2.xml><?xml version="1.0" encoding="utf-8"?>
-<b:Sources xmlns:b="http://schemas.openxmlformats.org/officeDocument/2006/bibliography" xmlns="http://schemas.openxmlformats.org/officeDocument/2006/bibliography" SelectedStyle="\APASixthEditionOfficeOnline.xsl" StyleName="APA" Version="6"/>
+<file path=customXml/itemProps1.xml><?xml version="1.0" encoding="utf-8"?>
+<ds:datastoreItem xmlns:ds="http://schemas.openxmlformats.org/officeDocument/2006/customXml" ds:itemID="{41B3B545-6D3A-4D7B-922A-A90F0B4F9459}">
+  <ds:schemaRefs>
+    <ds:schemaRef ds:uri="http://schemas.openxmlformats.org/officeDocument/2006/bibliography"/>
+  </ds:schemaRefs>
+</ds:datastoreItem>
 </file>
 
-<file path=customXml/itemProps1.xml><?xml version="1.0" encoding="utf-8"?>
+<file path=customXml/itemProps2.xml><?xml version="1.0" encoding="utf-8"?>
 <ds:datastoreItem xmlns:ds="http://schemas.openxmlformats.org/officeDocument/2006/customXml" ds:itemID="{11111111-1234-1234-1234-123412341234}">
   <ds:schemaRefs>
     <ds:schemaRef ds:uri="http://customooxmlschemas.google.com/"/>
     <ds:schemaRef ds:uri="http://schemas.openxmlformats.org/officeDocument/2006/relationships"/>
   </ds:schemaRefs>
 </ds:datastoreItem>
-</file>
-
-<file path=customXml/itemProps2.xml><?xml version="1.0" encoding="utf-8"?>
-<ds:datastoreItem xmlns:ds="http://schemas.openxmlformats.org/officeDocument/2006/customXml" ds:itemID="{41B3B545-6D3A-4D7B-922A-A90F0B4F9459}">
-  <ds:schemaRefs>
-    <ds:schemaRef ds:uri="http://schemas.openxmlformats.org/officeDocument/2006/bibliography"/>
-  </ds:schemaRefs>
-</ds:datastoreItem>
 </file>
--- a/Bimbingan/laporan/Laporan TA Firman.docx
+++ b/Bimbingan/laporan/Laporan TA Firman.docx
@@ -15088,6 +15088,7 @@
         <w:spacing w:after="0" w:line="360" w:lineRule="auto"/>
         <w:ind w:left="567" w:firstLine="567"/>
         <w:contextualSpacing/>
+        <w:jc w:val="both"/>
       </w:pPr>
       <w:r>
         <w:t>Dalam pengembangan penelitian ini, beberapa penelitian terdahulu yang relevan digunakan sebagai acuan dalam perancangan penelitian. Kajian tersebut dirangkum pada Tabel 2.</w:t>
@@ -21787,7 +21788,7 @@
           <w:color w:val="000000"/>
         </w:rPr>
         <w:drawing>
-          <wp:anchor distT="0" distB="0" distL="114300" distR="114300" simplePos="0" relativeHeight="251663360" behindDoc="0" locked="0" layoutInCell="1" allowOverlap="1" wp14:anchorId="03E19F49" wp14:editId="55104607">
+          <wp:anchor distT="0" distB="0" distL="114300" distR="114300" simplePos="0" relativeHeight="251663360" behindDoc="0" locked="0" layoutInCell="1" allowOverlap="1" wp14:anchorId="03E19F49" wp14:editId="3063C458">
             <wp:simplePos x="0" y="0"/>
             <wp:positionH relativeFrom="column">
               <wp:posOffset>594360</wp:posOffset>
@@ -22275,7 +22276,7 @@
           <w:noProof/>
         </w:rPr>
         <w:drawing>
-          <wp:inline distT="0" distB="0" distL="0" distR="0" wp14:anchorId="28A5A121" wp14:editId="5AE317AE">
+          <wp:inline distT="0" distB="0" distL="0" distR="0" wp14:anchorId="28A5A121" wp14:editId="60798157">
             <wp:extent cx="3960468" cy="2227580"/>
             <wp:effectExtent l="0" t="0" r="2540" b="1270"/>
             <wp:docPr id="1971309721" name="Picture 1"/>
@@ -23115,6 +23116,7 @@
       <w:pPr>
         <w:spacing w:after="0" w:line="360" w:lineRule="auto"/>
         <w:ind w:left="567" w:firstLine="567"/>
+        <w:jc w:val="both"/>
       </w:pPr>
       <w:r>
         <w:t xml:space="preserve">Metode pengumpulan data meliputi pengumpulan </w:t>
@@ -23640,11 +23642,15 @@
         <w:spacing w:after="0" w:line="360" w:lineRule="auto"/>
         <w:ind w:left="2126" w:hanging="425"/>
       </w:pPr>
-      <w:proofErr w:type="spellStart"/>
-      <w:r>
-        <w:t>Processor</w:t>
-      </w:r>
-      <w:proofErr w:type="spellEnd"/>
+      <w:r>
+        <w:t>Pro</w:t>
+      </w:r>
+      <w:r>
+        <w:t>s</w:t>
+      </w:r>
+      <w:r>
+        <w:t>esor</w:t>
+      </w:r>
       <w:r>
         <w:t xml:space="preserve"> </w:t>
       </w:r>
@@ -23825,6 +23831,7 @@
       <w:pPr>
         <w:spacing w:after="0" w:line="360" w:lineRule="auto"/>
         <w:ind w:left="1276" w:firstLine="567"/>
+        <w:jc w:val="both"/>
       </w:pPr>
       <w:r>
         <w:t xml:space="preserve">Data yang digunakan dalam penelitian ini berupa </w:t>
@@ -23851,8 +23858,21 @@
       </w:r>
       <w:proofErr w:type="spellEnd"/>
       <w:r>
-        <w:t xml:space="preserve"> secara mandiri sebagai data untuk proses estimasi berat makanan.</w:t>
-      </w:r>
+        <w:t xml:space="preserve"> secara mandiri sebagai data untuk </w:t>
+      </w:r>
+      <w:r>
+        <w:t>acuan</w:t>
+      </w:r>
+      <w:r>
+        <w:t xml:space="preserve"> estimasi berat makanan.</w:t>
+      </w:r>
+    </w:p>
+    <w:p>
+      <w:pPr>
+        <w:spacing w:after="0" w:line="360" w:lineRule="auto"/>
+        <w:ind w:left="1276" w:firstLine="567"/>
+        <w:jc w:val="both"/>
+      </w:pPr>
     </w:p>
     <w:p>
       <w:pPr>
@@ -23886,6 +23906,13 @@
       <w:r>
         <w:t xml:space="preserve"> proses deteksi makanan, serta arsitektur layanan REST API yang digunakan untuk menghubungkan model dengan aplikasi klien.</w:t>
       </w:r>
+    </w:p>
+    <w:p>
+      <w:pPr>
+        <w:spacing w:after="0" w:line="360" w:lineRule="auto"/>
+        <w:ind w:left="567" w:firstLine="567"/>
+        <w:jc w:val="both"/>
+      </w:pPr>
     </w:p>
     <w:p>
       <w:pPr>
@@ -23912,6 +23939,7 @@
       <w:pPr>
         <w:spacing w:after="0" w:line="360" w:lineRule="auto"/>
         <w:ind w:left="1276" w:firstLine="567"/>
+        <w:jc w:val="both"/>
       </w:pPr>
       <w:r>
         <w:t xml:space="preserve">Perancangan diagram blok digunakan untuk memberikan gambaran umum mengenai alur kerja sistem mulai dari proses </w:t>
@@ -23923,24 +23951,92 @@
       <w:proofErr w:type="spellEnd"/>
       <w:r>
         <w:t xml:space="preserve"> citra hingga menghasilkan keluaran berupa hasil deteksi makanan dan estimasi berat nasi. Diagram blok membantu menjelaskan hubungan antar komponen yang terlibat dalam sistem sehingga memudahkan pemahaman terhadap proses yang berlangsung. Diagram blok sistem dapat dilihat pada Gambar</w:t>
+      </w:r>
+      <w:r>
+        <w:t xml:space="preserve"> 4.1.</w:t>
+      </w:r>
+    </w:p>
+    <w:p>
+      <w:pPr>
+        <w:spacing w:after="0" w:line="360" w:lineRule="auto"/>
+      </w:pPr>
+      <w:r>
+        <w:drawing>
+          <wp:anchor distT="0" distB="0" distL="114300" distR="114300" simplePos="0" relativeHeight="251664384" behindDoc="0" locked="0" layoutInCell="1" allowOverlap="1" wp14:anchorId="664E8BD8" wp14:editId="4775BE7E">
+            <wp:simplePos x="0" y="0"/>
+            <wp:positionH relativeFrom="column">
+              <wp:posOffset>805180</wp:posOffset>
+            </wp:positionH>
+            <wp:positionV relativeFrom="page">
+              <wp:posOffset>5156646</wp:posOffset>
+            </wp:positionV>
+            <wp:extent cx="4251960" cy="2096770"/>
+            <wp:effectExtent l="0" t="0" r="0" b="0"/>
+            <wp:wrapSquare wrapText="bothSides"/>
+            <wp:docPr id="563018852" name="Gambar 1"/>
+            <wp:cNvGraphicFramePr>
+              <a:graphicFrameLocks xmlns:a="http://schemas.openxmlformats.org/drawingml/2006/main" noChangeAspect="1"/>
+            </wp:cNvGraphicFramePr>
+            <a:graphic xmlns:a="http://schemas.openxmlformats.org/drawingml/2006/main">
+              <a:graphicData uri="http://schemas.openxmlformats.org/drawingml/2006/picture">
+                <pic:pic xmlns:pic="http://schemas.openxmlformats.org/drawingml/2006/picture">
+                  <pic:nvPicPr>
+                    <pic:cNvPr id="563018852" name="Gambar 1"/>
+                    <pic:cNvPicPr/>
+                  </pic:nvPicPr>
+                  <pic:blipFill>
+                    <a:blip r:embed="rId20" cstate="print">
+                      <a:extLst>
+                        <a:ext uri="{28A0092B-C50C-407E-A947-70E740481C1C}">
+                          <a14:useLocalDpi xmlns:a14="http://schemas.microsoft.com/office/drawing/2010/main" val="0"/>
+                        </a:ext>
+                      </a:extLst>
+                    </a:blip>
+                    <a:stretch>
+                      <a:fillRect/>
+                    </a:stretch>
+                  </pic:blipFill>
+                  <pic:spPr>
+                    <a:xfrm>
+                      <a:off x="0" y="0"/>
+                      <a:ext cx="4251960" cy="2096770"/>
+                    </a:xfrm>
+                    <a:prstGeom prst="rect">
+                      <a:avLst/>
+                    </a:prstGeom>
+                  </pic:spPr>
+                </pic:pic>
+              </a:graphicData>
+            </a:graphic>
+            <wp14:sizeRelH relativeFrom="margin">
+              <wp14:pctWidth>0</wp14:pctWidth>
+            </wp14:sizeRelH>
+            <wp14:sizeRelV relativeFrom="margin">
+              <wp14:pctHeight>0</wp14:pctHeight>
+            </wp14:sizeRelV>
+          </wp:anchor>
+        </w:drawing>
       </w:r>
     </w:p>
     <w:p>
       <w:pPr>
         <w:spacing w:after="0" w:line="360" w:lineRule="auto"/>
         <w:ind w:left="1276" w:firstLine="567"/>
+        <w:jc w:val="both"/>
       </w:pPr>
     </w:p>
     <w:p>
       <w:pPr>
         <w:spacing w:after="0" w:line="360" w:lineRule="auto"/>
         <w:ind w:left="1276" w:firstLine="567"/>
-      </w:pPr>
-      <w:proofErr w:type="spellStart"/>
-      <w:r>
-        <w:t>Gambanaasa</w:t>
-      </w:r>
-      <w:proofErr w:type="spellEnd"/>
+        <w:jc w:val="both"/>
+      </w:pPr>
+      <w:r>
+        <w:t>Seperti yang di tunjukan pada</w:t>
+      </w:r>
+      <w:r>
+        <w:t xml:space="preserve"> Gambar, pengguna mengunggah citra makanan melalui aplikasi klien. Citra kemudian dikirim ke server melalui layanan REST API untuk diproses menggunakan model YOLO26. Hasil deteksi dan segmentasi digunakan untuk mengidentifikasi jenis makanan dan menghitung luas area objek nasi. Selanjutnya sistem melakukan estimasi berat nasi berdasarkan luas area hasil segmentasi dan mengembalikan hasil dalam bentuk data.</w:t>
+      </w:r>
     </w:p>
     <w:p>
       <w:pPr>
@@ -23950,56 +24046,36 @@
     </w:p>
     <w:p>
       <w:pPr>
+        <w:pStyle w:val="Judul3"/>
+      </w:pPr>
+      <w:r>
+        <w:lastRenderedPageBreak/>
+        <w:t xml:space="preserve">Perancangan </w:t>
+      </w:r>
+      <w:proofErr w:type="spellStart"/>
+      <w:r>
+        <w:t>Flowchart</w:t>
+      </w:r>
+      <w:proofErr w:type="spellEnd"/>
+    </w:p>
+    <w:p>
+      <w:pPr>
         <w:spacing w:after="0" w:line="360" w:lineRule="auto"/>
         <w:ind w:left="1276" w:firstLine="567"/>
-      </w:pPr>
-      <w:r>
-        <w:t>Berdasarkan Gambar 4</w:t>
-      </w:r>
-      <w:r>
-        <w:t>98u</w:t>
-      </w:r>
-      <w:r>
-        <w:t>, pengguna mengunggah citra makanan melalui aplikasi klien. Citra kemudian dikirim ke server melalui layanan REST API untuk diproses menggunakan model YOLO26. Hasil deteksi dan segmentasi digunakan untuk mengidentifikasi jenis makanan dan menghitung luas area objek nasi. Selanjutnya sistem melakukan estimasi berat nasi berdasarkan luas area hasil segmentasi dan mengembalikan hasil dalam bentuk data JSON serta visualisasi deteksi.</w:t>
+        <w:jc w:val="both"/>
+      </w:pPr>
+      <w:proofErr w:type="spellStart"/>
+      <w:r>
+        <w:t>Flowchart</w:t>
+      </w:r>
+      <w:proofErr w:type="spellEnd"/>
+      <w:r>
+        <w:t xml:space="preserve"> digunakan untuk menggambarkan urutan proses yang dilakukan sistem secara sistematis mulai dari penerimaan citra hingga menghasilkan hasil prediksi.</w:t>
       </w:r>
     </w:p>
     <w:p>
       <w:pPr>
         <w:spacing w:after="0" w:line="360" w:lineRule="auto"/>
-        <w:ind w:left="1276" w:firstLine="567"/>
-      </w:pPr>
-    </w:p>
-    <w:p>
-      <w:pPr>
-        <w:pStyle w:val="Judul3"/>
-      </w:pPr>
-      <w:r>
-        <w:t xml:space="preserve">Perancangan </w:t>
-      </w:r>
-      <w:proofErr w:type="spellStart"/>
-      <w:r>
-        <w:t>Flowchart</w:t>
-      </w:r>
-      <w:proofErr w:type="spellEnd"/>
-    </w:p>
-    <w:p>
-      <w:pPr>
-        <w:spacing w:after="0" w:line="360" w:lineRule="auto"/>
-        <w:ind w:left="1276" w:firstLine="567"/>
-      </w:pPr>
-      <w:proofErr w:type="spellStart"/>
-      <w:r>
-        <w:t>Flowchart</w:t>
-      </w:r>
-      <w:proofErr w:type="spellEnd"/>
-      <w:r>
-        <w:t xml:space="preserve"> digunakan untuk menggambarkan urutan proses yang dilakukan sistem secara sistematis mulai dari penerimaan citra hingga menghasilkan hasil prediksi.</w:t>
-      </w:r>
-    </w:p>
-    <w:p>
-      <w:pPr>
-        <w:spacing w:after="0" w:line="360" w:lineRule="auto"/>
-        <w:ind w:left="1276" w:firstLine="567"/>
       </w:pPr>
     </w:p>
     <w:p>
@@ -24032,10 +24108,10 @@
         </w:numPr>
         <w:spacing w:after="0" w:line="360" w:lineRule="auto"/>
         <w:ind w:left="1701" w:firstLine="567"/>
+        <w:jc w:val="both"/>
       </w:pPr>
       <w:proofErr w:type="spellStart"/>
       <w:r>
-        <w:lastRenderedPageBreak/>
         <w:t>Flowchart</w:t>
       </w:r>
       <w:proofErr w:type="spellEnd"/>
@@ -24069,20 +24145,76 @@
     </w:p>
     <w:p>
       <w:pPr>
-        <w:pStyle w:val="DaftarParagraf"/>
-        <w:numPr>
-          <w:ilvl w:val="0"/>
-          <w:numId w:val="46"/>
-        </w:numPr>
         <w:spacing w:after="0" w:line="360" w:lineRule="auto"/>
-      </w:pPr>
-      <w:proofErr w:type="spellStart"/>
-      <w:r>
-        <w:t>Flowchart</w:t>
-      </w:r>
-      <w:proofErr w:type="spellEnd"/>
-      <w:r>
-        <w:t xml:space="preserve"> Estimasi Berat Nasi</w:t>
+        <w:rPr>
+          <w:noProof/>
+        </w:rPr>
+      </w:pPr>
+      <w:r>
+        <w:rPr>
+          <w:noProof/>
+        </w:rPr>
+        <w:drawing>
+          <wp:anchor distT="0" distB="0" distL="114300" distR="114300" simplePos="0" relativeHeight="251665408" behindDoc="1" locked="0" layoutInCell="1" allowOverlap="1" wp14:anchorId="50119EBA" wp14:editId="37DBC0E3">
+            <wp:simplePos x="0" y="0"/>
+            <wp:positionH relativeFrom="column">
+              <wp:posOffset>1700530</wp:posOffset>
+            </wp:positionH>
+            <wp:positionV relativeFrom="paragraph">
+              <wp:posOffset>33435</wp:posOffset>
+            </wp:positionV>
+            <wp:extent cx="2464435" cy="3347085"/>
+            <wp:effectExtent l="0" t="0" r="0" b="5715"/>
+            <wp:wrapSquare wrapText="bothSides"/>
+            <wp:docPr id="1860337383" name="Gambar 2"/>
+            <wp:cNvGraphicFramePr>
+              <a:graphicFrameLocks xmlns:a="http://schemas.openxmlformats.org/drawingml/2006/main" noChangeAspect="1"/>
+            </wp:cNvGraphicFramePr>
+            <a:graphic xmlns:a="http://schemas.openxmlformats.org/drawingml/2006/main">
+              <a:graphicData uri="http://schemas.openxmlformats.org/drawingml/2006/picture">
+                <pic:pic xmlns:pic="http://schemas.openxmlformats.org/drawingml/2006/picture">
+                  <pic:nvPicPr>
+                    <pic:cNvPr id="1860337383" name="Gambar 2"/>
+                    <pic:cNvPicPr/>
+                  </pic:nvPicPr>
+                  <pic:blipFill rotWithShape="1">
+                    <a:blip r:embed="rId21">
+                      <a:extLst>
+                        <a:ext uri="{28A0092B-C50C-407E-A947-70E740481C1C}">
+                          <a14:useLocalDpi xmlns:a14="http://schemas.microsoft.com/office/drawing/2010/main" val="0"/>
+                        </a:ext>
+                      </a:extLst>
+                    </a:blip>
+                    <a:srcRect l="17434" t="5044" r="17434" b="6484"/>
+                    <a:stretch>
+                      <a:fillRect/>
+                    </a:stretch>
+                  </pic:blipFill>
+                  <pic:spPr bwMode="auto">
+                    <a:xfrm>
+                      <a:off x="0" y="0"/>
+                      <a:ext cx="2464435" cy="3347085"/>
+                    </a:xfrm>
+                    <a:prstGeom prst="rect">
+                      <a:avLst/>
+                    </a:prstGeom>
+                    <a:ln>
+                      <a:noFill/>
+                    </a:ln>
+                    <a:extLst>
+                      <a:ext uri="{53640926-AAD7-44D8-BBD7-CCE9431645EC}">
+                        <a14:shadowObscured xmlns:a14="http://schemas.microsoft.com/office/drawing/2010/main"/>
+                      </a:ext>
+                    </a:extLst>
+                  </pic:spPr>
+                </pic:pic>
+              </a:graphicData>
+            </a:graphic>
+            <wp14:sizeRelV relativeFrom="margin">
+              <wp14:pctHeight>0</wp14:pctHeight>
+            </wp14:sizeRelV>
+          </wp:anchor>
+        </w:drawing>
       </w:r>
     </w:p>
     <w:p>
@@ -24095,21 +24227,233 @@
         <w:spacing w:after="0" w:line="360" w:lineRule="auto"/>
         <w:ind w:left="1701" w:firstLine="567"/>
       </w:pPr>
+    </w:p>
+    <w:p>
+      <w:pPr>
+        <w:pStyle w:val="DaftarParagraf"/>
+        <w:numPr>
+          <w:ilvl w:val="0"/>
+          <w:numId w:val="0"/>
+        </w:numPr>
+        <w:spacing w:after="0" w:line="360" w:lineRule="auto"/>
+        <w:ind w:left="1701" w:firstLine="567"/>
+      </w:pPr>
+    </w:p>
+    <w:p>
+      <w:pPr>
+        <w:pStyle w:val="DaftarParagraf"/>
+        <w:numPr>
+          <w:ilvl w:val="0"/>
+          <w:numId w:val="0"/>
+        </w:numPr>
+        <w:spacing w:after="0" w:line="360" w:lineRule="auto"/>
+        <w:ind w:left="1701" w:firstLine="567"/>
+      </w:pPr>
+    </w:p>
+    <w:p>
+      <w:pPr>
+        <w:pStyle w:val="DaftarParagraf"/>
+        <w:numPr>
+          <w:ilvl w:val="0"/>
+          <w:numId w:val="0"/>
+        </w:numPr>
+        <w:spacing w:after="0" w:line="360" w:lineRule="auto"/>
+        <w:ind w:left="1701" w:firstLine="567"/>
+      </w:pPr>
+    </w:p>
+    <w:p>
+      <w:pPr>
+        <w:pStyle w:val="DaftarParagraf"/>
+        <w:numPr>
+          <w:ilvl w:val="0"/>
+          <w:numId w:val="0"/>
+        </w:numPr>
+        <w:spacing w:after="0" w:line="360" w:lineRule="auto"/>
+        <w:ind w:left="1701" w:firstLine="567"/>
+      </w:pPr>
+    </w:p>
+    <w:p>
+      <w:pPr>
+        <w:pStyle w:val="DaftarParagraf"/>
+        <w:numPr>
+          <w:ilvl w:val="0"/>
+          <w:numId w:val="0"/>
+        </w:numPr>
+        <w:spacing w:after="0" w:line="360" w:lineRule="auto"/>
+        <w:ind w:left="1701" w:firstLine="567"/>
+      </w:pPr>
+    </w:p>
+    <w:p>
+      <w:pPr>
+        <w:pStyle w:val="DaftarParagraf"/>
+        <w:numPr>
+          <w:ilvl w:val="0"/>
+          <w:numId w:val="0"/>
+        </w:numPr>
+        <w:spacing w:after="0" w:line="360" w:lineRule="auto"/>
+        <w:ind w:left="1701" w:firstLine="567"/>
+      </w:pPr>
+    </w:p>
+    <w:p>
+      <w:pPr>
+        <w:pStyle w:val="DaftarParagraf"/>
+        <w:numPr>
+          <w:ilvl w:val="0"/>
+          <w:numId w:val="0"/>
+        </w:numPr>
+        <w:spacing w:after="0" w:line="360" w:lineRule="auto"/>
+        <w:ind w:left="1701" w:firstLine="567"/>
+      </w:pPr>
+    </w:p>
+    <w:p>
+      <w:pPr>
+        <w:pStyle w:val="DaftarParagraf"/>
+        <w:numPr>
+          <w:ilvl w:val="0"/>
+          <w:numId w:val="0"/>
+        </w:numPr>
+        <w:spacing w:after="0" w:line="360" w:lineRule="auto"/>
+        <w:ind w:left="1701" w:firstLine="567"/>
+      </w:pPr>
+    </w:p>
+    <w:p>
+      <w:pPr>
+        <w:pStyle w:val="DaftarParagraf"/>
+        <w:numPr>
+          <w:ilvl w:val="0"/>
+          <w:numId w:val="0"/>
+        </w:numPr>
+        <w:spacing w:after="0" w:line="360" w:lineRule="auto"/>
+        <w:ind w:left="1701" w:firstLine="567"/>
+      </w:pPr>
+    </w:p>
+    <w:p>
+      <w:pPr>
+        <w:pStyle w:val="DaftarParagraf"/>
+        <w:numPr>
+          <w:ilvl w:val="0"/>
+          <w:numId w:val="0"/>
+        </w:numPr>
+        <w:spacing w:after="0" w:line="360" w:lineRule="auto"/>
+        <w:ind w:left="1701" w:firstLine="567"/>
+      </w:pPr>
+    </w:p>
+    <w:p>
+      <w:pPr>
+        <w:spacing w:after="0" w:line="360" w:lineRule="auto"/>
+      </w:pPr>
+    </w:p>
+    <w:p>
+      <w:pPr>
+        <w:spacing w:after="0" w:line="360" w:lineRule="auto"/>
+      </w:pPr>
+    </w:p>
+    <w:p>
+      <w:pPr>
+        <w:pStyle w:val="DaftarParagraf"/>
+        <w:numPr>
+          <w:ilvl w:val="0"/>
+          <w:numId w:val="46"/>
+        </w:numPr>
+        <w:spacing w:after="0" w:line="360" w:lineRule="auto"/>
+      </w:pPr>
       <w:proofErr w:type="spellStart"/>
       <w:r>
         <w:t>Flowchart</w:t>
       </w:r>
       <w:proofErr w:type="spellEnd"/>
       <w:r>
-        <w:t xml:space="preserve"> estimasi berat nasi menggambarkan proses perhitungan berat nasi berdasarkan luas area hasil segmentasi. Proses dimulai setelah objek nasi berhasil terdeteksi oleh model. Luas area segmentasi dihitung dan dikonversikan menjadi estimasi berat nasi menggunakan faktor skala yang telah ditentukan. </w:t>
-      </w:r>
+        <w:t xml:space="preserve"> Estimasi Berat Nasi</w:t>
+      </w:r>
+    </w:p>
+    <w:p>
+      <w:pPr>
+        <w:pStyle w:val="DaftarParagraf"/>
+        <w:numPr>
+          <w:ilvl w:val="0"/>
+          <w:numId w:val="0"/>
+        </w:numPr>
+        <w:spacing w:after="0" w:line="360" w:lineRule="auto"/>
+        <w:ind w:left="1701" w:firstLine="567"/>
+        <w:jc w:val="both"/>
+      </w:pPr>
       <w:proofErr w:type="spellStart"/>
       <w:r>
         <w:t>Flowchart</w:t>
       </w:r>
       <w:proofErr w:type="spellEnd"/>
       <w:r>
+        <w:t xml:space="preserve"> estimasi berat nasi menggambarkan proses perhitungan berat nasi berdasarkan luas area hasil segmentasi. Proses dimulai setelah objek nasi berhasil terdeteksi oleh model. Luas area segmentasi dihitung dan dikonversikan menjadi </w:t>
+      </w:r>
+      <w:r>
+        <w:lastRenderedPageBreak/>
+        <w:t xml:space="preserve">estimasi berat nasi menggunakan faktor skala yang telah ditentukan. </w:t>
+      </w:r>
+      <w:proofErr w:type="spellStart"/>
+      <w:r>
+        <w:t>Flowchart</w:t>
+      </w:r>
+      <w:proofErr w:type="spellEnd"/>
+      <w:r>
         <w:t xml:space="preserve"> dapat dilihat pada Gambar 4.3.</w:t>
+      </w:r>
+    </w:p>
+    <w:p>
+      <w:pPr>
+        <w:pStyle w:val="DaftarParagraf"/>
+        <w:numPr>
+          <w:ilvl w:val="0"/>
+          <w:numId w:val="0"/>
+        </w:numPr>
+        <w:spacing w:after="0" w:line="360" w:lineRule="auto"/>
+        <w:ind w:left="1701" w:firstLine="567"/>
+        <w:jc w:val="both"/>
+      </w:pPr>
+      <w:r>
+        <w:drawing>
+          <wp:inline distT="0" distB="0" distL="0" distR="0" wp14:anchorId="5DF9B4F6" wp14:editId="52917137">
+            <wp:extent cx="3262630" cy="3729162"/>
+            <wp:effectExtent l="0" t="0" r="0" b="5080"/>
+            <wp:docPr id="749963976" name="Gambar 1"/>
+            <wp:cNvGraphicFramePr>
+              <a:graphicFrameLocks xmlns:a="http://schemas.openxmlformats.org/drawingml/2006/main" noChangeAspect="1"/>
+            </wp:cNvGraphicFramePr>
+            <a:graphic xmlns:a="http://schemas.openxmlformats.org/drawingml/2006/main">
+              <a:graphicData uri="http://schemas.openxmlformats.org/drawingml/2006/picture">
+                <pic:pic xmlns:pic="http://schemas.openxmlformats.org/drawingml/2006/picture">
+                  <pic:nvPicPr>
+                    <pic:cNvPr id="749963976" name=""/>
+                    <pic:cNvPicPr/>
+                  </pic:nvPicPr>
+                  <pic:blipFill rotWithShape="1">
+                    <a:blip r:embed="rId22"/>
+                    <a:srcRect l="13336" t="10044" r="15587" b="8715"/>
+                    <a:stretch>
+                      <a:fillRect/>
+                    </a:stretch>
+                  </pic:blipFill>
+                  <pic:spPr bwMode="auto">
+                    <a:xfrm>
+                      <a:off x="0" y="0"/>
+                      <a:ext cx="3263638" cy="3730314"/>
+                    </a:xfrm>
+                    <a:prstGeom prst="rect">
+                      <a:avLst/>
+                    </a:prstGeom>
+                    <a:ln>
+                      <a:noFill/>
+                    </a:ln>
+                    <a:extLst>
+                      <a:ext uri="{53640926-AAD7-44D8-BBD7-CCE9431645EC}">
+                        <a14:shadowObscured xmlns:a14="http://schemas.microsoft.com/office/drawing/2010/main"/>
+                      </a:ext>
+                    </a:extLst>
+                  </pic:spPr>
+                </pic:pic>
+              </a:graphicData>
+            </a:graphic>
+          </wp:inline>
+        </w:drawing>
       </w:r>
     </w:p>
     <w:p>
@@ -24140,7 +24484,776 @@
       <w:bookmarkEnd w:id="72"/>
       <w:proofErr w:type="spellEnd"/>
     </w:p>
-    <w:p/>
+    <w:p>
+      <w:pPr>
+        <w:spacing w:after="0" w:line="360" w:lineRule="auto"/>
+        <w:ind w:left="567" w:firstLine="567"/>
+        <w:jc w:val="both"/>
+      </w:pPr>
+      <w:r>
+        <w:t xml:space="preserve">Desain </w:t>
+      </w:r>
+      <w:proofErr w:type="spellStart"/>
+      <w:r>
+        <w:t>input</w:t>
+      </w:r>
+      <w:proofErr w:type="spellEnd"/>
+      <w:r>
+        <w:t>/</w:t>
+      </w:r>
+      <w:proofErr w:type="spellStart"/>
+      <w:r>
+        <w:t>output</w:t>
+      </w:r>
+      <w:proofErr w:type="spellEnd"/>
+      <w:r>
+        <w:t xml:space="preserve"> digunakan untuk menggambarkan data yang diterima dan dihasilkan oleh sistem deteksi makanan berbasis YOLO. </w:t>
+      </w:r>
+      <w:proofErr w:type="spellStart"/>
+      <w:r>
+        <w:t>Input</w:t>
+      </w:r>
+      <w:proofErr w:type="spellEnd"/>
+      <w:r>
+        <w:t xml:space="preserve"> sistem berupa citra makanan yang dikirim oleh pengguna melalui aplikasi klien, sedangkan </w:t>
+      </w:r>
+      <w:proofErr w:type="spellStart"/>
+      <w:r>
+        <w:t>output</w:t>
+      </w:r>
+      <w:proofErr w:type="spellEnd"/>
+      <w:r>
+        <w:t xml:space="preserve"> sistem berupa hasil deteksi makanan dan estimasi berat nasi yang diperoleh dari proses inferensi model.</w:t>
+      </w:r>
+    </w:p>
+    <w:p>
+      <w:pPr>
+        <w:spacing w:after="0" w:line="360" w:lineRule="auto"/>
+        <w:ind w:left="567" w:firstLine="567"/>
+      </w:pPr>
+    </w:p>
+    <w:p>
+      <w:pPr>
+        <w:pStyle w:val="DaftarParagraf"/>
+        <w:numPr>
+          <w:ilvl w:val="1"/>
+          <w:numId w:val="40"/>
+        </w:numPr>
+        <w:contextualSpacing w:val="0"/>
+        <w:rPr>
+          <w:vanish/>
+        </w:rPr>
+      </w:pPr>
+    </w:p>
+    <w:p>
+      <w:pPr>
+        <w:pStyle w:val="Judul3"/>
+      </w:pPr>
+      <w:r>
+        <w:t xml:space="preserve">Desain </w:t>
+      </w:r>
+      <w:proofErr w:type="spellStart"/>
+      <w:r>
+        <w:t>Input</w:t>
+      </w:r>
+      <w:proofErr w:type="spellEnd"/>
+    </w:p>
+    <w:p>
+      <w:pPr>
+        <w:spacing w:after="0" w:line="360" w:lineRule="auto"/>
+        <w:ind w:left="1276" w:firstLine="567"/>
+        <w:jc w:val="both"/>
+      </w:pPr>
+      <w:r>
+        <w:t xml:space="preserve">Sistem menerima data berupa citra menu makanan yang diperoleh menggunakan kamera </w:t>
+      </w:r>
+      <w:proofErr w:type="spellStart"/>
+      <w:r>
+        <w:t>smartphone</w:t>
+      </w:r>
+      <w:proofErr w:type="spellEnd"/>
+      <w:r>
+        <w:t>. Citra tersebut digunakan sebagai masukan untuk proses deteksi dan segmentasi objek makanan menggunakan model YOLO26. Data yang diterima sistem disajikan pada Tabel 4.1.</w:t>
+      </w:r>
+    </w:p>
+    <w:p>
+      <w:pPr>
+        <w:spacing w:after="0" w:line="360" w:lineRule="auto"/>
+        <w:ind w:left="1276" w:firstLine="567"/>
+        <w:jc w:val="both"/>
+      </w:pPr>
+    </w:p>
+    <w:tbl>
+      <w:tblPr>
+        <w:tblStyle w:val="KisiTabel"/>
+        <w:tblW w:w="0" w:type="auto"/>
+        <w:tblInd w:w="1276" w:type="dxa"/>
+        <w:tblLook w:val="04A0" w:firstRow="1" w:lastRow="0" w:firstColumn="1" w:lastColumn="0" w:noHBand="0" w:noVBand="1"/>
+      </w:tblPr>
+      <w:tblGrid>
+        <w:gridCol w:w="570"/>
+        <w:gridCol w:w="1410"/>
+        <w:gridCol w:w="4671"/>
+      </w:tblGrid>
+      <w:tr>
+        <w:tc>
+          <w:tcPr>
+            <w:tcW w:w="570" w:type="dxa"/>
+          </w:tcPr>
+          <w:p>
+            <w:pPr>
+              <w:spacing w:line="360" w:lineRule="auto"/>
+            </w:pPr>
+            <w:r>
+              <w:t>No.</w:t>
+            </w:r>
+          </w:p>
+        </w:tc>
+        <w:tc>
+          <w:tcPr>
+            <w:tcW w:w="1410" w:type="dxa"/>
+          </w:tcPr>
+          <w:p>
+            <w:pPr>
+              <w:spacing w:line="360" w:lineRule="auto"/>
+              <w:jc w:val="center"/>
+            </w:pPr>
+            <w:r>
+              <w:t xml:space="preserve">Data </w:t>
+            </w:r>
+            <w:proofErr w:type="spellStart"/>
+            <w:r>
+              <w:t>Input</w:t>
+            </w:r>
+            <w:proofErr w:type="spellEnd"/>
+          </w:p>
+        </w:tc>
+        <w:tc>
+          <w:tcPr>
+            <w:tcW w:w="4671" w:type="dxa"/>
+          </w:tcPr>
+          <w:p>
+            <w:pPr>
+              <w:spacing w:line="360" w:lineRule="auto"/>
+              <w:jc w:val="center"/>
+            </w:pPr>
+            <w:r>
+              <w:t>Keterangan</w:t>
+            </w:r>
+          </w:p>
+        </w:tc>
+      </w:tr>
+      <w:tr>
+        <w:tc>
+          <w:tcPr>
+            <w:tcW w:w="570" w:type="dxa"/>
+          </w:tcPr>
+          <w:p>
+            <w:pPr>
+              <w:spacing w:line="360" w:lineRule="auto"/>
+              <w:jc w:val="center"/>
+            </w:pPr>
+            <w:r>
+              <w:t>1</w:t>
+            </w:r>
+            <w:r>
+              <w:t>.</w:t>
+            </w:r>
+          </w:p>
+        </w:tc>
+        <w:tc>
+          <w:tcPr>
+            <w:tcW w:w="1410" w:type="dxa"/>
+          </w:tcPr>
+          <w:p>
+            <w:pPr>
+              <w:spacing w:line="360" w:lineRule="auto"/>
+              <w:jc w:val="center"/>
+            </w:pPr>
+            <w:r>
+              <w:rPr>
+                <w:rFonts w:eastAsia="Times New Roman"/>
+                <w:color w:val="000000"/>
+                <w:lang w:eastAsia="id-ID"/>
+              </w:rPr>
+              <w:t>Citra menu MBG</w:t>
+            </w:r>
+          </w:p>
+        </w:tc>
+        <w:tc>
+          <w:tcPr>
+            <w:tcW w:w="4671" w:type="dxa"/>
+          </w:tcPr>
+          <w:p>
+            <w:pPr>
+              <w:spacing w:line="360" w:lineRule="auto"/>
+            </w:pPr>
+            <w:r>
+              <w:rPr>
+                <w:rFonts w:eastAsia="Times New Roman"/>
+                <w:color w:val="000000"/>
+                <w:lang w:eastAsia="id-ID"/>
+              </w:rPr>
+              <w:t>Gambar menu makanan yang akan dideteksi dan disegmentasi</w:t>
+            </w:r>
+          </w:p>
+        </w:tc>
+      </w:tr>
+    </w:tbl>
+    <w:p>
+      <w:pPr>
+        <w:spacing w:after="0" w:line="360" w:lineRule="auto"/>
+        <w:ind w:left="1276" w:firstLine="567"/>
+      </w:pPr>
+    </w:p>
+    <w:p>
+      <w:pPr>
+        <w:spacing w:after="0" w:line="360" w:lineRule="auto"/>
+        <w:ind w:left="1276" w:firstLine="567"/>
+      </w:pPr>
+    </w:p>
+    <w:p>
+      <w:pPr>
+        <w:pStyle w:val="Judul3"/>
+      </w:pPr>
+      <w:r>
+        <w:t xml:space="preserve">Desain </w:t>
+      </w:r>
+      <w:proofErr w:type="spellStart"/>
+      <w:r>
+        <w:t>Output</w:t>
+      </w:r>
+      <w:proofErr w:type="spellEnd"/>
+    </w:p>
+    <w:p>
+      <w:pPr>
+        <w:spacing w:after="0" w:line="360" w:lineRule="auto"/>
+        <w:ind w:left="1276" w:firstLine="567"/>
+        <w:jc w:val="both"/>
+      </w:pPr>
+      <w:r>
+        <w:t xml:space="preserve">Sistem menghasilkan informasi berupa hasil deteksi makanan, luas area objek nasi, estimasi berat nasi, serta estimasi kalori nasi berdasarkan citra yang diproses. Informasi tersebut diperoleh dari hasil deteksi dan segmentasi menggunakan model YOLO26 serta perhitungan estimasi berat dan kalori nasi. Data </w:t>
+      </w:r>
+      <w:proofErr w:type="spellStart"/>
+      <w:r>
+        <w:t>output</w:t>
+      </w:r>
+      <w:proofErr w:type="spellEnd"/>
+      <w:r>
+        <w:t xml:space="preserve"> sistem disajikan pada Tabel 4.2.</w:t>
+      </w:r>
+    </w:p>
+    <w:p>
+      <w:pPr>
+        <w:spacing w:after="0" w:line="360" w:lineRule="auto"/>
+        <w:ind w:left="1276" w:firstLine="567"/>
+        <w:jc w:val="both"/>
+      </w:pPr>
+    </w:p>
+    <w:tbl>
+      <w:tblPr>
+        <w:tblW w:w="6773" w:type="dxa"/>
+        <w:tblInd w:w="1215" w:type="dxa"/>
+        <w:tblBorders>
+          <w:top w:val="single" w:sz="4" w:space="0" w:color="auto"/>
+          <w:left w:val="single" w:sz="4" w:space="0" w:color="auto"/>
+          <w:bottom w:val="single" w:sz="4" w:space="0" w:color="auto"/>
+          <w:right w:val="single" w:sz="4" w:space="0" w:color="auto"/>
+          <w:insideH w:val="single" w:sz="4" w:space="0" w:color="auto"/>
+          <w:insideV w:val="single" w:sz="4" w:space="0" w:color="auto"/>
+        </w:tblBorders>
+        <w:tblLook w:val="04A0" w:firstRow="1" w:lastRow="0" w:firstColumn="1" w:lastColumn="0" w:noHBand="0" w:noVBand="1"/>
+      </w:tblPr>
+      <w:tblGrid>
+        <w:gridCol w:w="570"/>
+        <w:gridCol w:w="1480"/>
+        <w:gridCol w:w="4723"/>
+      </w:tblGrid>
+      <w:tr>
+        <w:trPr>
+          <w:trHeight w:val="315"/>
+        </w:trPr>
+        <w:tc>
+          <w:tcPr>
+            <w:tcW w:w="570" w:type="dxa"/>
+            <w:noWrap/>
+            <w:hideMark/>
+          </w:tcPr>
+          <w:p>
+            <w:pPr>
+              <w:spacing w:after="0" w:line="240" w:lineRule="auto"/>
+              <w:jc w:val="center"/>
+              <w:rPr>
+                <w:rFonts w:eastAsia="Times New Roman"/>
+                <w:color w:val="000000"/>
+                <w:lang w:eastAsia="id-ID"/>
+              </w:rPr>
+            </w:pPr>
+            <w:r>
+              <w:rPr>
+                <w:rFonts w:eastAsia="Times New Roman"/>
+                <w:color w:val="000000"/>
+                <w:lang w:eastAsia="id-ID"/>
+              </w:rPr>
+              <w:t>No.</w:t>
+            </w:r>
+          </w:p>
+        </w:tc>
+        <w:tc>
+          <w:tcPr>
+            <w:tcW w:w="1480" w:type="dxa"/>
+            <w:noWrap/>
+            <w:hideMark/>
+          </w:tcPr>
+          <w:p>
+            <w:pPr>
+              <w:spacing w:after="0" w:line="240" w:lineRule="auto"/>
+              <w:jc w:val="center"/>
+              <w:rPr>
+                <w:rFonts w:eastAsia="Times New Roman"/>
+                <w:color w:val="000000"/>
+                <w:lang w:eastAsia="id-ID"/>
+              </w:rPr>
+            </w:pPr>
+            <w:r>
+              <w:rPr>
+                <w:rFonts w:eastAsia="Times New Roman"/>
+                <w:color w:val="000000"/>
+                <w:lang w:eastAsia="id-ID"/>
+              </w:rPr>
+              <w:t xml:space="preserve">Data </w:t>
+            </w:r>
+            <w:proofErr w:type="spellStart"/>
+            <w:r>
+              <w:rPr>
+                <w:rFonts w:eastAsia="Times New Roman"/>
+                <w:color w:val="000000"/>
+                <w:lang w:eastAsia="id-ID"/>
+              </w:rPr>
+              <w:t>Output</w:t>
+            </w:r>
+            <w:proofErr w:type="spellEnd"/>
+          </w:p>
+        </w:tc>
+        <w:tc>
+          <w:tcPr>
+            <w:tcW w:w="4723" w:type="dxa"/>
+            <w:noWrap/>
+            <w:hideMark/>
+          </w:tcPr>
+          <w:p>
+            <w:pPr>
+              <w:spacing w:after="0" w:line="240" w:lineRule="auto"/>
+              <w:jc w:val="center"/>
+              <w:rPr>
+                <w:rFonts w:eastAsia="Times New Roman"/>
+                <w:color w:val="000000"/>
+                <w:lang w:eastAsia="id-ID"/>
+              </w:rPr>
+            </w:pPr>
+            <w:r>
+              <w:rPr>
+                <w:rFonts w:eastAsia="Times New Roman"/>
+                <w:color w:val="000000"/>
+                <w:lang w:eastAsia="id-ID"/>
+              </w:rPr>
+              <w:t>Keterangan</w:t>
+            </w:r>
+          </w:p>
+        </w:tc>
+      </w:tr>
+      <w:tr>
+        <w:trPr>
+          <w:trHeight w:val="315"/>
+        </w:trPr>
+        <w:tc>
+          <w:tcPr>
+            <w:tcW w:w="570" w:type="dxa"/>
+            <w:noWrap/>
+            <w:hideMark/>
+          </w:tcPr>
+          <w:p>
+            <w:pPr>
+              <w:spacing w:after="0" w:line="240" w:lineRule="auto"/>
+              <w:jc w:val="center"/>
+              <w:rPr>
+                <w:rFonts w:eastAsia="Times New Roman"/>
+                <w:color w:val="000000"/>
+                <w:lang w:eastAsia="id-ID"/>
+              </w:rPr>
+            </w:pPr>
+            <w:r>
+              <w:rPr>
+                <w:rFonts w:eastAsia="Times New Roman"/>
+                <w:color w:val="000000"/>
+                <w:lang w:eastAsia="id-ID"/>
+              </w:rPr>
+              <w:t>1</w:t>
+            </w:r>
+            <w:r>
+              <w:rPr>
+                <w:rFonts w:eastAsia="Times New Roman"/>
+                <w:color w:val="000000"/>
+                <w:lang w:eastAsia="id-ID"/>
+              </w:rPr>
+              <w:t>.</w:t>
+            </w:r>
+          </w:p>
+        </w:tc>
+        <w:tc>
+          <w:tcPr>
+            <w:tcW w:w="1480" w:type="dxa"/>
+            <w:noWrap/>
+            <w:hideMark/>
+          </w:tcPr>
+          <w:p>
+            <w:pPr>
+              <w:spacing w:after="0" w:line="240" w:lineRule="auto"/>
+              <w:rPr>
+                <w:rFonts w:eastAsia="Times New Roman"/>
+                <w:color w:val="000000"/>
+                <w:lang w:eastAsia="id-ID"/>
+              </w:rPr>
+            </w:pPr>
+            <w:r>
+              <w:rPr>
+                <w:rFonts w:eastAsia="Times New Roman"/>
+                <w:color w:val="000000"/>
+                <w:lang w:eastAsia="id-ID"/>
+              </w:rPr>
+              <w:t>Jenis makanan</w:t>
+            </w:r>
+          </w:p>
+        </w:tc>
+        <w:tc>
+          <w:tcPr>
+            <w:tcW w:w="4723" w:type="dxa"/>
+            <w:noWrap/>
+            <w:hideMark/>
+          </w:tcPr>
+          <w:p>
+            <w:pPr>
+              <w:spacing w:after="0" w:line="240" w:lineRule="auto"/>
+              <w:rPr>
+                <w:rFonts w:eastAsia="Times New Roman"/>
+                <w:color w:val="000000"/>
+                <w:lang w:eastAsia="id-ID"/>
+              </w:rPr>
+            </w:pPr>
+            <w:r>
+              <w:rPr>
+                <w:rFonts w:eastAsia="Times New Roman"/>
+                <w:color w:val="000000"/>
+                <w:lang w:eastAsia="id-ID"/>
+              </w:rPr>
+              <w:t>Nama makanan yang berhasil dideteksi</w:t>
+            </w:r>
+          </w:p>
+        </w:tc>
+      </w:tr>
+      <w:tr>
+        <w:trPr>
+          <w:trHeight w:val="315"/>
+        </w:trPr>
+        <w:tc>
+          <w:tcPr>
+            <w:tcW w:w="570" w:type="dxa"/>
+            <w:noWrap/>
+            <w:hideMark/>
+          </w:tcPr>
+          <w:p>
+            <w:pPr>
+              <w:spacing w:after="0" w:line="240" w:lineRule="auto"/>
+              <w:jc w:val="center"/>
+              <w:rPr>
+                <w:rFonts w:eastAsia="Times New Roman"/>
+                <w:color w:val="000000"/>
+                <w:lang w:eastAsia="id-ID"/>
+              </w:rPr>
+            </w:pPr>
+            <w:r>
+              <w:rPr>
+                <w:rFonts w:eastAsia="Times New Roman"/>
+                <w:color w:val="000000"/>
+                <w:lang w:eastAsia="id-ID"/>
+              </w:rPr>
+              <w:t>2</w:t>
+            </w:r>
+            <w:r>
+              <w:rPr>
+                <w:rFonts w:eastAsia="Times New Roman"/>
+                <w:color w:val="000000"/>
+                <w:lang w:eastAsia="id-ID"/>
+              </w:rPr>
+              <w:t>.</w:t>
+            </w:r>
+          </w:p>
+        </w:tc>
+        <w:tc>
+          <w:tcPr>
+            <w:tcW w:w="1480" w:type="dxa"/>
+            <w:noWrap/>
+            <w:hideMark/>
+          </w:tcPr>
+          <w:p>
+            <w:pPr>
+              <w:spacing w:after="0" w:line="240" w:lineRule="auto"/>
+              <w:rPr>
+                <w:rFonts w:eastAsia="Times New Roman"/>
+                <w:color w:val="000000"/>
+                <w:lang w:eastAsia="id-ID"/>
+              </w:rPr>
+            </w:pPr>
+            <w:r>
+              <w:rPr>
+                <w:rFonts w:eastAsia="Times New Roman"/>
+                <w:color w:val="000000"/>
+                <w:lang w:eastAsia="id-ID"/>
+              </w:rPr>
+              <w:t>Luas area nasi</w:t>
+            </w:r>
+          </w:p>
+        </w:tc>
+        <w:tc>
+          <w:tcPr>
+            <w:tcW w:w="4723" w:type="dxa"/>
+            <w:noWrap/>
+            <w:hideMark/>
+          </w:tcPr>
+          <w:p>
+            <w:pPr>
+              <w:spacing w:after="0" w:line="240" w:lineRule="auto"/>
+              <w:rPr>
+                <w:rFonts w:eastAsia="Times New Roman"/>
+                <w:color w:val="000000"/>
+                <w:lang w:eastAsia="id-ID"/>
+              </w:rPr>
+            </w:pPr>
+            <w:r>
+              <w:rPr>
+                <w:rFonts w:eastAsia="Times New Roman"/>
+                <w:color w:val="000000"/>
+                <w:lang w:eastAsia="id-ID"/>
+              </w:rPr>
+              <w:t xml:space="preserve">Luas objek nasi hasil segmentasi dalam </w:t>
+            </w:r>
+            <w:proofErr w:type="spellStart"/>
+            <w:r>
+              <w:rPr>
+                <w:rFonts w:eastAsia="Times New Roman"/>
+                <w:color w:val="000000"/>
+                <w:lang w:eastAsia="id-ID"/>
+              </w:rPr>
+              <w:t>piksel</w:t>
+            </w:r>
+            <w:proofErr w:type="spellEnd"/>
+          </w:p>
+        </w:tc>
+      </w:tr>
+      <w:tr>
+        <w:trPr>
+          <w:trHeight w:val="315"/>
+        </w:trPr>
+        <w:tc>
+          <w:tcPr>
+            <w:tcW w:w="570" w:type="dxa"/>
+            <w:noWrap/>
+            <w:hideMark/>
+          </w:tcPr>
+          <w:p>
+            <w:pPr>
+              <w:spacing w:after="0" w:line="240" w:lineRule="auto"/>
+              <w:jc w:val="center"/>
+              <w:rPr>
+                <w:rFonts w:eastAsia="Times New Roman"/>
+                <w:color w:val="000000"/>
+                <w:lang w:eastAsia="id-ID"/>
+              </w:rPr>
+            </w:pPr>
+            <w:r>
+              <w:rPr>
+                <w:rFonts w:eastAsia="Times New Roman"/>
+                <w:color w:val="000000"/>
+                <w:lang w:eastAsia="id-ID"/>
+              </w:rPr>
+              <w:t>3</w:t>
+            </w:r>
+            <w:r>
+              <w:rPr>
+                <w:rFonts w:eastAsia="Times New Roman"/>
+                <w:color w:val="000000"/>
+                <w:lang w:eastAsia="id-ID"/>
+              </w:rPr>
+              <w:t>.</w:t>
+            </w:r>
+          </w:p>
+        </w:tc>
+        <w:tc>
+          <w:tcPr>
+            <w:tcW w:w="1480" w:type="dxa"/>
+            <w:noWrap/>
+            <w:hideMark/>
+          </w:tcPr>
+          <w:p>
+            <w:pPr>
+              <w:spacing w:after="0" w:line="240" w:lineRule="auto"/>
+              <w:rPr>
+                <w:rFonts w:eastAsia="Times New Roman"/>
+                <w:color w:val="000000"/>
+                <w:lang w:eastAsia="id-ID"/>
+              </w:rPr>
+            </w:pPr>
+            <w:r>
+              <w:rPr>
+                <w:rFonts w:eastAsia="Times New Roman"/>
+                <w:color w:val="000000"/>
+                <w:lang w:eastAsia="id-ID"/>
+              </w:rPr>
+              <w:t>Berat nasi</w:t>
+            </w:r>
+          </w:p>
+        </w:tc>
+        <w:tc>
+          <w:tcPr>
+            <w:tcW w:w="4723" w:type="dxa"/>
+            <w:noWrap/>
+            <w:hideMark/>
+          </w:tcPr>
+          <w:p>
+            <w:pPr>
+              <w:spacing w:after="0" w:line="240" w:lineRule="auto"/>
+              <w:rPr>
+                <w:rFonts w:eastAsia="Times New Roman"/>
+                <w:color w:val="000000"/>
+                <w:lang w:eastAsia="id-ID"/>
+              </w:rPr>
+            </w:pPr>
+            <w:r>
+              <w:rPr>
+                <w:rFonts w:eastAsia="Times New Roman"/>
+                <w:color w:val="000000"/>
+                <w:lang w:eastAsia="id-ID"/>
+              </w:rPr>
+              <w:t>Hasil estimasi berat nasi dalam gram</w:t>
+            </w:r>
+          </w:p>
+        </w:tc>
+      </w:tr>
+      <w:tr>
+        <w:trPr>
+          <w:trHeight w:val="315"/>
+        </w:trPr>
+        <w:tc>
+          <w:tcPr>
+            <w:tcW w:w="570" w:type="dxa"/>
+            <w:noWrap/>
+            <w:hideMark/>
+          </w:tcPr>
+          <w:p>
+            <w:pPr>
+              <w:spacing w:after="0" w:line="240" w:lineRule="auto"/>
+              <w:jc w:val="center"/>
+              <w:rPr>
+                <w:rFonts w:eastAsia="Times New Roman"/>
+                <w:color w:val="000000"/>
+                <w:lang w:eastAsia="id-ID"/>
+              </w:rPr>
+            </w:pPr>
+            <w:r>
+              <w:rPr>
+                <w:rFonts w:eastAsia="Times New Roman"/>
+                <w:color w:val="000000"/>
+                <w:lang w:eastAsia="id-ID"/>
+              </w:rPr>
+              <w:t>4</w:t>
+            </w:r>
+            <w:r>
+              <w:rPr>
+                <w:rFonts w:eastAsia="Times New Roman"/>
+                <w:color w:val="000000"/>
+                <w:lang w:eastAsia="id-ID"/>
+              </w:rPr>
+              <w:t>.</w:t>
+            </w:r>
+          </w:p>
+        </w:tc>
+        <w:tc>
+          <w:tcPr>
+            <w:tcW w:w="1480" w:type="dxa"/>
+            <w:noWrap/>
+            <w:hideMark/>
+          </w:tcPr>
+          <w:p>
+            <w:pPr>
+              <w:spacing w:after="0" w:line="240" w:lineRule="auto"/>
+              <w:rPr>
+                <w:rFonts w:eastAsia="Times New Roman"/>
+                <w:color w:val="000000"/>
+                <w:lang w:eastAsia="id-ID"/>
+              </w:rPr>
+            </w:pPr>
+            <w:r>
+              <w:rPr>
+                <w:rFonts w:eastAsia="Times New Roman"/>
+                <w:color w:val="000000"/>
+                <w:lang w:eastAsia="id-ID"/>
+              </w:rPr>
+              <w:t>Kalori nasi</w:t>
+            </w:r>
+          </w:p>
+        </w:tc>
+        <w:tc>
+          <w:tcPr>
+            <w:tcW w:w="4723" w:type="dxa"/>
+            <w:noWrap/>
+            <w:hideMark/>
+          </w:tcPr>
+          <w:p>
+            <w:pPr>
+              <w:spacing w:after="0" w:line="240" w:lineRule="auto"/>
+              <w:rPr>
+                <w:rFonts w:eastAsia="Times New Roman"/>
+                <w:color w:val="000000"/>
+                <w:lang w:eastAsia="id-ID"/>
+              </w:rPr>
+            </w:pPr>
+            <w:r>
+              <w:rPr>
+                <w:rFonts w:eastAsia="Times New Roman"/>
+                <w:color w:val="000000"/>
+                <w:lang w:eastAsia="id-ID"/>
+              </w:rPr>
+              <w:t>Hasil estimasi kalori nasi dalam kilokalori (</w:t>
+            </w:r>
+            <w:proofErr w:type="spellStart"/>
+            <w:r>
+              <w:rPr>
+                <w:rFonts w:eastAsia="Times New Roman"/>
+                <w:color w:val="000000"/>
+                <w:lang w:eastAsia="id-ID"/>
+              </w:rPr>
+              <w:t>kkal</w:t>
+            </w:r>
+            <w:proofErr w:type="spellEnd"/>
+            <w:r>
+              <w:rPr>
+                <w:rFonts w:eastAsia="Times New Roman"/>
+                <w:color w:val="000000"/>
+                <w:lang w:eastAsia="id-ID"/>
+              </w:rPr>
+              <w:t>)</w:t>
+            </w:r>
+          </w:p>
+        </w:tc>
+      </w:tr>
+    </w:tbl>
+    <w:p>
+      <w:pPr>
+        <w:spacing w:after="0" w:line="360" w:lineRule="auto"/>
+        <w:ind w:left="1276" w:firstLine="567"/>
+        <w:jc w:val="both"/>
+      </w:pPr>
+    </w:p>
     <w:p/>
     <w:p>
       <w:pPr>
@@ -24168,6 +25281,7 @@
       </w:r>
       <w:bookmarkEnd w:id="73"/>
     </w:p>
+    <w:p/>
     <w:p>
       <w:pPr>
         <w:pStyle w:val="DaftarParagraf"/>
@@ -24198,6 +25312,33 @@
     </w:p>
     <w:p>
       <w:pPr>
+        <w:spacing w:after="0" w:line="360" w:lineRule="auto"/>
+        <w:ind w:left="567" w:firstLine="567"/>
+      </w:pPr>
+      <w:r>
+        <w:t xml:space="preserve">Implementasi sistem merupakan tahap penerapan hasil perancangan yang telah dilakukan pada bab sebelumnya. Pada tahap ini dilakukan implementasi </w:t>
+      </w:r>
+      <w:proofErr w:type="spellStart"/>
+      <w:r>
+        <w:rPr>
+          <w:i/>
+          <w:iCs/>
+        </w:rPr>
+        <w:t>dataset</w:t>
+      </w:r>
+      <w:proofErr w:type="spellEnd"/>
+      <w:r>
+        <w:t>, pelatihan model YOLO26, layanan REST API, serta pengujian antarmuka yang digunakan untuk menampilkan hasil deteksi makanan dan estimasi berat nasi.</w:t>
+      </w:r>
+    </w:p>
+    <w:p>
+      <w:pPr>
+        <w:spacing w:after="0" w:line="360" w:lineRule="auto"/>
+        <w:ind w:left="567" w:firstLine="567"/>
+      </w:pPr>
+    </w:p>
+    <w:p>
+      <w:pPr>
         <w:pStyle w:val="Judul2"/>
       </w:pPr>
       <w:bookmarkStart w:id="76" w:name="_Toc230210515"/>
@@ -24206,7 +25347,15 @@
       </w:r>
       <w:bookmarkEnd w:id="76"/>
     </w:p>
-    <w:p/>
+    <w:p>
+      <w:pPr>
+        <w:spacing w:after="0" w:line="360" w:lineRule="auto"/>
+        <w:ind w:left="567" w:firstLine="567"/>
+      </w:pPr>
+      <w:r>
+        <w:t>Hasil pengujian digunakan untuk mengetahui kemampuan sistem dalam mendeteksi makanan dan memperkirakan berat nasi. Pengujian dilakukan terhadap model YOLO26, proses estimasi berat nasi, serta layanan REST API yang digunakan pada sistem.</w:t>
+      </w:r>
+    </w:p>
     <w:p/>
     <w:p>
       <w:pPr>
@@ -26652,6 +27801,13 @@
         <w:rPr>
           <w:b/>
         </w:rPr>
+        <w:sectPr>
+          <w:pgSz w:w="11906" w:h="16838" w:code="9"/>
+          <w:pgMar w:top="2268" w:right="1701" w:bottom="1701" w:left="2268" w:header="737" w:footer="624" w:gutter="0"/>
+          <w:cols w:space="720"/>
+          <w:titlePg/>
+          <w:docGrid w:linePitch="326"/>
+        </w:sectPr>
       </w:pPr>
       <w:r>
         <w:rPr>
@@ -26662,29 +27818,14 @@
     </w:p>
     <w:p>
       <w:pPr>
-        <w:widowControl w:val="0"/>
-        <w:autoSpaceDE w:val="0"/>
-        <w:autoSpaceDN w:val="0"/>
-        <w:adjustRightInd w:val="0"/>
-        <w:spacing w:after="0" w:line="360" w:lineRule="auto"/>
-        <w:ind w:left="640" w:hanging="640"/>
-        <w:rPr>
-          <w:b/>
-        </w:rPr>
-      </w:pPr>
-    </w:p>
-    <w:p>
-      <w:pPr>
-        <w:widowControl w:val="0"/>
-        <w:autoSpaceDE w:val="0"/>
-        <w:autoSpaceDN w:val="0"/>
-        <w:adjustRightInd w:val="0"/>
-        <w:spacing w:after="0" w:line="360" w:lineRule="auto"/>
-        <w:rPr>
-          <w:b/>
-        </w:rPr>
-      </w:pPr>
-    </w:p>
+        <w:pStyle w:val="Judul1"/>
+      </w:pPr>
+      <w:r>
+        <w:lastRenderedPageBreak/>
+        <w:t>LAMPIRAN</w:t>
+      </w:r>
+    </w:p>
+    <w:p/>
     <w:sectPr>
       <w:pgSz w:w="11906" w:h="16838" w:code="9"/>
       <w:pgMar w:top="2268" w:right="1701" w:bottom="1701" w:left="2268" w:header="737" w:footer="624" w:gutter="0"/>
@@ -28053,7 +29194,7 @@
   <w:abstractNum w:abstractNumId="12" w15:restartNumberingAfterBreak="0">
     <w:nsid w:val="15E23DE4"/>
     <w:multiLevelType w:val="multilevel"/>
-    <w:tmpl w:val="54024E32"/>
+    <w:tmpl w:val="0F3CAE62"/>
     <w:lvl w:ilvl="0">
       <w:start w:val="1"/>
       <w:numFmt w:val="decimal"/>
@@ -32857,28 +33998,28 @@
 </file>
 
 <file path=customXml/item1.xml><?xml version="1.0" encoding="utf-8"?>
-<b:Sources xmlns:b="http://schemas.openxmlformats.org/officeDocument/2006/bibliography" xmlns="http://schemas.openxmlformats.org/officeDocument/2006/bibliography" SelectedStyle="\APASixthEditionOfficeOnline.xsl" StyleName="APA" Version="6"/>
-</file>
-
-<file path=customXml/item2.xml><?xml version="1.0" encoding="utf-8"?>
 <go:gDocsCustomXmlDataStorage xmlns:go="http://customooxmlschemas.google.com/" xmlns:r="http://schemas.openxmlformats.org/officeDocument/2006/relationships" uri="GoogleDocsCustomDataVersion2">
   <go:docsCustomData xmlns:go="http://customooxmlschemas.google.com/" roundtripDataSignature="AMtx7mjc0oDXsqUbQ5Asma13N2qEM/4tLA==">CgMxLjAyDmguY3l1aWFoYWNqZ3Y1OAByITFTYUoxdHJUdDl0OFRhVWZtcDZhcEhrSUhsblFFcDh5RQ==</go:docsCustomData>
 </go:gDocsCustomXmlDataStorage>
 </file>
 
-<file path=customXml/itemProps1.xml><?xml version="1.0" encoding="utf-8"?>
-<ds:datastoreItem xmlns:ds="http://schemas.openxmlformats.org/officeDocument/2006/customXml" ds:itemID="{41B3B545-6D3A-4D7B-922A-A90F0B4F9459}">
-  <ds:schemaRefs>
-    <ds:schemaRef ds:uri="http://schemas.openxmlformats.org/officeDocument/2006/bibliography"/>
-  </ds:schemaRefs>
-</ds:datastoreItem>
+<file path=customXml/item2.xml><?xml version="1.0" encoding="utf-8"?>
+<b:Sources xmlns:b="http://schemas.openxmlformats.org/officeDocument/2006/bibliography" xmlns="http://schemas.openxmlformats.org/officeDocument/2006/bibliography" SelectedStyle="\APASixthEditionOfficeOnline.xsl" StyleName="APA" Version="6"/>
 </file>
 
-<file path=customXml/itemProps2.xml><?xml version="1.0" encoding="utf-8"?>
+<file path=customXml/itemProps1.xml><?xml version="1.0" encoding="utf-8"?>
 <ds:datastoreItem xmlns:ds="http://schemas.openxmlformats.org/officeDocument/2006/customXml" ds:itemID="{11111111-1234-1234-1234-123412341234}">
   <ds:schemaRefs>
     <ds:schemaRef ds:uri="http://customooxmlschemas.google.com/"/>
     <ds:schemaRef ds:uri="http://schemas.openxmlformats.org/officeDocument/2006/relationships"/>
   </ds:schemaRefs>
 </ds:datastoreItem>
+</file>
+
+<file path=customXml/itemProps2.xml><?xml version="1.0" encoding="utf-8"?>
+<ds:datastoreItem xmlns:ds="http://schemas.openxmlformats.org/officeDocument/2006/customXml" ds:itemID="{41B3B545-6D3A-4D7B-922A-A90F0B4F9459}">
+  <ds:schemaRefs>
+    <ds:schemaRef ds:uri="http://schemas.openxmlformats.org/officeDocument/2006/bibliography"/>
+  </ds:schemaRefs>
+</ds:datastoreItem>
 </file>
--- a/Bimbingan/laporan/Laporan TA Firman.docx
+++ b/Bimbingan/laporan/Laporan TA Firman.docx
@@ -24004,6 +24004,14 @@
     </w:p>
     <w:p>
       <w:pPr>
+        <w:pStyle w:val="Judul3"/>
+      </w:pPr>
+      <w:r>
+        <w:t>Diagram Alir</w:t>
+      </w:r>
+    </w:p>
+    <w:p>
+      <w:pPr>
         <w:pStyle w:val="DaftarParagraf"/>
         <w:numPr>
           <w:ilvl w:val="0"/>
@@ -24017,16 +24025,3059 @@
           <w:between w:val="nil"/>
         </w:pBdr>
         <w:spacing w:after="0" w:line="360" w:lineRule="auto"/>
-        <w:ind w:left="1355"/>
+        <w:ind w:left="1276" w:firstLine="567"/>
         <w:jc w:val="both"/>
         <w:rPr>
           <w:rFonts w:eastAsia="Times New Roman"/>
           <w:color w:val="000000"/>
         </w:rPr>
       </w:pPr>
-    </w:p>
+      <w:r>
+        <w:rPr>
+          <w:rFonts w:eastAsia="Times New Roman"/>
+          <w:color w:val="000000"/>
+        </w:rPr>
+        <w:t xml:space="preserve">Diagram alir atau </w:t>
+      </w:r>
+      <w:proofErr w:type="spellStart"/>
+      <w:r>
+        <w:rPr>
+          <w:rFonts w:eastAsia="Times New Roman"/>
+          <w:i/>
+          <w:iCs/>
+          <w:color w:val="000000"/>
+        </w:rPr>
+        <w:t>flowchart</w:t>
+      </w:r>
+      <w:proofErr w:type="spellEnd"/>
+      <w:r>
+        <w:rPr>
+          <w:rFonts w:eastAsia="Times New Roman"/>
+          <w:color w:val="000000"/>
+        </w:rPr>
+        <w:t xml:space="preserve"> merupakan bentuk representasi visual yang digunakan untuk menggambarkan urutan langkah dan logika dari suatu proses atau algoritma menggunakan simbol-simbol tertentu yang saling terhubung melalui garis aliran. </w:t>
+      </w:r>
+      <w:proofErr w:type="spellStart"/>
+      <w:r>
+        <w:rPr>
+          <w:rFonts w:eastAsia="Times New Roman"/>
+          <w:i/>
+          <w:iCs/>
+          <w:color w:val="000000"/>
+        </w:rPr>
+        <w:t>Flowchart</w:t>
+      </w:r>
+      <w:proofErr w:type="spellEnd"/>
+      <w:r>
+        <w:rPr>
+          <w:rFonts w:eastAsia="Times New Roman"/>
+          <w:color w:val="000000"/>
+        </w:rPr>
+        <w:t xml:space="preserve"> tidak hanya berfungsi sebagai media komunikasi, tetapi juga membantu pemrogram dalam merancang serta mengimplementasikan algoritma secara lebih terstruktur, sehingga dapat mempermudah proses pemecahan masalah, khususnya bagi pemrogram pemula [89]. Setiap tahapan proses digambarkan menggunakan simbol yang memiliki fungsi berbeda dan dihubungkan dengan anak panah untuk menunjukkan arah aliran proses secara berurutan dari awal hingga akhir [90].</w:t>
+      </w:r>
+    </w:p>
+    <w:p>
+      <w:pPr>
+        <w:pStyle w:val="DaftarParagraf"/>
+        <w:numPr>
+          <w:ilvl w:val="0"/>
+          <w:numId w:val="0"/>
+        </w:numPr>
+        <w:pBdr>
+          <w:top w:val="nil"/>
+          <w:left w:val="nil"/>
+          <w:bottom w:val="nil"/>
+          <w:right w:val="nil"/>
+          <w:between w:val="nil"/>
+        </w:pBdr>
+        <w:spacing w:after="0" w:line="360" w:lineRule="auto"/>
+        <w:ind w:left="1276" w:firstLine="567"/>
+        <w:jc w:val="both"/>
+        <w:rPr>
+          <w:rFonts w:eastAsia="Times New Roman"/>
+          <w:color w:val="000000"/>
+        </w:rPr>
+      </w:pPr>
+      <w:r>
+        <w:rPr>
+          <w:rFonts w:eastAsia="Times New Roman"/>
+          <w:color w:val="000000"/>
+        </w:rPr>
+        <w:t>Diagram alir banyak dimanfaatkan dalam berbagai bidang, seperti pengembangan perangkat lunak, rekayasa sistem, hingga penelitian ilmiah, karena mampu menyederhanakan proses yang kompleks agar lebih mudah dipahami secara visual [91].</w:t>
+      </w:r>
+      <w:r>
+        <w:t xml:space="preserve"> </w:t>
+      </w:r>
+      <w:r>
+        <w:rPr>
+          <w:rFonts w:eastAsia="Times New Roman"/>
+          <w:color w:val="000000"/>
+        </w:rPr>
+        <w:t xml:space="preserve">Dalam penelitian ini, </w:t>
+      </w:r>
+      <w:proofErr w:type="spellStart"/>
+      <w:r>
+        <w:rPr>
+          <w:rFonts w:eastAsia="Times New Roman"/>
+          <w:i/>
+          <w:iCs/>
+          <w:color w:val="000000"/>
+        </w:rPr>
+        <w:t>flowchart</w:t>
+      </w:r>
+      <w:proofErr w:type="spellEnd"/>
+      <w:r>
+        <w:rPr>
+          <w:rFonts w:eastAsia="Times New Roman"/>
+          <w:color w:val="000000"/>
+        </w:rPr>
+        <w:t xml:space="preserve"> digunakan untuk menggambarkan alur kerja sistem, mulai dari proses pengembangan model, proses deteksi objek, hingga proses estimasi berat nasi.</w:t>
+      </w:r>
+      <w:r>
+        <w:rPr>
+          <w:rFonts w:eastAsia="Times New Roman"/>
+          <w:color w:val="000000"/>
+        </w:rPr>
+        <w:t xml:space="preserve"> </w:t>
+      </w:r>
+      <w:r>
+        <w:rPr>
+          <w:rFonts w:eastAsia="Times New Roman"/>
+          <w:color w:val="000000"/>
+        </w:rPr>
+        <w:t xml:space="preserve">Simbol-simbol yang digunakan pada </w:t>
+      </w:r>
+      <w:proofErr w:type="spellStart"/>
+      <w:r>
+        <w:rPr>
+          <w:rFonts w:eastAsia="Times New Roman"/>
+          <w:i/>
+          <w:iCs/>
+          <w:color w:val="000000"/>
+        </w:rPr>
+        <w:t>flowchart</w:t>
+      </w:r>
+      <w:proofErr w:type="spellEnd"/>
+      <w:r>
+        <w:rPr>
+          <w:rFonts w:eastAsia="Times New Roman"/>
+          <w:color w:val="000000"/>
+        </w:rPr>
+        <w:t xml:space="preserve"> disajikan pada Tabel 2.</w:t>
+      </w:r>
+      <w:r>
+        <w:rPr>
+          <w:rFonts w:eastAsia="Times New Roman"/>
+          <w:color w:val="000000"/>
+        </w:rPr>
+        <w:t>2</w:t>
+      </w:r>
+      <w:r>
+        <w:rPr>
+          <w:rFonts w:eastAsia="Times New Roman"/>
+          <w:color w:val="000000"/>
+        </w:rPr>
+        <w:t>.</w:t>
+      </w:r>
+    </w:p>
+    <w:p>
+      <w:pPr>
+        <w:pStyle w:val="Keterangan"/>
+        <w:keepNext/>
+        <w:spacing w:after="0" w:line="360" w:lineRule="auto"/>
+        <w:ind w:left="1276"/>
+        <w:rPr>
+          <w:rFonts w:eastAsia="Times New Roman"/>
+          <w:i w:val="0"/>
+          <w:iCs w:val="0"/>
+          <w:color w:val="000000" w:themeColor="text1"/>
+          <w:sz w:val="24"/>
+          <w:szCs w:val="24"/>
+        </w:rPr>
+      </w:pPr>
+      <w:r>
+        <w:rPr>
+          <w:i w:val="0"/>
+          <w:iCs w:val="0"/>
+          <w:color w:val="000000" w:themeColor="text1"/>
+          <w:sz w:val="24"/>
+          <w:szCs w:val="24"/>
+        </w:rPr>
+        <w:lastRenderedPageBreak/>
+        <w:t>Tabel 2.</w:t>
+      </w:r>
+      <w:r>
+        <w:rPr>
+          <w:i w:val="0"/>
+          <w:iCs w:val="0"/>
+          <w:color w:val="000000" w:themeColor="text1"/>
+          <w:sz w:val="24"/>
+          <w:szCs w:val="24"/>
+        </w:rPr>
+        <w:fldChar w:fldCharType="begin"/>
+      </w:r>
+      <w:r>
+        <w:rPr>
+          <w:i w:val="0"/>
+          <w:iCs w:val="0"/>
+          <w:color w:val="000000" w:themeColor="text1"/>
+          <w:sz w:val="24"/>
+          <w:szCs w:val="24"/>
+        </w:rPr>
+        <w:instrText xml:space="preserve"> SEQ Tabel_2. \* ARABIC </w:instrText>
+      </w:r>
+      <w:r>
+        <w:rPr>
+          <w:i w:val="0"/>
+          <w:iCs w:val="0"/>
+          <w:color w:val="000000" w:themeColor="text1"/>
+          <w:sz w:val="24"/>
+          <w:szCs w:val="24"/>
+        </w:rPr>
+        <w:fldChar w:fldCharType="separate"/>
+      </w:r>
+      <w:r>
+        <w:rPr>
+          <w:i w:val="0"/>
+          <w:iCs w:val="0"/>
+          <w:noProof/>
+          <w:color w:val="000000" w:themeColor="text1"/>
+          <w:sz w:val="24"/>
+          <w:szCs w:val="24"/>
+        </w:rPr>
+        <w:t>2</w:t>
+      </w:r>
+      <w:r>
+        <w:rPr>
+          <w:i w:val="0"/>
+          <w:iCs w:val="0"/>
+          <w:color w:val="000000" w:themeColor="text1"/>
+          <w:sz w:val="24"/>
+          <w:szCs w:val="24"/>
+        </w:rPr>
+        <w:fldChar w:fldCharType="end"/>
+      </w:r>
+      <w:r>
+        <w:rPr>
+          <w:i w:val="0"/>
+          <w:iCs w:val="0"/>
+          <w:color w:val="000000" w:themeColor="text1"/>
+          <w:sz w:val="24"/>
+          <w:szCs w:val="24"/>
+        </w:rPr>
+        <w:t>.</w:t>
+      </w:r>
+      <w:r>
+        <w:rPr>
+          <w:rFonts w:eastAsia="Times New Roman"/>
+          <w:i w:val="0"/>
+          <w:iCs w:val="0"/>
+          <w:color w:val="000000" w:themeColor="text1"/>
+          <w:sz w:val="24"/>
+          <w:szCs w:val="24"/>
+        </w:rPr>
+        <w:t xml:space="preserve"> Simbol </w:t>
+      </w:r>
+      <w:proofErr w:type="spellStart"/>
+      <w:r>
+        <w:rPr>
+          <w:rFonts w:eastAsia="Times New Roman"/>
+          <w:color w:val="000000" w:themeColor="text1"/>
+          <w:sz w:val="24"/>
+          <w:szCs w:val="24"/>
+        </w:rPr>
+        <w:t>flowchart</w:t>
+      </w:r>
+      <w:proofErr w:type="spellEnd"/>
+    </w:p>
+    <w:tbl>
+      <w:tblPr>
+        <w:tblStyle w:val="KisiTabel"/>
+        <w:tblW w:w="6662" w:type="dxa"/>
+        <w:tblInd w:w="1271" w:type="dxa"/>
+        <w:tblBorders>
+          <w:top w:val="single" w:sz="4" w:space="0" w:color="000000"/>
+          <w:left w:val="single" w:sz="4" w:space="0" w:color="000000"/>
+          <w:bottom w:val="single" w:sz="4" w:space="0" w:color="000000"/>
+          <w:right w:val="single" w:sz="4" w:space="0" w:color="000000"/>
+          <w:insideH w:val="single" w:sz="4" w:space="0" w:color="000000"/>
+          <w:insideV w:val="single" w:sz="4" w:space="0" w:color="000000"/>
+        </w:tblBorders>
+        <w:tblLayout w:type="fixed"/>
+        <w:tblLook w:val="04A0" w:firstRow="1" w:lastRow="0" w:firstColumn="1" w:lastColumn="0" w:noHBand="0" w:noVBand="1"/>
+      </w:tblPr>
+      <w:tblGrid>
+        <w:gridCol w:w="622"/>
+        <w:gridCol w:w="1870"/>
+        <w:gridCol w:w="1756"/>
+        <w:gridCol w:w="2414"/>
+      </w:tblGrid>
+      <w:tr>
+        <w:tc>
+          <w:tcPr>
+            <w:tcW w:w="622" w:type="dxa"/>
+          </w:tcPr>
+          <w:p>
+            <w:pPr>
+              <w:keepNext/>
+              <w:jc w:val="center"/>
+              <w:rPr>
+                <w:color w:val="000000" w:themeColor="text1"/>
+              </w:rPr>
+            </w:pPr>
+            <w:r>
+              <w:rPr>
+                <w:color w:val="000000" w:themeColor="text1"/>
+              </w:rPr>
+              <w:t>No.</w:t>
+            </w:r>
+          </w:p>
+        </w:tc>
+        <w:tc>
+          <w:tcPr>
+            <w:tcW w:w="1870" w:type="dxa"/>
+          </w:tcPr>
+          <w:p>
+            <w:pPr>
+              <w:keepNext/>
+              <w:jc w:val="center"/>
+              <w:rPr>
+                <w:color w:val="000000" w:themeColor="text1"/>
+              </w:rPr>
+            </w:pPr>
+            <w:r>
+              <w:rPr>
+                <w:color w:val="000000" w:themeColor="text1"/>
+              </w:rPr>
+              <w:t>Gambar</w:t>
+            </w:r>
+          </w:p>
+        </w:tc>
+        <w:tc>
+          <w:tcPr>
+            <w:tcW w:w="1756" w:type="dxa"/>
+          </w:tcPr>
+          <w:p>
+            <w:pPr>
+              <w:keepNext/>
+              <w:jc w:val="center"/>
+              <w:rPr>
+                <w:color w:val="000000" w:themeColor="text1"/>
+              </w:rPr>
+            </w:pPr>
+            <w:r>
+              <w:rPr>
+                <w:color w:val="000000" w:themeColor="text1"/>
+              </w:rPr>
+              <w:t>Simbol</w:t>
+            </w:r>
+          </w:p>
+        </w:tc>
+        <w:tc>
+          <w:tcPr>
+            <w:tcW w:w="2414" w:type="dxa"/>
+          </w:tcPr>
+          <w:p>
+            <w:pPr>
+              <w:keepNext/>
+              <w:jc w:val="center"/>
+              <w:rPr>
+                <w:color w:val="000000" w:themeColor="text1"/>
+              </w:rPr>
+            </w:pPr>
+            <w:r>
+              <w:rPr>
+                <w:color w:val="000000" w:themeColor="text1"/>
+              </w:rPr>
+              <w:t>Keterangan</w:t>
+            </w:r>
+          </w:p>
+        </w:tc>
+      </w:tr>
+      <w:tr>
+        <w:tc>
+          <w:tcPr>
+            <w:tcW w:w="622" w:type="dxa"/>
+            <w:vAlign w:val="center"/>
+          </w:tcPr>
+          <w:p>
+            <w:pPr>
+              <w:spacing w:line="480" w:lineRule="auto"/>
+              <w:jc w:val="center"/>
+              <w:rPr>
+                <w:color w:val="000000" w:themeColor="text1"/>
+              </w:rPr>
+            </w:pPr>
+            <w:r>
+              <w:rPr>
+                <w:color w:val="000000" w:themeColor="text1"/>
+              </w:rPr>
+              <w:t>1.</w:t>
+            </w:r>
+          </w:p>
+        </w:tc>
+        <w:tc>
+          <w:tcPr>
+            <w:tcW w:w="1870" w:type="dxa"/>
+            <w:vAlign w:val="center"/>
+          </w:tcPr>
+          <w:p>
+            <w:pPr>
+              <w:spacing w:line="480" w:lineRule="auto"/>
+              <w:jc w:val="center"/>
+              <w:rPr>
+                <w:color w:val="000000" w:themeColor="text1"/>
+              </w:rPr>
+            </w:pPr>
+            <w:r>
+              <w:rPr>
+                <w:noProof/>
+                <w:color w:val="000000" w:themeColor="text1"/>
+              </w:rPr>
+              <mc:AlternateContent>
+                <mc:Choice Requires="wps">
+                  <w:drawing>
+                    <wp:anchor distT="0" distB="0" distL="114300" distR="114300" simplePos="0" relativeHeight="251675648" behindDoc="0" locked="0" layoutInCell="1" allowOverlap="1" wp14:anchorId="4CE839AB" wp14:editId="03F93E1A">
+                      <wp:simplePos x="0" y="0"/>
+                      <wp:positionH relativeFrom="column">
+                        <wp:posOffset>80010</wp:posOffset>
+                      </wp:positionH>
+                      <wp:positionV relativeFrom="paragraph">
+                        <wp:posOffset>58420</wp:posOffset>
+                      </wp:positionV>
+                      <wp:extent cx="866775" cy="504825"/>
+                      <wp:effectExtent l="12700" t="12700" r="9525" b="15875"/>
+                      <wp:wrapNone/>
+                      <wp:docPr id="1891649541" name="Rectangle 2"/>
+                      <wp:cNvGraphicFramePr/>
+                      <a:graphic xmlns:a="http://schemas.openxmlformats.org/drawingml/2006/main">
+                        <a:graphicData uri="http://schemas.microsoft.com/office/word/2010/wordprocessingShape">
+                          <wps:wsp>
+                            <wps:cNvSpPr/>
+                            <wps:spPr>
+                              <a:xfrm>
+                                <a:off x="0" y="0"/>
+                                <a:ext cx="866775" cy="504825"/>
+                              </a:xfrm>
+                              <a:prstGeom prst="rect">
+                                <a:avLst/>
+                              </a:prstGeom>
+                              <a:ln w="28575"/>
+                            </wps:spPr>
+                            <wps:style>
+                              <a:lnRef idx="2">
+                                <a:schemeClr val="dk1"/>
+                              </a:lnRef>
+                              <a:fillRef idx="1">
+                                <a:schemeClr val="lt1"/>
+                              </a:fillRef>
+                              <a:effectRef idx="0">
+                                <a:schemeClr val="dk1"/>
+                              </a:effectRef>
+                              <a:fontRef idx="minor">
+                                <a:schemeClr val="dk1"/>
+                              </a:fontRef>
+                            </wps:style>
+                            <wps:bodyPr rot="0" spcFirstLastPara="0" vertOverflow="overflow" horzOverflow="overflow" vert="horz" wrap="square" lIns="91440" tIns="45720" rIns="91440" bIns="45720" numCol="1" spcCol="0" rtlCol="0" fromWordArt="0" anchor="ctr" anchorCtr="0" forceAA="0" compatLnSpc="1">
+                              <a:prstTxWarp prst="textNoShape">
+                                <a:avLst/>
+                              </a:prstTxWarp>
+                              <a:noAutofit/>
+                            </wps:bodyPr>
+                          </wps:wsp>
+                        </a:graphicData>
+                      </a:graphic>
+                      <wp14:sizeRelH relativeFrom="margin">
+                        <wp14:pctWidth>0</wp14:pctWidth>
+                      </wp14:sizeRelH>
+                      <wp14:sizeRelV relativeFrom="margin">
+                        <wp14:pctHeight>0</wp14:pctHeight>
+                      </wp14:sizeRelV>
+                    </wp:anchor>
+                  </w:drawing>
+                </mc:Choice>
+                <mc:Fallback>
+                  <w:pict>
+                    <v:rect w14:anchorId="32659AED" id="Rectangle 2" o:spid="_x0000_s1026" style="position:absolute;margin-left:6.3pt;margin-top:4.6pt;width:68.25pt;height:39.75pt;z-index:251675648;visibility:visible;mso-wrap-style:square;mso-width-percent:0;mso-height-percent:0;mso-wrap-distance-left:9pt;mso-wrap-distance-top:0;mso-wrap-distance-right:9pt;mso-wrap-distance-bottom:0;mso-position-horizontal:absolute;mso-position-horizontal-relative:text;mso-position-vertical:absolute;mso-position-vertical-relative:text;mso-width-percent:0;mso-height-percent:0;mso-width-relative:margin;mso-height-relative:margin;v-text-anchor:middle" o:gfxdata="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" fillcolor="white [3201]" strokecolor="black [3200]" strokeweight="2.25pt"/>
+                  </w:pict>
+                </mc:Fallback>
+              </mc:AlternateContent>
+            </w:r>
+          </w:p>
+          <w:p>
+            <w:pPr>
+              <w:spacing w:line="480" w:lineRule="auto"/>
+              <w:jc w:val="center"/>
+              <w:rPr>
+                <w:color w:val="000000" w:themeColor="text1"/>
+              </w:rPr>
+            </w:pPr>
+          </w:p>
+        </w:tc>
+        <w:tc>
+          <w:tcPr>
+            <w:tcW w:w="1756" w:type="dxa"/>
+            <w:vAlign w:val="center"/>
+          </w:tcPr>
+          <w:p>
+            <w:pPr>
+              <w:spacing w:line="480" w:lineRule="auto"/>
+              <w:jc w:val="center"/>
+              <w:rPr>
+                <w:color w:val="000000" w:themeColor="text1"/>
+              </w:rPr>
+            </w:pPr>
+            <w:r>
+              <w:rPr>
+                <w:color w:val="000000" w:themeColor="text1"/>
+              </w:rPr>
+              <w:t>Proses/Langkah</w:t>
+            </w:r>
+          </w:p>
+        </w:tc>
+        <w:tc>
+          <w:tcPr>
+            <w:tcW w:w="2414" w:type="dxa"/>
+          </w:tcPr>
+          <w:p>
+            <w:pPr>
+              <w:spacing w:line="480" w:lineRule="auto"/>
+              <w:rPr>
+                <w:color w:val="000000" w:themeColor="text1"/>
+              </w:rPr>
+            </w:pPr>
+            <w:r>
+              <w:rPr>
+                <w:color w:val="000000" w:themeColor="text1"/>
+              </w:rPr>
+              <w:t>Menyatakan kegiatan yang akan ditampilkan dalam diagram alir.</w:t>
+            </w:r>
+          </w:p>
+        </w:tc>
+      </w:tr>
+      <w:tr>
+        <w:tc>
+          <w:tcPr>
+            <w:tcW w:w="622" w:type="dxa"/>
+            <w:vAlign w:val="center"/>
+          </w:tcPr>
+          <w:p>
+            <w:pPr>
+              <w:spacing w:line="480" w:lineRule="auto"/>
+              <w:jc w:val="center"/>
+              <w:rPr>
+                <w:color w:val="000000" w:themeColor="text1"/>
+              </w:rPr>
+            </w:pPr>
+            <w:r>
+              <w:rPr>
+                <w:color w:val="000000" w:themeColor="text1"/>
+              </w:rPr>
+              <w:t>2.</w:t>
+            </w:r>
+          </w:p>
+        </w:tc>
+        <w:tc>
+          <w:tcPr>
+            <w:tcW w:w="1870" w:type="dxa"/>
+            <w:vAlign w:val="center"/>
+          </w:tcPr>
+          <w:p>
+            <w:pPr>
+              <w:spacing w:line="480" w:lineRule="auto"/>
+              <w:jc w:val="center"/>
+              <w:rPr>
+                <w:color w:val="000000" w:themeColor="text1"/>
+              </w:rPr>
+            </w:pPr>
+            <w:r>
+              <w:rPr>
+                <w:noProof/>
+                <w:color w:val="000000" w:themeColor="text1"/>
+              </w:rPr>
+              <mc:AlternateContent>
+                <mc:Choice Requires="wps">
+                  <w:drawing>
+                    <wp:anchor distT="0" distB="0" distL="114300" distR="114300" simplePos="0" relativeHeight="251676672" behindDoc="0" locked="0" layoutInCell="1" allowOverlap="1" wp14:anchorId="0BD00AEB" wp14:editId="473F97F0">
+                      <wp:simplePos x="0" y="0"/>
+                      <wp:positionH relativeFrom="column">
+                        <wp:posOffset>90170</wp:posOffset>
+                      </wp:positionH>
+                      <wp:positionV relativeFrom="paragraph">
+                        <wp:posOffset>8890</wp:posOffset>
+                      </wp:positionV>
+                      <wp:extent cx="866775" cy="828675"/>
+                      <wp:effectExtent l="25400" t="25400" r="22225" b="22225"/>
+                      <wp:wrapNone/>
+                      <wp:docPr id="1485132756" name="Decision 3"/>
+                      <wp:cNvGraphicFramePr/>
+                      <a:graphic xmlns:a="http://schemas.openxmlformats.org/drawingml/2006/main">
+                        <a:graphicData uri="http://schemas.microsoft.com/office/word/2010/wordprocessingShape">
+                          <wps:wsp>
+                            <wps:cNvSpPr/>
+                            <wps:spPr>
+                              <a:xfrm>
+                                <a:off x="0" y="0"/>
+                                <a:ext cx="866775" cy="828675"/>
+                              </a:xfrm>
+                              <a:prstGeom prst="flowChartDecision">
+                                <a:avLst/>
+                              </a:prstGeom>
+                              <a:ln w="28575"/>
+                            </wps:spPr>
+                            <wps:style>
+                              <a:lnRef idx="2">
+                                <a:schemeClr val="dk1"/>
+                              </a:lnRef>
+                              <a:fillRef idx="1">
+                                <a:schemeClr val="lt1"/>
+                              </a:fillRef>
+                              <a:effectRef idx="0">
+                                <a:schemeClr val="dk1"/>
+                              </a:effectRef>
+                              <a:fontRef idx="minor">
+                                <a:schemeClr val="dk1"/>
+                              </a:fontRef>
+                            </wps:style>
+                            <wps:bodyPr rot="0" spcFirstLastPara="0" vertOverflow="overflow" horzOverflow="overflow" vert="horz" wrap="square" lIns="91440" tIns="45720" rIns="91440" bIns="45720" numCol="1" spcCol="0" rtlCol="0" fromWordArt="0" anchor="ctr" anchorCtr="0" forceAA="0" compatLnSpc="1">
+                              <a:prstTxWarp prst="textNoShape">
+                                <a:avLst/>
+                              </a:prstTxWarp>
+                              <a:noAutofit/>
+                            </wps:bodyPr>
+                          </wps:wsp>
+                        </a:graphicData>
+                      </a:graphic>
+                      <wp14:sizeRelH relativeFrom="margin">
+                        <wp14:pctWidth>0</wp14:pctWidth>
+                      </wp14:sizeRelH>
+                      <wp14:sizeRelV relativeFrom="margin">
+                        <wp14:pctHeight>0</wp14:pctHeight>
+                      </wp14:sizeRelV>
+                    </wp:anchor>
+                  </w:drawing>
+                </mc:Choice>
+                <mc:Fallback>
+                  <w:pict>
+                    <v:shapetype w14:anchorId="19A3E2ED" id="_x0000_t110" coordsize="21600,21600" o:spt="110" path="m10800,l,10800,10800,21600,21600,10800xe">
+                      <v:stroke joinstyle="miter"/>
+                      <v:path gradientshapeok="t" o:connecttype="rect" textboxrect="5400,5400,16200,16200"/>
+                    </v:shapetype>
+                    <v:shape id="Decision 3" o:spid="_x0000_s1026" type="#_x0000_t110" style="position:absolute;margin-left:7.1pt;margin-top:.7pt;width:68.25pt;height:65.25pt;z-index:251676672;visibility:visible;mso-wrap-style:square;mso-width-percent:0;mso-height-percent:0;mso-wrap-distance-left:9pt;mso-wrap-distance-top:0;mso-wrap-distance-right:9pt;mso-wrap-distance-bottom:0;mso-position-horizontal:absolute;mso-position-horizontal-relative:text;mso-position-vertical:absolute;mso-position-vertical-relative:text;mso-width-percent:0;mso-height-percent:0;mso-width-relative:margin;mso-height-relative:margin;v-text-anchor:middle" o:gfxdata="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" fillcolor="white [3201]" strokecolor="black [3200]" strokeweight="2.25pt"/>
+                  </w:pict>
+                </mc:Fallback>
+              </mc:AlternateContent>
+            </w:r>
+          </w:p>
+        </w:tc>
+        <w:tc>
+          <w:tcPr>
+            <w:tcW w:w="1756" w:type="dxa"/>
+            <w:vAlign w:val="center"/>
+          </w:tcPr>
+          <w:p>
+            <w:pPr>
+              <w:spacing w:line="480" w:lineRule="auto"/>
+              <w:jc w:val="center"/>
+              <w:rPr>
+                <w:color w:val="000000" w:themeColor="text1"/>
+              </w:rPr>
+            </w:pPr>
+            <w:r>
+              <w:rPr>
+                <w:color w:val="000000" w:themeColor="text1"/>
+              </w:rPr>
+              <w:t>Titik Keputusan</w:t>
+            </w:r>
+          </w:p>
+        </w:tc>
+        <w:tc>
+          <w:tcPr>
+            <w:tcW w:w="2414" w:type="dxa"/>
+          </w:tcPr>
+          <w:p>
+            <w:pPr>
+              <w:spacing w:line="480" w:lineRule="auto"/>
+              <w:rPr>
+                <w:color w:val="000000" w:themeColor="text1"/>
+              </w:rPr>
+            </w:pPr>
+            <w:r>
+              <w:rPr>
+                <w:color w:val="000000" w:themeColor="text1"/>
+              </w:rPr>
+              <w:t xml:space="preserve">Proses/langkah </w:t>
+            </w:r>
+            <w:proofErr w:type="spellStart"/>
+            <w:r>
+              <w:rPr>
+                <w:color w:val="000000" w:themeColor="text1"/>
+              </w:rPr>
+              <w:t>dimana</w:t>
+            </w:r>
+            <w:proofErr w:type="spellEnd"/>
+            <w:r>
+              <w:rPr>
+                <w:color w:val="000000" w:themeColor="text1"/>
+              </w:rPr>
+              <w:t xml:space="preserve"> perlu adanya keputusan atau adanya kondisi tertentu. Di titik ini selalu ada dua keluaran untuk melanjutkan kondisi berbeda.</w:t>
+            </w:r>
+          </w:p>
+        </w:tc>
+      </w:tr>
+      <w:tr>
+        <w:tc>
+          <w:tcPr>
+            <w:tcW w:w="622" w:type="dxa"/>
+            <w:vAlign w:val="center"/>
+          </w:tcPr>
+          <w:p>
+            <w:pPr>
+              <w:spacing w:line="480" w:lineRule="auto"/>
+              <w:jc w:val="center"/>
+              <w:rPr>
+                <w:color w:val="000000" w:themeColor="text1"/>
+              </w:rPr>
+            </w:pPr>
+            <w:r>
+              <w:rPr>
+                <w:color w:val="000000" w:themeColor="text1"/>
+              </w:rPr>
+              <w:t>3.</w:t>
+            </w:r>
+          </w:p>
+        </w:tc>
+        <w:tc>
+          <w:tcPr>
+            <w:tcW w:w="1870" w:type="dxa"/>
+            <w:vAlign w:val="center"/>
+          </w:tcPr>
+          <w:p>
+            <w:pPr>
+              <w:spacing w:line="480" w:lineRule="auto"/>
+              <w:jc w:val="center"/>
+              <w:rPr>
+                <w:color w:val="000000" w:themeColor="text1"/>
+              </w:rPr>
+            </w:pPr>
+            <w:r>
+              <w:rPr>
+                <w:noProof/>
+                <w:color w:val="000000" w:themeColor="text1"/>
+              </w:rPr>
+              <mc:AlternateContent>
+                <mc:Choice Requires="wps">
+                  <w:drawing>
+                    <wp:anchor distT="0" distB="0" distL="114300" distR="114300" simplePos="0" relativeHeight="251677696" behindDoc="0" locked="0" layoutInCell="1" allowOverlap="1" wp14:anchorId="6DB49F5C" wp14:editId="45529012">
+                      <wp:simplePos x="0" y="0"/>
+                      <wp:positionH relativeFrom="column">
+                        <wp:posOffset>86995</wp:posOffset>
+                      </wp:positionH>
+                      <wp:positionV relativeFrom="paragraph">
+                        <wp:posOffset>-184785</wp:posOffset>
+                      </wp:positionV>
+                      <wp:extent cx="949325" cy="533400"/>
+                      <wp:effectExtent l="25400" t="12700" r="28575" b="12700"/>
+                      <wp:wrapNone/>
+                      <wp:docPr id="588106543" name="Data 4"/>
+                      <wp:cNvGraphicFramePr/>
+                      <a:graphic xmlns:a="http://schemas.openxmlformats.org/drawingml/2006/main">
+                        <a:graphicData uri="http://schemas.microsoft.com/office/word/2010/wordprocessingShape">
+                          <wps:wsp>
+                            <wps:cNvSpPr/>
+                            <wps:spPr>
+                              <a:xfrm>
+                                <a:off x="0" y="0"/>
+                                <a:ext cx="949325" cy="533400"/>
+                              </a:xfrm>
+                              <a:prstGeom prst="flowChartInputOutput">
+                                <a:avLst/>
+                              </a:prstGeom>
+                              <a:ln w="28575"/>
+                            </wps:spPr>
+                            <wps:style>
+                              <a:lnRef idx="2">
+                                <a:schemeClr val="dk1"/>
+                              </a:lnRef>
+                              <a:fillRef idx="1">
+                                <a:schemeClr val="lt1"/>
+                              </a:fillRef>
+                              <a:effectRef idx="0">
+                                <a:schemeClr val="dk1"/>
+                              </a:effectRef>
+                              <a:fontRef idx="minor">
+                                <a:schemeClr val="dk1"/>
+                              </a:fontRef>
+                            </wps:style>
+                            <wps:bodyPr rot="0" spcFirstLastPara="0" vertOverflow="overflow" horzOverflow="overflow" vert="horz" wrap="square" lIns="91440" tIns="45720" rIns="91440" bIns="45720" numCol="1" spcCol="0" rtlCol="0" fromWordArt="0" anchor="ctr" anchorCtr="0" forceAA="0" compatLnSpc="1">
+                              <a:prstTxWarp prst="textNoShape">
+                                <a:avLst/>
+                              </a:prstTxWarp>
+                              <a:noAutofit/>
+                            </wps:bodyPr>
+                          </wps:wsp>
+                        </a:graphicData>
+                      </a:graphic>
+                      <wp14:sizeRelH relativeFrom="margin">
+                        <wp14:pctWidth>0</wp14:pctWidth>
+                      </wp14:sizeRelH>
+                      <wp14:sizeRelV relativeFrom="margin">
+                        <wp14:pctHeight>0</wp14:pctHeight>
+                      </wp14:sizeRelV>
+                    </wp:anchor>
+                  </w:drawing>
+                </mc:Choice>
+                <mc:Fallback>
+                  <w:pict>
+                    <v:shapetype w14:anchorId="0C584CA3" id="_x0000_t111" coordsize="21600,21600" o:spt="111" path="m4321,l21600,,17204,21600,,21600xe">
+                      <v:stroke joinstyle="miter"/>
+                      <v:path gradientshapeok="t" o:connecttype="custom" o:connectlocs="12961,0;10800,0;2161,10800;8602,21600;10800,21600;19402,10800" textboxrect="4321,0,17204,21600"/>
+                    </v:shapetype>
+                    <v:shape id="Data 4" o:spid="_x0000_s1026" type="#_x0000_t111" style="position:absolute;margin-left:6.85pt;margin-top:-14.55pt;width:74.75pt;height:42pt;z-index:251677696;visibility:visible;mso-wrap-style:square;mso-width-percent:0;mso-height-percent:0;mso-wrap-distance-left:9pt;mso-wrap-distance-top:0;mso-wrap-distance-right:9pt;mso-wrap-distance-bottom:0;mso-position-horizontal:absolute;mso-position-horizontal-relative:text;mso-position-vertical:absolute;mso-position-vertical-relative:text;mso-width-percent:0;mso-height-percent:0;mso-width-relative:margin;mso-height-relative:margin;v-text-anchor:middle" o:gfxdata="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" fillcolor="white [3201]" strokecolor="black [3200]" strokeweight="2.25pt"/>
+                  </w:pict>
+                </mc:Fallback>
+              </mc:AlternateContent>
+            </w:r>
+          </w:p>
+        </w:tc>
+        <w:tc>
+          <w:tcPr>
+            <w:tcW w:w="1756" w:type="dxa"/>
+            <w:vAlign w:val="center"/>
+          </w:tcPr>
+          <w:p>
+            <w:pPr>
+              <w:spacing w:line="480" w:lineRule="auto"/>
+              <w:jc w:val="center"/>
+              <w:rPr>
+                <w:color w:val="000000" w:themeColor="text1"/>
+              </w:rPr>
+            </w:pPr>
+            <w:r>
+              <w:rPr>
+                <w:color w:val="000000" w:themeColor="text1"/>
+              </w:rPr>
+              <w:t>Masukkan/Keluaran Data</w:t>
+            </w:r>
+          </w:p>
+        </w:tc>
+        <w:tc>
+          <w:tcPr>
+            <w:tcW w:w="2414" w:type="dxa"/>
+          </w:tcPr>
+          <w:p>
+            <w:pPr>
+              <w:spacing w:line="480" w:lineRule="auto"/>
+              <w:rPr>
+                <w:color w:val="000000" w:themeColor="text1"/>
+              </w:rPr>
+            </w:pPr>
+            <w:r>
+              <w:rPr>
+                <w:color w:val="000000" w:themeColor="text1"/>
+              </w:rPr>
+              <w:t>Digunakan untuk mewakili data masuk atau data keluar dari suatu proses.</w:t>
+            </w:r>
+          </w:p>
+        </w:tc>
+      </w:tr>
+      <w:tr>
+        <w:tc>
+          <w:tcPr>
+            <w:tcW w:w="622" w:type="dxa"/>
+            <w:vAlign w:val="center"/>
+          </w:tcPr>
+          <w:p>
+            <w:pPr>
+              <w:spacing w:line="480" w:lineRule="auto"/>
+              <w:jc w:val="center"/>
+              <w:rPr>
+                <w:color w:val="000000" w:themeColor="text1"/>
+              </w:rPr>
+            </w:pPr>
+            <w:r>
+              <w:rPr>
+                <w:color w:val="000000" w:themeColor="text1"/>
+              </w:rPr>
+              <w:t>4.</w:t>
+            </w:r>
+          </w:p>
+        </w:tc>
+        <w:tc>
+          <w:tcPr>
+            <w:tcW w:w="1870" w:type="dxa"/>
+            <w:vAlign w:val="center"/>
+          </w:tcPr>
+          <w:p>
+            <w:pPr>
+              <w:spacing w:line="480" w:lineRule="auto"/>
+              <w:jc w:val="center"/>
+              <w:rPr>
+                <w:color w:val="000000" w:themeColor="text1"/>
+              </w:rPr>
+            </w:pPr>
+            <w:r>
+              <w:rPr>
+                <w:noProof/>
+                <w:color w:val="000000" w:themeColor="text1"/>
+              </w:rPr>
+              <mc:AlternateContent>
+                <mc:Choice Requires="wps">
+                  <w:drawing>
+                    <wp:anchor distT="0" distB="0" distL="114300" distR="114300" simplePos="0" relativeHeight="251678720" behindDoc="0" locked="0" layoutInCell="1" allowOverlap="1" wp14:anchorId="0B6DE1ED" wp14:editId="1180FD58">
+                      <wp:simplePos x="0" y="0"/>
+                      <wp:positionH relativeFrom="column">
+                        <wp:posOffset>153035</wp:posOffset>
+                      </wp:positionH>
+                      <wp:positionV relativeFrom="paragraph">
+                        <wp:posOffset>73660</wp:posOffset>
+                      </wp:positionV>
+                      <wp:extent cx="733425" cy="371475"/>
+                      <wp:effectExtent l="12700" t="12700" r="15875" b="9525"/>
+                      <wp:wrapNone/>
+                      <wp:docPr id="1105862088" name="Connector 5"/>
+                      <wp:cNvGraphicFramePr/>
+                      <a:graphic xmlns:a="http://schemas.openxmlformats.org/drawingml/2006/main">
+                        <a:graphicData uri="http://schemas.microsoft.com/office/word/2010/wordprocessingShape">
+                          <wps:wsp>
+                            <wps:cNvSpPr/>
+                            <wps:spPr>
+                              <a:xfrm>
+                                <a:off x="0" y="0"/>
+                                <a:ext cx="733425" cy="371475"/>
+                              </a:xfrm>
+                              <a:prstGeom prst="flowChartConnector">
+                                <a:avLst/>
+                              </a:prstGeom>
+                              <a:ln w="28575"/>
+                            </wps:spPr>
+                            <wps:style>
+                              <a:lnRef idx="2">
+                                <a:schemeClr val="dk1"/>
+                              </a:lnRef>
+                              <a:fillRef idx="1">
+                                <a:schemeClr val="lt1"/>
+                              </a:fillRef>
+                              <a:effectRef idx="0">
+                                <a:schemeClr val="dk1"/>
+                              </a:effectRef>
+                              <a:fontRef idx="minor">
+                                <a:schemeClr val="dk1"/>
+                              </a:fontRef>
+                            </wps:style>
+                            <wps:bodyPr rot="0" spcFirstLastPara="0" vertOverflow="overflow" horzOverflow="overflow" vert="horz" wrap="square" lIns="91440" tIns="45720" rIns="91440" bIns="45720" numCol="1" spcCol="0" rtlCol="0" fromWordArt="0" anchor="ctr" anchorCtr="0" forceAA="0" compatLnSpc="1">
+                              <a:prstTxWarp prst="textNoShape">
+                                <a:avLst/>
+                              </a:prstTxWarp>
+                              <a:noAutofit/>
+                            </wps:bodyPr>
+                          </wps:wsp>
+                        </a:graphicData>
+                      </a:graphic>
+                      <wp14:sizeRelH relativeFrom="margin">
+                        <wp14:pctWidth>0</wp14:pctWidth>
+                      </wp14:sizeRelH>
+                      <wp14:sizeRelV relativeFrom="margin">
+                        <wp14:pctHeight>0</wp14:pctHeight>
+                      </wp14:sizeRelV>
+                    </wp:anchor>
+                  </w:drawing>
+                </mc:Choice>
+                <mc:Fallback>
+                  <w:pict>
+                    <v:shapetype w14:anchorId="57621057" id="_x0000_t120" coordsize="21600,21600" o:spt="120" path="m10800,qx,10800,10800,21600,21600,10800,10800,xe">
+                      <v:path gradientshapeok="t" o:connecttype="custom" o:connectlocs="10800,0;3163,3163;0,10800;3163,18437;10800,21600;18437,18437;21600,10800;18437,3163" textboxrect="3163,3163,18437,18437"/>
+                    </v:shapetype>
+                    <v:shape id="Connector 5" o:spid="_x0000_s1026" type="#_x0000_t120" style="position:absolute;margin-left:12.05pt;margin-top:5.8pt;width:57.75pt;height:29.25pt;z-index:251678720;visibility:visible;mso-wrap-style:square;mso-width-percent:0;mso-height-percent:0;mso-wrap-distance-left:9pt;mso-wrap-distance-top:0;mso-wrap-distance-right:9pt;mso-wrap-distance-bottom:0;mso-position-horizontal:absolute;mso-position-horizontal-relative:text;mso-position-vertical:absolute;mso-position-vertical-relative:text;mso-width-percent:0;mso-height-percent:0;mso-width-relative:margin;mso-height-relative:margin;v-text-anchor:middle" o:gfxdata="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" fillcolor="white [3201]" strokecolor="black [3200]" strokeweight="2.25pt">
+                      <v:stroke joinstyle="miter"/>
+                    </v:shape>
+                  </w:pict>
+                </mc:Fallback>
+              </mc:AlternateContent>
+            </w:r>
+          </w:p>
+        </w:tc>
+        <w:tc>
+          <w:tcPr>
+            <w:tcW w:w="1756" w:type="dxa"/>
+            <w:vAlign w:val="center"/>
+          </w:tcPr>
+          <w:p>
+            <w:pPr>
+              <w:spacing w:line="480" w:lineRule="auto"/>
+              <w:jc w:val="center"/>
+              <w:rPr>
+                <w:color w:val="000000" w:themeColor="text1"/>
+              </w:rPr>
+            </w:pPr>
+            <w:r>
+              <w:rPr>
+                <w:color w:val="000000" w:themeColor="text1"/>
+              </w:rPr>
+              <w:t>Terminasi</w:t>
+            </w:r>
+          </w:p>
+        </w:tc>
+        <w:tc>
+          <w:tcPr>
+            <w:tcW w:w="2414" w:type="dxa"/>
+          </w:tcPr>
+          <w:p>
+            <w:pPr>
+              <w:spacing w:line="480" w:lineRule="auto"/>
+              <w:rPr>
+                <w:color w:val="000000" w:themeColor="text1"/>
+              </w:rPr>
+            </w:pPr>
+            <w:r>
+              <w:rPr>
+                <w:color w:val="000000" w:themeColor="text1"/>
+              </w:rPr>
+              <w:t>Menunjukkan awal atau akhiran sebuah proses.</w:t>
+            </w:r>
+          </w:p>
+        </w:tc>
+      </w:tr>
+      <w:tr>
+        <w:tc>
+          <w:tcPr>
+            <w:tcW w:w="622" w:type="dxa"/>
+            <w:vAlign w:val="center"/>
+          </w:tcPr>
+          <w:p>
+            <w:pPr>
+              <w:spacing w:line="480" w:lineRule="auto"/>
+              <w:jc w:val="center"/>
+              <w:rPr>
+                <w:color w:val="000000" w:themeColor="text1"/>
+              </w:rPr>
+            </w:pPr>
+            <w:r>
+              <w:rPr>
+                <w:color w:val="000000" w:themeColor="text1"/>
+              </w:rPr>
+              <w:t>5.</w:t>
+            </w:r>
+          </w:p>
+        </w:tc>
+        <w:tc>
+          <w:tcPr>
+            <w:tcW w:w="1870" w:type="dxa"/>
+            <w:vAlign w:val="center"/>
+          </w:tcPr>
+          <w:p>
+            <w:pPr>
+              <w:spacing w:line="480" w:lineRule="auto"/>
+              <w:rPr>
+                <w:color w:val="000000" w:themeColor="text1"/>
+              </w:rPr>
+            </w:pPr>
+            <w:r>
+              <w:rPr>
+                <w:noProof/>
+                <w:color w:val="000000" w:themeColor="text1"/>
+              </w:rPr>
+              <mc:AlternateContent>
+                <mc:Choice Requires="wps">
+                  <w:drawing>
+                    <wp:anchor distT="0" distB="0" distL="114300" distR="114300" simplePos="0" relativeHeight="251680768" behindDoc="0" locked="0" layoutInCell="1" allowOverlap="1" wp14:anchorId="1C83CDF2" wp14:editId="07808081">
+                      <wp:simplePos x="0" y="0"/>
+                      <wp:positionH relativeFrom="column">
+                        <wp:posOffset>154940</wp:posOffset>
+                      </wp:positionH>
+                      <wp:positionV relativeFrom="paragraph">
+                        <wp:posOffset>125730</wp:posOffset>
+                      </wp:positionV>
+                      <wp:extent cx="733425" cy="0"/>
+                      <wp:effectExtent l="0" t="76200" r="0" b="88900"/>
+                      <wp:wrapNone/>
+                      <wp:docPr id="1034502552" name="Straight Arrow Connector 10"/>
+                      <wp:cNvGraphicFramePr/>
+                      <a:graphic xmlns:a="http://schemas.openxmlformats.org/drawingml/2006/main">
+                        <a:graphicData uri="http://schemas.microsoft.com/office/word/2010/wordprocessingShape">
+                          <wps:wsp>
+                            <wps:cNvCnPr/>
+                            <wps:spPr>
+                              <a:xfrm>
+                                <a:off x="0" y="0"/>
+                                <a:ext cx="733425" cy="0"/>
+                              </a:xfrm>
+                              <a:prstGeom prst="straightConnector1">
+                                <a:avLst/>
+                              </a:prstGeom>
+                              <a:ln w="38100">
+                                <a:tailEnd type="triangle"/>
+                              </a:ln>
+                            </wps:spPr>
+                            <wps:style>
+                              <a:lnRef idx="1">
+                                <a:schemeClr val="dk1"/>
+                              </a:lnRef>
+                              <a:fillRef idx="0">
+                                <a:schemeClr val="dk1"/>
+                              </a:fillRef>
+                              <a:effectRef idx="0">
+                                <a:schemeClr val="dk1"/>
+                              </a:effectRef>
+                              <a:fontRef idx="minor">
+                                <a:schemeClr val="tx1"/>
+                              </a:fontRef>
+                            </wps:style>
+                            <wps:bodyPr/>
+                          </wps:wsp>
+                        </a:graphicData>
+                      </a:graphic>
+                      <wp14:sizeRelH relativeFrom="margin">
+                        <wp14:pctWidth>0</wp14:pctWidth>
+                      </wp14:sizeRelH>
+                      <wp14:sizeRelV relativeFrom="margin">
+                        <wp14:pctHeight>0</wp14:pctHeight>
+                      </wp14:sizeRelV>
+                    </wp:anchor>
+                  </w:drawing>
+                </mc:Choice>
+                <mc:Fallback>
+                  <w:pict>
+                    <v:shapetype w14:anchorId="2B904E83" id="_x0000_t32" coordsize="21600,21600" o:spt="32" o:oned="t" path="m,l21600,21600e" filled="f">
+                      <v:path arrowok="t" fillok="f" o:connecttype="none"/>
+                      <o:lock v:ext="edit" shapetype="t"/>
+                    </v:shapetype>
+                    <v:shape id="Straight Arrow Connector 10" o:spid="_x0000_s1026" type="#_x0000_t32" style="position:absolute;margin-left:12.2pt;margin-top:9.9pt;width:57.75pt;height:0;z-index:251680768;visibility:visible;mso-wrap-style:square;mso-width-percent:0;mso-height-percent:0;mso-wrap-distance-left:9pt;mso-wrap-distance-top:0;mso-wrap-distance-right:9pt;mso-wrap-distance-bottom:0;mso-position-horizontal:absolute;mso-position-horizontal-relative:text;mso-position-vertical:absolute;mso-position-vertical-relative:text;mso-width-percent:0;mso-height-percent:0;mso-width-relative:margin;mso-height-relative:margin" o:gfxdata="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" strokecolor="black [3200]" strokeweight="3pt">
+                      <v:stroke endarrow="block" joinstyle="miter"/>
+                    </v:shape>
+                  </w:pict>
+                </mc:Fallback>
+              </mc:AlternateContent>
+            </w:r>
+          </w:p>
+        </w:tc>
+        <w:tc>
+          <w:tcPr>
+            <w:tcW w:w="1756" w:type="dxa"/>
+            <w:vAlign w:val="center"/>
+          </w:tcPr>
+          <w:p>
+            <w:pPr>
+              <w:spacing w:line="480" w:lineRule="auto"/>
+              <w:jc w:val="center"/>
+              <w:rPr>
+                <w:color w:val="000000" w:themeColor="text1"/>
+              </w:rPr>
+            </w:pPr>
+            <w:r>
+              <w:rPr>
+                <w:color w:val="000000" w:themeColor="text1"/>
+              </w:rPr>
+              <w:t>Garis Aliran</w:t>
+            </w:r>
+          </w:p>
+        </w:tc>
+        <w:tc>
+          <w:tcPr>
+            <w:tcW w:w="2414" w:type="dxa"/>
+          </w:tcPr>
+          <w:p>
+            <w:pPr>
+              <w:spacing w:line="480" w:lineRule="auto"/>
+              <w:rPr>
+                <w:color w:val="000000" w:themeColor="text1"/>
+              </w:rPr>
+            </w:pPr>
+            <w:r>
+              <w:rPr>
+                <w:color w:val="000000" w:themeColor="text1"/>
+              </w:rPr>
+              <w:t xml:space="preserve">Menunjukkan arah aliran proses dari satu </w:t>
+            </w:r>
+            <w:r>
+              <w:rPr>
+                <w:color w:val="000000" w:themeColor="text1"/>
+              </w:rPr>
+              <w:lastRenderedPageBreak/>
+              <w:t>langkah ke langkah berikutnya.</w:t>
+            </w:r>
+          </w:p>
+        </w:tc>
+      </w:tr>
+      <w:tr>
+        <w:tc>
+          <w:tcPr>
+            <w:tcW w:w="622" w:type="dxa"/>
+            <w:vAlign w:val="center"/>
+          </w:tcPr>
+          <w:p>
+            <w:pPr>
+              <w:spacing w:line="480" w:lineRule="auto"/>
+              <w:jc w:val="center"/>
+              <w:rPr>
+                <w:color w:val="000000" w:themeColor="text1"/>
+              </w:rPr>
+            </w:pPr>
+            <w:r>
+              <w:rPr>
+                <w:color w:val="000000" w:themeColor="text1"/>
+              </w:rPr>
+              <w:lastRenderedPageBreak/>
+              <w:t>6.</w:t>
+            </w:r>
+          </w:p>
+        </w:tc>
+        <w:tc>
+          <w:tcPr>
+            <w:tcW w:w="1870" w:type="dxa"/>
+            <w:vAlign w:val="center"/>
+          </w:tcPr>
+          <w:p>
+            <w:pPr>
+              <w:spacing w:line="480" w:lineRule="auto"/>
+              <w:jc w:val="center"/>
+              <w:rPr>
+                <w:b/>
+                <w:bCs/>
+                <w:noProof/>
+                <w:color w:val="000000" w:themeColor="text1"/>
+              </w:rPr>
+            </w:pPr>
+            <w:r>
+              <w:rPr>
+                <w:noProof/>
+                <w:color w:val="000000" w:themeColor="text1"/>
+              </w:rPr>
+              <mc:AlternateContent>
+                <mc:Choice Requires="wps">
+                  <w:drawing>
+                    <wp:anchor distT="0" distB="0" distL="114300" distR="114300" simplePos="0" relativeHeight="251679744" behindDoc="0" locked="0" layoutInCell="1" allowOverlap="1" wp14:anchorId="67CE8231" wp14:editId="78658DE1">
+                      <wp:simplePos x="0" y="0"/>
+                      <wp:positionH relativeFrom="column">
+                        <wp:posOffset>82550</wp:posOffset>
+                      </wp:positionH>
+                      <wp:positionV relativeFrom="paragraph">
+                        <wp:posOffset>83820</wp:posOffset>
+                      </wp:positionV>
+                      <wp:extent cx="878205" cy="559435"/>
+                      <wp:effectExtent l="12700" t="12700" r="23495" b="24765"/>
+                      <wp:wrapNone/>
+                      <wp:docPr id="1044302029" name="Alternate Process 1"/>
+                      <wp:cNvGraphicFramePr/>
+                      <a:graphic xmlns:a="http://schemas.openxmlformats.org/drawingml/2006/main">
+                        <a:graphicData uri="http://schemas.microsoft.com/office/word/2010/wordprocessingShape">
+                          <wps:wsp>
+                            <wps:cNvSpPr/>
+                            <wps:spPr>
+                              <a:xfrm>
+                                <a:off x="0" y="0"/>
+                                <a:ext cx="878205" cy="559435"/>
+                              </a:xfrm>
+                              <a:prstGeom prst="flowChartAlternateProcess">
+                                <a:avLst/>
+                              </a:prstGeom>
+                              <a:ln w="38100">
+                                <a:solidFill>
+                                  <a:schemeClr val="tx1"/>
+                                </a:solidFill>
+                                <a:prstDash val="dash"/>
+                              </a:ln>
+                            </wps:spPr>
+                            <wps:style>
+                              <a:lnRef idx="2">
+                                <a:schemeClr val="dk1"/>
+                              </a:lnRef>
+                              <a:fillRef idx="1">
+                                <a:schemeClr val="lt1"/>
+                              </a:fillRef>
+                              <a:effectRef idx="0">
+                                <a:schemeClr val="dk1"/>
+                              </a:effectRef>
+                              <a:fontRef idx="minor">
+                                <a:schemeClr val="dk1"/>
+                              </a:fontRef>
+                            </wps:style>
+                            <wps:bodyPr rot="0" spcFirstLastPara="0" vertOverflow="overflow" horzOverflow="overflow" vert="horz" wrap="square" lIns="91440" tIns="45720" rIns="91440" bIns="45720" numCol="1" spcCol="0" rtlCol="0" fromWordArt="0" anchor="ctr" anchorCtr="0" forceAA="0" compatLnSpc="1">
+                              <a:prstTxWarp prst="textNoShape">
+                                <a:avLst/>
+                              </a:prstTxWarp>
+                              <a:noAutofit/>
+                            </wps:bodyPr>
+                          </wps:wsp>
+                        </a:graphicData>
+                      </a:graphic>
+                      <wp14:sizeRelH relativeFrom="margin">
+                        <wp14:pctWidth>0</wp14:pctWidth>
+                      </wp14:sizeRelH>
+                      <wp14:sizeRelV relativeFrom="margin">
+                        <wp14:pctHeight>0</wp14:pctHeight>
+                      </wp14:sizeRelV>
+                    </wp:anchor>
+                  </w:drawing>
+                </mc:Choice>
+                <mc:Fallback>
+                  <w:pict>
+                    <v:shapetype w14:anchorId="26F97317" id="_x0000_t176" coordsize="21600,21600" o:spt="176" adj="2700" path="m@0,qx0@0l0@2qy@0,21600l@1,21600qx21600@2l21600@0qy@1,xe">
+                      <v:stroke joinstyle="miter"/>
+                      <v:formulas>
+                        <v:f eqn="val #0"/>
+                        <v:f eqn="sum width 0 #0"/>
+                        <v:f eqn="sum height 0 #0"/>
+                        <v:f eqn="prod @0 2929 10000"/>
+                        <v:f eqn="sum width 0 @3"/>
+                        <v:f eqn="sum height 0 @3"/>
+                        <v:f eqn="val width"/>
+                        <v:f eqn="val height"/>
+                        <v:f eqn="prod width 1 2"/>
+                        <v:f eqn="prod height 1 2"/>
+                      </v:formulas>
+                      <v:path gradientshapeok="t" limo="10800,10800" o:connecttype="custom" o:connectlocs="@8,0;0,@9;@8,@7;@6,@9" textboxrect="@3,@3,@4,@5"/>
+                    </v:shapetype>
+                    <v:shape id="Alternate Process 1" o:spid="_x0000_s1026" type="#_x0000_t176" style="position:absolute;margin-left:6.5pt;margin-top:6.6pt;width:69.15pt;height:44.05pt;z-index:251679744;visibility:visible;mso-wrap-style:square;mso-width-percent:0;mso-height-percent:0;mso-wrap-distance-left:9pt;mso-wrap-distance-top:0;mso-wrap-distance-right:9pt;mso-wrap-distance-bottom:0;mso-position-horizontal:absolute;mso-position-horizontal-relative:text;mso-position-vertical:absolute;mso-position-vertical-relative:text;mso-width-percent:0;mso-height-percent:0;mso-width-relative:margin;mso-height-relative:margin;v-text-anchor:middle" o:gfxdata="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" fillcolor="white [3201]" strokecolor="black [3213]" strokeweight="3pt">
+                      <v:stroke dashstyle="dash"/>
+                    </v:shape>
+                  </w:pict>
+                </mc:Fallback>
+              </mc:AlternateContent>
+            </w:r>
+          </w:p>
+          <w:p>
+            <w:pPr>
+              <w:spacing w:line="480" w:lineRule="auto"/>
+              <w:jc w:val="center"/>
+              <w:rPr>
+                <w:b/>
+                <w:bCs/>
+                <w:noProof/>
+                <w:color w:val="000000" w:themeColor="text1"/>
+              </w:rPr>
+            </w:pPr>
+          </w:p>
+        </w:tc>
+        <w:tc>
+          <w:tcPr>
+            <w:tcW w:w="1756" w:type="dxa"/>
+            <w:vAlign w:val="center"/>
+          </w:tcPr>
+          <w:p>
+            <w:pPr>
+              <w:spacing w:line="480" w:lineRule="auto"/>
+              <w:jc w:val="center"/>
+              <w:rPr>
+                <w:rFonts w:eastAsia="Times New Roman"/>
+              </w:rPr>
+            </w:pPr>
+            <w:r>
+              <w:rPr>
+                <w:rFonts w:eastAsia="Times New Roman"/>
+              </w:rPr>
+              <w:t xml:space="preserve">Batas </w:t>
+            </w:r>
+          </w:p>
+          <w:p>
+            <w:pPr>
+              <w:spacing w:line="480" w:lineRule="auto"/>
+              <w:jc w:val="center"/>
+              <w:rPr>
+                <w:rFonts w:eastAsia="Times New Roman"/>
+                <w:color w:val="000000" w:themeColor="text1"/>
+              </w:rPr>
+            </w:pPr>
+            <w:proofErr w:type="spellStart"/>
+            <w:r>
+              <w:rPr>
+                <w:rFonts w:eastAsia="Times New Roman"/>
+              </w:rPr>
+              <w:t>Subproses</w:t>
+            </w:r>
+            <w:proofErr w:type="spellEnd"/>
+          </w:p>
+        </w:tc>
+        <w:tc>
+          <w:tcPr>
+            <w:tcW w:w="2414" w:type="dxa"/>
+          </w:tcPr>
+          <w:p>
+            <w:pPr>
+              <w:spacing w:line="480" w:lineRule="auto"/>
+              <w:rPr>
+                <w:rFonts w:eastAsia="Times New Roman"/>
+              </w:rPr>
+            </w:pPr>
+            <w:r>
+              <w:rPr>
+                <w:color w:val="000000"/>
+              </w:rPr>
+              <w:t xml:space="preserve">Menandai batas wilayah logis dari suatu </w:t>
+            </w:r>
+            <w:proofErr w:type="spellStart"/>
+            <w:r>
+              <w:rPr>
+                <w:color w:val="000000"/>
+              </w:rPr>
+              <w:t>subproses</w:t>
+            </w:r>
+            <w:proofErr w:type="spellEnd"/>
+            <w:r>
+              <w:rPr>
+                <w:color w:val="000000"/>
+              </w:rPr>
+              <w:t xml:space="preserve"> atau kelompok proses dalam diagram alir untuk memperjelas tahapan yang saling berkaitan.</w:t>
+            </w:r>
+          </w:p>
+        </w:tc>
+      </w:tr>
+    </w:tbl>
     <w:p/>
-    <w:p/>
+    <w:p>
+      <w:pPr>
+        <w:pStyle w:val="Judul3"/>
+      </w:pPr>
+      <w:r>
+        <w:t>Diagram Blok</w:t>
+      </w:r>
+    </w:p>
+    <w:p>
+      <w:pPr>
+        <w:pStyle w:val="DaftarParagraf"/>
+        <w:numPr>
+          <w:ilvl w:val="0"/>
+          <w:numId w:val="0"/>
+        </w:numPr>
+        <w:pBdr>
+          <w:top w:val="nil"/>
+          <w:left w:val="nil"/>
+          <w:bottom w:val="nil"/>
+          <w:right w:val="nil"/>
+          <w:between w:val="nil"/>
+        </w:pBdr>
+        <w:spacing w:after="0" w:line="360" w:lineRule="auto"/>
+        <w:ind w:left="1276" w:firstLine="567"/>
+        <w:jc w:val="both"/>
+        <w:rPr>
+          <w:rFonts w:eastAsia="Times New Roman"/>
+          <w:color w:val="000000"/>
+        </w:rPr>
+      </w:pPr>
+      <w:r>
+        <w:rPr>
+          <w:rFonts w:eastAsia="Times New Roman"/>
+          <w:color w:val="000000"/>
+        </w:rPr>
+        <w:t>Diagram blok merupakan diagram yang tersusun dari beberapa kotak (blok) dan garis penghubung yang digunakan untuk menjelaskan alur kerja suatu sistem dalam bidang teknik. Diagram ini menggambarkan hubungan antar komponen sistem sehingga proses kerja sistem dapat dipahami dengan lebih mudah. Selain itu, diagram blok juga berfungsi sebagai panduan dalam menjelaskan mekanisme kerja sistem yang akan dibuat serta menjadi rancangan awal dalam proses pengembangan sistem.</w:t>
+      </w:r>
+    </w:p>
+    <w:p>
+      <w:pPr>
+        <w:pStyle w:val="DaftarParagraf"/>
+        <w:numPr>
+          <w:ilvl w:val="0"/>
+          <w:numId w:val="0"/>
+        </w:numPr>
+        <w:pBdr>
+          <w:top w:val="nil"/>
+          <w:left w:val="nil"/>
+          <w:bottom w:val="nil"/>
+          <w:right w:val="nil"/>
+          <w:between w:val="nil"/>
+        </w:pBdr>
+        <w:spacing w:after="0" w:line="360" w:lineRule="auto"/>
+        <w:ind w:left="1276" w:firstLine="567"/>
+        <w:jc w:val="both"/>
+        <w:rPr>
+          <w:rFonts w:eastAsia="Times New Roman"/>
+          <w:color w:val="000000"/>
+        </w:rPr>
+      </w:pPr>
+      <w:r>
+        <w:rPr>
+          <w:rFonts w:eastAsia="Times New Roman"/>
+          <w:color w:val="000000"/>
+        </w:rPr>
+        <w:t>Dalam</w:t>
+      </w:r>
+      <w:r>
+        <w:rPr>
+          <w:rFonts w:eastAsia="Times New Roman"/>
+          <w:color w:val="000000"/>
+        </w:rPr>
+        <w:t xml:space="preserve"> penelitian ini, diagram blok digunakan untuk menunjukkan alur kerja sistem estimasi berat dan perhitungan kalori nasi berbasis YOLO26 </w:t>
+      </w:r>
+      <w:r>
+        <w:rPr>
+          <w:rFonts w:eastAsia="Times New Roman"/>
+          <w:i/>
+          <w:iCs/>
+          <w:color w:val="000000"/>
+        </w:rPr>
+        <w:t>segmen</w:t>
+      </w:r>
+      <w:proofErr w:type="spellStart"/>
+      <w:r>
+        <w:rPr>
+          <w:rFonts w:eastAsia="Times New Roman"/>
+          <w:i/>
+          <w:iCs/>
+          <w:color w:val="000000"/>
+        </w:rPr>
+        <w:t>tation</w:t>
+      </w:r>
+      <w:proofErr w:type="spellEnd"/>
+      <w:r>
+        <w:rPr>
+          <w:rFonts w:eastAsia="Times New Roman"/>
+          <w:color w:val="000000"/>
+        </w:rPr>
+        <w:t xml:space="preserve"> dan REST API </w:t>
+      </w:r>
+      <w:proofErr w:type="spellStart"/>
+      <w:r>
+        <w:rPr>
+          <w:rFonts w:eastAsia="Times New Roman"/>
+          <w:color w:val="000000"/>
+        </w:rPr>
+        <w:t>Flask</w:t>
+      </w:r>
+      <w:proofErr w:type="spellEnd"/>
+      <w:r>
+        <w:rPr>
+          <w:rFonts w:eastAsia="Times New Roman"/>
+          <w:color w:val="000000"/>
+        </w:rPr>
+        <w:t xml:space="preserve">, mulai dari tahap </w:t>
+      </w:r>
+      <w:proofErr w:type="spellStart"/>
+      <w:r>
+        <w:rPr>
+          <w:rFonts w:eastAsia="Times New Roman"/>
+          <w:i/>
+          <w:iCs/>
+          <w:color w:val="000000"/>
+        </w:rPr>
+        <w:t>input</w:t>
+      </w:r>
+      <w:proofErr w:type="spellEnd"/>
+      <w:r>
+        <w:rPr>
+          <w:rFonts w:eastAsia="Times New Roman"/>
+          <w:color w:val="000000"/>
+        </w:rPr>
+        <w:t xml:space="preserve">, proses, hingga </w:t>
+      </w:r>
+      <w:proofErr w:type="spellStart"/>
+      <w:r>
+        <w:rPr>
+          <w:rFonts w:eastAsia="Times New Roman"/>
+          <w:i/>
+          <w:iCs/>
+          <w:color w:val="000000"/>
+        </w:rPr>
+        <w:t>output</w:t>
+      </w:r>
+      <w:proofErr w:type="spellEnd"/>
+      <w:r>
+        <w:rPr>
+          <w:rFonts w:eastAsia="Times New Roman"/>
+          <w:color w:val="000000"/>
+        </w:rPr>
+        <w:t xml:space="preserve"> sistem.</w:t>
+      </w:r>
+      <w:r>
+        <w:rPr>
+          <w:rFonts w:eastAsia="Times New Roman"/>
+          <w:color w:val="000000"/>
+        </w:rPr>
+        <w:t xml:space="preserve"> </w:t>
+      </w:r>
+      <w:r>
+        <w:rPr>
+          <w:rFonts w:eastAsia="Times New Roman"/>
+          <w:color w:val="000000"/>
+        </w:rPr>
+        <w:t>Adapun penjelasan masing-masing komponen pada diagram blok sistem disajikan pada Tabel 2.3.</w:t>
+      </w:r>
+    </w:p>
+    <w:p>
+      <w:pPr>
+        <w:pStyle w:val="Keterangan"/>
+        <w:keepNext/>
+        <w:spacing w:after="0" w:line="360" w:lineRule="auto"/>
+        <w:ind w:left="1276"/>
+        <w:rPr>
+          <w:rFonts w:eastAsia="Times New Roman"/>
+          <w:i w:val="0"/>
+          <w:iCs w:val="0"/>
+          <w:color w:val="000000"/>
+          <w:sz w:val="24"/>
+          <w:szCs w:val="24"/>
+        </w:rPr>
+      </w:pPr>
+      <w:r>
+        <w:rPr>
+          <w:i w:val="0"/>
+          <w:iCs w:val="0"/>
+          <w:color w:val="000000" w:themeColor="text1"/>
+          <w:sz w:val="24"/>
+          <w:szCs w:val="24"/>
+        </w:rPr>
+        <w:lastRenderedPageBreak/>
+        <w:t>Tabel 2.</w:t>
+      </w:r>
+      <w:r>
+        <w:rPr>
+          <w:i w:val="0"/>
+          <w:iCs w:val="0"/>
+          <w:color w:val="000000" w:themeColor="text1"/>
+          <w:sz w:val="24"/>
+          <w:szCs w:val="24"/>
+        </w:rPr>
+        <w:fldChar w:fldCharType="begin"/>
+      </w:r>
+      <w:r>
+        <w:rPr>
+          <w:i w:val="0"/>
+          <w:iCs w:val="0"/>
+          <w:color w:val="000000" w:themeColor="text1"/>
+          <w:sz w:val="24"/>
+          <w:szCs w:val="24"/>
+        </w:rPr>
+        <w:instrText xml:space="preserve"> SEQ Tabel_2. \* ARABIC </w:instrText>
+      </w:r>
+      <w:r>
+        <w:rPr>
+          <w:i w:val="0"/>
+          <w:iCs w:val="0"/>
+          <w:color w:val="000000" w:themeColor="text1"/>
+          <w:sz w:val="24"/>
+          <w:szCs w:val="24"/>
+        </w:rPr>
+        <w:fldChar w:fldCharType="separate"/>
+      </w:r>
+      <w:r>
+        <w:rPr>
+          <w:i w:val="0"/>
+          <w:iCs w:val="0"/>
+          <w:noProof/>
+          <w:color w:val="000000" w:themeColor="text1"/>
+          <w:sz w:val="24"/>
+          <w:szCs w:val="24"/>
+        </w:rPr>
+        <w:t>3</w:t>
+      </w:r>
+      <w:r>
+        <w:rPr>
+          <w:i w:val="0"/>
+          <w:iCs w:val="0"/>
+          <w:color w:val="000000" w:themeColor="text1"/>
+          <w:sz w:val="24"/>
+          <w:szCs w:val="24"/>
+        </w:rPr>
+        <w:fldChar w:fldCharType="end"/>
+      </w:r>
+      <w:r>
+        <w:rPr>
+          <w:i w:val="0"/>
+          <w:iCs w:val="0"/>
+          <w:color w:val="000000" w:themeColor="text1"/>
+          <w:sz w:val="24"/>
+          <w:szCs w:val="24"/>
+        </w:rPr>
+        <w:t>.</w:t>
+      </w:r>
+      <w:r>
+        <w:rPr>
+          <w:rFonts w:eastAsia="Times New Roman"/>
+          <w:i w:val="0"/>
+          <w:iCs w:val="0"/>
+          <w:color w:val="000000" w:themeColor="text1"/>
+          <w:sz w:val="24"/>
+          <w:szCs w:val="24"/>
+        </w:rPr>
+        <w:t xml:space="preserve"> Komponen Diagram Blok</w:t>
+      </w:r>
+    </w:p>
+    <w:tbl>
+      <w:tblPr>
+        <w:tblStyle w:val="KisiTabel"/>
+        <w:tblW w:w="6662" w:type="dxa"/>
+        <w:tblInd w:w="1268" w:type="dxa"/>
+        <w:tblBorders>
+          <w:top w:val="single" w:sz="6" w:space="0" w:color="auto"/>
+          <w:left w:val="single" w:sz="6" w:space="0" w:color="auto"/>
+          <w:bottom w:val="single" w:sz="6" w:space="0" w:color="auto"/>
+          <w:right w:val="single" w:sz="6" w:space="0" w:color="auto"/>
+        </w:tblBorders>
+        <w:tblLook w:val="06A0" w:firstRow="1" w:lastRow="0" w:firstColumn="1" w:lastColumn="0" w:noHBand="1" w:noVBand="1"/>
+      </w:tblPr>
+      <w:tblGrid>
+        <w:gridCol w:w="617"/>
+        <w:gridCol w:w="1797"/>
+        <w:gridCol w:w="1570"/>
+        <w:gridCol w:w="2678"/>
+      </w:tblGrid>
+      <w:tr>
+        <w:trPr>
+          <w:trHeight w:val="711"/>
+        </w:trPr>
+        <w:tc>
+          <w:tcPr>
+            <w:tcW w:w="617" w:type="dxa"/>
+            <w:tcBorders>
+              <w:top w:val="single" w:sz="6" w:space="0" w:color="000000" w:themeColor="text1"/>
+              <w:left w:val="single" w:sz="6" w:space="0" w:color="000000" w:themeColor="text1"/>
+              <w:bottom w:val="single" w:sz="6" w:space="0" w:color="000000" w:themeColor="text1"/>
+              <w:right w:val="single" w:sz="6" w:space="0" w:color="000000" w:themeColor="text1"/>
+            </w:tcBorders>
+            <w:tcMar>
+              <w:left w:w="105" w:type="dxa"/>
+              <w:right w:w="105" w:type="dxa"/>
+            </w:tcMar>
+            <w:vAlign w:val="center"/>
+          </w:tcPr>
+          <w:p>
+            <w:pPr>
+              <w:keepNext/>
+              <w:spacing w:line="480" w:lineRule="auto"/>
+              <w:jc w:val="center"/>
+              <w:rPr>
+                <w:rFonts w:eastAsia="Times New Roman"/>
+                <w:color w:val="000000" w:themeColor="text1"/>
+              </w:rPr>
+            </w:pPr>
+            <w:r>
+              <w:rPr>
+                <w:rFonts w:eastAsia="Times New Roman"/>
+                <w:color w:val="000000" w:themeColor="text1"/>
+              </w:rPr>
+              <w:t>No.</w:t>
+            </w:r>
+          </w:p>
+        </w:tc>
+        <w:tc>
+          <w:tcPr>
+            <w:tcW w:w="1797" w:type="dxa"/>
+            <w:tcBorders>
+              <w:top w:val="single" w:sz="6" w:space="0" w:color="000000" w:themeColor="text1"/>
+              <w:left w:val="single" w:sz="6" w:space="0" w:color="000000" w:themeColor="text1"/>
+              <w:bottom w:val="single" w:sz="6" w:space="0" w:color="000000" w:themeColor="text1"/>
+              <w:right w:val="single" w:sz="6" w:space="0" w:color="000000" w:themeColor="text1"/>
+            </w:tcBorders>
+            <w:vAlign w:val="center"/>
+          </w:tcPr>
+          <w:p>
+            <w:pPr>
+              <w:keepNext/>
+              <w:spacing w:line="480" w:lineRule="auto"/>
+              <w:jc w:val="center"/>
+              <w:rPr>
+                <w:rFonts w:eastAsia="Times New Roman"/>
+                <w:color w:val="000000" w:themeColor="text1"/>
+              </w:rPr>
+            </w:pPr>
+            <w:r>
+              <w:rPr>
+                <w:rFonts w:eastAsia="Times New Roman"/>
+                <w:color w:val="000000" w:themeColor="text1"/>
+              </w:rPr>
+              <w:t>Simbol</w:t>
+            </w:r>
+          </w:p>
+        </w:tc>
+        <w:tc>
+          <w:tcPr>
+            <w:tcW w:w="1570" w:type="dxa"/>
+            <w:tcBorders>
+              <w:top w:val="single" w:sz="6" w:space="0" w:color="000000" w:themeColor="text1"/>
+              <w:left w:val="single" w:sz="6" w:space="0" w:color="000000" w:themeColor="text1"/>
+              <w:bottom w:val="single" w:sz="6" w:space="0" w:color="000000" w:themeColor="text1"/>
+              <w:right w:val="single" w:sz="6" w:space="0" w:color="000000" w:themeColor="text1"/>
+            </w:tcBorders>
+            <w:tcMar>
+              <w:left w:w="105" w:type="dxa"/>
+              <w:right w:w="105" w:type="dxa"/>
+            </w:tcMar>
+            <w:vAlign w:val="center"/>
+          </w:tcPr>
+          <w:p>
+            <w:pPr>
+              <w:keepNext/>
+              <w:spacing w:line="360" w:lineRule="auto"/>
+              <w:jc w:val="center"/>
+              <w:rPr>
+                <w:rFonts w:eastAsia="Times New Roman"/>
+                <w:color w:val="000000" w:themeColor="text1"/>
+              </w:rPr>
+            </w:pPr>
+            <w:r>
+              <w:rPr>
+                <w:rFonts w:eastAsia="Times New Roman"/>
+                <w:color w:val="000000" w:themeColor="text1"/>
+              </w:rPr>
+              <w:t>Nama Komponen</w:t>
+            </w:r>
+          </w:p>
+        </w:tc>
+        <w:tc>
+          <w:tcPr>
+            <w:tcW w:w="2678" w:type="dxa"/>
+            <w:tcBorders>
+              <w:top w:val="single" w:sz="6" w:space="0" w:color="000000" w:themeColor="text1"/>
+              <w:left w:val="single" w:sz="6" w:space="0" w:color="000000" w:themeColor="text1"/>
+              <w:bottom w:val="single" w:sz="6" w:space="0" w:color="000000" w:themeColor="text1"/>
+              <w:right w:val="single" w:sz="6" w:space="0" w:color="000000" w:themeColor="text1"/>
+            </w:tcBorders>
+            <w:tcMar>
+              <w:left w:w="105" w:type="dxa"/>
+              <w:right w:w="105" w:type="dxa"/>
+            </w:tcMar>
+            <w:vAlign w:val="center"/>
+          </w:tcPr>
+          <w:p>
+            <w:pPr>
+              <w:keepNext/>
+              <w:spacing w:line="480" w:lineRule="auto"/>
+              <w:jc w:val="center"/>
+              <w:rPr>
+                <w:rFonts w:eastAsia="Times New Roman"/>
+                <w:color w:val="000000" w:themeColor="text1"/>
+              </w:rPr>
+            </w:pPr>
+            <w:r>
+              <w:rPr>
+                <w:rFonts w:eastAsia="Times New Roman"/>
+                <w:color w:val="000000" w:themeColor="text1"/>
+              </w:rPr>
+              <w:t>Keterangan</w:t>
+            </w:r>
+          </w:p>
+        </w:tc>
+      </w:tr>
+      <w:tr>
+        <w:trPr>
+          <w:trHeight w:val="300"/>
+        </w:trPr>
+        <w:tc>
+          <w:tcPr>
+            <w:tcW w:w="617" w:type="dxa"/>
+            <w:tcBorders>
+              <w:top w:val="single" w:sz="6" w:space="0" w:color="000000" w:themeColor="text1"/>
+              <w:left w:val="single" w:sz="6" w:space="0" w:color="000000" w:themeColor="text1"/>
+              <w:bottom w:val="single" w:sz="6" w:space="0" w:color="000000" w:themeColor="text1"/>
+              <w:right w:val="single" w:sz="6" w:space="0" w:color="000000" w:themeColor="text1"/>
+            </w:tcBorders>
+            <w:tcMar>
+              <w:left w:w="105" w:type="dxa"/>
+              <w:right w:w="105" w:type="dxa"/>
+            </w:tcMar>
+            <w:vAlign w:val="center"/>
+          </w:tcPr>
+          <w:p>
+            <w:pPr>
+              <w:spacing w:line="480" w:lineRule="auto"/>
+              <w:jc w:val="center"/>
+              <w:rPr>
+                <w:rFonts w:eastAsia="Times New Roman"/>
+                <w:color w:val="000000" w:themeColor="text1"/>
+              </w:rPr>
+            </w:pPr>
+            <w:r>
+              <w:rPr>
+                <w:rFonts w:eastAsia="Times New Roman"/>
+                <w:color w:val="000000" w:themeColor="text1"/>
+              </w:rPr>
+              <w:t>1.</w:t>
+            </w:r>
+          </w:p>
+        </w:tc>
+        <w:tc>
+          <w:tcPr>
+            <w:tcW w:w="1797" w:type="dxa"/>
+            <w:tcBorders>
+              <w:top w:val="single" w:sz="6" w:space="0" w:color="000000" w:themeColor="text1"/>
+              <w:left w:val="single" w:sz="6" w:space="0" w:color="000000" w:themeColor="text1"/>
+              <w:bottom w:val="single" w:sz="6" w:space="0" w:color="000000" w:themeColor="text1"/>
+              <w:right w:val="single" w:sz="6" w:space="0" w:color="000000" w:themeColor="text1"/>
+            </w:tcBorders>
+          </w:tcPr>
+          <w:p>
+            <w:pPr>
+              <w:spacing w:line="480" w:lineRule="auto"/>
+              <w:jc w:val="center"/>
+              <w:rPr>
+                <w:rFonts w:eastAsia="Times New Roman"/>
+                <w:color w:val="000000" w:themeColor="text1"/>
+              </w:rPr>
+            </w:pPr>
+            <w:r>
+              <w:rPr>
+                <w:rFonts w:eastAsia="Times New Roman"/>
+                <w:noProof/>
+                <w:color w:val="000000" w:themeColor="text1"/>
+              </w:rPr>
+              <mc:AlternateContent>
+                <mc:Choice Requires="wps">
+                  <w:drawing>
+                    <wp:anchor distT="0" distB="0" distL="114300" distR="114300" simplePos="0" relativeHeight="251682816" behindDoc="0" locked="0" layoutInCell="1" allowOverlap="1" wp14:anchorId="3EC8A067" wp14:editId="31BE67C2">
+                      <wp:simplePos x="0" y="0"/>
+                      <wp:positionH relativeFrom="column">
+                        <wp:posOffset>55880</wp:posOffset>
+                      </wp:positionH>
+                      <wp:positionV relativeFrom="paragraph">
+                        <wp:posOffset>212711</wp:posOffset>
+                      </wp:positionV>
+                      <wp:extent cx="926432" cy="986589"/>
+                      <wp:effectExtent l="12700" t="12700" r="13970" b="17145"/>
+                      <wp:wrapNone/>
+                      <wp:docPr id="1981518420" name="Rectangle 7"/>
+                      <wp:cNvGraphicFramePr/>
+                      <a:graphic xmlns:a="http://schemas.openxmlformats.org/drawingml/2006/main">
+                        <a:graphicData uri="http://schemas.microsoft.com/office/word/2010/wordprocessingShape">
+                          <wps:wsp>
+                            <wps:cNvSpPr/>
+                            <wps:spPr>
+                              <a:xfrm>
+                                <a:off x="0" y="0"/>
+                                <a:ext cx="926432" cy="986589"/>
+                              </a:xfrm>
+                              <a:prstGeom prst="rect">
+                                <a:avLst/>
+                              </a:prstGeom>
+                              <a:ln w="28575"/>
+                            </wps:spPr>
+                            <wps:style>
+                              <a:lnRef idx="2">
+                                <a:schemeClr val="dk1"/>
+                              </a:lnRef>
+                              <a:fillRef idx="1">
+                                <a:schemeClr val="lt1"/>
+                              </a:fillRef>
+                              <a:effectRef idx="0">
+                                <a:schemeClr val="dk1"/>
+                              </a:effectRef>
+                              <a:fontRef idx="minor">
+                                <a:schemeClr val="dk1"/>
+                              </a:fontRef>
+                            </wps:style>
+                            <wps:bodyPr rot="0" spcFirstLastPara="0" vertOverflow="overflow" horzOverflow="overflow" vert="horz" wrap="square" lIns="91440" tIns="45720" rIns="91440" bIns="45720" numCol="1" spcCol="0" rtlCol="0" fromWordArt="0" anchor="ctr" anchorCtr="0" forceAA="0" compatLnSpc="1">
+                              <a:prstTxWarp prst="textNoShape">
+                                <a:avLst/>
+                              </a:prstTxWarp>
+                              <a:noAutofit/>
+                            </wps:bodyPr>
+                          </wps:wsp>
+                        </a:graphicData>
+                      </a:graphic>
+                    </wp:anchor>
+                  </w:drawing>
+                </mc:Choice>
+                <mc:Fallback>
+                  <w:pict>
+                    <v:rect w14:anchorId="5D185DB3" id="Rectangle 7" o:spid="_x0000_s1026" style="position:absolute;margin-left:4.4pt;margin-top:16.75pt;width:72.95pt;height:77.7pt;z-index:251682816;visibility:visible;mso-wrap-style:square;mso-wrap-distance-left:9pt;mso-wrap-distance-top:0;mso-wrap-distance-right:9pt;mso-wrap-distance-bottom:0;mso-position-horizontal:absolute;mso-position-horizontal-relative:text;mso-position-vertical:absolute;mso-position-vertical-relative:text;v-text-anchor:middle" o:gfxdata="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" fillcolor="white [3201]" strokecolor="black [3200]" strokeweight="2.25pt"/>
+                  </w:pict>
+                </mc:Fallback>
+              </mc:AlternateContent>
+            </w:r>
+          </w:p>
+        </w:tc>
+        <w:tc>
+          <w:tcPr>
+            <w:tcW w:w="1570" w:type="dxa"/>
+            <w:tcBorders>
+              <w:top w:val="single" w:sz="6" w:space="0" w:color="000000" w:themeColor="text1"/>
+              <w:left w:val="single" w:sz="6" w:space="0" w:color="000000" w:themeColor="text1"/>
+              <w:bottom w:val="single" w:sz="6" w:space="0" w:color="000000" w:themeColor="text1"/>
+              <w:right w:val="single" w:sz="6" w:space="0" w:color="000000" w:themeColor="text1"/>
+            </w:tcBorders>
+            <w:tcMar>
+              <w:left w:w="105" w:type="dxa"/>
+              <w:right w:w="105" w:type="dxa"/>
+            </w:tcMar>
+            <w:vAlign w:val="center"/>
+          </w:tcPr>
+          <w:p>
+            <w:pPr>
+              <w:spacing w:line="480" w:lineRule="auto"/>
+              <w:jc w:val="center"/>
+              <w:rPr>
+                <w:rFonts w:eastAsia="Times New Roman"/>
+                <w:color w:val="000000" w:themeColor="text1"/>
+              </w:rPr>
+            </w:pPr>
+            <w:r>
+              <w:rPr>
+                <w:rFonts w:eastAsia="Times New Roman"/>
+                <w:color w:val="000000" w:themeColor="text1"/>
+              </w:rPr>
+              <w:t>Blok</w:t>
+            </w:r>
+          </w:p>
+        </w:tc>
+        <w:tc>
+          <w:tcPr>
+            <w:tcW w:w="2678" w:type="dxa"/>
+            <w:tcBorders>
+              <w:top w:val="single" w:sz="6" w:space="0" w:color="000000" w:themeColor="text1"/>
+              <w:left w:val="single" w:sz="6" w:space="0" w:color="000000" w:themeColor="text1"/>
+              <w:bottom w:val="single" w:sz="6" w:space="0" w:color="000000" w:themeColor="text1"/>
+              <w:right w:val="single" w:sz="6" w:space="0" w:color="000000" w:themeColor="text1"/>
+            </w:tcBorders>
+            <w:tcMar>
+              <w:left w:w="105" w:type="dxa"/>
+              <w:right w:w="105" w:type="dxa"/>
+            </w:tcMar>
+          </w:tcPr>
+          <w:p>
+            <w:pPr>
+              <w:spacing w:line="480" w:lineRule="auto"/>
+              <w:rPr>
+                <w:rFonts w:eastAsia="Times New Roman"/>
+                <w:color w:val="000000" w:themeColor="text1"/>
+              </w:rPr>
+            </w:pPr>
+            <w:r>
+              <w:rPr>
+                <w:rFonts w:eastAsia="Times New Roman"/>
+                <w:color w:val="000000" w:themeColor="text1"/>
+              </w:rPr>
+              <w:t xml:space="preserve">Merepresentasikan sebuah </w:t>
+            </w:r>
+            <w:proofErr w:type="spellStart"/>
+            <w:r>
+              <w:rPr>
+                <w:rFonts w:eastAsia="Times New Roman"/>
+                <w:color w:val="000000" w:themeColor="text1"/>
+              </w:rPr>
+              <w:t>subsistem</w:t>
+            </w:r>
+            <w:proofErr w:type="spellEnd"/>
+            <w:r>
+              <w:rPr>
+                <w:rFonts w:eastAsia="Times New Roman"/>
+                <w:color w:val="000000" w:themeColor="text1"/>
+              </w:rPr>
+              <w:t>, modul, fungsi, atau komponen dalam sistem. Diberi label nama fungsi/komponen di dalamnya.</w:t>
+            </w:r>
+          </w:p>
+        </w:tc>
+      </w:tr>
+      <w:tr>
+        <w:trPr>
+          <w:trHeight w:val="300"/>
+        </w:trPr>
+        <w:tc>
+          <w:tcPr>
+            <w:tcW w:w="617" w:type="dxa"/>
+            <w:tcBorders>
+              <w:top w:val="single" w:sz="6" w:space="0" w:color="000000" w:themeColor="text1"/>
+              <w:left w:val="single" w:sz="6" w:space="0" w:color="000000" w:themeColor="text1"/>
+              <w:bottom w:val="single" w:sz="6" w:space="0" w:color="000000" w:themeColor="text1"/>
+              <w:right w:val="single" w:sz="6" w:space="0" w:color="000000" w:themeColor="text1"/>
+            </w:tcBorders>
+            <w:tcMar>
+              <w:left w:w="105" w:type="dxa"/>
+              <w:right w:w="105" w:type="dxa"/>
+            </w:tcMar>
+            <w:vAlign w:val="center"/>
+          </w:tcPr>
+          <w:p>
+            <w:pPr>
+              <w:spacing w:line="480" w:lineRule="auto"/>
+              <w:jc w:val="center"/>
+              <w:rPr>
+                <w:rFonts w:eastAsia="Times New Roman"/>
+                <w:color w:val="000000" w:themeColor="text1"/>
+              </w:rPr>
+            </w:pPr>
+            <w:r>
+              <w:rPr>
+                <w:rFonts w:eastAsia="Times New Roman"/>
+                <w:color w:val="000000" w:themeColor="text1"/>
+              </w:rPr>
+              <w:t>2.</w:t>
+            </w:r>
+          </w:p>
+        </w:tc>
+        <w:tc>
+          <w:tcPr>
+            <w:tcW w:w="1797" w:type="dxa"/>
+            <w:tcBorders>
+              <w:top w:val="single" w:sz="6" w:space="0" w:color="000000" w:themeColor="text1"/>
+              <w:left w:val="single" w:sz="6" w:space="0" w:color="000000" w:themeColor="text1"/>
+              <w:bottom w:val="single" w:sz="6" w:space="0" w:color="000000" w:themeColor="text1"/>
+              <w:right w:val="single" w:sz="6" w:space="0" w:color="000000" w:themeColor="text1"/>
+            </w:tcBorders>
+          </w:tcPr>
+          <w:p>
+            <w:pPr>
+              <w:spacing w:line="480" w:lineRule="auto"/>
+              <w:jc w:val="center"/>
+              <w:rPr>
+                <w:rFonts w:eastAsia="Times New Roman"/>
+                <w:color w:val="000000" w:themeColor="text1"/>
+              </w:rPr>
+            </w:pPr>
+            <w:r>
+              <w:rPr>
+                <w:rFonts w:eastAsia="Times New Roman"/>
+                <w:noProof/>
+                <w:color w:val="000000" w:themeColor="text1"/>
+              </w:rPr>
+              <mc:AlternateContent>
+                <mc:Choice Requires="wps">
+                  <w:drawing>
+                    <wp:anchor distT="0" distB="0" distL="114300" distR="114300" simplePos="0" relativeHeight="251683840" behindDoc="0" locked="0" layoutInCell="1" allowOverlap="1" wp14:anchorId="709F5D3B" wp14:editId="2CC8A5E2">
+                      <wp:simplePos x="0" y="0"/>
+                      <wp:positionH relativeFrom="column">
+                        <wp:posOffset>59334</wp:posOffset>
+                      </wp:positionH>
+                      <wp:positionV relativeFrom="paragraph">
+                        <wp:posOffset>756238</wp:posOffset>
+                      </wp:positionV>
+                      <wp:extent cx="794084" cy="0"/>
+                      <wp:effectExtent l="0" t="76200" r="0" b="88900"/>
+                      <wp:wrapNone/>
+                      <wp:docPr id="1793550652" name="Straight Arrow Connector 8"/>
+                      <wp:cNvGraphicFramePr/>
+                      <a:graphic xmlns:a="http://schemas.openxmlformats.org/drawingml/2006/main">
+                        <a:graphicData uri="http://schemas.microsoft.com/office/word/2010/wordprocessingShape">
+                          <wps:wsp>
+                            <wps:cNvCnPr/>
+                            <wps:spPr>
+                              <a:xfrm>
+                                <a:off x="0" y="0"/>
+                                <a:ext cx="794084" cy="0"/>
+                              </a:xfrm>
+                              <a:prstGeom prst="straightConnector1">
+                                <a:avLst/>
+                              </a:prstGeom>
+                              <a:ln w="38100">
+                                <a:solidFill>
+                                  <a:schemeClr val="tx1"/>
+                                </a:solidFill>
+                                <a:tailEnd type="triangle"/>
+                              </a:ln>
+                            </wps:spPr>
+                            <wps:style>
+                              <a:lnRef idx="1">
+                                <a:schemeClr val="dk1"/>
+                              </a:lnRef>
+                              <a:fillRef idx="0">
+                                <a:schemeClr val="dk1"/>
+                              </a:fillRef>
+                              <a:effectRef idx="0">
+                                <a:schemeClr val="dk1"/>
+                              </a:effectRef>
+                              <a:fontRef idx="minor">
+                                <a:schemeClr val="tx1"/>
+                              </a:fontRef>
+                            </wps:style>
+                            <wps:bodyPr/>
+                          </wps:wsp>
+                        </a:graphicData>
+                      </a:graphic>
+                    </wp:anchor>
+                  </w:drawing>
+                </mc:Choice>
+                <mc:Fallback>
+                  <w:pict>
+                    <v:shape w14:anchorId="022FADFD" id="Straight Arrow Connector 8" o:spid="_x0000_s1026" type="#_x0000_t32" style="position:absolute;margin-left:4.65pt;margin-top:59.55pt;width:62.55pt;height:0;z-index:251683840;visibility:visible;mso-wrap-style:square;mso-wrap-distance-left:9pt;mso-wrap-distance-top:0;mso-wrap-distance-right:9pt;mso-wrap-distance-bottom:0;mso-position-horizontal:absolute;mso-position-horizontal-relative:text;mso-position-vertical:absolute;mso-position-vertical-relative:text" o:gfxdata="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" strokecolor="black [3213]" strokeweight="3pt">
+                      <v:stroke endarrow="block" joinstyle="miter"/>
+                    </v:shape>
+                  </w:pict>
+                </mc:Fallback>
+              </mc:AlternateContent>
+            </w:r>
+            <w:r>
+              <w:rPr>
+                <w:rFonts w:eastAsia="Times New Roman"/>
+                <w:noProof/>
+                <w:color w:val="000000" w:themeColor="text1"/>
+              </w:rPr>
+              <mc:AlternateContent>
+                <mc:Choice Requires="wps">
+                  <w:drawing>
+                    <wp:anchor distT="0" distB="0" distL="114300" distR="114300" simplePos="0" relativeHeight="251684864" behindDoc="0" locked="0" layoutInCell="1" allowOverlap="1" wp14:anchorId="289095E9" wp14:editId="4DD3D812">
+                      <wp:simplePos x="0" y="0"/>
+                      <wp:positionH relativeFrom="column">
+                        <wp:posOffset>59969</wp:posOffset>
+                      </wp:positionH>
+                      <wp:positionV relativeFrom="paragraph">
+                        <wp:posOffset>993218</wp:posOffset>
+                      </wp:positionV>
+                      <wp:extent cx="793750" cy="0"/>
+                      <wp:effectExtent l="0" t="76200" r="0" b="88900"/>
+                      <wp:wrapNone/>
+                      <wp:docPr id="2056408931" name="Straight Arrow Connector 9"/>
+                      <wp:cNvGraphicFramePr/>
+                      <a:graphic xmlns:a="http://schemas.openxmlformats.org/drawingml/2006/main">
+                        <a:graphicData uri="http://schemas.microsoft.com/office/word/2010/wordprocessingShape">
+                          <wps:wsp>
+                            <wps:cNvCnPr/>
+                            <wps:spPr>
+                              <a:xfrm>
+                                <a:off x="0" y="0"/>
+                                <a:ext cx="793750" cy="0"/>
+                              </a:xfrm>
+                              <a:prstGeom prst="straightConnector1">
+                                <a:avLst/>
+                              </a:prstGeom>
+                              <a:ln w="38100">
+                                <a:solidFill>
+                                  <a:schemeClr val="tx1"/>
+                                </a:solidFill>
+                                <a:headEnd type="triangle"/>
+                                <a:tailEnd type="triangle"/>
+                              </a:ln>
+                            </wps:spPr>
+                            <wps:style>
+                              <a:lnRef idx="1">
+                                <a:schemeClr val="dk1"/>
+                              </a:lnRef>
+                              <a:fillRef idx="0">
+                                <a:schemeClr val="dk1"/>
+                              </a:fillRef>
+                              <a:effectRef idx="0">
+                                <a:schemeClr val="dk1"/>
+                              </a:effectRef>
+                              <a:fontRef idx="minor">
+                                <a:schemeClr val="tx1"/>
+                              </a:fontRef>
+                            </wps:style>
+                            <wps:bodyPr/>
+                          </wps:wsp>
+                        </a:graphicData>
+                      </a:graphic>
+                    </wp:anchor>
+                  </w:drawing>
+                </mc:Choice>
+                <mc:Fallback>
+                  <w:pict>
+                    <v:shape w14:anchorId="13D161D0" id="Straight Arrow Connector 9" o:spid="_x0000_s1026" type="#_x0000_t32" style="position:absolute;margin-left:4.7pt;margin-top:78.2pt;width:62.5pt;height:0;z-index:251684864;visibility:visible;mso-wrap-style:square;mso-wrap-distance-left:9pt;mso-wrap-distance-top:0;mso-wrap-distance-right:9pt;mso-wrap-distance-bottom:0;mso-position-horizontal:absolute;mso-position-horizontal-relative:text;mso-position-vertical:absolute;mso-position-vertical-relative:text" o:gfxdata="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" strokecolor="black [3213]" strokeweight="3pt">
+                      <v:stroke startarrow="block" endarrow="block" joinstyle="miter"/>
+                    </v:shape>
+                  </w:pict>
+                </mc:Fallback>
+              </mc:AlternateContent>
+            </w:r>
+          </w:p>
+        </w:tc>
+        <w:tc>
+          <w:tcPr>
+            <w:tcW w:w="1570" w:type="dxa"/>
+            <w:tcBorders>
+              <w:top w:val="single" w:sz="6" w:space="0" w:color="000000" w:themeColor="text1"/>
+              <w:left w:val="single" w:sz="6" w:space="0" w:color="000000" w:themeColor="text1"/>
+              <w:bottom w:val="single" w:sz="6" w:space="0" w:color="000000" w:themeColor="text1"/>
+              <w:right w:val="single" w:sz="6" w:space="0" w:color="000000" w:themeColor="text1"/>
+            </w:tcBorders>
+            <w:tcMar>
+              <w:left w:w="105" w:type="dxa"/>
+              <w:right w:w="105" w:type="dxa"/>
+            </w:tcMar>
+            <w:vAlign w:val="center"/>
+          </w:tcPr>
+          <w:p>
+            <w:pPr>
+              <w:spacing w:line="480" w:lineRule="auto"/>
+              <w:jc w:val="center"/>
+              <w:rPr>
+                <w:rFonts w:eastAsia="Times New Roman"/>
+                <w:color w:val="000000" w:themeColor="text1"/>
+              </w:rPr>
+            </w:pPr>
+            <w:r>
+              <w:rPr>
+                <w:rFonts w:eastAsia="Times New Roman"/>
+                <w:color w:val="000000" w:themeColor="text1"/>
+              </w:rPr>
+              <w:t>Garis Penghubung</w:t>
+            </w:r>
+          </w:p>
+        </w:tc>
+        <w:tc>
+          <w:tcPr>
+            <w:tcW w:w="2678" w:type="dxa"/>
+            <w:tcBorders>
+              <w:top w:val="single" w:sz="6" w:space="0" w:color="000000" w:themeColor="text1"/>
+              <w:left w:val="single" w:sz="6" w:space="0" w:color="000000" w:themeColor="text1"/>
+              <w:bottom w:val="single" w:sz="6" w:space="0" w:color="000000" w:themeColor="text1"/>
+              <w:right w:val="single" w:sz="6" w:space="0" w:color="000000" w:themeColor="text1"/>
+            </w:tcBorders>
+            <w:tcMar>
+              <w:left w:w="105" w:type="dxa"/>
+              <w:right w:w="105" w:type="dxa"/>
+            </w:tcMar>
+          </w:tcPr>
+          <w:p>
+            <w:pPr>
+              <w:spacing w:line="480" w:lineRule="auto"/>
+              <w:rPr>
+                <w:rFonts w:eastAsia="Times New Roman"/>
+                <w:color w:val="000000" w:themeColor="text1"/>
+              </w:rPr>
+            </w:pPr>
+            <w:r>
+              <w:rPr>
+                <w:rFonts w:eastAsia="Times New Roman"/>
+                <w:color w:val="000000" w:themeColor="text1"/>
+              </w:rPr>
+              <w:t>Menunjukkan arah aliran sinyal, data, atau energi antara dua blok. Arah panah menunjukkan arah transmisi informasi.</w:t>
+            </w:r>
+          </w:p>
+        </w:tc>
+      </w:tr>
+      <w:tr>
+        <w:trPr>
+          <w:trHeight w:val="300"/>
+        </w:trPr>
+        <w:tc>
+          <w:tcPr>
+            <w:tcW w:w="617" w:type="dxa"/>
+            <w:tcBorders>
+              <w:top w:val="single" w:sz="6" w:space="0" w:color="000000" w:themeColor="text1"/>
+              <w:left w:val="single" w:sz="6" w:space="0" w:color="000000" w:themeColor="text1"/>
+              <w:bottom w:val="single" w:sz="6" w:space="0" w:color="000000" w:themeColor="text1"/>
+              <w:right w:val="single" w:sz="6" w:space="0" w:color="000000" w:themeColor="text1"/>
+            </w:tcBorders>
+            <w:tcMar>
+              <w:left w:w="105" w:type="dxa"/>
+              <w:right w:w="105" w:type="dxa"/>
+            </w:tcMar>
+            <w:vAlign w:val="center"/>
+          </w:tcPr>
+          <w:p>
+            <w:pPr>
+              <w:spacing w:line="480" w:lineRule="auto"/>
+              <w:jc w:val="center"/>
+              <w:rPr>
+                <w:rFonts w:eastAsia="Times New Roman"/>
+                <w:color w:val="000000" w:themeColor="text1"/>
+              </w:rPr>
+            </w:pPr>
+            <w:r>
+              <w:rPr>
+                <w:rFonts w:eastAsia="Times New Roman"/>
+                <w:color w:val="000000" w:themeColor="text1"/>
+              </w:rPr>
+              <w:t>3.</w:t>
+            </w:r>
+          </w:p>
+        </w:tc>
+        <w:tc>
+          <w:tcPr>
+            <w:tcW w:w="1797" w:type="dxa"/>
+            <w:tcBorders>
+              <w:top w:val="single" w:sz="6" w:space="0" w:color="000000" w:themeColor="text1"/>
+              <w:left w:val="single" w:sz="6" w:space="0" w:color="000000" w:themeColor="text1"/>
+              <w:bottom w:val="single" w:sz="6" w:space="0" w:color="000000" w:themeColor="text1"/>
+              <w:right w:val="single" w:sz="6" w:space="0" w:color="000000" w:themeColor="text1"/>
+            </w:tcBorders>
+          </w:tcPr>
+          <w:tbl>
+            <w:tblPr>
+              <w:tblStyle w:val="KisiTabel"/>
+              <w:tblpPr w:leftFromText="180" w:rightFromText="180" w:horzAnchor="margin" w:tblpY="429"/>
+              <w:tblOverlap w:val="never"/>
+              <w:tblW w:w="0" w:type="auto"/>
+              <w:tblLook w:val="04A0" w:firstRow="1" w:lastRow="0" w:firstColumn="1" w:lastColumn="0" w:noHBand="0" w:noVBand="1"/>
+            </w:tblPr>
+            <w:tblGrid>
+              <w:gridCol w:w="1571"/>
+            </w:tblGrid>
+            <w:tr>
+              <w:trPr>
+                <w:trHeight w:val="437"/>
+              </w:trPr>
+              <w:tc>
+                <w:tcPr>
+                  <w:tcW w:w="1571" w:type="dxa"/>
+                  <w:vAlign w:val="center"/>
+                </w:tcPr>
+                <w:p>
+                  <w:pPr>
+                    <w:jc w:val="center"/>
+                    <w:rPr>
+                      <w:rFonts w:eastAsia="Times New Roman"/>
+                      <w:color w:val="000000" w:themeColor="text1"/>
+                    </w:rPr>
+                  </w:pPr>
+                  <w:proofErr w:type="spellStart"/>
+                  <w:r>
+                    <w:rPr>
+                      <w:rFonts w:eastAsia="Times New Roman"/>
+                      <w:color w:val="000000" w:themeColor="text1"/>
+                    </w:rPr>
+                    <w:t>Input</w:t>
+                  </w:r>
+                  <w:proofErr w:type="spellEnd"/>
+                </w:p>
+              </w:tc>
+            </w:tr>
+            <w:tr>
+              <w:trPr>
+                <w:trHeight w:val="2016"/>
+              </w:trPr>
+              <w:tc>
+                <w:tcPr>
+                  <w:tcW w:w="1571" w:type="dxa"/>
+                </w:tcPr>
+                <w:p>
+                  <w:pPr>
+                    <w:spacing w:line="480" w:lineRule="auto"/>
+                    <w:jc w:val="center"/>
+                    <w:rPr>
+                      <w:rFonts w:eastAsia="Times New Roman"/>
+                      <w:color w:val="000000" w:themeColor="text1"/>
+                    </w:rPr>
+                  </w:pPr>
+                </w:p>
+              </w:tc>
+            </w:tr>
+          </w:tbl>
+          <w:p>
+            <w:pPr>
+              <w:spacing w:line="480" w:lineRule="auto"/>
+              <w:jc w:val="center"/>
+              <w:rPr>
+                <w:rFonts w:eastAsia="Times New Roman"/>
+                <w:color w:val="000000" w:themeColor="text1"/>
+              </w:rPr>
+            </w:pPr>
+          </w:p>
+        </w:tc>
+        <w:tc>
+          <w:tcPr>
+            <w:tcW w:w="1570" w:type="dxa"/>
+            <w:tcBorders>
+              <w:top w:val="single" w:sz="6" w:space="0" w:color="000000" w:themeColor="text1"/>
+              <w:left w:val="single" w:sz="6" w:space="0" w:color="000000" w:themeColor="text1"/>
+              <w:bottom w:val="single" w:sz="6" w:space="0" w:color="000000" w:themeColor="text1"/>
+              <w:right w:val="single" w:sz="6" w:space="0" w:color="000000" w:themeColor="text1"/>
+            </w:tcBorders>
+            <w:tcMar>
+              <w:left w:w="105" w:type="dxa"/>
+              <w:right w:w="105" w:type="dxa"/>
+            </w:tcMar>
+            <w:vAlign w:val="center"/>
+          </w:tcPr>
+          <w:p>
+            <w:pPr>
+              <w:spacing w:line="480" w:lineRule="auto"/>
+              <w:jc w:val="center"/>
+              <w:rPr>
+                <w:rFonts w:eastAsia="Times New Roman"/>
+                <w:color w:val="000000" w:themeColor="text1"/>
+              </w:rPr>
+            </w:pPr>
+            <w:proofErr w:type="spellStart"/>
+            <w:r>
+              <w:rPr>
+                <w:rFonts w:eastAsia="Times New Roman"/>
+                <w:i/>
+                <w:iCs/>
+                <w:color w:val="000000" w:themeColor="text1"/>
+              </w:rPr>
+              <w:t>Input</w:t>
+            </w:r>
+            <w:proofErr w:type="spellEnd"/>
+            <w:r>
+              <w:rPr>
+                <w:rFonts w:eastAsia="Times New Roman"/>
+                <w:i/>
+                <w:iCs/>
+                <w:color w:val="000000" w:themeColor="text1"/>
+              </w:rPr>
+              <w:t xml:space="preserve"> </w:t>
+            </w:r>
+            <w:proofErr w:type="spellStart"/>
+            <w:r>
+              <w:rPr>
+                <w:rFonts w:eastAsia="Times New Roman"/>
+                <w:i/>
+                <w:iCs/>
+                <w:color w:val="000000" w:themeColor="text1"/>
+              </w:rPr>
+              <w:t>Block</w:t>
+            </w:r>
+            <w:proofErr w:type="spellEnd"/>
+          </w:p>
+        </w:tc>
+        <w:tc>
+          <w:tcPr>
+            <w:tcW w:w="2678" w:type="dxa"/>
+            <w:tcBorders>
+              <w:top w:val="single" w:sz="6" w:space="0" w:color="000000" w:themeColor="text1"/>
+              <w:left w:val="single" w:sz="6" w:space="0" w:color="000000" w:themeColor="text1"/>
+              <w:bottom w:val="single" w:sz="6" w:space="0" w:color="000000" w:themeColor="text1"/>
+              <w:right w:val="single" w:sz="6" w:space="0" w:color="000000" w:themeColor="text1"/>
+            </w:tcBorders>
+            <w:tcMar>
+              <w:left w:w="105" w:type="dxa"/>
+              <w:right w:w="105" w:type="dxa"/>
+            </w:tcMar>
+          </w:tcPr>
+          <w:p>
+            <w:pPr>
+              <w:spacing w:line="480" w:lineRule="auto"/>
+              <w:rPr>
+                <w:rFonts w:eastAsia="Times New Roman"/>
+                <w:color w:val="000000" w:themeColor="text1"/>
+              </w:rPr>
+            </w:pPr>
+            <w:r>
+              <w:rPr>
+                <w:rFonts w:eastAsia="Times New Roman"/>
+                <w:color w:val="000000" w:themeColor="text1"/>
+              </w:rPr>
+              <w:t>Blok yang menerima sinyal atau data dari luar sistem (misal: sensor MPU6050, PT100, GPS). Biasanya terletak di sisi paling kiri diagram.</w:t>
+            </w:r>
+          </w:p>
+        </w:tc>
+      </w:tr>
+      <w:tr>
+        <w:trPr>
+          <w:trHeight w:val="300"/>
+        </w:trPr>
+        <w:tc>
+          <w:tcPr>
+            <w:tcW w:w="617" w:type="dxa"/>
+            <w:tcBorders>
+              <w:top w:val="single" w:sz="6" w:space="0" w:color="000000" w:themeColor="text1"/>
+              <w:left w:val="single" w:sz="6" w:space="0" w:color="000000" w:themeColor="text1"/>
+              <w:bottom w:val="single" w:sz="6" w:space="0" w:color="000000" w:themeColor="text1"/>
+              <w:right w:val="single" w:sz="6" w:space="0" w:color="000000" w:themeColor="text1"/>
+            </w:tcBorders>
+            <w:tcMar>
+              <w:left w:w="105" w:type="dxa"/>
+              <w:right w:w="105" w:type="dxa"/>
+            </w:tcMar>
+            <w:vAlign w:val="center"/>
+          </w:tcPr>
+          <w:p>
+            <w:pPr>
+              <w:spacing w:line="480" w:lineRule="auto"/>
+              <w:jc w:val="center"/>
+              <w:rPr>
+                <w:rFonts w:eastAsia="Times New Roman"/>
+                <w:color w:val="000000" w:themeColor="text1"/>
+              </w:rPr>
+            </w:pPr>
+            <w:r>
+              <w:rPr>
+                <w:rFonts w:eastAsia="Times New Roman"/>
+                <w:color w:val="000000" w:themeColor="text1"/>
+              </w:rPr>
+              <w:t>4.</w:t>
+            </w:r>
+          </w:p>
+        </w:tc>
+        <w:tc>
+          <w:tcPr>
+            <w:tcW w:w="1797" w:type="dxa"/>
+            <w:tcBorders>
+              <w:top w:val="single" w:sz="6" w:space="0" w:color="000000" w:themeColor="text1"/>
+              <w:left w:val="single" w:sz="6" w:space="0" w:color="000000" w:themeColor="text1"/>
+              <w:bottom w:val="single" w:sz="6" w:space="0" w:color="000000" w:themeColor="text1"/>
+              <w:right w:val="single" w:sz="6" w:space="0" w:color="000000" w:themeColor="text1"/>
+            </w:tcBorders>
+          </w:tcPr>
+          <w:tbl>
+            <w:tblPr>
+              <w:tblStyle w:val="KisiTabel"/>
+              <w:tblpPr w:leftFromText="180" w:rightFromText="180" w:horzAnchor="margin" w:tblpY="429"/>
+              <w:tblOverlap w:val="never"/>
+              <w:tblW w:w="0" w:type="auto"/>
+              <w:tblLook w:val="04A0" w:firstRow="1" w:lastRow="0" w:firstColumn="1" w:lastColumn="0" w:noHBand="0" w:noVBand="1"/>
+            </w:tblPr>
+            <w:tblGrid>
+              <w:gridCol w:w="1571"/>
+            </w:tblGrid>
+            <w:tr>
+              <w:trPr>
+                <w:trHeight w:val="437"/>
+              </w:trPr>
+              <w:tc>
+                <w:tcPr>
+                  <w:tcW w:w="1571" w:type="dxa"/>
+                  <w:vAlign w:val="center"/>
+                </w:tcPr>
+                <w:p>
+                  <w:pPr>
+                    <w:jc w:val="center"/>
+                    <w:rPr>
+                      <w:rFonts w:eastAsia="Times New Roman"/>
+                      <w:color w:val="000000" w:themeColor="text1"/>
+                    </w:rPr>
+                  </w:pPr>
+                  <w:r>
+                    <w:rPr>
+                      <w:rFonts w:eastAsia="Times New Roman"/>
+                      <w:color w:val="000000" w:themeColor="text1"/>
+                    </w:rPr>
+                    <w:t>Proses</w:t>
+                  </w:r>
+                </w:p>
+              </w:tc>
+            </w:tr>
+            <w:tr>
+              <w:trPr>
+                <w:trHeight w:val="1262"/>
+              </w:trPr>
+              <w:tc>
+                <w:tcPr>
+                  <w:tcW w:w="1571" w:type="dxa"/>
+                </w:tcPr>
+                <w:p>
+                  <w:pPr>
+                    <w:spacing w:line="480" w:lineRule="auto"/>
+                    <w:jc w:val="center"/>
+                    <w:rPr>
+                      <w:rFonts w:eastAsia="Times New Roman"/>
+                      <w:color w:val="000000" w:themeColor="text1"/>
+                    </w:rPr>
+                  </w:pPr>
+                </w:p>
+              </w:tc>
+            </w:tr>
+          </w:tbl>
+          <w:p>
+            <w:pPr>
+              <w:spacing w:line="480" w:lineRule="auto"/>
+              <w:jc w:val="center"/>
+              <w:rPr>
+                <w:rFonts w:eastAsia="Times New Roman"/>
+                <w:color w:val="000000" w:themeColor="text1"/>
+              </w:rPr>
+            </w:pPr>
+          </w:p>
+        </w:tc>
+        <w:tc>
+          <w:tcPr>
+            <w:tcW w:w="1570" w:type="dxa"/>
+            <w:tcBorders>
+              <w:top w:val="single" w:sz="6" w:space="0" w:color="000000" w:themeColor="text1"/>
+              <w:left w:val="single" w:sz="6" w:space="0" w:color="000000" w:themeColor="text1"/>
+              <w:bottom w:val="single" w:sz="6" w:space="0" w:color="000000" w:themeColor="text1"/>
+              <w:right w:val="single" w:sz="6" w:space="0" w:color="000000" w:themeColor="text1"/>
+            </w:tcBorders>
+            <w:tcMar>
+              <w:left w:w="105" w:type="dxa"/>
+              <w:right w:w="105" w:type="dxa"/>
+            </w:tcMar>
+            <w:vAlign w:val="center"/>
+          </w:tcPr>
+          <w:p>
+            <w:pPr>
+              <w:spacing w:line="480" w:lineRule="auto"/>
+              <w:jc w:val="center"/>
+              <w:rPr>
+                <w:rFonts w:eastAsia="Times New Roman"/>
+                <w:color w:val="000000" w:themeColor="text1"/>
+              </w:rPr>
+            </w:pPr>
+            <w:proofErr w:type="spellStart"/>
+            <w:r>
+              <w:rPr>
+                <w:rFonts w:eastAsia="Times New Roman"/>
+                <w:i/>
+                <w:iCs/>
+                <w:color w:val="000000" w:themeColor="text1"/>
+              </w:rPr>
+              <w:lastRenderedPageBreak/>
+              <w:t>Processing</w:t>
+            </w:r>
+            <w:proofErr w:type="spellEnd"/>
+            <w:r>
+              <w:rPr>
+                <w:rFonts w:eastAsia="Times New Roman"/>
+                <w:i/>
+                <w:iCs/>
+                <w:color w:val="000000" w:themeColor="text1"/>
+              </w:rPr>
+              <w:t xml:space="preserve"> </w:t>
+            </w:r>
+            <w:proofErr w:type="spellStart"/>
+            <w:r>
+              <w:rPr>
+                <w:rFonts w:eastAsia="Times New Roman"/>
+                <w:i/>
+                <w:iCs/>
+                <w:color w:val="000000" w:themeColor="text1"/>
+              </w:rPr>
+              <w:t>Block</w:t>
+            </w:r>
+            <w:proofErr w:type="spellEnd"/>
+          </w:p>
+        </w:tc>
+        <w:tc>
+          <w:tcPr>
+            <w:tcW w:w="2678" w:type="dxa"/>
+            <w:tcBorders>
+              <w:top w:val="single" w:sz="6" w:space="0" w:color="000000" w:themeColor="text1"/>
+              <w:left w:val="single" w:sz="6" w:space="0" w:color="000000" w:themeColor="text1"/>
+              <w:bottom w:val="single" w:sz="6" w:space="0" w:color="000000" w:themeColor="text1"/>
+              <w:right w:val="single" w:sz="6" w:space="0" w:color="000000" w:themeColor="text1"/>
+            </w:tcBorders>
+            <w:tcMar>
+              <w:left w:w="105" w:type="dxa"/>
+              <w:right w:w="105" w:type="dxa"/>
+            </w:tcMar>
+          </w:tcPr>
+          <w:p>
+            <w:pPr>
+              <w:spacing w:line="480" w:lineRule="auto"/>
+              <w:rPr>
+                <w:rFonts w:eastAsia="Times New Roman"/>
+                <w:color w:val="000000" w:themeColor="text1"/>
+              </w:rPr>
+            </w:pPr>
+            <w:r>
+              <w:rPr>
+                <w:rFonts w:eastAsia="Times New Roman"/>
+                <w:color w:val="000000" w:themeColor="text1"/>
+              </w:rPr>
+              <w:t xml:space="preserve">Blok yang melakukan operasi atau transformasi </w:t>
+            </w:r>
+            <w:r>
+              <w:rPr>
+                <w:rFonts w:eastAsia="Times New Roman"/>
+                <w:color w:val="000000" w:themeColor="text1"/>
+              </w:rPr>
+              <w:lastRenderedPageBreak/>
+              <w:t xml:space="preserve">terhadap data (misal: ESP32-S3, FFT, model </w:t>
+            </w:r>
+            <w:proofErr w:type="spellStart"/>
+            <w:r>
+              <w:rPr>
+                <w:rFonts w:eastAsia="Times New Roman"/>
+                <w:color w:val="000000" w:themeColor="text1"/>
+              </w:rPr>
+              <w:t>TinyML</w:t>
+            </w:r>
+            <w:proofErr w:type="spellEnd"/>
+            <w:r>
+              <w:rPr>
+                <w:rFonts w:eastAsia="Times New Roman"/>
+                <w:color w:val="000000" w:themeColor="text1"/>
+              </w:rPr>
+              <w:t>). Berada di tengah alur data sistem.</w:t>
+            </w:r>
+          </w:p>
+        </w:tc>
+      </w:tr>
+      <w:tr>
+        <w:trPr>
+          <w:trHeight w:val="300"/>
+        </w:trPr>
+        <w:tc>
+          <w:tcPr>
+            <w:tcW w:w="617" w:type="dxa"/>
+            <w:tcBorders>
+              <w:top w:val="single" w:sz="6" w:space="0" w:color="000000" w:themeColor="text1"/>
+              <w:left w:val="single" w:sz="6" w:space="0" w:color="000000" w:themeColor="text1"/>
+              <w:bottom w:val="single" w:sz="6" w:space="0" w:color="000000" w:themeColor="text1"/>
+              <w:right w:val="single" w:sz="6" w:space="0" w:color="000000" w:themeColor="text1"/>
+            </w:tcBorders>
+            <w:tcMar>
+              <w:left w:w="105" w:type="dxa"/>
+              <w:right w:w="105" w:type="dxa"/>
+            </w:tcMar>
+            <w:vAlign w:val="center"/>
+          </w:tcPr>
+          <w:p>
+            <w:pPr>
+              <w:spacing w:line="480" w:lineRule="auto"/>
+              <w:jc w:val="center"/>
+              <w:rPr>
+                <w:rFonts w:eastAsia="Times New Roman"/>
+                <w:color w:val="000000" w:themeColor="text1"/>
+              </w:rPr>
+            </w:pPr>
+            <w:r>
+              <w:rPr>
+                <w:rFonts w:eastAsia="Times New Roman"/>
+                <w:color w:val="000000" w:themeColor="text1"/>
+              </w:rPr>
+              <w:lastRenderedPageBreak/>
+              <w:t>5.</w:t>
+            </w:r>
+          </w:p>
+        </w:tc>
+        <w:tc>
+          <w:tcPr>
+            <w:tcW w:w="1797" w:type="dxa"/>
+            <w:tcBorders>
+              <w:top w:val="single" w:sz="6" w:space="0" w:color="000000" w:themeColor="text1"/>
+              <w:left w:val="single" w:sz="6" w:space="0" w:color="000000" w:themeColor="text1"/>
+              <w:bottom w:val="single" w:sz="6" w:space="0" w:color="000000" w:themeColor="text1"/>
+              <w:right w:val="single" w:sz="6" w:space="0" w:color="000000" w:themeColor="text1"/>
+            </w:tcBorders>
+          </w:tcPr>
+          <w:tbl>
+            <w:tblPr>
+              <w:tblStyle w:val="KisiTabel"/>
+              <w:tblpPr w:leftFromText="180" w:rightFromText="180" w:horzAnchor="margin" w:tblpY="429"/>
+              <w:tblOverlap w:val="never"/>
+              <w:tblW w:w="0" w:type="auto"/>
+              <w:tblLook w:val="04A0" w:firstRow="1" w:lastRow="0" w:firstColumn="1" w:lastColumn="0" w:noHBand="0" w:noVBand="1"/>
+            </w:tblPr>
+            <w:tblGrid>
+              <w:gridCol w:w="1571"/>
+            </w:tblGrid>
+            <w:tr>
+              <w:trPr>
+                <w:trHeight w:val="437"/>
+              </w:trPr>
+              <w:tc>
+                <w:tcPr>
+                  <w:tcW w:w="1571" w:type="dxa"/>
+                  <w:vAlign w:val="center"/>
+                </w:tcPr>
+                <w:p>
+                  <w:pPr>
+                    <w:jc w:val="center"/>
+                    <w:rPr>
+                      <w:rFonts w:eastAsia="Times New Roman"/>
+                      <w:color w:val="000000" w:themeColor="text1"/>
+                    </w:rPr>
+                  </w:pPr>
+                  <w:proofErr w:type="spellStart"/>
+                  <w:r>
+                    <w:rPr>
+                      <w:rFonts w:eastAsia="Times New Roman"/>
+                      <w:color w:val="000000" w:themeColor="text1"/>
+                    </w:rPr>
+                    <w:t>Output</w:t>
+                  </w:r>
+                  <w:proofErr w:type="spellEnd"/>
+                </w:p>
+              </w:tc>
+            </w:tr>
+            <w:tr>
+              <w:trPr>
+                <w:trHeight w:val="2016"/>
+              </w:trPr>
+              <w:tc>
+                <w:tcPr>
+                  <w:tcW w:w="1571" w:type="dxa"/>
+                </w:tcPr>
+                <w:p>
+                  <w:pPr>
+                    <w:spacing w:line="480" w:lineRule="auto"/>
+                    <w:jc w:val="center"/>
+                    <w:rPr>
+                      <w:rFonts w:eastAsia="Times New Roman"/>
+                      <w:color w:val="000000" w:themeColor="text1"/>
+                    </w:rPr>
+                  </w:pPr>
+                </w:p>
+              </w:tc>
+            </w:tr>
+          </w:tbl>
+          <w:p>
+            <w:pPr>
+              <w:spacing w:line="480" w:lineRule="auto"/>
+              <w:jc w:val="center"/>
+              <w:rPr>
+                <w:rFonts w:eastAsia="Times New Roman"/>
+                <w:color w:val="000000" w:themeColor="text1"/>
+              </w:rPr>
+            </w:pPr>
+          </w:p>
+        </w:tc>
+        <w:tc>
+          <w:tcPr>
+            <w:tcW w:w="1570" w:type="dxa"/>
+            <w:tcBorders>
+              <w:top w:val="single" w:sz="6" w:space="0" w:color="000000" w:themeColor="text1"/>
+              <w:left w:val="single" w:sz="6" w:space="0" w:color="000000" w:themeColor="text1"/>
+              <w:bottom w:val="single" w:sz="6" w:space="0" w:color="000000" w:themeColor="text1"/>
+              <w:right w:val="single" w:sz="6" w:space="0" w:color="000000" w:themeColor="text1"/>
+            </w:tcBorders>
+            <w:tcMar>
+              <w:left w:w="105" w:type="dxa"/>
+              <w:right w:w="105" w:type="dxa"/>
+            </w:tcMar>
+            <w:vAlign w:val="center"/>
+          </w:tcPr>
+          <w:p>
+            <w:pPr>
+              <w:spacing w:line="480" w:lineRule="auto"/>
+              <w:jc w:val="center"/>
+              <w:rPr>
+                <w:rFonts w:eastAsia="Times New Roman"/>
+                <w:color w:val="000000" w:themeColor="text1"/>
+              </w:rPr>
+            </w:pPr>
+            <w:proofErr w:type="spellStart"/>
+            <w:r>
+              <w:rPr>
+                <w:rFonts w:eastAsia="Times New Roman"/>
+                <w:i/>
+                <w:iCs/>
+                <w:color w:val="000000" w:themeColor="text1"/>
+              </w:rPr>
+              <w:t>Output</w:t>
+            </w:r>
+            <w:proofErr w:type="spellEnd"/>
+            <w:r>
+              <w:rPr>
+                <w:rFonts w:eastAsia="Times New Roman"/>
+                <w:i/>
+                <w:iCs/>
+                <w:color w:val="000000" w:themeColor="text1"/>
+              </w:rPr>
+              <w:t xml:space="preserve"> </w:t>
+            </w:r>
+            <w:proofErr w:type="spellStart"/>
+            <w:r>
+              <w:rPr>
+                <w:rFonts w:eastAsia="Times New Roman"/>
+                <w:i/>
+                <w:iCs/>
+                <w:color w:val="000000" w:themeColor="text1"/>
+              </w:rPr>
+              <w:t>Block</w:t>
+            </w:r>
+            <w:proofErr w:type="spellEnd"/>
+          </w:p>
+        </w:tc>
+        <w:tc>
+          <w:tcPr>
+            <w:tcW w:w="2678" w:type="dxa"/>
+            <w:tcBorders>
+              <w:top w:val="single" w:sz="6" w:space="0" w:color="000000" w:themeColor="text1"/>
+              <w:left w:val="single" w:sz="6" w:space="0" w:color="000000" w:themeColor="text1"/>
+              <w:bottom w:val="single" w:sz="6" w:space="0" w:color="000000" w:themeColor="text1"/>
+              <w:right w:val="single" w:sz="6" w:space="0" w:color="000000" w:themeColor="text1"/>
+            </w:tcBorders>
+            <w:tcMar>
+              <w:left w:w="105" w:type="dxa"/>
+              <w:right w:w="105" w:type="dxa"/>
+            </w:tcMar>
+          </w:tcPr>
+          <w:p>
+            <w:pPr>
+              <w:spacing w:line="480" w:lineRule="auto"/>
+              <w:rPr>
+                <w:rFonts w:eastAsia="Times New Roman"/>
+                <w:color w:val="000000" w:themeColor="text1"/>
+              </w:rPr>
+            </w:pPr>
+            <w:r>
+              <w:rPr>
+                <w:rFonts w:eastAsia="Times New Roman"/>
+                <w:color w:val="000000" w:themeColor="text1"/>
+              </w:rPr>
+              <w:t xml:space="preserve">Blok yang menghasilkan keluaran akhir sistem (misal: hasil klasifikasi kondisi mesin, data MQTT ke platform </w:t>
+            </w:r>
+            <w:proofErr w:type="spellStart"/>
+            <w:r>
+              <w:rPr>
+                <w:rFonts w:eastAsia="Times New Roman"/>
+                <w:color w:val="000000" w:themeColor="text1"/>
+              </w:rPr>
+              <w:t>monitoring</w:t>
+            </w:r>
+            <w:proofErr w:type="spellEnd"/>
+            <w:r>
+              <w:rPr>
+                <w:rFonts w:eastAsia="Times New Roman"/>
+                <w:color w:val="000000" w:themeColor="text1"/>
+              </w:rPr>
+              <w:t>). Terletak di sisi paling kanan diagram.</w:t>
+            </w:r>
+          </w:p>
+        </w:tc>
+      </w:tr>
+    </w:tbl>
+    <w:p>
+      <w:pPr>
+        <w:pStyle w:val="DaftarParagraf"/>
+        <w:numPr>
+          <w:ilvl w:val="0"/>
+          <w:numId w:val="0"/>
+        </w:numPr>
+        <w:pBdr>
+          <w:top w:val="nil"/>
+          <w:left w:val="nil"/>
+          <w:bottom w:val="nil"/>
+          <w:right w:val="nil"/>
+          <w:between w:val="nil"/>
+        </w:pBdr>
+        <w:spacing w:after="0" w:line="360" w:lineRule="auto"/>
+        <w:ind w:left="1276"/>
+        <w:jc w:val="both"/>
+        <w:rPr>
+          <w:rFonts w:eastAsia="Times New Roman"/>
+          <w:color w:val="000000"/>
+        </w:rPr>
+      </w:pPr>
+    </w:p>
+    <w:p>
+      <w:pPr>
+        <w:pStyle w:val="DaftarParagraf"/>
+        <w:numPr>
+          <w:ilvl w:val="0"/>
+          <w:numId w:val="0"/>
+        </w:numPr>
+        <w:pBdr>
+          <w:top w:val="nil"/>
+          <w:left w:val="nil"/>
+          <w:bottom w:val="nil"/>
+          <w:right w:val="nil"/>
+          <w:between w:val="nil"/>
+        </w:pBdr>
+        <w:spacing w:after="0" w:line="360" w:lineRule="auto"/>
+        <w:ind w:left="1276" w:firstLine="567"/>
+        <w:jc w:val="both"/>
+        <w:rPr>
+          <w:rFonts w:eastAsia="Times New Roman"/>
+          <w:color w:val="000000"/>
+        </w:rPr>
+      </w:pPr>
+    </w:p>
+    <w:p>
+      <w:pPr>
+        <w:pStyle w:val="DaftarParagraf"/>
+        <w:numPr>
+          <w:ilvl w:val="0"/>
+          <w:numId w:val="0"/>
+        </w:numPr>
+        <w:pBdr>
+          <w:top w:val="nil"/>
+          <w:left w:val="nil"/>
+          <w:bottom w:val="nil"/>
+          <w:right w:val="nil"/>
+          <w:between w:val="nil"/>
+        </w:pBdr>
+        <w:spacing w:after="0" w:line="360" w:lineRule="auto"/>
+        <w:ind w:left="1276" w:firstLine="567"/>
+        <w:jc w:val="both"/>
+        <w:rPr>
+          <w:rFonts w:eastAsia="Times New Roman"/>
+          <w:color w:val="000000"/>
+        </w:rPr>
+      </w:pPr>
+    </w:p>
+    <w:p>
+      <w:pPr>
+        <w:pStyle w:val="DaftarParagraf"/>
+        <w:numPr>
+          <w:ilvl w:val="0"/>
+          <w:numId w:val="0"/>
+        </w:numPr>
+        <w:pBdr>
+          <w:top w:val="nil"/>
+          <w:left w:val="nil"/>
+          <w:bottom w:val="nil"/>
+          <w:right w:val="nil"/>
+          <w:between w:val="nil"/>
+        </w:pBdr>
+        <w:spacing w:after="0" w:line="360" w:lineRule="auto"/>
+        <w:ind w:left="1276" w:firstLine="567"/>
+        <w:jc w:val="both"/>
+        <w:rPr>
+          <w:rFonts w:eastAsia="Times New Roman"/>
+          <w:color w:val="000000"/>
+        </w:rPr>
+      </w:pPr>
+    </w:p>
     <w:p>
       <w:pPr>
         <w:tabs>
@@ -24581,7 +27632,7 @@
           <w:color w:val="000000"/>
         </w:rPr>
         <w:drawing>
-          <wp:anchor distT="0" distB="0" distL="114300" distR="114300" simplePos="0" relativeHeight="251663360" behindDoc="0" locked="0" layoutInCell="1" allowOverlap="1" wp14:anchorId="03E19F49" wp14:editId="036BE4A5">
+          <wp:anchor distT="0" distB="0" distL="114300" distR="114300" simplePos="0" relativeHeight="251663360" behindDoc="0" locked="0" layoutInCell="1" allowOverlap="1" wp14:anchorId="03E19F49" wp14:editId="273E1DDE">
             <wp:simplePos x="0" y="0"/>
             <wp:positionH relativeFrom="column">
               <wp:posOffset>594360</wp:posOffset>
@@ -24753,7 +27804,6 @@
           <w:between w:val="nil"/>
         </w:pBdr>
         <w:spacing w:after="0" w:line="360" w:lineRule="auto"/>
-        <w:ind w:left="851" w:firstLine="567"/>
         <w:jc w:val="both"/>
         <w:rPr>
           <w:rFonts w:eastAsia="Times New Roman"/>
@@ -24952,7 +28002,7 @@
           <w:noProof/>
         </w:rPr>
         <w:drawing>
-          <wp:inline distT="0" distB="0" distL="0" distR="0" wp14:anchorId="28A5A121" wp14:editId="7DE48101">
+          <wp:inline distT="0" distB="0" distL="0" distR="0" wp14:anchorId="28A5A121" wp14:editId="78E5E98F">
             <wp:extent cx="3960468" cy="2227580"/>
             <wp:effectExtent l="0" t="0" r="2540" b="1270"/>
             <wp:docPr id="1971309721" name="Picture 1"/>
@@ -34762,8 +37812,8 @@
         </w:rPr>
         <w:lastRenderedPageBreak/>
         <w:drawing>
-          <wp:inline distT="0" distB="0" distL="0" distR="0" wp14:anchorId="50CB1F50" wp14:editId="741F4C5E">
-            <wp:extent cx="3780000" cy="2742354"/>
+          <wp:inline distT="0" distB="0" distL="0" distR="0" wp14:anchorId="50CB1F50" wp14:editId="0B4349D5">
+            <wp:extent cx="3761471" cy="2742354"/>
             <wp:effectExtent l="0" t="0" r="0" b="1270"/>
             <wp:docPr id="477215502" name="Gambar 1"/>
             <wp:cNvGraphicFramePr>
@@ -34777,7 +37827,7 @@
                     <pic:cNvPicPr/>
                   </pic:nvPicPr>
                   <pic:blipFill>
-                    <a:blip r:embed="rId24" cstate="print">
+                    <a:blip r:embed="rId24">
                       <a:extLst>
                         <a:ext uri="{28A0092B-C50C-407E-A947-70E740481C1C}">
                           <a14:useLocalDpi xmlns:a14="http://schemas.microsoft.com/office/drawing/2010/main" val="0"/>
@@ -34791,7 +37841,7 @@
                   <pic:spPr>
                     <a:xfrm>
                       <a:off x="0" y="0"/>
-                      <a:ext cx="3780000" cy="2742354"/>
+                      <a:ext cx="3761471" cy="2742354"/>
                     </a:xfrm>
                     <a:prstGeom prst="rect">
                       <a:avLst/>
@@ -34904,35 +37954,7 @@
         <w:jc w:val="both"/>
       </w:pPr>
       <w:r>
-        <w:t>Berdasarkan Gambar 5.2, sistem berhasil mengembalikan informasi berupa jenis makanan yang terdeteksi, tingkat kepercayaan (</w:t>
-      </w:r>
-      <w:proofErr w:type="spellStart"/>
-      <w:r>
-        <w:rPr>
-          <w:i/>
-          <w:iCs/>
-        </w:rPr>
-        <w:t>confidence</w:t>
-      </w:r>
-      <w:proofErr w:type="spellEnd"/>
-      <w:r>
-        <w:rPr>
-          <w:i/>
-          <w:iCs/>
-        </w:rPr>
-        <w:t xml:space="preserve"> </w:t>
-      </w:r>
-      <w:proofErr w:type="spellStart"/>
-      <w:r>
-        <w:rPr>
-          <w:i/>
-          <w:iCs/>
-        </w:rPr>
-        <w:t>score</w:t>
-      </w:r>
-      <w:proofErr w:type="spellEnd"/>
-      <w:r>
-        <w:t>), luas area objek nasi hasil segmentasi, serta estimasi berat nasi yang dihitung berdasarkan luas area tersebut. Data dalam format JSON memungkinkan hasil prediksi diintegrasikan dengan berbagai aplikasi yang membutuhkan layanan deteksi makanan secara otomatis.</w:t>
+        <w:t>Berdasarkan Gambar 5.2, sistem berhasil mengembalikan informasi berupa jenis makanan yang terdeteksi, luas area objek nasi hasil segmentasi, serta estimasi berat nasi yang dihitung berdasarkan luas area tersebut. Data dalam format JSON memungkinkan hasil prediksi diintegrasikan dengan berbagai aplikasi yang membutuhkan layanan deteksi makanan secara otomatis.</w:t>
       </w:r>
     </w:p>
     <w:p>
@@ -34992,11 +38014,11 @@
         <w:jc w:val="both"/>
       </w:pPr>
       <w:r>
-        <w:t xml:space="preserve">Hasil deteksi dan segmentasi makanan merupakan keluaran utama yang dihasilkan oleh model YOLO26 Segmentasi. Pada tahap ini sistem mengidentifikasi objek makanan yang terdapat </w:t>
+        <w:t xml:space="preserve">Hasil deteksi dan segmentasi makanan merupakan keluaran utama yang dihasilkan oleh model YOLO26 Segmentasi. Pada tahap ini sistem mengidentifikasi objek makanan yang terdapat pada citra sekaligus menghasilkan area segmentasi yang </w:t>
       </w:r>
       <w:r>
         <w:lastRenderedPageBreak/>
-        <w:t>pada citra sekaligus menghasilkan area segmentasi yang mengikuti bentuk objek. Informasi tersebut digunakan untuk mengetahui jenis makanan yang terdeteksi dan menghitung luas area objek nasi.</w:t>
+        <w:t>mengikuti bentuk objek. Informasi tersebut digunakan untuk mengetahui jenis makanan yang terdeteksi dan menghitung luas area objek nasi.</w:t>
       </w:r>
       <w:r>
         <w:t xml:space="preserve"> </w:t>
@@ -38735,8 +41757,20 @@
           <w:sz w:val="24"/>
           <w:szCs w:val="24"/>
         </w:rPr>
-        <w:t xml:space="preserve"> Curve</w:t>
-      </w:r>
+        <w:t xml:space="preserve"> </w:t>
+      </w:r>
+      <w:proofErr w:type="spellStart"/>
+      <w:r>
+        <w:rPr>
+          <w:i w:val="0"/>
+          <w:iCs w:val="0"/>
+          <w:color w:val="000000" w:themeColor="text1"/>
+          <w:sz w:val="24"/>
+          <w:szCs w:val="24"/>
+        </w:rPr>
+        <w:t>Curve</w:t>
+      </w:r>
+      <w:proofErr w:type="spellEnd"/>
     </w:p>
     <w:p>
       <w:pPr>
@@ -38847,12 +41881,24 @@
         <w:spacing w:after="0" w:line="360" w:lineRule="auto"/>
         <w:ind w:left="1701" w:hanging="425"/>
         <w:jc w:val="both"/>
-      </w:pPr>
-      <w:r>
+        <w:rPr>
+          <w:i/>
+          <w:iCs/>
+        </w:rPr>
+      </w:pPr>
+      <w:r>
+        <w:rPr>
+          <w:i/>
+          <w:iCs/>
+        </w:rPr>
         <w:t xml:space="preserve">F1-Confidence </w:t>
       </w:r>
       <w:proofErr w:type="spellStart"/>
       <w:r>
+        <w:rPr>
+          <w:i/>
+          <w:iCs/>
+        </w:rPr>
         <w:t>Curve</w:t>
       </w:r>
       <w:proofErr w:type="spellEnd"/>
@@ -38869,10 +41915,18 @@
         <w:jc w:val="both"/>
       </w:pPr>
       <w:r>
+        <w:rPr>
+          <w:i/>
+          <w:iCs/>
+        </w:rPr>
         <w:t xml:space="preserve">F1-Confidence </w:t>
       </w:r>
       <w:proofErr w:type="spellStart"/>
       <w:r>
+        <w:rPr>
+          <w:i/>
+          <w:iCs/>
+        </w:rPr>
         <w:t>Curve</w:t>
       </w:r>
       <w:proofErr w:type="spellEnd"/>
@@ -38881,6 +41935,10 @@
       </w:r>
       <w:proofErr w:type="spellStart"/>
       <w:r>
+        <w:rPr>
+          <w:i/>
+          <w:iCs/>
+        </w:rPr>
         <w:t>confidence</w:t>
       </w:r>
       <w:proofErr w:type="spellEnd"/>
@@ -38889,6 +41947,10 @@
       </w:r>
       <w:proofErr w:type="spellStart"/>
       <w:r>
+        <w:rPr>
+          <w:i/>
+          <w:iCs/>
+        </w:rPr>
         <w:t>threshold</w:t>
       </w:r>
       <w:proofErr w:type="spellEnd"/>
@@ -38897,6 +41959,10 @@
       </w:r>
       <w:proofErr w:type="spellStart"/>
       <w:r>
+        <w:rPr>
+          <w:i/>
+          <w:iCs/>
+        </w:rPr>
         <w:t>precision</w:t>
       </w:r>
       <w:proofErr w:type="spellEnd"/>
@@ -38905,6 +41971,10 @@
       </w:r>
       <w:proofErr w:type="spellStart"/>
       <w:r>
+        <w:rPr>
+          <w:i/>
+          <w:iCs/>
+        </w:rPr>
         <w:t>recall</w:t>
       </w:r>
       <w:proofErr w:type="spellEnd"/>
@@ -38913,6 +41983,10 @@
       </w:r>
       <w:proofErr w:type="spellStart"/>
       <w:r>
+        <w:rPr>
+          <w:i/>
+          <w:iCs/>
+        </w:rPr>
         <w:t>Curve</w:t>
       </w:r>
       <w:proofErr w:type="spellEnd"/>
@@ -48527,7 +51601,6 @@
   <w:style w:type="character" w:default="1" w:styleId="FontParagrafDefault">
     <w:name w:val="Default Paragraph Font"/>
     <w:uiPriority w:val="1"/>
-    <w:semiHidden/>
     <w:unhideWhenUsed/>
   </w:style>
   <w:style w:type="table" w:default="1" w:styleId="TabelNormal">
